--- a/SeminarskiRadKK.docx
+++ b/SeminarskiRadKK.docx
@@ -1705,7 +1705,7 @@
           <w:szCs w:val="24"/>
           <w:lang w:val="sr-Latn-RS" w:eastAsia="zh-CN" w:bidi="ar"/>
         </w:rPr>
-        <w:t>13</w:t>
+        <w:t>16</w:t>
       </w:r>
     </w:p>
     <w:p>
@@ -1768,8 +1768,10 @@
           <w:szCs w:val="24"/>
           <w:lang w:val="sr-Latn-RS" w:eastAsia="zh-CN" w:bidi="ar"/>
         </w:rPr>
-        <w:t>14</w:t>
-      </w:r>
+        <w:t>17</w:t>
+      </w:r>
+      <w:bookmarkStart w:id="0" w:name="_GoBack"/>
+      <w:bookmarkEnd w:id="0"/>
     </w:p>
     <w:p>
       <w:pPr>
@@ -2825,6 +2827,7 @@
         <w:keepLines w:val="0"/>
         <w:widowControl/>
         <w:numPr>
+          <w:ilvl w:val="0"/>
           <w:numId w:val="0"/>
         </w:numPr>
         <w:suppressLineNumbers w:val="0"/>
@@ -2856,6 +2859,7 @@
         <w:keepLines w:val="0"/>
         <w:widowControl/>
         <w:numPr>
+          <w:ilvl w:val="0"/>
           <w:numId w:val="0"/>
         </w:numPr>
         <w:suppressLineNumbers w:val="0"/>
@@ -17149,8 +17153,6 @@
           <w:lang w:val="sr-Latn-RS" w:eastAsia="zh-CN" w:bidi="ar"/>
         </w:rPr>
       </w:pPr>
-      <w:bookmarkStart w:id="0" w:name="_GoBack"/>
-      <w:bookmarkEnd w:id="0"/>
     </w:p>
     <w:p>
       <w:pPr>

--- a/SeminarskiRadKK.docx
+++ b/SeminarskiRadKK.docx
@@ -1665,7 +1665,7 @@
           <w:kern w:val="0"/>
           <w:sz w:val="24"/>
           <w:szCs w:val="24"/>
-          <w:lang w:val="sr-Latn-RS" w:eastAsia="zh-CN" w:bidi="ar"/>
+          <w:lang w:val="en-US" w:eastAsia="zh-CN" w:bidi="ar"/>
         </w:rPr>
       </w:pPr>
       <w:r>
@@ -1705,7 +1705,20 @@
           <w:szCs w:val="24"/>
           <w:lang w:val="sr-Latn-RS" w:eastAsia="zh-CN" w:bidi="ar"/>
         </w:rPr>
-        <w:t>16</w:t>
+        <w:t>1</w:t>
+      </w:r>
+      <w:r>
+        <w:rPr>
+          <w:rFonts w:hint="default" w:ascii="Times New Roman" w:hAnsi="Times New Roman" w:eastAsia="SimSun" w:cs="Times New Roman"/>
+          <w:b/>
+          <w:bCs/>
+          <w:color w:val="000000"/>
+          <w:kern w:val="0"/>
+          <w:sz w:val="24"/>
+          <w:szCs w:val="24"/>
+          <w:lang w:val="en-US" w:eastAsia="zh-CN" w:bidi="ar"/>
+        </w:rPr>
+        <w:t>7</w:t>
       </w:r>
     </w:p>
     <w:p>
@@ -1728,7 +1741,7 @@
           <w:kern w:val="0"/>
           <w:sz w:val="24"/>
           <w:szCs w:val="24"/>
-          <w:lang w:val="sr-Latn-RS" w:eastAsia="zh-CN" w:bidi="ar"/>
+          <w:lang w:val="en-US" w:eastAsia="zh-CN" w:bidi="ar"/>
         </w:rPr>
       </w:pPr>
       <w:r>
@@ -1768,7 +1781,20 @@
           <w:szCs w:val="24"/>
           <w:lang w:val="sr-Latn-RS" w:eastAsia="zh-CN" w:bidi="ar"/>
         </w:rPr>
-        <w:t>17</w:t>
+        <w:t>1</w:t>
+      </w:r>
+      <w:r>
+        <w:rPr>
+          <w:rFonts w:hint="default" w:ascii="Times New Roman" w:hAnsi="Times New Roman" w:eastAsia="SimSun" w:cs="Times New Roman"/>
+          <w:b/>
+          <w:bCs/>
+          <w:color w:val="000000"/>
+          <w:kern w:val="0"/>
+          <w:sz w:val="24"/>
+          <w:szCs w:val="24"/>
+          <w:lang w:val="en-US" w:eastAsia="zh-CN" w:bidi="ar"/>
+        </w:rPr>
+        <w:t>8</w:t>
       </w:r>
       <w:bookmarkStart w:id="0" w:name="_GoBack"/>
       <w:bookmarkEnd w:id="0"/>
@@ -13288,3377 +13314,1474 @@
     </w:p>
     <w:p>
       <w:pPr>
-        <w:ind w:firstLine="480" w:firstLineChars="200"/>
+        <w:ind w:firstLine="482" w:firstLineChars="200"/>
         <w:jc w:val="both"/>
         <w:rPr>
           <w:rFonts w:hint="default" w:ascii="Times New Roman" w:hAnsi="Times New Roman" w:eastAsia="SimSun" w:cs="Times New Roman"/>
-          <w:b w:val="0"/>
-          <w:bCs w:val="0"/>
-          <w:color w:val="000000"/>
-          <w:kern w:val="0"/>
-          <w:sz w:val="24"/>
-          <w:szCs w:val="24"/>
-          <w:lang w:val="sr-Latn-RS" w:eastAsia="zh-CN" w:bidi="ar"/>
-        </w:rPr>
-      </w:pPr>
-    </w:p>
-    <w:p>
-      <w:pPr>
-        <w:keepNext w:val="0"/>
-        <w:keepLines w:val="0"/>
-        <w:widowControl/>
-        <w:suppressLineNumbers w:val="0"/>
-        <w:shd w:val="clear" w:fill="121314"/>
-        <w:spacing w:line="228" w:lineRule="atLeast"/>
-        <w:jc w:val="left"/>
-        <w:rPr>
-          <w:rFonts w:ascii="Consolas" w:hAnsi="Consolas" w:eastAsia="Consolas" w:cs="Consolas"/>
-          <w:b w:val="0"/>
-          <w:bCs w:val="0"/>
-          <w:color w:val="BBBEBF"/>
-          <w:sz w:val="21"/>
-          <w:szCs w:val="21"/>
-        </w:rPr>
-      </w:pPr>
-      <w:r>
-        <w:rPr>
-          <w:rFonts w:hint="default" w:ascii="Consolas" w:hAnsi="Consolas" w:eastAsia="Consolas" w:cs="Consolas"/>
-          <w:b w:val="0"/>
-          <w:bCs w:val="0"/>
-          <w:color w:val="C586C0"/>
-          <w:kern w:val="0"/>
-          <w:sz w:val="21"/>
-          <w:szCs w:val="21"/>
-          <w:shd w:val="clear" w:fill="121314"/>
-          <w:lang w:val="en-US" w:eastAsia="zh-CN" w:bidi="ar"/>
+          <w:b/>
+          <w:bCs/>
+          <w:color w:val="000000"/>
+          <w:kern w:val="0"/>
+          <w:sz w:val="24"/>
+          <w:szCs w:val="24"/>
+          <w:lang w:val="en-US" w:eastAsia="zh-CN" w:bidi="ar"/>
+        </w:rPr>
+      </w:pPr>
+    </w:p>
+    <w:p>
+      <w:pPr>
+        <w:pStyle w:val="8"/>
+        <w:keepNext w:val="0"/>
+        <w:keepLines w:val="0"/>
+        <w:widowControl/>
+        <w:suppressLineNumbers w:val="0"/>
+        <w:rPr>
+          <w:rStyle w:val="7"/>
+          <w:rFonts w:hint="default" w:ascii="Times New Roman" w:hAnsi="Times New Roman" w:cs="Times New Roman"/>
+          <w:sz w:val="24"/>
+          <w:szCs w:val="24"/>
+        </w:rPr>
+      </w:pPr>
+      <w:r>
+        <w:rPr>
+          <w:rStyle w:val="7"/>
+          <w:rFonts w:hint="default" w:ascii="Times New Roman" w:hAnsi="Times New Roman" w:cs="Times New Roman"/>
+          <w:sz w:val="24"/>
+          <w:szCs w:val="24"/>
         </w:rPr>
         <w:t>@startuml</w:t>
       </w:r>
     </w:p>
     <w:p>
       <w:pPr>
-        <w:keepNext w:val="0"/>
-        <w:keepLines w:val="0"/>
-        <w:widowControl/>
-        <w:suppressLineNumbers w:val="0"/>
-        <w:shd w:val="clear" w:fill="121314"/>
-        <w:spacing w:line="228" w:lineRule="atLeast"/>
-        <w:jc w:val="left"/>
-        <w:rPr>
-          <w:rFonts w:hint="default" w:ascii="Consolas" w:hAnsi="Consolas" w:eastAsia="Consolas" w:cs="Consolas"/>
-          <w:b w:val="0"/>
-          <w:bCs w:val="0"/>
-          <w:color w:val="BBBEBF"/>
-          <w:sz w:val="21"/>
-          <w:szCs w:val="21"/>
-        </w:rPr>
-      </w:pPr>
-    </w:p>
-    <w:p>
-      <w:pPr>
-        <w:keepNext w:val="0"/>
-        <w:keepLines w:val="0"/>
-        <w:widowControl/>
-        <w:suppressLineNumbers w:val="0"/>
-        <w:shd w:val="clear" w:fill="121314"/>
-        <w:spacing w:line="228" w:lineRule="atLeast"/>
-        <w:jc w:val="left"/>
-        <w:rPr>
-          <w:rFonts w:hint="default" w:ascii="Consolas" w:hAnsi="Consolas" w:eastAsia="Consolas" w:cs="Consolas"/>
-          <w:b w:val="0"/>
-          <w:bCs w:val="0"/>
-          <w:color w:val="BBBEBF"/>
-          <w:sz w:val="21"/>
-          <w:szCs w:val="21"/>
-        </w:rPr>
-      </w:pPr>
-      <w:r>
-        <w:rPr>
-          <w:rFonts w:hint="default" w:ascii="Consolas" w:hAnsi="Consolas" w:eastAsia="Consolas" w:cs="Consolas"/>
-          <w:b w:val="0"/>
-          <w:bCs w:val="0"/>
-          <w:color w:val="FF7B72"/>
-          <w:kern w:val="0"/>
-          <w:sz w:val="21"/>
-          <w:szCs w:val="21"/>
-          <w:shd w:val="clear" w:fill="121314"/>
-          <w:lang w:val="en-US" w:eastAsia="zh-CN" w:bidi="ar"/>
-        </w:rPr>
-        <w:t>class</w:t>
-      </w:r>
-      <w:r>
-        <w:rPr>
-          <w:rFonts w:hint="default" w:ascii="Consolas" w:hAnsi="Consolas" w:eastAsia="Consolas" w:cs="Consolas"/>
-          <w:b w:val="0"/>
-          <w:bCs w:val="0"/>
-          <w:color w:val="BBBEBF"/>
-          <w:kern w:val="0"/>
-          <w:sz w:val="21"/>
-          <w:szCs w:val="21"/>
-          <w:shd w:val="clear" w:fill="121314"/>
-          <w:lang w:val="en-US" w:eastAsia="zh-CN" w:bidi="ar"/>
-        </w:rPr>
-        <w:t xml:space="preserve"> </w:t>
-      </w:r>
-      <w:r>
-        <w:rPr>
-          <w:rFonts w:hint="default" w:ascii="Consolas" w:hAnsi="Consolas" w:eastAsia="Consolas" w:cs="Consolas"/>
-          <w:b w:val="0"/>
-          <w:bCs w:val="0"/>
-          <w:color w:val="79C0FF"/>
-          <w:kern w:val="0"/>
-          <w:sz w:val="21"/>
-          <w:szCs w:val="21"/>
-          <w:shd w:val="clear" w:fill="121314"/>
-          <w:lang w:val="en-US" w:eastAsia="zh-CN" w:bidi="ar"/>
-        </w:rPr>
-        <w:t>User</w:t>
-      </w:r>
-      <w:r>
-        <w:rPr>
-          <w:rFonts w:hint="default" w:ascii="Consolas" w:hAnsi="Consolas" w:eastAsia="Consolas" w:cs="Consolas"/>
-          <w:b w:val="0"/>
-          <w:bCs w:val="0"/>
-          <w:color w:val="BBBEBF"/>
-          <w:kern w:val="0"/>
-          <w:sz w:val="21"/>
-          <w:szCs w:val="21"/>
-          <w:shd w:val="clear" w:fill="121314"/>
-          <w:lang w:val="en-US" w:eastAsia="zh-CN" w:bidi="ar"/>
-        </w:rPr>
-        <w:t xml:space="preserve"> {</w:t>
-      </w:r>
-    </w:p>
-    <w:p>
-      <w:pPr>
-        <w:keepNext w:val="0"/>
-        <w:keepLines w:val="0"/>
-        <w:widowControl/>
-        <w:suppressLineNumbers w:val="0"/>
-        <w:shd w:val="clear" w:fill="121314"/>
-        <w:spacing w:line="228" w:lineRule="atLeast"/>
-        <w:jc w:val="left"/>
-        <w:rPr>
-          <w:rFonts w:hint="default" w:ascii="Consolas" w:hAnsi="Consolas" w:eastAsia="Consolas" w:cs="Consolas"/>
-          <w:b w:val="0"/>
-          <w:bCs w:val="0"/>
-          <w:color w:val="BBBEBF"/>
-          <w:sz w:val="21"/>
-          <w:szCs w:val="21"/>
-        </w:rPr>
-      </w:pPr>
-      <w:r>
-        <w:rPr>
-          <w:rFonts w:hint="default" w:ascii="Consolas" w:hAnsi="Consolas" w:eastAsia="Consolas" w:cs="Consolas"/>
-          <w:b w:val="0"/>
-          <w:bCs w:val="0"/>
-          <w:color w:val="BBBEBF"/>
-          <w:kern w:val="0"/>
-          <w:sz w:val="21"/>
-          <w:szCs w:val="21"/>
-          <w:shd w:val="clear" w:fill="121314"/>
-          <w:lang w:val="en-US" w:eastAsia="zh-CN" w:bidi="ar"/>
-        </w:rPr>
-        <w:t xml:space="preserve">    </w:t>
-      </w:r>
-      <w:r>
-        <w:rPr>
-          <w:rFonts w:hint="default" w:ascii="Consolas" w:hAnsi="Consolas" w:eastAsia="Consolas" w:cs="Consolas"/>
-          <w:b w:val="0"/>
-          <w:bCs w:val="0"/>
-          <w:color w:val="79C0FF"/>
-          <w:kern w:val="0"/>
-          <w:sz w:val="21"/>
-          <w:szCs w:val="21"/>
-          <w:shd w:val="clear" w:fill="121314"/>
-          <w:lang w:val="en-US" w:eastAsia="zh-CN" w:bidi="ar"/>
-        </w:rPr>
-        <w:t>username</w:t>
-      </w:r>
-      <w:r>
-        <w:rPr>
-          <w:rFonts w:hint="default" w:ascii="Consolas" w:hAnsi="Consolas" w:eastAsia="Consolas" w:cs="Consolas"/>
-          <w:b w:val="0"/>
-          <w:bCs w:val="0"/>
-          <w:color w:val="BBBEBF"/>
-          <w:kern w:val="0"/>
-          <w:sz w:val="21"/>
-          <w:szCs w:val="21"/>
-          <w:shd w:val="clear" w:fill="121314"/>
-          <w:lang w:val="en-US" w:eastAsia="zh-CN" w:bidi="ar"/>
-        </w:rPr>
-        <w:t xml:space="preserve"> : </w:t>
-      </w:r>
-      <w:r>
-        <w:rPr>
-          <w:rFonts w:hint="default" w:ascii="Consolas" w:hAnsi="Consolas" w:eastAsia="Consolas" w:cs="Consolas"/>
-          <w:b w:val="0"/>
-          <w:bCs w:val="0"/>
-          <w:color w:val="4EC9B0"/>
-          <w:kern w:val="0"/>
-          <w:sz w:val="21"/>
-          <w:szCs w:val="21"/>
-          <w:shd w:val="clear" w:fill="121314"/>
-          <w:lang w:val="en-US" w:eastAsia="zh-CN" w:bidi="ar"/>
-        </w:rPr>
-        <w:t>String</w:t>
-      </w:r>
-    </w:p>
-    <w:p>
-      <w:pPr>
-        <w:keepNext w:val="0"/>
-        <w:keepLines w:val="0"/>
-        <w:widowControl/>
-        <w:suppressLineNumbers w:val="0"/>
-        <w:shd w:val="clear" w:fill="121314"/>
-        <w:spacing w:line="228" w:lineRule="atLeast"/>
-        <w:jc w:val="left"/>
-        <w:rPr>
-          <w:rFonts w:hint="default" w:ascii="Consolas" w:hAnsi="Consolas" w:eastAsia="Consolas" w:cs="Consolas"/>
-          <w:b w:val="0"/>
-          <w:bCs w:val="0"/>
-          <w:color w:val="BBBEBF"/>
-          <w:sz w:val="21"/>
-          <w:szCs w:val="21"/>
-        </w:rPr>
-      </w:pPr>
-      <w:r>
-        <w:rPr>
-          <w:rFonts w:hint="default" w:ascii="Consolas" w:hAnsi="Consolas" w:eastAsia="Consolas" w:cs="Consolas"/>
-          <w:b w:val="0"/>
-          <w:bCs w:val="0"/>
-          <w:color w:val="BBBEBF"/>
-          <w:kern w:val="0"/>
-          <w:sz w:val="21"/>
-          <w:szCs w:val="21"/>
-          <w:shd w:val="clear" w:fill="121314"/>
-          <w:lang w:val="en-US" w:eastAsia="zh-CN" w:bidi="ar"/>
-        </w:rPr>
-        <w:t xml:space="preserve">    </w:t>
-      </w:r>
-      <w:r>
-        <w:rPr>
-          <w:rFonts w:hint="default" w:ascii="Consolas" w:hAnsi="Consolas" w:eastAsia="Consolas" w:cs="Consolas"/>
-          <w:b w:val="0"/>
-          <w:bCs w:val="0"/>
-          <w:color w:val="79C0FF"/>
-          <w:kern w:val="0"/>
-          <w:sz w:val="21"/>
-          <w:szCs w:val="21"/>
-          <w:shd w:val="clear" w:fill="121314"/>
-          <w:lang w:val="en-US" w:eastAsia="zh-CN" w:bidi="ar"/>
-        </w:rPr>
-        <w:t>email</w:t>
-      </w:r>
-      <w:r>
-        <w:rPr>
-          <w:rFonts w:hint="default" w:ascii="Consolas" w:hAnsi="Consolas" w:eastAsia="Consolas" w:cs="Consolas"/>
-          <w:b w:val="0"/>
-          <w:bCs w:val="0"/>
-          <w:color w:val="BBBEBF"/>
-          <w:kern w:val="0"/>
-          <w:sz w:val="21"/>
-          <w:szCs w:val="21"/>
-          <w:shd w:val="clear" w:fill="121314"/>
-          <w:lang w:val="en-US" w:eastAsia="zh-CN" w:bidi="ar"/>
-        </w:rPr>
-        <w:t xml:space="preserve"> : </w:t>
-      </w:r>
-      <w:r>
-        <w:rPr>
-          <w:rFonts w:hint="default" w:ascii="Consolas" w:hAnsi="Consolas" w:eastAsia="Consolas" w:cs="Consolas"/>
-          <w:b w:val="0"/>
-          <w:bCs w:val="0"/>
-          <w:color w:val="4EC9B0"/>
-          <w:kern w:val="0"/>
-          <w:sz w:val="21"/>
-          <w:szCs w:val="21"/>
-          <w:shd w:val="clear" w:fill="121314"/>
-          <w:lang w:val="en-US" w:eastAsia="zh-CN" w:bidi="ar"/>
-        </w:rPr>
-        <w:t>String</w:t>
-      </w:r>
-    </w:p>
-    <w:p>
-      <w:pPr>
-        <w:keepNext w:val="0"/>
-        <w:keepLines w:val="0"/>
-        <w:widowControl/>
-        <w:suppressLineNumbers w:val="0"/>
-        <w:shd w:val="clear" w:fill="121314"/>
-        <w:spacing w:line="228" w:lineRule="atLeast"/>
-        <w:jc w:val="left"/>
-      </w:pPr>
-      <w:r>
-        <w:rPr>
-          <w:rFonts w:hint="default" w:ascii="Consolas" w:hAnsi="Consolas" w:eastAsia="Consolas" w:cs="Consolas"/>
-          <w:b w:val="0"/>
-          <w:bCs w:val="0"/>
-          <w:color w:val="BBBEBF"/>
-          <w:kern w:val="0"/>
-          <w:sz w:val="21"/>
-          <w:szCs w:val="21"/>
-          <w:shd w:val="clear" w:fill="121314"/>
-          <w:lang w:val="en-US" w:eastAsia="zh-CN" w:bidi="ar"/>
+        <w:pStyle w:val="8"/>
+        <w:keepNext w:val="0"/>
+        <w:keepLines w:val="0"/>
+        <w:widowControl/>
+        <w:suppressLineNumbers w:val="0"/>
+        <w:rPr>
+          <w:rStyle w:val="7"/>
+          <w:rFonts w:hint="default" w:ascii="Times New Roman" w:hAnsi="Times New Roman" w:cs="Times New Roman"/>
+          <w:sz w:val="24"/>
+          <w:szCs w:val="24"/>
+        </w:rPr>
+      </w:pPr>
+    </w:p>
+    <w:p>
+      <w:pPr>
+        <w:pStyle w:val="8"/>
+        <w:keepNext w:val="0"/>
+        <w:keepLines w:val="0"/>
+        <w:widowControl/>
+        <w:suppressLineNumbers w:val="0"/>
+        <w:rPr>
+          <w:rStyle w:val="7"/>
+          <w:rFonts w:hint="default" w:ascii="Times New Roman" w:hAnsi="Times New Roman" w:cs="Times New Roman"/>
+          <w:sz w:val="24"/>
+          <w:szCs w:val="24"/>
+        </w:rPr>
+      </w:pPr>
+      <w:r>
+        <w:rPr>
+          <w:rStyle w:val="7"/>
+          <w:rFonts w:hint="default" w:ascii="Times New Roman" w:hAnsi="Times New Roman" w:cs="Times New Roman"/>
+          <w:sz w:val="24"/>
+          <w:szCs w:val="24"/>
+        </w:rPr>
+        <w:t>class User {</w:t>
+      </w:r>
+    </w:p>
+    <w:p>
+      <w:pPr>
+        <w:pStyle w:val="8"/>
+        <w:keepNext w:val="0"/>
+        <w:keepLines w:val="0"/>
+        <w:widowControl/>
+        <w:suppressLineNumbers w:val="0"/>
+        <w:rPr>
+          <w:rStyle w:val="7"/>
+          <w:rFonts w:hint="default" w:ascii="Times New Roman" w:hAnsi="Times New Roman" w:cs="Times New Roman"/>
+          <w:sz w:val="24"/>
+          <w:szCs w:val="24"/>
+        </w:rPr>
+      </w:pPr>
+      <w:r>
+        <w:rPr>
+          <w:rStyle w:val="7"/>
+          <w:rFonts w:hint="default" w:ascii="Times New Roman" w:hAnsi="Times New Roman" w:cs="Times New Roman"/>
+          <w:sz w:val="24"/>
+          <w:szCs w:val="24"/>
+        </w:rPr>
+        <w:t xml:space="preserve">    username : String</w:t>
+      </w:r>
+    </w:p>
+    <w:p>
+      <w:pPr>
+        <w:pStyle w:val="8"/>
+        <w:keepNext w:val="0"/>
+        <w:keepLines w:val="0"/>
+        <w:widowControl/>
+        <w:suppressLineNumbers w:val="0"/>
+        <w:rPr>
+          <w:rStyle w:val="7"/>
+          <w:rFonts w:hint="default" w:ascii="Times New Roman" w:hAnsi="Times New Roman" w:cs="Times New Roman"/>
+          <w:sz w:val="24"/>
+          <w:szCs w:val="24"/>
+        </w:rPr>
+      </w:pPr>
+      <w:r>
+        <w:rPr>
+          <w:rStyle w:val="7"/>
+          <w:rFonts w:hint="default" w:ascii="Times New Roman" w:hAnsi="Times New Roman" w:cs="Times New Roman"/>
+          <w:sz w:val="24"/>
+          <w:szCs w:val="24"/>
+        </w:rPr>
+        <w:t xml:space="preserve">    email : String</w:t>
+      </w:r>
+    </w:p>
+    <w:p>
+      <w:pPr>
+        <w:pStyle w:val="8"/>
+        <w:keepNext w:val="0"/>
+        <w:keepLines w:val="0"/>
+        <w:widowControl/>
+        <w:suppressLineNumbers w:val="0"/>
+        <w:rPr>
+          <w:rStyle w:val="7"/>
+          <w:rFonts w:hint="default" w:ascii="Times New Roman" w:hAnsi="Times New Roman" w:cs="Times New Roman"/>
+          <w:sz w:val="24"/>
+          <w:szCs w:val="24"/>
+        </w:rPr>
+      </w:pPr>
+      <w:r>
+        <w:rPr>
+          <w:rStyle w:val="7"/>
+          <w:rFonts w:hint="default" w:ascii="Times New Roman" w:hAnsi="Times New Roman" w:cs="Times New Roman"/>
+          <w:sz w:val="24"/>
+          <w:szCs w:val="24"/>
         </w:rPr>
         <w:t>}</w:t>
       </w:r>
     </w:p>
     <w:p>
       <w:pPr>
-        <w:keepNext w:val="0"/>
-        <w:keepLines w:val="0"/>
-        <w:widowControl/>
-        <w:suppressLineNumbers w:val="0"/>
-        <w:shd w:val="clear" w:fill="121314"/>
-        <w:spacing w:line="228" w:lineRule="atLeast"/>
-        <w:jc w:val="left"/>
-        <w:rPr>
-          <w:rFonts w:hint="default" w:ascii="Consolas" w:hAnsi="Consolas" w:eastAsia="Consolas" w:cs="Consolas"/>
-          <w:b w:val="0"/>
-          <w:bCs w:val="0"/>
-          <w:color w:val="BBBEBF"/>
-          <w:sz w:val="21"/>
-          <w:szCs w:val="21"/>
-        </w:rPr>
-      </w:pPr>
-      <w:r>
-        <w:rPr>
-          <w:rFonts w:hint="default" w:ascii="Consolas" w:hAnsi="Consolas" w:eastAsia="Consolas" w:cs="Consolas"/>
-          <w:b w:val="0"/>
-          <w:bCs w:val="0"/>
-          <w:color w:val="FF7B72"/>
-          <w:kern w:val="0"/>
-          <w:sz w:val="21"/>
-          <w:szCs w:val="21"/>
-          <w:shd w:val="clear" w:fill="121314"/>
-          <w:lang w:val="en-US" w:eastAsia="zh-CN" w:bidi="ar"/>
-        </w:rPr>
-        <w:t>class</w:t>
-      </w:r>
-      <w:r>
-        <w:rPr>
-          <w:rFonts w:hint="default" w:ascii="Consolas" w:hAnsi="Consolas" w:eastAsia="Consolas" w:cs="Consolas"/>
-          <w:b w:val="0"/>
-          <w:bCs w:val="0"/>
-          <w:color w:val="BBBEBF"/>
-          <w:kern w:val="0"/>
-          <w:sz w:val="21"/>
-          <w:szCs w:val="21"/>
-          <w:shd w:val="clear" w:fill="121314"/>
-          <w:lang w:val="en-US" w:eastAsia="zh-CN" w:bidi="ar"/>
-        </w:rPr>
-        <w:t xml:space="preserve"> </w:t>
-      </w:r>
-      <w:r>
-        <w:rPr>
-          <w:rFonts w:hint="default" w:ascii="Consolas" w:hAnsi="Consolas" w:eastAsia="Consolas" w:cs="Consolas"/>
-          <w:b w:val="0"/>
-          <w:bCs w:val="0"/>
-          <w:color w:val="79C0FF"/>
-          <w:kern w:val="0"/>
-          <w:sz w:val="21"/>
-          <w:szCs w:val="21"/>
-          <w:shd w:val="clear" w:fill="121314"/>
-          <w:lang w:val="en-US" w:eastAsia="zh-CN" w:bidi="ar"/>
-        </w:rPr>
-        <w:t>Customer</w:t>
-      </w:r>
-      <w:r>
-        <w:rPr>
-          <w:rFonts w:hint="default" w:ascii="Consolas" w:hAnsi="Consolas" w:eastAsia="Consolas" w:cs="Consolas"/>
-          <w:b w:val="0"/>
-          <w:bCs w:val="0"/>
-          <w:color w:val="BBBEBF"/>
-          <w:kern w:val="0"/>
-          <w:sz w:val="21"/>
-          <w:szCs w:val="21"/>
-          <w:shd w:val="clear" w:fill="121314"/>
-          <w:lang w:val="en-US" w:eastAsia="zh-CN" w:bidi="ar"/>
-        </w:rPr>
-        <w:t xml:space="preserve"> {</w:t>
-      </w:r>
-    </w:p>
-    <w:p>
-      <w:pPr>
-        <w:keepNext w:val="0"/>
-        <w:keepLines w:val="0"/>
-        <w:widowControl/>
-        <w:suppressLineNumbers w:val="0"/>
-        <w:shd w:val="clear" w:fill="121314"/>
-        <w:spacing w:line="228" w:lineRule="atLeast"/>
-        <w:jc w:val="left"/>
-        <w:rPr>
-          <w:rFonts w:hint="default" w:ascii="Consolas" w:hAnsi="Consolas" w:eastAsia="Consolas" w:cs="Consolas"/>
-          <w:b w:val="0"/>
-          <w:bCs w:val="0"/>
-          <w:color w:val="BBBEBF"/>
-          <w:sz w:val="21"/>
-          <w:szCs w:val="21"/>
-        </w:rPr>
-      </w:pPr>
-      <w:r>
-        <w:rPr>
-          <w:rFonts w:hint="default" w:ascii="Consolas" w:hAnsi="Consolas" w:eastAsia="Consolas" w:cs="Consolas"/>
-          <w:b w:val="0"/>
-          <w:bCs w:val="0"/>
-          <w:color w:val="BBBEBF"/>
-          <w:kern w:val="0"/>
-          <w:sz w:val="21"/>
-          <w:szCs w:val="21"/>
-          <w:shd w:val="clear" w:fill="121314"/>
-          <w:lang w:val="en-US" w:eastAsia="zh-CN" w:bidi="ar"/>
-        </w:rPr>
-        <w:t xml:space="preserve">    </w:t>
-      </w:r>
-      <w:r>
-        <w:rPr>
-          <w:rFonts w:hint="default" w:ascii="Consolas" w:hAnsi="Consolas" w:eastAsia="Consolas" w:cs="Consolas"/>
-          <w:b w:val="0"/>
-          <w:bCs w:val="0"/>
-          <w:color w:val="79C0FF"/>
-          <w:kern w:val="0"/>
-          <w:sz w:val="21"/>
-          <w:szCs w:val="21"/>
-          <w:shd w:val="clear" w:fill="121314"/>
-          <w:lang w:val="en-US" w:eastAsia="zh-CN" w:bidi="ar"/>
-        </w:rPr>
-        <w:t>address</w:t>
-      </w:r>
-      <w:r>
-        <w:rPr>
-          <w:rFonts w:hint="default" w:ascii="Consolas" w:hAnsi="Consolas" w:eastAsia="Consolas" w:cs="Consolas"/>
-          <w:b w:val="0"/>
-          <w:bCs w:val="0"/>
-          <w:color w:val="BBBEBF"/>
-          <w:kern w:val="0"/>
-          <w:sz w:val="21"/>
-          <w:szCs w:val="21"/>
-          <w:shd w:val="clear" w:fill="121314"/>
-          <w:lang w:val="en-US" w:eastAsia="zh-CN" w:bidi="ar"/>
-        </w:rPr>
-        <w:t xml:space="preserve"> : </w:t>
-      </w:r>
-      <w:r>
-        <w:rPr>
-          <w:rFonts w:hint="default" w:ascii="Consolas" w:hAnsi="Consolas" w:eastAsia="Consolas" w:cs="Consolas"/>
-          <w:b w:val="0"/>
-          <w:bCs w:val="0"/>
-          <w:color w:val="4EC9B0"/>
-          <w:kern w:val="0"/>
-          <w:sz w:val="21"/>
-          <w:szCs w:val="21"/>
-          <w:shd w:val="clear" w:fill="121314"/>
-          <w:lang w:val="en-US" w:eastAsia="zh-CN" w:bidi="ar"/>
-        </w:rPr>
-        <w:t>String</w:t>
-      </w:r>
-    </w:p>
-    <w:p>
-      <w:pPr>
-        <w:keepNext w:val="0"/>
-        <w:keepLines w:val="0"/>
-        <w:widowControl/>
-        <w:suppressLineNumbers w:val="0"/>
-        <w:shd w:val="clear" w:fill="121314"/>
-        <w:spacing w:line="228" w:lineRule="atLeast"/>
-        <w:jc w:val="left"/>
-        <w:rPr>
-          <w:rFonts w:hint="default" w:ascii="Consolas" w:hAnsi="Consolas" w:eastAsia="Consolas" w:cs="Consolas"/>
-          <w:b w:val="0"/>
-          <w:bCs w:val="0"/>
-          <w:color w:val="BBBEBF"/>
-          <w:sz w:val="21"/>
-          <w:szCs w:val="21"/>
-        </w:rPr>
-      </w:pPr>
-      <w:r>
-        <w:rPr>
-          <w:rFonts w:hint="default" w:ascii="Consolas" w:hAnsi="Consolas" w:eastAsia="Consolas" w:cs="Consolas"/>
-          <w:b w:val="0"/>
-          <w:bCs w:val="0"/>
-          <w:color w:val="BBBEBF"/>
-          <w:kern w:val="0"/>
-          <w:sz w:val="21"/>
-          <w:szCs w:val="21"/>
-          <w:shd w:val="clear" w:fill="121314"/>
-          <w:lang w:val="en-US" w:eastAsia="zh-CN" w:bidi="ar"/>
-        </w:rPr>
-        <w:t xml:space="preserve">    </w:t>
-      </w:r>
-      <w:r>
-        <w:rPr>
-          <w:rFonts w:hint="default" w:ascii="Consolas" w:hAnsi="Consolas" w:eastAsia="Consolas" w:cs="Consolas"/>
-          <w:b w:val="0"/>
-          <w:bCs w:val="0"/>
-          <w:color w:val="79C0FF"/>
-          <w:kern w:val="0"/>
-          <w:sz w:val="21"/>
-          <w:szCs w:val="21"/>
-          <w:shd w:val="clear" w:fill="121314"/>
-          <w:lang w:val="en-US" w:eastAsia="zh-CN" w:bidi="ar"/>
-        </w:rPr>
-        <w:t>phone</w:t>
-      </w:r>
-      <w:r>
-        <w:rPr>
-          <w:rFonts w:hint="default" w:ascii="Consolas" w:hAnsi="Consolas" w:eastAsia="Consolas" w:cs="Consolas"/>
-          <w:b w:val="0"/>
-          <w:bCs w:val="0"/>
-          <w:color w:val="BBBEBF"/>
-          <w:kern w:val="0"/>
-          <w:sz w:val="21"/>
-          <w:szCs w:val="21"/>
-          <w:shd w:val="clear" w:fill="121314"/>
-          <w:lang w:val="en-US" w:eastAsia="zh-CN" w:bidi="ar"/>
-        </w:rPr>
-        <w:t xml:space="preserve"> : </w:t>
-      </w:r>
-      <w:r>
-        <w:rPr>
-          <w:rFonts w:hint="default" w:ascii="Consolas" w:hAnsi="Consolas" w:eastAsia="Consolas" w:cs="Consolas"/>
-          <w:b w:val="0"/>
-          <w:bCs w:val="0"/>
-          <w:color w:val="4EC9B0"/>
-          <w:kern w:val="0"/>
-          <w:sz w:val="21"/>
-          <w:szCs w:val="21"/>
-          <w:shd w:val="clear" w:fill="121314"/>
-          <w:lang w:val="en-US" w:eastAsia="zh-CN" w:bidi="ar"/>
-        </w:rPr>
-        <w:t>String</w:t>
-      </w:r>
-    </w:p>
-    <w:p>
-      <w:pPr>
-        <w:keepNext w:val="0"/>
-        <w:keepLines w:val="0"/>
-        <w:widowControl/>
-        <w:suppressLineNumbers w:val="0"/>
-        <w:shd w:val="clear" w:fill="121314"/>
-        <w:spacing w:line="228" w:lineRule="atLeast"/>
-        <w:jc w:val="left"/>
-      </w:pPr>
-      <w:r>
-        <w:rPr>
-          <w:rFonts w:hint="default" w:ascii="Consolas" w:hAnsi="Consolas" w:eastAsia="Consolas" w:cs="Consolas"/>
-          <w:b w:val="0"/>
-          <w:bCs w:val="0"/>
-          <w:color w:val="BBBEBF"/>
-          <w:kern w:val="0"/>
-          <w:sz w:val="21"/>
-          <w:szCs w:val="21"/>
-          <w:shd w:val="clear" w:fill="121314"/>
-          <w:lang w:val="en-US" w:eastAsia="zh-CN" w:bidi="ar"/>
+        <w:pStyle w:val="8"/>
+        <w:keepNext w:val="0"/>
+        <w:keepLines w:val="0"/>
+        <w:widowControl/>
+        <w:suppressLineNumbers w:val="0"/>
+        <w:rPr>
+          <w:rStyle w:val="7"/>
+          <w:rFonts w:hint="default" w:ascii="Times New Roman" w:hAnsi="Times New Roman" w:cs="Times New Roman"/>
+          <w:sz w:val="24"/>
+          <w:szCs w:val="24"/>
+        </w:rPr>
+      </w:pPr>
+    </w:p>
+    <w:p>
+      <w:pPr>
+        <w:pStyle w:val="8"/>
+        <w:keepNext w:val="0"/>
+        <w:keepLines w:val="0"/>
+        <w:widowControl/>
+        <w:suppressLineNumbers w:val="0"/>
+        <w:rPr>
+          <w:rStyle w:val="7"/>
+          <w:rFonts w:hint="default" w:ascii="Times New Roman" w:hAnsi="Times New Roman" w:cs="Times New Roman"/>
+          <w:sz w:val="24"/>
+          <w:szCs w:val="24"/>
+        </w:rPr>
+      </w:pPr>
+      <w:r>
+        <w:rPr>
+          <w:rStyle w:val="7"/>
+          <w:rFonts w:hint="default" w:ascii="Times New Roman" w:hAnsi="Times New Roman" w:cs="Times New Roman"/>
+          <w:sz w:val="24"/>
+          <w:szCs w:val="24"/>
+        </w:rPr>
+        <w:t>class Customer {</w:t>
+      </w:r>
+    </w:p>
+    <w:p>
+      <w:pPr>
+        <w:pStyle w:val="8"/>
+        <w:keepNext w:val="0"/>
+        <w:keepLines w:val="0"/>
+        <w:widowControl/>
+        <w:suppressLineNumbers w:val="0"/>
+        <w:rPr>
+          <w:rStyle w:val="7"/>
+          <w:rFonts w:hint="default" w:ascii="Times New Roman" w:hAnsi="Times New Roman" w:cs="Times New Roman"/>
+          <w:sz w:val="24"/>
+          <w:szCs w:val="24"/>
+        </w:rPr>
+      </w:pPr>
+      <w:r>
+        <w:rPr>
+          <w:rStyle w:val="7"/>
+          <w:rFonts w:hint="default" w:ascii="Times New Roman" w:hAnsi="Times New Roman" w:cs="Times New Roman"/>
+          <w:sz w:val="24"/>
+          <w:szCs w:val="24"/>
+        </w:rPr>
+        <w:t xml:space="preserve">    address : String</w:t>
+      </w:r>
+    </w:p>
+    <w:p>
+      <w:pPr>
+        <w:pStyle w:val="8"/>
+        <w:keepNext w:val="0"/>
+        <w:keepLines w:val="0"/>
+        <w:widowControl/>
+        <w:suppressLineNumbers w:val="0"/>
+        <w:rPr>
+          <w:rStyle w:val="7"/>
+          <w:rFonts w:hint="default" w:ascii="Times New Roman" w:hAnsi="Times New Roman" w:cs="Times New Roman"/>
+          <w:sz w:val="24"/>
+          <w:szCs w:val="24"/>
+        </w:rPr>
+      </w:pPr>
+      <w:r>
+        <w:rPr>
+          <w:rStyle w:val="7"/>
+          <w:rFonts w:hint="default" w:ascii="Times New Roman" w:hAnsi="Times New Roman" w:cs="Times New Roman"/>
+          <w:sz w:val="24"/>
+          <w:szCs w:val="24"/>
+        </w:rPr>
+        <w:t xml:space="preserve">    phone : String</w:t>
+      </w:r>
+    </w:p>
+    <w:p>
+      <w:pPr>
+        <w:pStyle w:val="8"/>
+        <w:keepNext w:val="0"/>
+        <w:keepLines w:val="0"/>
+        <w:widowControl/>
+        <w:suppressLineNumbers w:val="0"/>
+        <w:rPr>
+          <w:rStyle w:val="7"/>
+          <w:rFonts w:hint="default" w:ascii="Times New Roman" w:hAnsi="Times New Roman" w:cs="Times New Roman"/>
+          <w:sz w:val="24"/>
+          <w:szCs w:val="24"/>
+        </w:rPr>
+      </w:pPr>
+      <w:r>
+        <w:rPr>
+          <w:rStyle w:val="7"/>
+          <w:rFonts w:hint="default" w:ascii="Times New Roman" w:hAnsi="Times New Roman" w:cs="Times New Roman"/>
+          <w:sz w:val="24"/>
+          <w:szCs w:val="24"/>
         </w:rPr>
         <w:t>}</w:t>
       </w:r>
     </w:p>
     <w:p>
       <w:pPr>
-        <w:keepNext w:val="0"/>
-        <w:keepLines w:val="0"/>
-        <w:widowControl/>
-        <w:suppressLineNumbers w:val="0"/>
-        <w:shd w:val="clear" w:fill="121314"/>
-        <w:spacing w:line="228" w:lineRule="atLeast"/>
-        <w:jc w:val="left"/>
-        <w:rPr>
-          <w:rFonts w:hint="default" w:ascii="Consolas" w:hAnsi="Consolas" w:eastAsia="Consolas" w:cs="Consolas"/>
-          <w:b w:val="0"/>
-          <w:bCs w:val="0"/>
-          <w:color w:val="BBBEBF"/>
-          <w:sz w:val="21"/>
-          <w:szCs w:val="21"/>
-        </w:rPr>
-      </w:pPr>
-      <w:r>
-        <w:rPr>
-          <w:rFonts w:hint="default" w:ascii="Consolas" w:hAnsi="Consolas" w:eastAsia="Consolas" w:cs="Consolas"/>
-          <w:b w:val="0"/>
-          <w:bCs w:val="0"/>
-          <w:color w:val="FF7B72"/>
-          <w:kern w:val="0"/>
-          <w:sz w:val="21"/>
-          <w:szCs w:val="21"/>
-          <w:shd w:val="clear" w:fill="121314"/>
-          <w:lang w:val="en-US" w:eastAsia="zh-CN" w:bidi="ar"/>
-        </w:rPr>
-        <w:t>class</w:t>
-      </w:r>
-      <w:r>
-        <w:rPr>
-          <w:rFonts w:hint="default" w:ascii="Consolas" w:hAnsi="Consolas" w:eastAsia="Consolas" w:cs="Consolas"/>
-          <w:b w:val="0"/>
-          <w:bCs w:val="0"/>
-          <w:color w:val="BBBEBF"/>
-          <w:kern w:val="0"/>
-          <w:sz w:val="21"/>
-          <w:szCs w:val="21"/>
-          <w:shd w:val="clear" w:fill="121314"/>
-          <w:lang w:val="en-US" w:eastAsia="zh-CN" w:bidi="ar"/>
-        </w:rPr>
-        <w:t xml:space="preserve"> </w:t>
-      </w:r>
-      <w:r>
-        <w:rPr>
-          <w:rFonts w:hint="default" w:ascii="Consolas" w:hAnsi="Consolas" w:eastAsia="Consolas" w:cs="Consolas"/>
-          <w:b w:val="0"/>
-          <w:bCs w:val="0"/>
-          <w:color w:val="79C0FF"/>
-          <w:kern w:val="0"/>
-          <w:sz w:val="21"/>
-          <w:szCs w:val="21"/>
-          <w:shd w:val="clear" w:fill="121314"/>
-          <w:lang w:val="en-US" w:eastAsia="zh-CN" w:bidi="ar"/>
-        </w:rPr>
-        <w:t>Employee</w:t>
-      </w:r>
-      <w:r>
-        <w:rPr>
-          <w:rFonts w:hint="default" w:ascii="Consolas" w:hAnsi="Consolas" w:eastAsia="Consolas" w:cs="Consolas"/>
-          <w:b w:val="0"/>
-          <w:bCs w:val="0"/>
-          <w:color w:val="BBBEBF"/>
-          <w:kern w:val="0"/>
-          <w:sz w:val="21"/>
-          <w:szCs w:val="21"/>
-          <w:shd w:val="clear" w:fill="121314"/>
-          <w:lang w:val="en-US" w:eastAsia="zh-CN" w:bidi="ar"/>
-        </w:rPr>
-        <w:t xml:space="preserve"> {</w:t>
-      </w:r>
-    </w:p>
-    <w:p>
-      <w:pPr>
-        <w:keepNext w:val="0"/>
-        <w:keepLines w:val="0"/>
-        <w:widowControl/>
-        <w:suppressLineNumbers w:val="0"/>
-        <w:shd w:val="clear" w:fill="121314"/>
-        <w:spacing w:line="228" w:lineRule="atLeast"/>
-        <w:jc w:val="left"/>
-        <w:rPr>
-          <w:rFonts w:hint="default" w:ascii="Consolas" w:hAnsi="Consolas" w:eastAsia="Consolas" w:cs="Consolas"/>
-          <w:b w:val="0"/>
-          <w:bCs w:val="0"/>
-          <w:color w:val="BBBEBF"/>
-          <w:sz w:val="21"/>
-          <w:szCs w:val="21"/>
-        </w:rPr>
-      </w:pPr>
-      <w:r>
-        <w:rPr>
-          <w:rFonts w:hint="default" w:ascii="Consolas" w:hAnsi="Consolas" w:eastAsia="Consolas" w:cs="Consolas"/>
-          <w:b w:val="0"/>
-          <w:bCs w:val="0"/>
-          <w:color w:val="BBBEBF"/>
-          <w:kern w:val="0"/>
-          <w:sz w:val="21"/>
-          <w:szCs w:val="21"/>
-          <w:shd w:val="clear" w:fill="121314"/>
-          <w:lang w:val="en-US" w:eastAsia="zh-CN" w:bidi="ar"/>
-        </w:rPr>
-        <w:t xml:space="preserve">    </w:t>
-      </w:r>
-      <w:r>
-        <w:rPr>
-          <w:rFonts w:hint="default" w:ascii="Consolas" w:hAnsi="Consolas" w:eastAsia="Consolas" w:cs="Consolas"/>
-          <w:b w:val="0"/>
-          <w:bCs w:val="0"/>
-          <w:color w:val="79C0FF"/>
-          <w:kern w:val="0"/>
-          <w:sz w:val="21"/>
-          <w:szCs w:val="21"/>
-          <w:shd w:val="clear" w:fill="121314"/>
-          <w:lang w:val="en-US" w:eastAsia="zh-CN" w:bidi="ar"/>
-        </w:rPr>
-        <w:t>position</w:t>
-      </w:r>
-      <w:r>
-        <w:rPr>
-          <w:rFonts w:hint="default" w:ascii="Consolas" w:hAnsi="Consolas" w:eastAsia="Consolas" w:cs="Consolas"/>
-          <w:b w:val="0"/>
-          <w:bCs w:val="0"/>
-          <w:color w:val="BBBEBF"/>
-          <w:kern w:val="0"/>
-          <w:sz w:val="21"/>
-          <w:szCs w:val="21"/>
-          <w:shd w:val="clear" w:fill="121314"/>
-          <w:lang w:val="en-US" w:eastAsia="zh-CN" w:bidi="ar"/>
-        </w:rPr>
-        <w:t xml:space="preserve"> : </w:t>
-      </w:r>
-      <w:r>
-        <w:rPr>
-          <w:rFonts w:hint="default" w:ascii="Consolas" w:hAnsi="Consolas" w:eastAsia="Consolas" w:cs="Consolas"/>
-          <w:b w:val="0"/>
-          <w:bCs w:val="0"/>
-          <w:color w:val="4EC9B0"/>
-          <w:kern w:val="0"/>
-          <w:sz w:val="21"/>
-          <w:szCs w:val="21"/>
-          <w:shd w:val="clear" w:fill="121314"/>
-          <w:lang w:val="en-US" w:eastAsia="zh-CN" w:bidi="ar"/>
-        </w:rPr>
-        <w:t>String</w:t>
-      </w:r>
-    </w:p>
-    <w:p>
-      <w:pPr>
-        <w:keepNext w:val="0"/>
-        <w:keepLines w:val="0"/>
-        <w:widowControl/>
-        <w:suppressLineNumbers w:val="0"/>
-        <w:shd w:val="clear" w:fill="121314"/>
-        <w:spacing w:line="228" w:lineRule="atLeast"/>
-        <w:jc w:val="left"/>
-        <w:rPr>
-          <w:rFonts w:hint="default" w:ascii="Consolas" w:hAnsi="Consolas" w:eastAsia="Consolas" w:cs="Consolas"/>
-          <w:b w:val="0"/>
-          <w:bCs w:val="0"/>
-          <w:color w:val="BBBEBF"/>
-          <w:sz w:val="21"/>
-          <w:szCs w:val="21"/>
-        </w:rPr>
-      </w:pPr>
-      <w:r>
-        <w:rPr>
-          <w:rFonts w:hint="default" w:ascii="Consolas" w:hAnsi="Consolas" w:eastAsia="Consolas" w:cs="Consolas"/>
-          <w:b w:val="0"/>
-          <w:bCs w:val="0"/>
-          <w:color w:val="BBBEBF"/>
-          <w:kern w:val="0"/>
-          <w:sz w:val="21"/>
-          <w:szCs w:val="21"/>
-          <w:shd w:val="clear" w:fill="121314"/>
-          <w:lang w:val="en-US" w:eastAsia="zh-CN" w:bidi="ar"/>
-        </w:rPr>
-        <w:t xml:space="preserve">    </w:t>
-      </w:r>
-      <w:r>
-        <w:rPr>
-          <w:rFonts w:hint="default" w:ascii="Consolas" w:hAnsi="Consolas" w:eastAsia="Consolas" w:cs="Consolas"/>
-          <w:b w:val="0"/>
-          <w:bCs w:val="0"/>
-          <w:color w:val="79C0FF"/>
-          <w:kern w:val="0"/>
-          <w:sz w:val="21"/>
-          <w:szCs w:val="21"/>
-          <w:shd w:val="clear" w:fill="121314"/>
-          <w:lang w:val="en-US" w:eastAsia="zh-CN" w:bidi="ar"/>
-        </w:rPr>
-        <w:t>salary</w:t>
-      </w:r>
-      <w:r>
-        <w:rPr>
-          <w:rFonts w:hint="default" w:ascii="Consolas" w:hAnsi="Consolas" w:eastAsia="Consolas" w:cs="Consolas"/>
-          <w:b w:val="0"/>
-          <w:bCs w:val="0"/>
-          <w:color w:val="BBBEBF"/>
-          <w:kern w:val="0"/>
-          <w:sz w:val="21"/>
-          <w:szCs w:val="21"/>
-          <w:shd w:val="clear" w:fill="121314"/>
-          <w:lang w:val="en-US" w:eastAsia="zh-CN" w:bidi="ar"/>
-        </w:rPr>
-        <w:t xml:space="preserve"> : </w:t>
-      </w:r>
-      <w:r>
-        <w:rPr>
-          <w:rFonts w:hint="default" w:ascii="Consolas" w:hAnsi="Consolas" w:eastAsia="Consolas" w:cs="Consolas"/>
-          <w:b w:val="0"/>
-          <w:bCs w:val="0"/>
-          <w:color w:val="4EC9B0"/>
-          <w:kern w:val="0"/>
-          <w:sz w:val="21"/>
-          <w:szCs w:val="21"/>
-          <w:shd w:val="clear" w:fill="121314"/>
-          <w:lang w:val="en-US" w:eastAsia="zh-CN" w:bidi="ar"/>
-        </w:rPr>
-        <w:t>float</w:t>
-      </w:r>
-    </w:p>
-    <w:p>
-      <w:pPr>
-        <w:keepNext w:val="0"/>
-        <w:keepLines w:val="0"/>
-        <w:widowControl/>
-        <w:suppressLineNumbers w:val="0"/>
-        <w:shd w:val="clear" w:fill="121314"/>
-        <w:spacing w:line="228" w:lineRule="atLeast"/>
-        <w:jc w:val="left"/>
-      </w:pPr>
-      <w:r>
-        <w:rPr>
-          <w:rFonts w:hint="default" w:ascii="Consolas" w:hAnsi="Consolas" w:eastAsia="Consolas" w:cs="Consolas"/>
-          <w:b w:val="0"/>
-          <w:bCs w:val="0"/>
-          <w:color w:val="BBBEBF"/>
-          <w:kern w:val="0"/>
-          <w:sz w:val="21"/>
-          <w:szCs w:val="21"/>
-          <w:shd w:val="clear" w:fill="121314"/>
-          <w:lang w:val="en-US" w:eastAsia="zh-CN" w:bidi="ar"/>
+        <w:pStyle w:val="8"/>
+        <w:keepNext w:val="0"/>
+        <w:keepLines w:val="0"/>
+        <w:widowControl/>
+        <w:suppressLineNumbers w:val="0"/>
+        <w:rPr>
+          <w:rStyle w:val="7"/>
+          <w:rFonts w:hint="default" w:ascii="Times New Roman" w:hAnsi="Times New Roman" w:cs="Times New Roman"/>
+          <w:sz w:val="24"/>
+          <w:szCs w:val="24"/>
+        </w:rPr>
+      </w:pPr>
+    </w:p>
+    <w:p>
+      <w:pPr>
+        <w:pStyle w:val="8"/>
+        <w:keepNext w:val="0"/>
+        <w:keepLines w:val="0"/>
+        <w:widowControl/>
+        <w:suppressLineNumbers w:val="0"/>
+        <w:rPr>
+          <w:rStyle w:val="7"/>
+          <w:rFonts w:hint="default" w:ascii="Times New Roman" w:hAnsi="Times New Roman" w:cs="Times New Roman"/>
+          <w:sz w:val="24"/>
+          <w:szCs w:val="24"/>
+        </w:rPr>
+      </w:pPr>
+      <w:r>
+        <w:rPr>
+          <w:rStyle w:val="7"/>
+          <w:rFonts w:hint="default" w:ascii="Times New Roman" w:hAnsi="Times New Roman" w:cs="Times New Roman"/>
+          <w:sz w:val="24"/>
+          <w:szCs w:val="24"/>
+        </w:rPr>
+        <w:t>class Employee {</w:t>
+      </w:r>
+    </w:p>
+    <w:p>
+      <w:pPr>
+        <w:pStyle w:val="8"/>
+        <w:keepNext w:val="0"/>
+        <w:keepLines w:val="0"/>
+        <w:widowControl/>
+        <w:suppressLineNumbers w:val="0"/>
+        <w:rPr>
+          <w:rStyle w:val="7"/>
+          <w:rFonts w:hint="default" w:ascii="Times New Roman" w:hAnsi="Times New Roman" w:cs="Times New Roman"/>
+          <w:sz w:val="24"/>
+          <w:szCs w:val="24"/>
+        </w:rPr>
+      </w:pPr>
+      <w:r>
+        <w:rPr>
+          <w:rStyle w:val="7"/>
+          <w:rFonts w:hint="default" w:ascii="Times New Roman" w:hAnsi="Times New Roman" w:cs="Times New Roman"/>
+          <w:sz w:val="24"/>
+          <w:szCs w:val="24"/>
+        </w:rPr>
+        <w:t xml:space="preserve">    position : String</w:t>
+      </w:r>
+    </w:p>
+    <w:p>
+      <w:pPr>
+        <w:pStyle w:val="8"/>
+        <w:keepNext w:val="0"/>
+        <w:keepLines w:val="0"/>
+        <w:widowControl/>
+        <w:suppressLineNumbers w:val="0"/>
+        <w:rPr>
+          <w:rStyle w:val="7"/>
+          <w:rFonts w:hint="default" w:ascii="Times New Roman" w:hAnsi="Times New Roman" w:cs="Times New Roman"/>
+          <w:sz w:val="24"/>
+          <w:szCs w:val="24"/>
+        </w:rPr>
+      </w:pPr>
+      <w:r>
+        <w:rPr>
+          <w:rStyle w:val="7"/>
+          <w:rFonts w:hint="default" w:ascii="Times New Roman" w:hAnsi="Times New Roman" w:cs="Times New Roman"/>
+          <w:sz w:val="24"/>
+          <w:szCs w:val="24"/>
+        </w:rPr>
+        <w:t xml:space="preserve">    salary : float</w:t>
+      </w:r>
+    </w:p>
+    <w:p>
+      <w:pPr>
+        <w:pStyle w:val="8"/>
+        <w:keepNext w:val="0"/>
+        <w:keepLines w:val="0"/>
+        <w:widowControl/>
+        <w:suppressLineNumbers w:val="0"/>
+        <w:rPr>
+          <w:rStyle w:val="7"/>
+          <w:rFonts w:hint="default" w:ascii="Times New Roman" w:hAnsi="Times New Roman" w:cs="Times New Roman"/>
+          <w:sz w:val="24"/>
+          <w:szCs w:val="24"/>
+        </w:rPr>
+      </w:pPr>
+      <w:r>
+        <w:rPr>
+          <w:rStyle w:val="7"/>
+          <w:rFonts w:hint="default" w:ascii="Times New Roman" w:hAnsi="Times New Roman" w:cs="Times New Roman"/>
+          <w:sz w:val="24"/>
+          <w:szCs w:val="24"/>
         </w:rPr>
         <w:t>}</w:t>
       </w:r>
     </w:p>
     <w:p>
       <w:pPr>
-        <w:keepNext w:val="0"/>
-        <w:keepLines w:val="0"/>
-        <w:widowControl/>
-        <w:suppressLineNumbers w:val="0"/>
-        <w:shd w:val="clear" w:fill="121314"/>
-        <w:spacing w:line="228" w:lineRule="atLeast"/>
-        <w:jc w:val="left"/>
-        <w:rPr>
-          <w:rFonts w:hint="default" w:ascii="Consolas" w:hAnsi="Consolas" w:eastAsia="Consolas" w:cs="Consolas"/>
-          <w:b w:val="0"/>
-          <w:bCs w:val="0"/>
-          <w:color w:val="BBBEBF"/>
-          <w:sz w:val="21"/>
-          <w:szCs w:val="21"/>
-        </w:rPr>
-      </w:pPr>
-      <w:r>
-        <w:rPr>
-          <w:rFonts w:hint="default" w:ascii="Consolas" w:hAnsi="Consolas" w:eastAsia="Consolas" w:cs="Consolas"/>
-          <w:b w:val="0"/>
-          <w:bCs w:val="0"/>
-          <w:color w:val="FF7B72"/>
-          <w:kern w:val="0"/>
-          <w:sz w:val="21"/>
-          <w:szCs w:val="21"/>
-          <w:shd w:val="clear" w:fill="121314"/>
-          <w:lang w:val="en-US" w:eastAsia="zh-CN" w:bidi="ar"/>
-        </w:rPr>
-        <w:t>class</w:t>
-      </w:r>
-      <w:r>
-        <w:rPr>
-          <w:rFonts w:hint="default" w:ascii="Consolas" w:hAnsi="Consolas" w:eastAsia="Consolas" w:cs="Consolas"/>
-          <w:b w:val="0"/>
-          <w:bCs w:val="0"/>
-          <w:color w:val="BBBEBF"/>
-          <w:kern w:val="0"/>
-          <w:sz w:val="21"/>
-          <w:szCs w:val="21"/>
-          <w:shd w:val="clear" w:fill="121314"/>
-          <w:lang w:val="en-US" w:eastAsia="zh-CN" w:bidi="ar"/>
-        </w:rPr>
-        <w:t xml:space="preserve"> </w:t>
-      </w:r>
-      <w:r>
-        <w:rPr>
-          <w:rFonts w:hint="default" w:ascii="Consolas" w:hAnsi="Consolas" w:eastAsia="Consolas" w:cs="Consolas"/>
-          <w:b w:val="0"/>
-          <w:bCs w:val="0"/>
-          <w:color w:val="79C0FF"/>
-          <w:kern w:val="0"/>
-          <w:sz w:val="21"/>
-          <w:szCs w:val="21"/>
-          <w:shd w:val="clear" w:fill="121314"/>
-          <w:lang w:val="en-US" w:eastAsia="zh-CN" w:bidi="ar"/>
-        </w:rPr>
-        <w:t>Order</w:t>
-      </w:r>
-      <w:r>
-        <w:rPr>
-          <w:rFonts w:hint="default" w:ascii="Consolas" w:hAnsi="Consolas" w:eastAsia="Consolas" w:cs="Consolas"/>
-          <w:b w:val="0"/>
-          <w:bCs w:val="0"/>
-          <w:color w:val="BBBEBF"/>
-          <w:kern w:val="0"/>
-          <w:sz w:val="21"/>
-          <w:szCs w:val="21"/>
-          <w:shd w:val="clear" w:fill="121314"/>
-          <w:lang w:val="en-US" w:eastAsia="zh-CN" w:bidi="ar"/>
-        </w:rPr>
-        <w:t xml:space="preserve"> {</w:t>
-      </w:r>
-    </w:p>
-    <w:p>
-      <w:pPr>
-        <w:keepNext w:val="0"/>
-        <w:keepLines w:val="0"/>
-        <w:widowControl/>
-        <w:suppressLineNumbers w:val="0"/>
-        <w:shd w:val="clear" w:fill="121314"/>
-        <w:spacing w:line="228" w:lineRule="atLeast"/>
-        <w:jc w:val="left"/>
-        <w:rPr>
-          <w:rFonts w:hint="default" w:ascii="Consolas" w:hAnsi="Consolas" w:eastAsia="Consolas" w:cs="Consolas"/>
-          <w:b w:val="0"/>
-          <w:bCs w:val="0"/>
-          <w:color w:val="BBBEBF"/>
-          <w:sz w:val="21"/>
-          <w:szCs w:val="21"/>
-        </w:rPr>
-      </w:pPr>
-      <w:r>
-        <w:rPr>
-          <w:rFonts w:hint="default" w:ascii="Consolas" w:hAnsi="Consolas" w:eastAsia="Consolas" w:cs="Consolas"/>
-          <w:b w:val="0"/>
-          <w:bCs w:val="0"/>
-          <w:color w:val="BBBEBF"/>
-          <w:kern w:val="0"/>
-          <w:sz w:val="21"/>
-          <w:szCs w:val="21"/>
-          <w:shd w:val="clear" w:fill="121314"/>
-          <w:lang w:val="en-US" w:eastAsia="zh-CN" w:bidi="ar"/>
-        </w:rPr>
-        <w:t xml:space="preserve">    </w:t>
-      </w:r>
-      <w:r>
-        <w:rPr>
-          <w:rFonts w:hint="default" w:ascii="Consolas" w:hAnsi="Consolas" w:eastAsia="Consolas" w:cs="Consolas"/>
-          <w:b w:val="0"/>
-          <w:bCs w:val="0"/>
-          <w:color w:val="79C0FF"/>
-          <w:kern w:val="0"/>
-          <w:sz w:val="21"/>
-          <w:szCs w:val="21"/>
-          <w:shd w:val="clear" w:fill="121314"/>
-          <w:lang w:val="en-US" w:eastAsia="zh-CN" w:bidi="ar"/>
-        </w:rPr>
-        <w:t>orderId</w:t>
-      </w:r>
-      <w:r>
-        <w:rPr>
-          <w:rFonts w:hint="default" w:ascii="Consolas" w:hAnsi="Consolas" w:eastAsia="Consolas" w:cs="Consolas"/>
-          <w:b w:val="0"/>
-          <w:bCs w:val="0"/>
-          <w:color w:val="BBBEBF"/>
-          <w:kern w:val="0"/>
-          <w:sz w:val="21"/>
-          <w:szCs w:val="21"/>
-          <w:shd w:val="clear" w:fill="121314"/>
-          <w:lang w:val="en-US" w:eastAsia="zh-CN" w:bidi="ar"/>
-        </w:rPr>
-        <w:t xml:space="preserve"> : </w:t>
-      </w:r>
-      <w:r>
-        <w:rPr>
-          <w:rFonts w:hint="default" w:ascii="Consolas" w:hAnsi="Consolas" w:eastAsia="Consolas" w:cs="Consolas"/>
-          <w:b w:val="0"/>
-          <w:bCs w:val="0"/>
-          <w:color w:val="4EC9B0"/>
-          <w:kern w:val="0"/>
-          <w:sz w:val="21"/>
-          <w:szCs w:val="21"/>
-          <w:shd w:val="clear" w:fill="121314"/>
-          <w:lang w:val="en-US" w:eastAsia="zh-CN" w:bidi="ar"/>
-        </w:rPr>
-        <w:t>int</w:t>
-      </w:r>
-    </w:p>
-    <w:p>
-      <w:pPr>
-        <w:keepNext w:val="0"/>
-        <w:keepLines w:val="0"/>
-        <w:widowControl/>
-        <w:suppressLineNumbers w:val="0"/>
-        <w:shd w:val="clear" w:fill="121314"/>
-        <w:spacing w:line="228" w:lineRule="atLeast"/>
-        <w:jc w:val="left"/>
-        <w:rPr>
-          <w:rFonts w:hint="default" w:ascii="Consolas" w:hAnsi="Consolas" w:eastAsia="Consolas" w:cs="Consolas"/>
-          <w:b w:val="0"/>
-          <w:bCs w:val="0"/>
-          <w:color w:val="BBBEBF"/>
-          <w:sz w:val="21"/>
-          <w:szCs w:val="21"/>
-        </w:rPr>
-      </w:pPr>
-      <w:r>
-        <w:rPr>
-          <w:rFonts w:hint="default" w:ascii="Consolas" w:hAnsi="Consolas" w:eastAsia="Consolas" w:cs="Consolas"/>
-          <w:b w:val="0"/>
-          <w:bCs w:val="0"/>
-          <w:color w:val="BBBEBF"/>
-          <w:kern w:val="0"/>
-          <w:sz w:val="21"/>
-          <w:szCs w:val="21"/>
-          <w:shd w:val="clear" w:fill="121314"/>
-          <w:lang w:val="en-US" w:eastAsia="zh-CN" w:bidi="ar"/>
-        </w:rPr>
-        <w:t xml:space="preserve">    </w:t>
-      </w:r>
-      <w:r>
-        <w:rPr>
-          <w:rFonts w:hint="default" w:ascii="Consolas" w:hAnsi="Consolas" w:eastAsia="Consolas" w:cs="Consolas"/>
-          <w:b w:val="0"/>
-          <w:bCs w:val="0"/>
-          <w:color w:val="79C0FF"/>
-          <w:kern w:val="0"/>
-          <w:sz w:val="21"/>
-          <w:szCs w:val="21"/>
-          <w:shd w:val="clear" w:fill="121314"/>
-          <w:lang w:val="en-US" w:eastAsia="zh-CN" w:bidi="ar"/>
-        </w:rPr>
-        <w:t>total</w:t>
-      </w:r>
-      <w:r>
-        <w:rPr>
-          <w:rFonts w:hint="default" w:ascii="Consolas" w:hAnsi="Consolas" w:eastAsia="Consolas" w:cs="Consolas"/>
-          <w:b w:val="0"/>
-          <w:bCs w:val="0"/>
-          <w:color w:val="BBBEBF"/>
-          <w:kern w:val="0"/>
-          <w:sz w:val="21"/>
-          <w:szCs w:val="21"/>
-          <w:shd w:val="clear" w:fill="121314"/>
-          <w:lang w:val="en-US" w:eastAsia="zh-CN" w:bidi="ar"/>
-        </w:rPr>
-        <w:t xml:space="preserve"> : </w:t>
-      </w:r>
-      <w:r>
-        <w:rPr>
-          <w:rFonts w:hint="default" w:ascii="Consolas" w:hAnsi="Consolas" w:eastAsia="Consolas" w:cs="Consolas"/>
-          <w:b w:val="0"/>
-          <w:bCs w:val="0"/>
-          <w:color w:val="4EC9B0"/>
-          <w:kern w:val="0"/>
-          <w:sz w:val="21"/>
-          <w:szCs w:val="21"/>
-          <w:shd w:val="clear" w:fill="121314"/>
-          <w:lang w:val="en-US" w:eastAsia="zh-CN" w:bidi="ar"/>
-        </w:rPr>
-        <w:t>float</w:t>
-      </w:r>
-    </w:p>
-    <w:p>
-      <w:pPr>
-        <w:keepNext w:val="0"/>
-        <w:keepLines w:val="0"/>
-        <w:widowControl/>
-        <w:suppressLineNumbers w:val="0"/>
-        <w:shd w:val="clear" w:fill="121314"/>
-        <w:spacing w:line="228" w:lineRule="atLeast"/>
-        <w:jc w:val="left"/>
-        <w:rPr>
-          <w:rFonts w:hint="default" w:ascii="Consolas" w:hAnsi="Consolas" w:eastAsia="Consolas" w:cs="Consolas"/>
-          <w:b w:val="0"/>
-          <w:bCs w:val="0"/>
-          <w:color w:val="BBBEBF"/>
-          <w:kern w:val="0"/>
-          <w:sz w:val="21"/>
-          <w:szCs w:val="21"/>
-          <w:shd w:val="clear" w:fill="121314"/>
-          <w:lang w:val="en-US" w:eastAsia="zh-CN" w:bidi="ar"/>
-        </w:rPr>
-      </w:pPr>
-      <w:r>
-        <w:rPr>
-          <w:rFonts w:hint="default" w:ascii="Consolas" w:hAnsi="Consolas" w:eastAsia="Consolas" w:cs="Consolas"/>
-          <w:b w:val="0"/>
-          <w:bCs w:val="0"/>
-          <w:color w:val="BBBEBF"/>
-          <w:kern w:val="0"/>
-          <w:sz w:val="21"/>
-          <w:szCs w:val="21"/>
-          <w:shd w:val="clear" w:fill="121314"/>
-          <w:lang w:val="en-US" w:eastAsia="zh-CN" w:bidi="ar"/>
+        <w:pStyle w:val="8"/>
+        <w:keepNext w:val="0"/>
+        <w:keepLines w:val="0"/>
+        <w:widowControl/>
+        <w:suppressLineNumbers w:val="0"/>
+        <w:rPr>
+          <w:rStyle w:val="7"/>
+          <w:rFonts w:hint="default" w:ascii="Times New Roman" w:hAnsi="Times New Roman" w:cs="Times New Roman"/>
+          <w:sz w:val="24"/>
+          <w:szCs w:val="24"/>
+        </w:rPr>
+      </w:pPr>
+    </w:p>
+    <w:p>
+      <w:pPr>
+        <w:pStyle w:val="8"/>
+        <w:keepNext w:val="0"/>
+        <w:keepLines w:val="0"/>
+        <w:widowControl/>
+        <w:suppressLineNumbers w:val="0"/>
+        <w:rPr>
+          <w:rStyle w:val="7"/>
+          <w:rFonts w:hint="default" w:ascii="Times New Roman" w:hAnsi="Times New Roman" w:cs="Times New Roman"/>
+          <w:sz w:val="24"/>
+          <w:szCs w:val="24"/>
+          <w:lang w:val="en-US"/>
+        </w:rPr>
+      </w:pPr>
+    </w:p>
+    <w:p>
+      <w:pPr>
+        <w:pStyle w:val="8"/>
+        <w:keepNext w:val="0"/>
+        <w:keepLines w:val="0"/>
+        <w:widowControl/>
+        <w:suppressLineNumbers w:val="0"/>
+        <w:rPr>
+          <w:rStyle w:val="7"/>
+          <w:rFonts w:hint="default" w:ascii="Times New Roman" w:hAnsi="Times New Roman" w:cs="Times New Roman"/>
+          <w:sz w:val="24"/>
+          <w:szCs w:val="24"/>
+        </w:rPr>
+      </w:pPr>
+      <w:r>
+        <w:rPr>
+          <w:rStyle w:val="7"/>
+          <w:rFonts w:hint="default" w:ascii="Times New Roman" w:hAnsi="Times New Roman" w:cs="Times New Roman"/>
+          <w:sz w:val="24"/>
+          <w:szCs w:val="24"/>
+        </w:rPr>
+        <w:t>class Order {</w:t>
+      </w:r>
+    </w:p>
+    <w:p>
+      <w:pPr>
+        <w:pStyle w:val="8"/>
+        <w:keepNext w:val="0"/>
+        <w:keepLines w:val="0"/>
+        <w:widowControl/>
+        <w:suppressLineNumbers w:val="0"/>
+        <w:rPr>
+          <w:rStyle w:val="7"/>
+          <w:rFonts w:hint="default" w:ascii="Times New Roman" w:hAnsi="Times New Roman" w:cs="Times New Roman"/>
+          <w:sz w:val="24"/>
+          <w:szCs w:val="24"/>
+        </w:rPr>
+      </w:pPr>
+      <w:r>
+        <w:rPr>
+          <w:rStyle w:val="7"/>
+          <w:rFonts w:hint="default" w:ascii="Times New Roman" w:hAnsi="Times New Roman" w:cs="Times New Roman"/>
+          <w:sz w:val="24"/>
+          <w:szCs w:val="24"/>
+        </w:rPr>
+        <w:t xml:space="preserve">    orderId : int</w:t>
+      </w:r>
+    </w:p>
+    <w:p>
+      <w:pPr>
+        <w:pStyle w:val="8"/>
+        <w:keepNext w:val="0"/>
+        <w:keepLines w:val="0"/>
+        <w:widowControl/>
+        <w:suppressLineNumbers w:val="0"/>
+        <w:rPr>
+          <w:rStyle w:val="7"/>
+          <w:rFonts w:hint="default" w:ascii="Times New Roman" w:hAnsi="Times New Roman" w:cs="Times New Roman"/>
+          <w:sz w:val="24"/>
+          <w:szCs w:val="24"/>
+        </w:rPr>
+      </w:pPr>
+      <w:r>
+        <w:rPr>
+          <w:rStyle w:val="7"/>
+          <w:rFonts w:hint="default" w:ascii="Times New Roman" w:hAnsi="Times New Roman" w:cs="Times New Roman"/>
+          <w:sz w:val="24"/>
+          <w:szCs w:val="24"/>
+        </w:rPr>
+        <w:t xml:space="preserve">    total : float</w:t>
+      </w:r>
+    </w:p>
+    <w:p>
+      <w:pPr>
+        <w:pStyle w:val="8"/>
+        <w:keepNext w:val="0"/>
+        <w:keepLines w:val="0"/>
+        <w:widowControl/>
+        <w:suppressLineNumbers w:val="0"/>
+        <w:rPr>
+          <w:rStyle w:val="7"/>
+          <w:rFonts w:hint="default" w:ascii="Times New Roman" w:hAnsi="Times New Roman" w:cs="Times New Roman"/>
+          <w:sz w:val="24"/>
+          <w:szCs w:val="24"/>
+        </w:rPr>
+      </w:pPr>
+      <w:r>
+        <w:rPr>
+          <w:rStyle w:val="7"/>
+          <w:rFonts w:hint="default" w:ascii="Times New Roman" w:hAnsi="Times New Roman" w:cs="Times New Roman"/>
+          <w:sz w:val="24"/>
+          <w:szCs w:val="24"/>
         </w:rPr>
         <w:t>}</w:t>
       </w:r>
     </w:p>
     <w:p>
       <w:pPr>
-        <w:keepNext w:val="0"/>
-        <w:keepLines w:val="0"/>
-        <w:widowControl/>
-        <w:suppressLineNumbers w:val="0"/>
-        <w:shd w:val="clear" w:fill="121314"/>
-        <w:spacing w:line="228" w:lineRule="atLeast"/>
-        <w:jc w:val="left"/>
-        <w:rPr>
-          <w:rFonts w:hint="default" w:ascii="Consolas" w:hAnsi="Consolas" w:eastAsia="Consolas" w:cs="Consolas"/>
-          <w:b w:val="0"/>
-          <w:bCs w:val="0"/>
-          <w:color w:val="BBBEBF"/>
-          <w:kern w:val="0"/>
-          <w:sz w:val="21"/>
-          <w:szCs w:val="21"/>
-          <w:shd w:val="clear" w:fill="121314"/>
-          <w:lang w:val="en-US" w:eastAsia="zh-CN" w:bidi="ar"/>
-        </w:rPr>
-      </w:pPr>
-    </w:p>
-    <w:p>
-      <w:pPr>
-        <w:keepNext w:val="0"/>
-        <w:keepLines w:val="0"/>
-        <w:widowControl/>
-        <w:suppressLineNumbers w:val="0"/>
-        <w:shd w:val="clear" w:fill="121314"/>
-        <w:spacing w:line="228" w:lineRule="atLeast"/>
-        <w:jc w:val="left"/>
-        <w:rPr>
-          <w:rFonts w:hint="default" w:ascii="Consolas" w:hAnsi="Consolas" w:eastAsia="Consolas" w:cs="Consolas"/>
-          <w:b w:val="0"/>
-          <w:bCs w:val="0"/>
-          <w:color w:val="BBBEBF"/>
-          <w:kern w:val="0"/>
-          <w:sz w:val="21"/>
-          <w:szCs w:val="21"/>
-          <w:shd w:val="clear" w:fill="121314"/>
-          <w:lang w:val="en-US" w:eastAsia="zh-CN" w:bidi="ar"/>
-        </w:rPr>
-      </w:pPr>
-    </w:p>
-    <w:p>
-      <w:pPr>
-        <w:keepNext w:val="0"/>
-        <w:keepLines w:val="0"/>
-        <w:widowControl/>
-        <w:suppressLineNumbers w:val="0"/>
-        <w:shd w:val="clear" w:fill="121314"/>
-        <w:spacing w:line="228" w:lineRule="atLeast"/>
-        <w:jc w:val="left"/>
-        <w:rPr>
-          <w:rFonts w:hint="default" w:ascii="Consolas" w:hAnsi="Consolas" w:eastAsia="Consolas" w:cs="Consolas"/>
-          <w:b w:val="0"/>
-          <w:bCs w:val="0"/>
-          <w:color w:val="BBBEBF"/>
-          <w:sz w:val="21"/>
-          <w:szCs w:val="21"/>
-        </w:rPr>
-      </w:pPr>
-      <w:r>
-        <w:rPr>
-          <w:rFonts w:hint="default" w:ascii="Consolas" w:hAnsi="Consolas" w:eastAsia="Consolas" w:cs="Consolas"/>
-          <w:b w:val="0"/>
-          <w:bCs w:val="0"/>
-          <w:color w:val="FF7B72"/>
-          <w:kern w:val="0"/>
-          <w:sz w:val="21"/>
-          <w:szCs w:val="21"/>
-          <w:shd w:val="clear" w:fill="121314"/>
-          <w:lang w:val="en-US" w:eastAsia="zh-CN" w:bidi="ar"/>
-        </w:rPr>
-        <w:t>class</w:t>
-      </w:r>
-      <w:r>
-        <w:rPr>
-          <w:rFonts w:hint="default" w:ascii="Consolas" w:hAnsi="Consolas" w:eastAsia="Consolas" w:cs="Consolas"/>
-          <w:b w:val="0"/>
-          <w:bCs w:val="0"/>
-          <w:color w:val="BBBEBF"/>
-          <w:kern w:val="0"/>
-          <w:sz w:val="21"/>
-          <w:szCs w:val="21"/>
-          <w:shd w:val="clear" w:fill="121314"/>
-          <w:lang w:val="en-US" w:eastAsia="zh-CN" w:bidi="ar"/>
-        </w:rPr>
-        <w:t xml:space="preserve"> </w:t>
-      </w:r>
-      <w:r>
-        <w:rPr>
-          <w:rFonts w:hint="default" w:ascii="Consolas" w:hAnsi="Consolas" w:eastAsia="Consolas" w:cs="Consolas"/>
-          <w:b w:val="0"/>
-          <w:bCs w:val="0"/>
-          <w:color w:val="79C0FF"/>
-          <w:kern w:val="0"/>
-          <w:sz w:val="21"/>
-          <w:szCs w:val="21"/>
-          <w:shd w:val="clear" w:fill="121314"/>
-          <w:lang w:val="en-US" w:eastAsia="zh-CN" w:bidi="ar"/>
-        </w:rPr>
-        <w:t>Product</w:t>
-      </w:r>
-      <w:r>
-        <w:rPr>
-          <w:rFonts w:hint="default" w:ascii="Consolas" w:hAnsi="Consolas" w:eastAsia="Consolas" w:cs="Consolas"/>
-          <w:b w:val="0"/>
-          <w:bCs w:val="0"/>
-          <w:color w:val="BBBEBF"/>
-          <w:kern w:val="0"/>
-          <w:sz w:val="21"/>
-          <w:szCs w:val="21"/>
-          <w:shd w:val="clear" w:fill="121314"/>
-          <w:lang w:val="en-US" w:eastAsia="zh-CN" w:bidi="ar"/>
-        </w:rPr>
-        <w:t xml:space="preserve"> {</w:t>
-      </w:r>
-    </w:p>
-    <w:p>
-      <w:pPr>
-        <w:keepNext w:val="0"/>
-        <w:keepLines w:val="0"/>
-        <w:widowControl/>
-        <w:suppressLineNumbers w:val="0"/>
-        <w:shd w:val="clear" w:fill="121314"/>
-        <w:spacing w:line="228" w:lineRule="atLeast"/>
-        <w:jc w:val="left"/>
-        <w:rPr>
-          <w:rFonts w:hint="default" w:ascii="Consolas" w:hAnsi="Consolas" w:eastAsia="Consolas" w:cs="Consolas"/>
-          <w:b w:val="0"/>
-          <w:bCs w:val="0"/>
-          <w:color w:val="BBBEBF"/>
-          <w:sz w:val="21"/>
-          <w:szCs w:val="21"/>
-        </w:rPr>
-      </w:pPr>
-      <w:r>
-        <w:rPr>
-          <w:rFonts w:hint="default" w:ascii="Consolas" w:hAnsi="Consolas" w:eastAsia="Consolas" w:cs="Consolas"/>
-          <w:b w:val="0"/>
-          <w:bCs w:val="0"/>
-          <w:color w:val="BBBEBF"/>
-          <w:kern w:val="0"/>
-          <w:sz w:val="21"/>
-          <w:szCs w:val="21"/>
-          <w:shd w:val="clear" w:fill="121314"/>
-          <w:lang w:val="en-US" w:eastAsia="zh-CN" w:bidi="ar"/>
-        </w:rPr>
-        <w:t xml:space="preserve">    </w:t>
-      </w:r>
-      <w:r>
-        <w:rPr>
-          <w:rFonts w:hint="default" w:ascii="Consolas" w:hAnsi="Consolas" w:eastAsia="Consolas" w:cs="Consolas"/>
-          <w:b w:val="0"/>
-          <w:bCs w:val="0"/>
-          <w:color w:val="79C0FF"/>
-          <w:kern w:val="0"/>
-          <w:sz w:val="21"/>
-          <w:szCs w:val="21"/>
-          <w:shd w:val="clear" w:fill="121314"/>
-          <w:lang w:val="en-US" w:eastAsia="zh-CN" w:bidi="ar"/>
-        </w:rPr>
-        <w:t>name</w:t>
-      </w:r>
-      <w:r>
-        <w:rPr>
-          <w:rFonts w:hint="default" w:ascii="Consolas" w:hAnsi="Consolas" w:eastAsia="Consolas" w:cs="Consolas"/>
-          <w:b w:val="0"/>
-          <w:bCs w:val="0"/>
-          <w:color w:val="BBBEBF"/>
-          <w:kern w:val="0"/>
-          <w:sz w:val="21"/>
-          <w:szCs w:val="21"/>
-          <w:shd w:val="clear" w:fill="121314"/>
-          <w:lang w:val="en-US" w:eastAsia="zh-CN" w:bidi="ar"/>
-        </w:rPr>
-        <w:t xml:space="preserve"> : </w:t>
-      </w:r>
-      <w:r>
-        <w:rPr>
-          <w:rFonts w:hint="default" w:ascii="Consolas" w:hAnsi="Consolas" w:eastAsia="Consolas" w:cs="Consolas"/>
-          <w:b w:val="0"/>
-          <w:bCs w:val="0"/>
-          <w:color w:val="4EC9B0"/>
-          <w:kern w:val="0"/>
-          <w:sz w:val="21"/>
-          <w:szCs w:val="21"/>
-          <w:shd w:val="clear" w:fill="121314"/>
-          <w:lang w:val="en-US" w:eastAsia="zh-CN" w:bidi="ar"/>
-        </w:rPr>
-        <w:t>String</w:t>
-      </w:r>
-    </w:p>
-    <w:p>
-      <w:pPr>
-        <w:keepNext w:val="0"/>
-        <w:keepLines w:val="0"/>
-        <w:widowControl/>
-        <w:suppressLineNumbers w:val="0"/>
-        <w:shd w:val="clear" w:fill="121314"/>
-        <w:spacing w:line="228" w:lineRule="atLeast"/>
-        <w:jc w:val="left"/>
-        <w:rPr>
-          <w:rFonts w:hint="default" w:ascii="Consolas" w:hAnsi="Consolas" w:eastAsia="Consolas" w:cs="Consolas"/>
-          <w:b w:val="0"/>
-          <w:bCs w:val="0"/>
-          <w:color w:val="BBBEBF"/>
-          <w:sz w:val="21"/>
-          <w:szCs w:val="21"/>
-        </w:rPr>
-      </w:pPr>
-      <w:r>
-        <w:rPr>
-          <w:rFonts w:hint="default" w:ascii="Consolas" w:hAnsi="Consolas" w:eastAsia="Consolas" w:cs="Consolas"/>
-          <w:b w:val="0"/>
-          <w:bCs w:val="0"/>
-          <w:color w:val="BBBEBF"/>
-          <w:kern w:val="0"/>
-          <w:sz w:val="21"/>
-          <w:szCs w:val="21"/>
-          <w:shd w:val="clear" w:fill="121314"/>
-          <w:lang w:val="en-US" w:eastAsia="zh-CN" w:bidi="ar"/>
-        </w:rPr>
-        <w:t xml:space="preserve">    </w:t>
-      </w:r>
-      <w:r>
-        <w:rPr>
-          <w:rFonts w:hint="default" w:ascii="Consolas" w:hAnsi="Consolas" w:eastAsia="Consolas" w:cs="Consolas"/>
-          <w:b w:val="0"/>
-          <w:bCs w:val="0"/>
-          <w:color w:val="79C0FF"/>
-          <w:kern w:val="0"/>
-          <w:sz w:val="21"/>
-          <w:szCs w:val="21"/>
-          <w:shd w:val="clear" w:fill="121314"/>
-          <w:lang w:val="en-US" w:eastAsia="zh-CN" w:bidi="ar"/>
-        </w:rPr>
-        <w:t>price</w:t>
-      </w:r>
-      <w:r>
-        <w:rPr>
-          <w:rFonts w:hint="default" w:ascii="Consolas" w:hAnsi="Consolas" w:eastAsia="Consolas" w:cs="Consolas"/>
-          <w:b w:val="0"/>
-          <w:bCs w:val="0"/>
-          <w:color w:val="BBBEBF"/>
-          <w:kern w:val="0"/>
-          <w:sz w:val="21"/>
-          <w:szCs w:val="21"/>
-          <w:shd w:val="clear" w:fill="121314"/>
-          <w:lang w:val="en-US" w:eastAsia="zh-CN" w:bidi="ar"/>
-        </w:rPr>
-        <w:t xml:space="preserve"> : </w:t>
-      </w:r>
-      <w:r>
-        <w:rPr>
-          <w:rFonts w:hint="default" w:ascii="Consolas" w:hAnsi="Consolas" w:eastAsia="Consolas" w:cs="Consolas"/>
-          <w:b w:val="0"/>
-          <w:bCs w:val="0"/>
-          <w:color w:val="4EC9B0"/>
-          <w:kern w:val="0"/>
-          <w:sz w:val="21"/>
-          <w:szCs w:val="21"/>
-          <w:shd w:val="clear" w:fill="121314"/>
-          <w:lang w:val="en-US" w:eastAsia="zh-CN" w:bidi="ar"/>
-        </w:rPr>
-        <w:t>float</w:t>
-      </w:r>
-    </w:p>
-    <w:p>
-      <w:pPr>
-        <w:keepNext w:val="0"/>
-        <w:keepLines w:val="0"/>
-        <w:widowControl/>
-        <w:suppressLineNumbers w:val="0"/>
-        <w:shd w:val="clear" w:fill="121314"/>
-        <w:spacing w:line="228" w:lineRule="atLeast"/>
-        <w:jc w:val="left"/>
-      </w:pPr>
-      <w:r>
-        <w:rPr>
-          <w:rFonts w:hint="default" w:ascii="Consolas" w:hAnsi="Consolas" w:eastAsia="Consolas" w:cs="Consolas"/>
-          <w:b w:val="0"/>
-          <w:bCs w:val="0"/>
-          <w:color w:val="BBBEBF"/>
-          <w:kern w:val="0"/>
-          <w:sz w:val="21"/>
-          <w:szCs w:val="21"/>
-          <w:shd w:val="clear" w:fill="121314"/>
-          <w:lang w:val="en-US" w:eastAsia="zh-CN" w:bidi="ar"/>
+        <w:pStyle w:val="8"/>
+        <w:keepNext w:val="0"/>
+        <w:keepLines w:val="0"/>
+        <w:widowControl/>
+        <w:suppressLineNumbers w:val="0"/>
+        <w:rPr>
+          <w:rStyle w:val="7"/>
+          <w:rFonts w:hint="default" w:ascii="Times New Roman" w:hAnsi="Times New Roman" w:cs="Times New Roman"/>
+          <w:sz w:val="24"/>
+          <w:szCs w:val="24"/>
+        </w:rPr>
+      </w:pPr>
+    </w:p>
+    <w:p>
+      <w:pPr>
+        <w:pStyle w:val="8"/>
+        <w:keepNext w:val="0"/>
+        <w:keepLines w:val="0"/>
+        <w:widowControl/>
+        <w:suppressLineNumbers w:val="0"/>
+        <w:rPr>
+          <w:rStyle w:val="7"/>
+          <w:rFonts w:hint="default" w:ascii="Times New Roman" w:hAnsi="Times New Roman" w:cs="Times New Roman"/>
+          <w:sz w:val="24"/>
+          <w:szCs w:val="24"/>
+        </w:rPr>
+      </w:pPr>
+      <w:r>
+        <w:rPr>
+          <w:rStyle w:val="7"/>
+          <w:rFonts w:hint="default" w:ascii="Times New Roman" w:hAnsi="Times New Roman" w:cs="Times New Roman"/>
+          <w:sz w:val="24"/>
+          <w:szCs w:val="24"/>
+        </w:rPr>
+        <w:t>class Product {</w:t>
+      </w:r>
+    </w:p>
+    <w:p>
+      <w:pPr>
+        <w:pStyle w:val="8"/>
+        <w:keepNext w:val="0"/>
+        <w:keepLines w:val="0"/>
+        <w:widowControl/>
+        <w:suppressLineNumbers w:val="0"/>
+        <w:rPr>
+          <w:rStyle w:val="7"/>
+          <w:rFonts w:hint="default" w:ascii="Times New Roman" w:hAnsi="Times New Roman" w:cs="Times New Roman"/>
+          <w:sz w:val="24"/>
+          <w:szCs w:val="24"/>
+        </w:rPr>
+      </w:pPr>
+      <w:r>
+        <w:rPr>
+          <w:rStyle w:val="7"/>
+          <w:rFonts w:hint="default" w:ascii="Times New Roman" w:hAnsi="Times New Roman" w:cs="Times New Roman"/>
+          <w:sz w:val="24"/>
+          <w:szCs w:val="24"/>
+        </w:rPr>
+        <w:t xml:space="preserve">    name : String</w:t>
+      </w:r>
+    </w:p>
+    <w:p>
+      <w:pPr>
+        <w:pStyle w:val="8"/>
+        <w:keepNext w:val="0"/>
+        <w:keepLines w:val="0"/>
+        <w:widowControl/>
+        <w:suppressLineNumbers w:val="0"/>
+        <w:rPr>
+          <w:rStyle w:val="7"/>
+          <w:rFonts w:hint="default" w:ascii="Times New Roman" w:hAnsi="Times New Roman" w:cs="Times New Roman"/>
+          <w:sz w:val="24"/>
+          <w:szCs w:val="24"/>
+        </w:rPr>
+      </w:pPr>
+      <w:r>
+        <w:rPr>
+          <w:rStyle w:val="7"/>
+          <w:rFonts w:hint="default" w:ascii="Times New Roman" w:hAnsi="Times New Roman" w:cs="Times New Roman"/>
+          <w:sz w:val="24"/>
+          <w:szCs w:val="24"/>
+        </w:rPr>
+        <w:t xml:space="preserve">    price : float</w:t>
+      </w:r>
+    </w:p>
+    <w:p>
+      <w:pPr>
+        <w:pStyle w:val="8"/>
+        <w:keepNext w:val="0"/>
+        <w:keepLines w:val="0"/>
+        <w:widowControl/>
+        <w:suppressLineNumbers w:val="0"/>
+        <w:rPr>
+          <w:rStyle w:val="7"/>
+          <w:rFonts w:hint="default" w:ascii="Times New Roman" w:hAnsi="Times New Roman" w:cs="Times New Roman"/>
+          <w:sz w:val="24"/>
+          <w:szCs w:val="24"/>
+        </w:rPr>
+      </w:pPr>
+      <w:r>
+        <w:rPr>
+          <w:rStyle w:val="7"/>
+          <w:rFonts w:hint="default" w:ascii="Times New Roman" w:hAnsi="Times New Roman" w:cs="Times New Roman"/>
+          <w:sz w:val="24"/>
+          <w:szCs w:val="24"/>
         </w:rPr>
         <w:t>}</w:t>
       </w:r>
     </w:p>
     <w:p>
       <w:pPr>
-        <w:keepNext w:val="0"/>
-        <w:keepLines w:val="0"/>
-        <w:widowControl/>
-        <w:suppressLineNumbers w:val="0"/>
-        <w:shd w:val="clear" w:fill="121314"/>
-        <w:spacing w:line="228" w:lineRule="atLeast"/>
-        <w:jc w:val="left"/>
-        <w:rPr>
-          <w:rFonts w:hint="default" w:ascii="Consolas" w:hAnsi="Consolas" w:eastAsia="Consolas" w:cs="Consolas"/>
-          <w:b w:val="0"/>
-          <w:bCs w:val="0"/>
-          <w:color w:val="BBBEBF"/>
-          <w:sz w:val="21"/>
-          <w:szCs w:val="21"/>
-        </w:rPr>
-      </w:pPr>
-      <w:r>
-        <w:rPr>
-          <w:rFonts w:hint="default" w:ascii="Consolas" w:hAnsi="Consolas" w:eastAsia="Consolas" w:cs="Consolas"/>
-          <w:b w:val="0"/>
-          <w:bCs w:val="0"/>
-          <w:color w:val="FF7B72"/>
-          <w:kern w:val="0"/>
-          <w:sz w:val="21"/>
-          <w:szCs w:val="21"/>
-          <w:shd w:val="clear" w:fill="121314"/>
-          <w:lang w:val="en-US" w:eastAsia="zh-CN" w:bidi="ar"/>
-        </w:rPr>
-        <w:t>class</w:t>
-      </w:r>
-      <w:r>
-        <w:rPr>
-          <w:rFonts w:hint="default" w:ascii="Consolas" w:hAnsi="Consolas" w:eastAsia="Consolas" w:cs="Consolas"/>
-          <w:b w:val="0"/>
-          <w:bCs w:val="0"/>
-          <w:color w:val="BBBEBF"/>
-          <w:kern w:val="0"/>
-          <w:sz w:val="21"/>
-          <w:szCs w:val="21"/>
-          <w:shd w:val="clear" w:fill="121314"/>
-          <w:lang w:val="en-US" w:eastAsia="zh-CN" w:bidi="ar"/>
-        </w:rPr>
-        <w:t xml:space="preserve"> </w:t>
-      </w:r>
-      <w:r>
-        <w:rPr>
-          <w:rFonts w:hint="default" w:ascii="Consolas" w:hAnsi="Consolas" w:eastAsia="Consolas" w:cs="Consolas"/>
-          <w:b w:val="0"/>
-          <w:bCs w:val="0"/>
-          <w:color w:val="79C0FF"/>
-          <w:kern w:val="0"/>
-          <w:sz w:val="21"/>
-          <w:szCs w:val="21"/>
-          <w:shd w:val="clear" w:fill="121314"/>
-          <w:lang w:val="en-US" w:eastAsia="zh-CN" w:bidi="ar"/>
-        </w:rPr>
-        <w:t>Category</w:t>
-      </w:r>
-      <w:r>
-        <w:rPr>
-          <w:rFonts w:hint="default" w:ascii="Consolas" w:hAnsi="Consolas" w:eastAsia="Consolas" w:cs="Consolas"/>
-          <w:b w:val="0"/>
-          <w:bCs w:val="0"/>
-          <w:color w:val="BBBEBF"/>
-          <w:kern w:val="0"/>
-          <w:sz w:val="21"/>
-          <w:szCs w:val="21"/>
-          <w:shd w:val="clear" w:fill="121314"/>
-          <w:lang w:val="en-US" w:eastAsia="zh-CN" w:bidi="ar"/>
-        </w:rPr>
-        <w:t xml:space="preserve"> {</w:t>
-      </w:r>
-    </w:p>
-    <w:p>
-      <w:pPr>
-        <w:keepNext w:val="0"/>
-        <w:keepLines w:val="0"/>
-        <w:widowControl/>
-        <w:suppressLineNumbers w:val="0"/>
-        <w:shd w:val="clear" w:fill="121314"/>
-        <w:spacing w:line="228" w:lineRule="atLeast"/>
-        <w:jc w:val="left"/>
-        <w:rPr>
-          <w:rFonts w:hint="default" w:ascii="Consolas" w:hAnsi="Consolas" w:eastAsia="Consolas" w:cs="Consolas"/>
-          <w:b w:val="0"/>
-          <w:bCs w:val="0"/>
-          <w:color w:val="BBBEBF"/>
-          <w:sz w:val="21"/>
-          <w:szCs w:val="21"/>
-        </w:rPr>
-      </w:pPr>
-      <w:r>
-        <w:rPr>
-          <w:rFonts w:hint="default" w:ascii="Consolas" w:hAnsi="Consolas" w:eastAsia="Consolas" w:cs="Consolas"/>
-          <w:b w:val="0"/>
-          <w:bCs w:val="0"/>
-          <w:color w:val="BBBEBF"/>
-          <w:kern w:val="0"/>
-          <w:sz w:val="21"/>
-          <w:szCs w:val="21"/>
-          <w:shd w:val="clear" w:fill="121314"/>
-          <w:lang w:val="en-US" w:eastAsia="zh-CN" w:bidi="ar"/>
-        </w:rPr>
-        <w:t xml:space="preserve">    </w:t>
-      </w:r>
-      <w:r>
-        <w:rPr>
-          <w:rFonts w:hint="default" w:ascii="Consolas" w:hAnsi="Consolas" w:eastAsia="Consolas" w:cs="Consolas"/>
-          <w:b w:val="0"/>
-          <w:bCs w:val="0"/>
-          <w:color w:val="79C0FF"/>
-          <w:kern w:val="0"/>
-          <w:sz w:val="21"/>
-          <w:szCs w:val="21"/>
-          <w:shd w:val="clear" w:fill="121314"/>
-          <w:lang w:val="en-US" w:eastAsia="zh-CN" w:bidi="ar"/>
-        </w:rPr>
-        <w:t>name</w:t>
-      </w:r>
-      <w:r>
-        <w:rPr>
-          <w:rFonts w:hint="default" w:ascii="Consolas" w:hAnsi="Consolas" w:eastAsia="Consolas" w:cs="Consolas"/>
-          <w:b w:val="0"/>
-          <w:bCs w:val="0"/>
-          <w:color w:val="BBBEBF"/>
-          <w:kern w:val="0"/>
-          <w:sz w:val="21"/>
-          <w:szCs w:val="21"/>
-          <w:shd w:val="clear" w:fill="121314"/>
-          <w:lang w:val="en-US" w:eastAsia="zh-CN" w:bidi="ar"/>
-        </w:rPr>
-        <w:t xml:space="preserve"> : </w:t>
-      </w:r>
-      <w:r>
-        <w:rPr>
-          <w:rFonts w:hint="default" w:ascii="Consolas" w:hAnsi="Consolas" w:eastAsia="Consolas" w:cs="Consolas"/>
-          <w:b w:val="0"/>
-          <w:bCs w:val="0"/>
-          <w:color w:val="4EC9B0"/>
-          <w:kern w:val="0"/>
-          <w:sz w:val="21"/>
-          <w:szCs w:val="21"/>
-          <w:shd w:val="clear" w:fill="121314"/>
-          <w:lang w:val="en-US" w:eastAsia="zh-CN" w:bidi="ar"/>
-        </w:rPr>
-        <w:t>String</w:t>
-      </w:r>
-    </w:p>
-    <w:p>
-      <w:pPr>
-        <w:keepNext w:val="0"/>
-        <w:keepLines w:val="0"/>
-        <w:widowControl/>
-        <w:suppressLineNumbers w:val="0"/>
-        <w:shd w:val="clear" w:fill="121314"/>
-        <w:spacing w:line="228" w:lineRule="atLeast"/>
-        <w:jc w:val="left"/>
-      </w:pPr>
-      <w:r>
-        <w:rPr>
-          <w:rFonts w:hint="default" w:ascii="Consolas" w:hAnsi="Consolas" w:eastAsia="Consolas" w:cs="Consolas"/>
-          <w:b w:val="0"/>
-          <w:bCs w:val="0"/>
-          <w:color w:val="BBBEBF"/>
-          <w:kern w:val="0"/>
-          <w:sz w:val="21"/>
-          <w:szCs w:val="21"/>
-          <w:shd w:val="clear" w:fill="121314"/>
-          <w:lang w:val="en-US" w:eastAsia="zh-CN" w:bidi="ar"/>
+        <w:pStyle w:val="8"/>
+        <w:keepNext w:val="0"/>
+        <w:keepLines w:val="0"/>
+        <w:widowControl/>
+        <w:suppressLineNumbers w:val="0"/>
+        <w:rPr>
+          <w:rStyle w:val="7"/>
+          <w:rFonts w:hint="default" w:ascii="Times New Roman" w:hAnsi="Times New Roman" w:cs="Times New Roman"/>
+          <w:sz w:val="24"/>
+          <w:szCs w:val="24"/>
+        </w:rPr>
+      </w:pPr>
+    </w:p>
+    <w:p>
+      <w:pPr>
+        <w:pStyle w:val="8"/>
+        <w:keepNext w:val="0"/>
+        <w:keepLines w:val="0"/>
+        <w:widowControl/>
+        <w:suppressLineNumbers w:val="0"/>
+        <w:rPr>
+          <w:rStyle w:val="7"/>
+          <w:rFonts w:hint="default" w:ascii="Times New Roman" w:hAnsi="Times New Roman" w:cs="Times New Roman"/>
+          <w:sz w:val="24"/>
+          <w:szCs w:val="24"/>
+        </w:rPr>
+      </w:pPr>
+      <w:r>
+        <w:rPr>
+          <w:rStyle w:val="7"/>
+          <w:rFonts w:hint="default" w:ascii="Times New Roman" w:hAnsi="Times New Roman" w:cs="Times New Roman"/>
+          <w:sz w:val="24"/>
+          <w:szCs w:val="24"/>
+        </w:rPr>
+        <w:t>class Category {</w:t>
+      </w:r>
+    </w:p>
+    <w:p>
+      <w:pPr>
+        <w:pStyle w:val="8"/>
+        <w:keepNext w:val="0"/>
+        <w:keepLines w:val="0"/>
+        <w:widowControl/>
+        <w:suppressLineNumbers w:val="0"/>
+        <w:rPr>
+          <w:rStyle w:val="7"/>
+          <w:rFonts w:hint="default" w:ascii="Times New Roman" w:hAnsi="Times New Roman" w:cs="Times New Roman"/>
+          <w:sz w:val="24"/>
+          <w:szCs w:val="24"/>
+        </w:rPr>
+      </w:pPr>
+      <w:r>
+        <w:rPr>
+          <w:rStyle w:val="7"/>
+          <w:rFonts w:hint="default" w:ascii="Times New Roman" w:hAnsi="Times New Roman" w:cs="Times New Roman"/>
+          <w:sz w:val="24"/>
+          <w:szCs w:val="24"/>
+        </w:rPr>
+        <w:t xml:space="preserve">    name : String</w:t>
+      </w:r>
+    </w:p>
+    <w:p>
+      <w:pPr>
+        <w:pStyle w:val="8"/>
+        <w:keepNext w:val="0"/>
+        <w:keepLines w:val="0"/>
+        <w:widowControl/>
+        <w:suppressLineNumbers w:val="0"/>
+        <w:rPr>
+          <w:rStyle w:val="7"/>
+          <w:rFonts w:hint="default" w:ascii="Times New Roman" w:hAnsi="Times New Roman" w:cs="Times New Roman"/>
+          <w:sz w:val="24"/>
+          <w:szCs w:val="24"/>
+        </w:rPr>
+      </w:pPr>
+      <w:r>
+        <w:rPr>
+          <w:rStyle w:val="7"/>
+          <w:rFonts w:hint="default" w:ascii="Times New Roman" w:hAnsi="Times New Roman" w:cs="Times New Roman"/>
+          <w:sz w:val="24"/>
+          <w:szCs w:val="24"/>
         </w:rPr>
         <w:t>}</w:t>
       </w:r>
     </w:p>
     <w:p>
       <w:pPr>
-        <w:keepNext w:val="0"/>
-        <w:keepLines w:val="0"/>
-        <w:widowControl/>
-        <w:suppressLineNumbers w:val="0"/>
-        <w:shd w:val="clear" w:fill="121314"/>
-        <w:spacing w:line="228" w:lineRule="atLeast"/>
-        <w:jc w:val="left"/>
-        <w:rPr>
-          <w:rFonts w:hint="default" w:ascii="Consolas" w:hAnsi="Consolas" w:eastAsia="Consolas" w:cs="Consolas"/>
-          <w:b w:val="0"/>
-          <w:bCs w:val="0"/>
-          <w:color w:val="BBBEBF"/>
-          <w:sz w:val="21"/>
-          <w:szCs w:val="21"/>
-        </w:rPr>
-      </w:pPr>
-      <w:r>
-        <w:rPr>
-          <w:rFonts w:hint="default" w:ascii="Consolas" w:hAnsi="Consolas" w:eastAsia="Consolas" w:cs="Consolas"/>
-          <w:b w:val="0"/>
-          <w:bCs w:val="0"/>
-          <w:color w:val="FF7B72"/>
-          <w:kern w:val="0"/>
-          <w:sz w:val="21"/>
-          <w:szCs w:val="21"/>
-          <w:shd w:val="clear" w:fill="121314"/>
-          <w:lang w:val="en-US" w:eastAsia="zh-CN" w:bidi="ar"/>
-        </w:rPr>
-        <w:t>class</w:t>
-      </w:r>
-      <w:r>
-        <w:rPr>
-          <w:rFonts w:hint="default" w:ascii="Consolas" w:hAnsi="Consolas" w:eastAsia="Consolas" w:cs="Consolas"/>
-          <w:b w:val="0"/>
-          <w:bCs w:val="0"/>
-          <w:color w:val="BBBEBF"/>
-          <w:kern w:val="0"/>
-          <w:sz w:val="21"/>
-          <w:szCs w:val="21"/>
-          <w:shd w:val="clear" w:fill="121314"/>
-          <w:lang w:val="en-US" w:eastAsia="zh-CN" w:bidi="ar"/>
-        </w:rPr>
-        <w:t xml:space="preserve"> </w:t>
-      </w:r>
-      <w:r>
-        <w:rPr>
-          <w:rFonts w:hint="default" w:ascii="Consolas" w:hAnsi="Consolas" w:eastAsia="Consolas" w:cs="Consolas"/>
-          <w:b w:val="0"/>
-          <w:bCs w:val="0"/>
-          <w:color w:val="79C0FF"/>
-          <w:kern w:val="0"/>
-          <w:sz w:val="21"/>
-          <w:szCs w:val="21"/>
-          <w:shd w:val="clear" w:fill="121314"/>
-          <w:lang w:val="en-US" w:eastAsia="zh-CN" w:bidi="ar"/>
-        </w:rPr>
-        <w:t>Payment</w:t>
-      </w:r>
-      <w:r>
-        <w:rPr>
-          <w:rFonts w:hint="default" w:ascii="Consolas" w:hAnsi="Consolas" w:eastAsia="Consolas" w:cs="Consolas"/>
-          <w:b w:val="0"/>
-          <w:bCs w:val="0"/>
-          <w:color w:val="BBBEBF"/>
-          <w:kern w:val="0"/>
-          <w:sz w:val="21"/>
-          <w:szCs w:val="21"/>
-          <w:shd w:val="clear" w:fill="121314"/>
-          <w:lang w:val="en-US" w:eastAsia="zh-CN" w:bidi="ar"/>
-        </w:rPr>
-        <w:t xml:space="preserve"> {</w:t>
-      </w:r>
-    </w:p>
-    <w:p>
-      <w:pPr>
-        <w:keepNext w:val="0"/>
-        <w:keepLines w:val="0"/>
-        <w:widowControl/>
-        <w:suppressLineNumbers w:val="0"/>
-        <w:shd w:val="clear" w:fill="121314"/>
-        <w:spacing w:line="228" w:lineRule="atLeast"/>
-        <w:jc w:val="left"/>
-        <w:rPr>
-          <w:rFonts w:hint="default" w:ascii="Consolas" w:hAnsi="Consolas" w:eastAsia="Consolas" w:cs="Consolas"/>
-          <w:b w:val="0"/>
-          <w:bCs w:val="0"/>
-          <w:color w:val="BBBEBF"/>
-          <w:sz w:val="21"/>
-          <w:szCs w:val="21"/>
-        </w:rPr>
-      </w:pPr>
-      <w:r>
-        <w:rPr>
-          <w:rFonts w:hint="default" w:ascii="Consolas" w:hAnsi="Consolas" w:eastAsia="Consolas" w:cs="Consolas"/>
-          <w:b w:val="0"/>
-          <w:bCs w:val="0"/>
-          <w:color w:val="BBBEBF"/>
-          <w:kern w:val="0"/>
-          <w:sz w:val="21"/>
-          <w:szCs w:val="21"/>
-          <w:shd w:val="clear" w:fill="121314"/>
-          <w:lang w:val="en-US" w:eastAsia="zh-CN" w:bidi="ar"/>
-        </w:rPr>
-        <w:t xml:space="preserve">    </w:t>
-      </w:r>
-      <w:r>
-        <w:rPr>
-          <w:rFonts w:hint="default" w:ascii="Consolas" w:hAnsi="Consolas" w:eastAsia="Consolas" w:cs="Consolas"/>
-          <w:b w:val="0"/>
-          <w:bCs w:val="0"/>
-          <w:color w:val="79C0FF"/>
-          <w:kern w:val="0"/>
-          <w:sz w:val="21"/>
-          <w:szCs w:val="21"/>
-          <w:shd w:val="clear" w:fill="121314"/>
-          <w:lang w:val="en-US" w:eastAsia="zh-CN" w:bidi="ar"/>
-        </w:rPr>
-        <w:t>amount</w:t>
-      </w:r>
-      <w:r>
-        <w:rPr>
-          <w:rFonts w:hint="default" w:ascii="Consolas" w:hAnsi="Consolas" w:eastAsia="Consolas" w:cs="Consolas"/>
-          <w:b w:val="0"/>
-          <w:bCs w:val="0"/>
-          <w:color w:val="BBBEBF"/>
-          <w:kern w:val="0"/>
-          <w:sz w:val="21"/>
-          <w:szCs w:val="21"/>
-          <w:shd w:val="clear" w:fill="121314"/>
-          <w:lang w:val="en-US" w:eastAsia="zh-CN" w:bidi="ar"/>
-        </w:rPr>
-        <w:t xml:space="preserve"> : </w:t>
-      </w:r>
-      <w:r>
-        <w:rPr>
-          <w:rFonts w:hint="default" w:ascii="Consolas" w:hAnsi="Consolas" w:eastAsia="Consolas" w:cs="Consolas"/>
-          <w:b w:val="0"/>
-          <w:bCs w:val="0"/>
-          <w:color w:val="4EC9B0"/>
-          <w:kern w:val="0"/>
-          <w:sz w:val="21"/>
-          <w:szCs w:val="21"/>
-          <w:shd w:val="clear" w:fill="121314"/>
-          <w:lang w:val="en-US" w:eastAsia="zh-CN" w:bidi="ar"/>
-        </w:rPr>
-        <w:t>float</w:t>
-      </w:r>
-    </w:p>
-    <w:p>
-      <w:pPr>
-        <w:keepNext w:val="0"/>
-        <w:keepLines w:val="0"/>
-        <w:widowControl/>
-        <w:suppressLineNumbers w:val="0"/>
-        <w:shd w:val="clear" w:fill="121314"/>
-        <w:spacing w:line="228" w:lineRule="atLeast"/>
-        <w:jc w:val="left"/>
-        <w:rPr>
-          <w:rFonts w:hint="default" w:ascii="Consolas" w:hAnsi="Consolas" w:eastAsia="Consolas" w:cs="Consolas"/>
-          <w:b w:val="0"/>
-          <w:bCs w:val="0"/>
-          <w:color w:val="BBBEBF"/>
-          <w:sz w:val="21"/>
-          <w:szCs w:val="21"/>
-        </w:rPr>
-      </w:pPr>
-      <w:r>
-        <w:rPr>
-          <w:rFonts w:hint="default" w:ascii="Consolas" w:hAnsi="Consolas" w:eastAsia="Consolas" w:cs="Consolas"/>
-          <w:b w:val="0"/>
-          <w:bCs w:val="0"/>
-          <w:color w:val="BBBEBF"/>
-          <w:kern w:val="0"/>
-          <w:sz w:val="21"/>
-          <w:szCs w:val="21"/>
-          <w:shd w:val="clear" w:fill="121314"/>
-          <w:lang w:val="en-US" w:eastAsia="zh-CN" w:bidi="ar"/>
-        </w:rPr>
-        <w:t xml:space="preserve">    </w:t>
-      </w:r>
-      <w:r>
-        <w:rPr>
-          <w:rFonts w:hint="default" w:ascii="Consolas" w:hAnsi="Consolas" w:eastAsia="Consolas" w:cs="Consolas"/>
-          <w:b w:val="0"/>
-          <w:bCs w:val="0"/>
-          <w:color w:val="79C0FF"/>
-          <w:kern w:val="0"/>
-          <w:sz w:val="21"/>
-          <w:szCs w:val="21"/>
-          <w:shd w:val="clear" w:fill="121314"/>
-          <w:lang w:val="en-US" w:eastAsia="zh-CN" w:bidi="ar"/>
-        </w:rPr>
-        <w:t>method</w:t>
-      </w:r>
-      <w:r>
-        <w:rPr>
-          <w:rFonts w:hint="default" w:ascii="Consolas" w:hAnsi="Consolas" w:eastAsia="Consolas" w:cs="Consolas"/>
-          <w:b w:val="0"/>
-          <w:bCs w:val="0"/>
-          <w:color w:val="BBBEBF"/>
-          <w:kern w:val="0"/>
-          <w:sz w:val="21"/>
-          <w:szCs w:val="21"/>
-          <w:shd w:val="clear" w:fill="121314"/>
-          <w:lang w:val="en-US" w:eastAsia="zh-CN" w:bidi="ar"/>
-        </w:rPr>
-        <w:t xml:space="preserve"> : </w:t>
-      </w:r>
-      <w:r>
-        <w:rPr>
-          <w:rFonts w:hint="default" w:ascii="Consolas" w:hAnsi="Consolas" w:eastAsia="Consolas" w:cs="Consolas"/>
-          <w:b w:val="0"/>
-          <w:bCs w:val="0"/>
-          <w:color w:val="4EC9B0"/>
-          <w:kern w:val="0"/>
-          <w:sz w:val="21"/>
-          <w:szCs w:val="21"/>
-          <w:shd w:val="clear" w:fill="121314"/>
-          <w:lang w:val="en-US" w:eastAsia="zh-CN" w:bidi="ar"/>
-        </w:rPr>
-        <w:t>String</w:t>
-      </w:r>
-    </w:p>
-    <w:p>
-      <w:pPr>
-        <w:keepNext w:val="0"/>
-        <w:keepLines w:val="0"/>
-        <w:widowControl/>
-        <w:suppressLineNumbers w:val="0"/>
-        <w:shd w:val="clear" w:fill="121314"/>
-        <w:spacing w:line="228" w:lineRule="atLeast"/>
-        <w:jc w:val="left"/>
-      </w:pPr>
-      <w:r>
-        <w:rPr>
-          <w:rFonts w:hint="default" w:ascii="Consolas" w:hAnsi="Consolas" w:eastAsia="Consolas" w:cs="Consolas"/>
-          <w:b w:val="0"/>
-          <w:bCs w:val="0"/>
-          <w:color w:val="BBBEBF"/>
-          <w:kern w:val="0"/>
-          <w:sz w:val="21"/>
-          <w:szCs w:val="21"/>
-          <w:shd w:val="clear" w:fill="121314"/>
-          <w:lang w:val="en-US" w:eastAsia="zh-CN" w:bidi="ar"/>
+        <w:pStyle w:val="8"/>
+        <w:keepNext w:val="0"/>
+        <w:keepLines w:val="0"/>
+        <w:widowControl/>
+        <w:suppressLineNumbers w:val="0"/>
+        <w:rPr>
+          <w:rStyle w:val="7"/>
+          <w:rFonts w:hint="default" w:ascii="Times New Roman" w:hAnsi="Times New Roman" w:cs="Times New Roman"/>
+          <w:sz w:val="24"/>
+          <w:szCs w:val="24"/>
+        </w:rPr>
+      </w:pPr>
+    </w:p>
+    <w:p>
+      <w:pPr>
+        <w:pStyle w:val="8"/>
+        <w:keepNext w:val="0"/>
+        <w:keepLines w:val="0"/>
+        <w:widowControl/>
+        <w:suppressLineNumbers w:val="0"/>
+        <w:rPr>
+          <w:rStyle w:val="7"/>
+          <w:rFonts w:hint="default" w:ascii="Times New Roman" w:hAnsi="Times New Roman" w:cs="Times New Roman"/>
+          <w:sz w:val="24"/>
+          <w:szCs w:val="24"/>
+        </w:rPr>
+      </w:pPr>
+      <w:r>
+        <w:rPr>
+          <w:rStyle w:val="7"/>
+          <w:rFonts w:hint="default" w:ascii="Times New Roman" w:hAnsi="Times New Roman" w:cs="Times New Roman"/>
+          <w:sz w:val="24"/>
+          <w:szCs w:val="24"/>
+        </w:rPr>
+        <w:t>class Payment {</w:t>
+      </w:r>
+    </w:p>
+    <w:p>
+      <w:pPr>
+        <w:pStyle w:val="8"/>
+        <w:keepNext w:val="0"/>
+        <w:keepLines w:val="0"/>
+        <w:widowControl/>
+        <w:suppressLineNumbers w:val="0"/>
+        <w:rPr>
+          <w:rStyle w:val="7"/>
+          <w:rFonts w:hint="default" w:ascii="Times New Roman" w:hAnsi="Times New Roman" w:cs="Times New Roman"/>
+          <w:sz w:val="24"/>
+          <w:szCs w:val="24"/>
+        </w:rPr>
+      </w:pPr>
+      <w:r>
+        <w:rPr>
+          <w:rStyle w:val="7"/>
+          <w:rFonts w:hint="default" w:ascii="Times New Roman" w:hAnsi="Times New Roman" w:cs="Times New Roman"/>
+          <w:sz w:val="24"/>
+          <w:szCs w:val="24"/>
+        </w:rPr>
+        <w:t xml:space="preserve">    amount : float</w:t>
+      </w:r>
+    </w:p>
+    <w:p>
+      <w:pPr>
+        <w:pStyle w:val="8"/>
+        <w:keepNext w:val="0"/>
+        <w:keepLines w:val="0"/>
+        <w:widowControl/>
+        <w:suppressLineNumbers w:val="0"/>
+        <w:rPr>
+          <w:rStyle w:val="7"/>
+          <w:rFonts w:hint="default" w:ascii="Times New Roman" w:hAnsi="Times New Roman" w:cs="Times New Roman"/>
+          <w:sz w:val="24"/>
+          <w:szCs w:val="24"/>
+        </w:rPr>
+      </w:pPr>
+      <w:r>
+        <w:rPr>
+          <w:rStyle w:val="7"/>
+          <w:rFonts w:hint="default" w:ascii="Times New Roman" w:hAnsi="Times New Roman" w:cs="Times New Roman"/>
+          <w:sz w:val="24"/>
+          <w:szCs w:val="24"/>
+        </w:rPr>
+        <w:t xml:space="preserve">    method : String</w:t>
+      </w:r>
+    </w:p>
+    <w:p>
+      <w:pPr>
+        <w:pStyle w:val="8"/>
+        <w:keepNext w:val="0"/>
+        <w:keepLines w:val="0"/>
+        <w:widowControl/>
+        <w:suppressLineNumbers w:val="0"/>
+        <w:rPr>
+          <w:rStyle w:val="7"/>
+          <w:rFonts w:hint="default" w:ascii="Times New Roman" w:hAnsi="Times New Roman" w:cs="Times New Roman"/>
+          <w:sz w:val="24"/>
+          <w:szCs w:val="24"/>
+        </w:rPr>
+      </w:pPr>
+      <w:r>
+        <w:rPr>
+          <w:rStyle w:val="7"/>
+          <w:rFonts w:hint="default" w:ascii="Times New Roman" w:hAnsi="Times New Roman" w:cs="Times New Roman"/>
+          <w:sz w:val="24"/>
+          <w:szCs w:val="24"/>
         </w:rPr>
         <w:t>}</w:t>
       </w:r>
     </w:p>
     <w:p>
       <w:pPr>
-        <w:keepNext w:val="0"/>
-        <w:keepLines w:val="0"/>
-        <w:widowControl/>
-        <w:suppressLineNumbers w:val="0"/>
-        <w:shd w:val="clear" w:fill="121314"/>
-        <w:spacing w:line="228" w:lineRule="atLeast"/>
-        <w:jc w:val="left"/>
-        <w:rPr>
-          <w:rFonts w:hint="default" w:ascii="Consolas" w:hAnsi="Consolas" w:eastAsia="Consolas" w:cs="Consolas"/>
-          <w:b w:val="0"/>
-          <w:bCs w:val="0"/>
-          <w:color w:val="BBBEBF"/>
-          <w:sz w:val="21"/>
-          <w:szCs w:val="21"/>
-        </w:rPr>
-      </w:pPr>
-      <w:r>
-        <w:rPr>
-          <w:rFonts w:hint="default" w:ascii="Consolas" w:hAnsi="Consolas" w:eastAsia="Consolas" w:cs="Consolas"/>
-          <w:b w:val="0"/>
-          <w:bCs w:val="0"/>
-          <w:color w:val="FF7B72"/>
-          <w:kern w:val="0"/>
-          <w:sz w:val="21"/>
-          <w:szCs w:val="21"/>
-          <w:shd w:val="clear" w:fill="121314"/>
-          <w:lang w:val="en-US" w:eastAsia="zh-CN" w:bidi="ar"/>
-        </w:rPr>
-        <w:t>class</w:t>
-      </w:r>
-      <w:r>
-        <w:rPr>
-          <w:rFonts w:hint="default" w:ascii="Consolas" w:hAnsi="Consolas" w:eastAsia="Consolas" w:cs="Consolas"/>
-          <w:b w:val="0"/>
-          <w:bCs w:val="0"/>
-          <w:color w:val="BBBEBF"/>
-          <w:kern w:val="0"/>
-          <w:sz w:val="21"/>
-          <w:szCs w:val="21"/>
-          <w:shd w:val="clear" w:fill="121314"/>
-          <w:lang w:val="en-US" w:eastAsia="zh-CN" w:bidi="ar"/>
-        </w:rPr>
-        <w:t xml:space="preserve"> </w:t>
-      </w:r>
-      <w:r>
-        <w:rPr>
-          <w:rFonts w:hint="default" w:ascii="Consolas" w:hAnsi="Consolas" w:eastAsia="Consolas" w:cs="Consolas"/>
-          <w:b w:val="0"/>
-          <w:bCs w:val="0"/>
-          <w:color w:val="79C0FF"/>
-          <w:kern w:val="0"/>
-          <w:sz w:val="21"/>
-          <w:szCs w:val="21"/>
-          <w:shd w:val="clear" w:fill="121314"/>
-          <w:lang w:val="en-US" w:eastAsia="zh-CN" w:bidi="ar"/>
-        </w:rPr>
-        <w:t>Address</w:t>
-      </w:r>
-      <w:r>
-        <w:rPr>
-          <w:rFonts w:hint="default" w:ascii="Consolas" w:hAnsi="Consolas" w:eastAsia="Consolas" w:cs="Consolas"/>
-          <w:b w:val="0"/>
-          <w:bCs w:val="0"/>
-          <w:color w:val="BBBEBF"/>
-          <w:kern w:val="0"/>
-          <w:sz w:val="21"/>
-          <w:szCs w:val="21"/>
-          <w:shd w:val="clear" w:fill="121314"/>
-          <w:lang w:val="en-US" w:eastAsia="zh-CN" w:bidi="ar"/>
-        </w:rPr>
-        <w:t xml:space="preserve"> {</w:t>
-      </w:r>
-    </w:p>
-    <w:p>
-      <w:pPr>
-        <w:keepNext w:val="0"/>
-        <w:keepLines w:val="0"/>
-        <w:widowControl/>
-        <w:suppressLineNumbers w:val="0"/>
-        <w:shd w:val="clear" w:fill="121314"/>
-        <w:spacing w:line="228" w:lineRule="atLeast"/>
-        <w:jc w:val="left"/>
-        <w:rPr>
-          <w:rFonts w:hint="default" w:ascii="Consolas" w:hAnsi="Consolas" w:eastAsia="Consolas" w:cs="Consolas"/>
-          <w:b w:val="0"/>
-          <w:bCs w:val="0"/>
-          <w:color w:val="BBBEBF"/>
-          <w:sz w:val="21"/>
-          <w:szCs w:val="21"/>
-        </w:rPr>
-      </w:pPr>
-      <w:r>
-        <w:rPr>
-          <w:rFonts w:hint="default" w:ascii="Consolas" w:hAnsi="Consolas" w:eastAsia="Consolas" w:cs="Consolas"/>
-          <w:b w:val="0"/>
-          <w:bCs w:val="0"/>
-          <w:color w:val="BBBEBF"/>
-          <w:kern w:val="0"/>
-          <w:sz w:val="21"/>
-          <w:szCs w:val="21"/>
-          <w:shd w:val="clear" w:fill="121314"/>
-          <w:lang w:val="en-US" w:eastAsia="zh-CN" w:bidi="ar"/>
-        </w:rPr>
-        <w:t xml:space="preserve">    </w:t>
-      </w:r>
-      <w:r>
-        <w:rPr>
-          <w:rFonts w:hint="default" w:ascii="Consolas" w:hAnsi="Consolas" w:eastAsia="Consolas" w:cs="Consolas"/>
-          <w:b w:val="0"/>
-          <w:bCs w:val="0"/>
-          <w:color w:val="79C0FF"/>
-          <w:kern w:val="0"/>
-          <w:sz w:val="21"/>
-          <w:szCs w:val="21"/>
-          <w:shd w:val="clear" w:fill="121314"/>
-          <w:lang w:val="en-US" w:eastAsia="zh-CN" w:bidi="ar"/>
-        </w:rPr>
-        <w:t>street</w:t>
-      </w:r>
-      <w:r>
-        <w:rPr>
-          <w:rFonts w:hint="default" w:ascii="Consolas" w:hAnsi="Consolas" w:eastAsia="Consolas" w:cs="Consolas"/>
-          <w:b w:val="0"/>
-          <w:bCs w:val="0"/>
-          <w:color w:val="BBBEBF"/>
-          <w:kern w:val="0"/>
-          <w:sz w:val="21"/>
-          <w:szCs w:val="21"/>
-          <w:shd w:val="clear" w:fill="121314"/>
-          <w:lang w:val="en-US" w:eastAsia="zh-CN" w:bidi="ar"/>
-        </w:rPr>
-        <w:t xml:space="preserve"> : </w:t>
-      </w:r>
-      <w:r>
-        <w:rPr>
-          <w:rFonts w:hint="default" w:ascii="Consolas" w:hAnsi="Consolas" w:eastAsia="Consolas" w:cs="Consolas"/>
-          <w:b w:val="0"/>
-          <w:bCs w:val="0"/>
-          <w:color w:val="4EC9B0"/>
-          <w:kern w:val="0"/>
-          <w:sz w:val="21"/>
-          <w:szCs w:val="21"/>
-          <w:shd w:val="clear" w:fill="121314"/>
-          <w:lang w:val="en-US" w:eastAsia="zh-CN" w:bidi="ar"/>
-        </w:rPr>
-        <w:t>String</w:t>
-      </w:r>
-    </w:p>
-    <w:p>
-      <w:pPr>
-        <w:keepNext w:val="0"/>
-        <w:keepLines w:val="0"/>
-        <w:widowControl/>
-        <w:suppressLineNumbers w:val="0"/>
-        <w:shd w:val="clear" w:fill="121314"/>
-        <w:spacing w:line="228" w:lineRule="atLeast"/>
-        <w:jc w:val="left"/>
-        <w:rPr>
-          <w:rFonts w:hint="default" w:ascii="Consolas" w:hAnsi="Consolas" w:eastAsia="Consolas" w:cs="Consolas"/>
-          <w:b w:val="0"/>
-          <w:bCs w:val="0"/>
-          <w:color w:val="BBBEBF"/>
-          <w:sz w:val="21"/>
-          <w:szCs w:val="21"/>
-        </w:rPr>
-      </w:pPr>
-      <w:r>
-        <w:rPr>
-          <w:rFonts w:hint="default" w:ascii="Consolas" w:hAnsi="Consolas" w:eastAsia="Consolas" w:cs="Consolas"/>
-          <w:b w:val="0"/>
-          <w:bCs w:val="0"/>
-          <w:color w:val="BBBEBF"/>
-          <w:kern w:val="0"/>
-          <w:sz w:val="21"/>
-          <w:szCs w:val="21"/>
-          <w:shd w:val="clear" w:fill="121314"/>
-          <w:lang w:val="en-US" w:eastAsia="zh-CN" w:bidi="ar"/>
-        </w:rPr>
-        <w:t xml:space="preserve">    </w:t>
-      </w:r>
-      <w:r>
-        <w:rPr>
-          <w:rFonts w:hint="default" w:ascii="Consolas" w:hAnsi="Consolas" w:eastAsia="Consolas" w:cs="Consolas"/>
-          <w:b w:val="0"/>
-          <w:bCs w:val="0"/>
-          <w:color w:val="79C0FF"/>
-          <w:kern w:val="0"/>
-          <w:sz w:val="21"/>
-          <w:szCs w:val="21"/>
-          <w:shd w:val="clear" w:fill="121314"/>
-          <w:lang w:val="en-US" w:eastAsia="zh-CN" w:bidi="ar"/>
-        </w:rPr>
-        <w:t>city</w:t>
-      </w:r>
-      <w:r>
-        <w:rPr>
-          <w:rFonts w:hint="default" w:ascii="Consolas" w:hAnsi="Consolas" w:eastAsia="Consolas" w:cs="Consolas"/>
-          <w:b w:val="0"/>
-          <w:bCs w:val="0"/>
-          <w:color w:val="BBBEBF"/>
-          <w:kern w:val="0"/>
-          <w:sz w:val="21"/>
-          <w:szCs w:val="21"/>
-          <w:shd w:val="clear" w:fill="121314"/>
-          <w:lang w:val="en-US" w:eastAsia="zh-CN" w:bidi="ar"/>
-        </w:rPr>
-        <w:t xml:space="preserve"> : </w:t>
-      </w:r>
-      <w:r>
-        <w:rPr>
-          <w:rFonts w:hint="default" w:ascii="Consolas" w:hAnsi="Consolas" w:eastAsia="Consolas" w:cs="Consolas"/>
-          <w:b w:val="0"/>
-          <w:bCs w:val="0"/>
-          <w:color w:val="4EC9B0"/>
-          <w:kern w:val="0"/>
-          <w:sz w:val="21"/>
-          <w:szCs w:val="21"/>
-          <w:shd w:val="clear" w:fill="121314"/>
-          <w:lang w:val="en-US" w:eastAsia="zh-CN" w:bidi="ar"/>
-        </w:rPr>
-        <w:t>String</w:t>
-      </w:r>
-    </w:p>
-    <w:p>
-      <w:pPr>
-        <w:keepNext w:val="0"/>
-        <w:keepLines w:val="0"/>
-        <w:widowControl/>
-        <w:suppressLineNumbers w:val="0"/>
-        <w:shd w:val="clear" w:fill="121314"/>
-        <w:spacing w:line="228" w:lineRule="atLeast"/>
-        <w:jc w:val="left"/>
-      </w:pPr>
-      <w:r>
-        <w:rPr>
-          <w:rFonts w:hint="default" w:ascii="Consolas" w:hAnsi="Consolas" w:eastAsia="Consolas" w:cs="Consolas"/>
-          <w:b w:val="0"/>
-          <w:bCs w:val="0"/>
-          <w:color w:val="BBBEBF"/>
-          <w:kern w:val="0"/>
-          <w:sz w:val="21"/>
-          <w:szCs w:val="21"/>
-          <w:shd w:val="clear" w:fill="121314"/>
-          <w:lang w:val="en-US" w:eastAsia="zh-CN" w:bidi="ar"/>
+        <w:pStyle w:val="8"/>
+        <w:keepNext w:val="0"/>
+        <w:keepLines w:val="0"/>
+        <w:widowControl/>
+        <w:suppressLineNumbers w:val="0"/>
+        <w:rPr>
+          <w:rStyle w:val="7"/>
+          <w:rFonts w:hint="default" w:ascii="Times New Roman" w:hAnsi="Times New Roman" w:cs="Times New Roman"/>
+          <w:sz w:val="24"/>
+          <w:szCs w:val="24"/>
+        </w:rPr>
+      </w:pPr>
+    </w:p>
+    <w:p>
+      <w:pPr>
+        <w:pStyle w:val="8"/>
+        <w:keepNext w:val="0"/>
+        <w:keepLines w:val="0"/>
+        <w:widowControl/>
+        <w:suppressLineNumbers w:val="0"/>
+        <w:rPr>
+          <w:rStyle w:val="7"/>
+          <w:rFonts w:hint="default" w:ascii="Times New Roman" w:hAnsi="Times New Roman" w:cs="Times New Roman"/>
+          <w:sz w:val="24"/>
+          <w:szCs w:val="24"/>
+        </w:rPr>
+      </w:pPr>
+      <w:r>
+        <w:rPr>
+          <w:rStyle w:val="7"/>
+          <w:rFonts w:hint="default" w:ascii="Times New Roman" w:hAnsi="Times New Roman" w:cs="Times New Roman"/>
+          <w:sz w:val="24"/>
+          <w:szCs w:val="24"/>
+        </w:rPr>
+        <w:t>class Address {</w:t>
+      </w:r>
+    </w:p>
+    <w:p>
+      <w:pPr>
+        <w:pStyle w:val="8"/>
+        <w:keepNext w:val="0"/>
+        <w:keepLines w:val="0"/>
+        <w:widowControl/>
+        <w:suppressLineNumbers w:val="0"/>
+        <w:rPr>
+          <w:rStyle w:val="7"/>
+          <w:rFonts w:hint="default" w:ascii="Times New Roman" w:hAnsi="Times New Roman" w:cs="Times New Roman"/>
+          <w:sz w:val="24"/>
+          <w:szCs w:val="24"/>
+        </w:rPr>
+      </w:pPr>
+      <w:r>
+        <w:rPr>
+          <w:rStyle w:val="7"/>
+          <w:rFonts w:hint="default" w:ascii="Times New Roman" w:hAnsi="Times New Roman" w:cs="Times New Roman"/>
+          <w:sz w:val="24"/>
+          <w:szCs w:val="24"/>
+        </w:rPr>
+        <w:t xml:space="preserve">    street : String</w:t>
+      </w:r>
+    </w:p>
+    <w:p>
+      <w:pPr>
+        <w:pStyle w:val="8"/>
+        <w:keepNext w:val="0"/>
+        <w:keepLines w:val="0"/>
+        <w:widowControl/>
+        <w:suppressLineNumbers w:val="0"/>
+        <w:rPr>
+          <w:rStyle w:val="7"/>
+          <w:rFonts w:hint="default" w:ascii="Times New Roman" w:hAnsi="Times New Roman" w:cs="Times New Roman"/>
+          <w:sz w:val="24"/>
+          <w:szCs w:val="24"/>
+        </w:rPr>
+      </w:pPr>
+      <w:r>
+        <w:rPr>
+          <w:rStyle w:val="7"/>
+          <w:rFonts w:hint="default" w:ascii="Times New Roman" w:hAnsi="Times New Roman" w:cs="Times New Roman"/>
+          <w:sz w:val="24"/>
+          <w:szCs w:val="24"/>
+        </w:rPr>
+        <w:t xml:space="preserve">    city : String</w:t>
+      </w:r>
+    </w:p>
+    <w:p>
+      <w:pPr>
+        <w:pStyle w:val="8"/>
+        <w:keepNext w:val="0"/>
+        <w:keepLines w:val="0"/>
+        <w:widowControl/>
+        <w:suppressLineNumbers w:val="0"/>
+        <w:rPr>
+          <w:rStyle w:val="7"/>
+          <w:rFonts w:hint="default" w:ascii="Times New Roman" w:hAnsi="Times New Roman" w:cs="Times New Roman"/>
+          <w:sz w:val="24"/>
+          <w:szCs w:val="24"/>
+        </w:rPr>
+      </w:pPr>
+      <w:r>
+        <w:rPr>
+          <w:rStyle w:val="7"/>
+          <w:rFonts w:hint="default" w:ascii="Times New Roman" w:hAnsi="Times New Roman" w:cs="Times New Roman"/>
+          <w:sz w:val="24"/>
+          <w:szCs w:val="24"/>
         </w:rPr>
         <w:t>}</w:t>
       </w:r>
     </w:p>
     <w:p>
       <w:pPr>
-        <w:keepNext w:val="0"/>
-        <w:keepLines w:val="0"/>
-        <w:widowControl/>
-        <w:suppressLineNumbers w:val="0"/>
-        <w:shd w:val="clear" w:fill="121314"/>
-        <w:spacing w:line="228" w:lineRule="atLeast"/>
-        <w:jc w:val="left"/>
-        <w:rPr>
-          <w:rFonts w:hint="default" w:ascii="Consolas" w:hAnsi="Consolas" w:eastAsia="Consolas" w:cs="Consolas"/>
-          <w:b w:val="0"/>
-          <w:bCs w:val="0"/>
-          <w:color w:val="BBBEBF"/>
-          <w:sz w:val="21"/>
-          <w:szCs w:val="21"/>
-        </w:rPr>
-      </w:pPr>
-      <w:r>
-        <w:rPr>
-          <w:rFonts w:hint="default" w:ascii="Consolas" w:hAnsi="Consolas" w:eastAsia="Consolas" w:cs="Consolas"/>
-          <w:b w:val="0"/>
-          <w:bCs w:val="0"/>
-          <w:color w:val="FF7B72"/>
-          <w:kern w:val="0"/>
-          <w:sz w:val="21"/>
-          <w:szCs w:val="21"/>
-          <w:shd w:val="clear" w:fill="121314"/>
-          <w:lang w:val="en-US" w:eastAsia="zh-CN" w:bidi="ar"/>
-        </w:rPr>
-        <w:t>class</w:t>
-      </w:r>
-      <w:r>
-        <w:rPr>
-          <w:rFonts w:hint="default" w:ascii="Consolas" w:hAnsi="Consolas" w:eastAsia="Consolas" w:cs="Consolas"/>
-          <w:b w:val="0"/>
-          <w:bCs w:val="0"/>
-          <w:color w:val="BBBEBF"/>
-          <w:kern w:val="0"/>
-          <w:sz w:val="21"/>
-          <w:szCs w:val="21"/>
-          <w:shd w:val="clear" w:fill="121314"/>
-          <w:lang w:val="en-US" w:eastAsia="zh-CN" w:bidi="ar"/>
-        </w:rPr>
-        <w:t xml:space="preserve"> </w:t>
-      </w:r>
-      <w:r>
-        <w:rPr>
-          <w:rFonts w:hint="default" w:ascii="Consolas" w:hAnsi="Consolas" w:eastAsia="Consolas" w:cs="Consolas"/>
-          <w:b w:val="0"/>
-          <w:bCs w:val="0"/>
-          <w:color w:val="79C0FF"/>
-          <w:kern w:val="0"/>
-          <w:sz w:val="21"/>
-          <w:szCs w:val="21"/>
-          <w:shd w:val="clear" w:fill="121314"/>
-          <w:lang w:val="en-US" w:eastAsia="zh-CN" w:bidi="ar"/>
-        </w:rPr>
-        <w:t>Warehouse</w:t>
-      </w:r>
-      <w:r>
-        <w:rPr>
-          <w:rFonts w:hint="default" w:ascii="Consolas" w:hAnsi="Consolas" w:eastAsia="Consolas" w:cs="Consolas"/>
-          <w:b w:val="0"/>
-          <w:bCs w:val="0"/>
-          <w:color w:val="BBBEBF"/>
-          <w:kern w:val="0"/>
-          <w:sz w:val="21"/>
-          <w:szCs w:val="21"/>
-          <w:shd w:val="clear" w:fill="121314"/>
-          <w:lang w:val="en-US" w:eastAsia="zh-CN" w:bidi="ar"/>
-        </w:rPr>
-        <w:t xml:space="preserve"> {</w:t>
-      </w:r>
-    </w:p>
-    <w:p>
-      <w:pPr>
-        <w:keepNext w:val="0"/>
-        <w:keepLines w:val="0"/>
-        <w:widowControl/>
-        <w:suppressLineNumbers w:val="0"/>
-        <w:shd w:val="clear" w:fill="121314"/>
-        <w:spacing w:line="228" w:lineRule="atLeast"/>
-        <w:jc w:val="left"/>
-        <w:rPr>
-          <w:rFonts w:hint="default" w:ascii="Consolas" w:hAnsi="Consolas" w:eastAsia="Consolas" w:cs="Consolas"/>
-          <w:b w:val="0"/>
-          <w:bCs w:val="0"/>
-          <w:color w:val="BBBEBF"/>
-          <w:sz w:val="21"/>
-          <w:szCs w:val="21"/>
-        </w:rPr>
-      </w:pPr>
-      <w:r>
-        <w:rPr>
-          <w:rFonts w:hint="default" w:ascii="Consolas" w:hAnsi="Consolas" w:eastAsia="Consolas" w:cs="Consolas"/>
-          <w:b w:val="0"/>
-          <w:bCs w:val="0"/>
-          <w:color w:val="BBBEBF"/>
-          <w:kern w:val="0"/>
-          <w:sz w:val="21"/>
-          <w:szCs w:val="21"/>
-          <w:shd w:val="clear" w:fill="121314"/>
-          <w:lang w:val="en-US" w:eastAsia="zh-CN" w:bidi="ar"/>
-        </w:rPr>
-        <w:t xml:space="preserve">    </w:t>
-      </w:r>
-      <w:r>
-        <w:rPr>
-          <w:rFonts w:hint="default" w:ascii="Consolas" w:hAnsi="Consolas" w:eastAsia="Consolas" w:cs="Consolas"/>
-          <w:b w:val="0"/>
-          <w:bCs w:val="0"/>
-          <w:color w:val="79C0FF"/>
-          <w:kern w:val="0"/>
-          <w:sz w:val="21"/>
-          <w:szCs w:val="21"/>
-          <w:shd w:val="clear" w:fill="121314"/>
-          <w:lang w:val="en-US" w:eastAsia="zh-CN" w:bidi="ar"/>
-        </w:rPr>
-        <w:t>name</w:t>
-      </w:r>
-      <w:r>
-        <w:rPr>
-          <w:rFonts w:hint="default" w:ascii="Consolas" w:hAnsi="Consolas" w:eastAsia="Consolas" w:cs="Consolas"/>
-          <w:b w:val="0"/>
-          <w:bCs w:val="0"/>
-          <w:color w:val="BBBEBF"/>
-          <w:kern w:val="0"/>
-          <w:sz w:val="21"/>
-          <w:szCs w:val="21"/>
-          <w:shd w:val="clear" w:fill="121314"/>
-          <w:lang w:val="en-US" w:eastAsia="zh-CN" w:bidi="ar"/>
-        </w:rPr>
-        <w:t xml:space="preserve"> : </w:t>
-      </w:r>
-      <w:r>
-        <w:rPr>
-          <w:rFonts w:hint="default" w:ascii="Consolas" w:hAnsi="Consolas" w:eastAsia="Consolas" w:cs="Consolas"/>
-          <w:b w:val="0"/>
-          <w:bCs w:val="0"/>
-          <w:color w:val="4EC9B0"/>
-          <w:kern w:val="0"/>
-          <w:sz w:val="21"/>
-          <w:szCs w:val="21"/>
-          <w:shd w:val="clear" w:fill="121314"/>
-          <w:lang w:val="en-US" w:eastAsia="zh-CN" w:bidi="ar"/>
-        </w:rPr>
-        <w:t>String</w:t>
-      </w:r>
-    </w:p>
-    <w:p>
-      <w:pPr>
-        <w:keepNext w:val="0"/>
-        <w:keepLines w:val="0"/>
-        <w:widowControl/>
-        <w:suppressLineNumbers w:val="0"/>
-        <w:shd w:val="clear" w:fill="121314"/>
-        <w:spacing w:line="228" w:lineRule="atLeast"/>
-        <w:jc w:val="left"/>
-      </w:pPr>
-      <w:r>
-        <w:rPr>
-          <w:rFonts w:hint="default" w:ascii="Consolas" w:hAnsi="Consolas" w:eastAsia="Consolas" w:cs="Consolas"/>
-          <w:b w:val="0"/>
-          <w:bCs w:val="0"/>
-          <w:color w:val="BBBEBF"/>
-          <w:kern w:val="0"/>
-          <w:sz w:val="21"/>
-          <w:szCs w:val="21"/>
-          <w:shd w:val="clear" w:fill="121314"/>
-          <w:lang w:val="en-US" w:eastAsia="zh-CN" w:bidi="ar"/>
+        <w:pStyle w:val="8"/>
+        <w:keepNext w:val="0"/>
+        <w:keepLines w:val="0"/>
+        <w:widowControl/>
+        <w:suppressLineNumbers w:val="0"/>
+        <w:rPr>
+          <w:rStyle w:val="7"/>
+          <w:rFonts w:hint="default" w:ascii="Times New Roman" w:hAnsi="Times New Roman" w:cs="Times New Roman"/>
+          <w:sz w:val="24"/>
+          <w:szCs w:val="24"/>
+        </w:rPr>
+      </w:pPr>
+    </w:p>
+    <w:p>
+      <w:pPr>
+        <w:pStyle w:val="8"/>
+        <w:keepNext w:val="0"/>
+        <w:keepLines w:val="0"/>
+        <w:widowControl/>
+        <w:suppressLineNumbers w:val="0"/>
+        <w:rPr>
+          <w:rStyle w:val="7"/>
+          <w:rFonts w:hint="default" w:ascii="Times New Roman" w:hAnsi="Times New Roman" w:cs="Times New Roman"/>
+          <w:sz w:val="24"/>
+          <w:szCs w:val="24"/>
+        </w:rPr>
+      </w:pPr>
+      <w:r>
+        <w:rPr>
+          <w:rStyle w:val="7"/>
+          <w:rFonts w:hint="default" w:ascii="Times New Roman" w:hAnsi="Times New Roman" w:cs="Times New Roman"/>
+          <w:sz w:val="24"/>
+          <w:szCs w:val="24"/>
+        </w:rPr>
+        <w:t>class Warehouse {</w:t>
+      </w:r>
+    </w:p>
+    <w:p>
+      <w:pPr>
+        <w:pStyle w:val="8"/>
+        <w:keepNext w:val="0"/>
+        <w:keepLines w:val="0"/>
+        <w:widowControl/>
+        <w:suppressLineNumbers w:val="0"/>
+        <w:rPr>
+          <w:rStyle w:val="7"/>
+          <w:rFonts w:hint="default" w:ascii="Times New Roman" w:hAnsi="Times New Roman" w:cs="Times New Roman"/>
+          <w:sz w:val="24"/>
+          <w:szCs w:val="24"/>
+        </w:rPr>
+      </w:pPr>
+      <w:r>
+        <w:rPr>
+          <w:rStyle w:val="7"/>
+          <w:rFonts w:hint="default" w:ascii="Times New Roman" w:hAnsi="Times New Roman" w:cs="Times New Roman"/>
+          <w:sz w:val="24"/>
+          <w:szCs w:val="24"/>
+        </w:rPr>
+        <w:t xml:space="preserve">    name : String</w:t>
+      </w:r>
+    </w:p>
+    <w:p>
+      <w:pPr>
+        <w:pStyle w:val="8"/>
+        <w:keepNext w:val="0"/>
+        <w:keepLines w:val="0"/>
+        <w:widowControl/>
+        <w:suppressLineNumbers w:val="0"/>
+        <w:rPr>
+          <w:rStyle w:val="7"/>
+          <w:rFonts w:hint="default" w:ascii="Times New Roman" w:hAnsi="Times New Roman" w:cs="Times New Roman"/>
+          <w:sz w:val="24"/>
+          <w:szCs w:val="24"/>
+        </w:rPr>
+      </w:pPr>
+      <w:r>
+        <w:rPr>
+          <w:rStyle w:val="7"/>
+          <w:rFonts w:hint="default" w:ascii="Times New Roman" w:hAnsi="Times New Roman" w:cs="Times New Roman"/>
+          <w:sz w:val="24"/>
+          <w:szCs w:val="24"/>
         </w:rPr>
         <w:t>}</w:t>
       </w:r>
     </w:p>
     <w:p>
       <w:pPr>
-        <w:keepNext w:val="0"/>
-        <w:keepLines w:val="0"/>
-        <w:widowControl/>
-        <w:suppressLineNumbers w:val="0"/>
-        <w:shd w:val="clear" w:fill="121314"/>
-        <w:spacing w:line="228" w:lineRule="atLeast"/>
-        <w:jc w:val="left"/>
-        <w:rPr>
-          <w:rFonts w:hint="default" w:ascii="Consolas" w:hAnsi="Consolas" w:eastAsia="Consolas" w:cs="Consolas"/>
-          <w:b w:val="0"/>
-          <w:bCs w:val="0"/>
-          <w:color w:val="BBBEBF"/>
-          <w:sz w:val="21"/>
-          <w:szCs w:val="21"/>
-        </w:rPr>
-      </w:pPr>
-      <w:r>
-        <w:rPr>
-          <w:rFonts w:hint="default" w:ascii="Consolas" w:hAnsi="Consolas" w:eastAsia="Consolas" w:cs="Consolas"/>
-          <w:b w:val="0"/>
-          <w:bCs w:val="0"/>
-          <w:color w:val="FF7B72"/>
-          <w:kern w:val="0"/>
-          <w:sz w:val="21"/>
-          <w:szCs w:val="21"/>
-          <w:shd w:val="clear" w:fill="121314"/>
-          <w:lang w:val="en-US" w:eastAsia="zh-CN" w:bidi="ar"/>
-        </w:rPr>
-        <w:t>class</w:t>
-      </w:r>
-      <w:r>
-        <w:rPr>
-          <w:rFonts w:hint="default" w:ascii="Consolas" w:hAnsi="Consolas" w:eastAsia="Consolas" w:cs="Consolas"/>
-          <w:b w:val="0"/>
-          <w:bCs w:val="0"/>
-          <w:color w:val="BBBEBF"/>
-          <w:kern w:val="0"/>
-          <w:sz w:val="21"/>
-          <w:szCs w:val="21"/>
-          <w:shd w:val="clear" w:fill="121314"/>
-          <w:lang w:val="en-US" w:eastAsia="zh-CN" w:bidi="ar"/>
-        </w:rPr>
-        <w:t xml:space="preserve"> </w:t>
-      </w:r>
-      <w:r>
-        <w:rPr>
-          <w:rFonts w:hint="default" w:ascii="Consolas" w:hAnsi="Consolas" w:eastAsia="Consolas" w:cs="Consolas"/>
-          <w:b w:val="0"/>
-          <w:bCs w:val="0"/>
-          <w:color w:val="79C0FF"/>
-          <w:kern w:val="0"/>
-          <w:sz w:val="21"/>
-          <w:szCs w:val="21"/>
-          <w:shd w:val="clear" w:fill="121314"/>
-          <w:lang w:val="en-US" w:eastAsia="zh-CN" w:bidi="ar"/>
-        </w:rPr>
-        <w:t>Supplier</w:t>
-      </w:r>
-      <w:r>
-        <w:rPr>
-          <w:rFonts w:hint="default" w:ascii="Consolas" w:hAnsi="Consolas" w:eastAsia="Consolas" w:cs="Consolas"/>
-          <w:b w:val="0"/>
-          <w:bCs w:val="0"/>
-          <w:color w:val="BBBEBF"/>
-          <w:kern w:val="0"/>
-          <w:sz w:val="21"/>
-          <w:szCs w:val="21"/>
-          <w:shd w:val="clear" w:fill="121314"/>
-          <w:lang w:val="en-US" w:eastAsia="zh-CN" w:bidi="ar"/>
-        </w:rPr>
-        <w:t xml:space="preserve"> {</w:t>
-      </w:r>
-    </w:p>
-    <w:p>
-      <w:pPr>
-        <w:keepNext w:val="0"/>
-        <w:keepLines w:val="0"/>
-        <w:widowControl/>
-        <w:suppressLineNumbers w:val="0"/>
-        <w:shd w:val="clear" w:fill="121314"/>
-        <w:spacing w:line="228" w:lineRule="atLeast"/>
-        <w:jc w:val="left"/>
-        <w:rPr>
-          <w:rFonts w:hint="default" w:ascii="Consolas" w:hAnsi="Consolas" w:eastAsia="Consolas" w:cs="Consolas"/>
-          <w:b w:val="0"/>
-          <w:bCs w:val="0"/>
-          <w:color w:val="BBBEBF"/>
-          <w:sz w:val="21"/>
-          <w:szCs w:val="21"/>
-        </w:rPr>
-      </w:pPr>
-      <w:r>
-        <w:rPr>
-          <w:rFonts w:hint="default" w:ascii="Consolas" w:hAnsi="Consolas" w:eastAsia="Consolas" w:cs="Consolas"/>
-          <w:b w:val="0"/>
-          <w:bCs w:val="0"/>
-          <w:color w:val="BBBEBF"/>
-          <w:kern w:val="0"/>
-          <w:sz w:val="21"/>
-          <w:szCs w:val="21"/>
-          <w:shd w:val="clear" w:fill="121314"/>
-          <w:lang w:val="en-US" w:eastAsia="zh-CN" w:bidi="ar"/>
-        </w:rPr>
-        <w:t xml:space="preserve">    </w:t>
-      </w:r>
-      <w:r>
-        <w:rPr>
-          <w:rFonts w:hint="default" w:ascii="Consolas" w:hAnsi="Consolas" w:eastAsia="Consolas" w:cs="Consolas"/>
-          <w:b w:val="0"/>
-          <w:bCs w:val="0"/>
-          <w:color w:val="79C0FF"/>
-          <w:kern w:val="0"/>
-          <w:sz w:val="21"/>
-          <w:szCs w:val="21"/>
-          <w:shd w:val="clear" w:fill="121314"/>
-          <w:lang w:val="en-US" w:eastAsia="zh-CN" w:bidi="ar"/>
-        </w:rPr>
-        <w:t>name</w:t>
-      </w:r>
-      <w:r>
-        <w:rPr>
-          <w:rFonts w:hint="default" w:ascii="Consolas" w:hAnsi="Consolas" w:eastAsia="Consolas" w:cs="Consolas"/>
-          <w:b w:val="0"/>
-          <w:bCs w:val="0"/>
-          <w:color w:val="BBBEBF"/>
-          <w:kern w:val="0"/>
-          <w:sz w:val="21"/>
-          <w:szCs w:val="21"/>
-          <w:shd w:val="clear" w:fill="121314"/>
-          <w:lang w:val="en-US" w:eastAsia="zh-CN" w:bidi="ar"/>
-        </w:rPr>
-        <w:t xml:space="preserve"> : </w:t>
-      </w:r>
-      <w:r>
-        <w:rPr>
-          <w:rFonts w:hint="default" w:ascii="Consolas" w:hAnsi="Consolas" w:eastAsia="Consolas" w:cs="Consolas"/>
-          <w:b w:val="0"/>
-          <w:bCs w:val="0"/>
-          <w:color w:val="4EC9B0"/>
-          <w:kern w:val="0"/>
-          <w:sz w:val="21"/>
-          <w:szCs w:val="21"/>
-          <w:shd w:val="clear" w:fill="121314"/>
-          <w:lang w:val="en-US" w:eastAsia="zh-CN" w:bidi="ar"/>
-        </w:rPr>
-        <w:t>String</w:t>
-      </w:r>
-    </w:p>
-    <w:p>
-      <w:pPr>
-        <w:keepNext w:val="0"/>
-        <w:keepLines w:val="0"/>
-        <w:widowControl/>
-        <w:suppressLineNumbers w:val="0"/>
-        <w:shd w:val="clear" w:fill="121314"/>
-        <w:spacing w:line="228" w:lineRule="atLeast"/>
-        <w:jc w:val="left"/>
-        <w:rPr>
-          <w:rFonts w:hint="default" w:ascii="Consolas" w:hAnsi="Consolas" w:eastAsia="Consolas" w:cs="Consolas"/>
-          <w:b w:val="0"/>
-          <w:bCs w:val="0"/>
-          <w:color w:val="BBBEBF"/>
-          <w:sz w:val="21"/>
-          <w:szCs w:val="21"/>
-        </w:rPr>
-      </w:pPr>
-      <w:r>
-        <w:rPr>
-          <w:rFonts w:hint="default" w:ascii="Consolas" w:hAnsi="Consolas" w:eastAsia="Consolas" w:cs="Consolas"/>
-          <w:b w:val="0"/>
-          <w:bCs w:val="0"/>
-          <w:color w:val="BBBEBF"/>
-          <w:kern w:val="0"/>
-          <w:sz w:val="21"/>
-          <w:szCs w:val="21"/>
-          <w:shd w:val="clear" w:fill="121314"/>
-          <w:lang w:val="en-US" w:eastAsia="zh-CN" w:bidi="ar"/>
-        </w:rPr>
-        <w:t xml:space="preserve">    </w:t>
-      </w:r>
-      <w:r>
-        <w:rPr>
-          <w:rFonts w:hint="default" w:ascii="Consolas" w:hAnsi="Consolas" w:eastAsia="Consolas" w:cs="Consolas"/>
-          <w:b w:val="0"/>
-          <w:bCs w:val="0"/>
-          <w:color w:val="79C0FF"/>
-          <w:kern w:val="0"/>
-          <w:sz w:val="21"/>
-          <w:szCs w:val="21"/>
-          <w:shd w:val="clear" w:fill="121314"/>
-          <w:lang w:val="en-US" w:eastAsia="zh-CN" w:bidi="ar"/>
-        </w:rPr>
-        <w:t>phone</w:t>
-      </w:r>
-      <w:r>
-        <w:rPr>
-          <w:rFonts w:hint="default" w:ascii="Consolas" w:hAnsi="Consolas" w:eastAsia="Consolas" w:cs="Consolas"/>
-          <w:b w:val="0"/>
-          <w:bCs w:val="0"/>
-          <w:color w:val="BBBEBF"/>
-          <w:kern w:val="0"/>
-          <w:sz w:val="21"/>
-          <w:szCs w:val="21"/>
-          <w:shd w:val="clear" w:fill="121314"/>
-          <w:lang w:val="en-US" w:eastAsia="zh-CN" w:bidi="ar"/>
-        </w:rPr>
-        <w:t xml:space="preserve"> : </w:t>
-      </w:r>
-      <w:r>
-        <w:rPr>
-          <w:rFonts w:hint="default" w:ascii="Consolas" w:hAnsi="Consolas" w:eastAsia="Consolas" w:cs="Consolas"/>
-          <w:b w:val="0"/>
-          <w:bCs w:val="0"/>
-          <w:color w:val="4EC9B0"/>
-          <w:kern w:val="0"/>
-          <w:sz w:val="21"/>
-          <w:szCs w:val="21"/>
-          <w:shd w:val="clear" w:fill="121314"/>
-          <w:lang w:val="en-US" w:eastAsia="zh-CN" w:bidi="ar"/>
-        </w:rPr>
-        <w:t>String</w:t>
-      </w:r>
-    </w:p>
-    <w:p>
-      <w:pPr>
-        <w:keepNext w:val="0"/>
-        <w:keepLines w:val="0"/>
-        <w:widowControl/>
-        <w:suppressLineNumbers w:val="0"/>
-        <w:shd w:val="clear" w:fill="121314"/>
-        <w:spacing w:line="228" w:lineRule="atLeast"/>
-        <w:jc w:val="left"/>
-      </w:pPr>
-      <w:r>
-        <w:rPr>
-          <w:rFonts w:hint="default" w:ascii="Consolas" w:hAnsi="Consolas" w:eastAsia="Consolas" w:cs="Consolas"/>
-          <w:b w:val="0"/>
-          <w:bCs w:val="0"/>
-          <w:color w:val="BBBEBF"/>
-          <w:kern w:val="0"/>
-          <w:sz w:val="21"/>
-          <w:szCs w:val="21"/>
-          <w:shd w:val="clear" w:fill="121314"/>
-          <w:lang w:val="en-US" w:eastAsia="zh-CN" w:bidi="ar"/>
+        <w:pStyle w:val="8"/>
+        <w:keepNext w:val="0"/>
+        <w:keepLines w:val="0"/>
+        <w:widowControl/>
+        <w:suppressLineNumbers w:val="0"/>
+        <w:rPr>
+          <w:rStyle w:val="7"/>
+          <w:rFonts w:hint="default" w:ascii="Times New Roman" w:hAnsi="Times New Roman" w:cs="Times New Roman"/>
+          <w:sz w:val="24"/>
+          <w:szCs w:val="24"/>
+        </w:rPr>
+      </w:pPr>
+    </w:p>
+    <w:p>
+      <w:pPr>
+        <w:pStyle w:val="8"/>
+        <w:keepNext w:val="0"/>
+        <w:keepLines w:val="0"/>
+        <w:widowControl/>
+        <w:suppressLineNumbers w:val="0"/>
+        <w:rPr>
+          <w:rStyle w:val="7"/>
+          <w:rFonts w:hint="default" w:ascii="Times New Roman" w:hAnsi="Times New Roman" w:cs="Times New Roman"/>
+          <w:sz w:val="24"/>
+          <w:szCs w:val="24"/>
+        </w:rPr>
+      </w:pPr>
+      <w:r>
+        <w:rPr>
+          <w:rStyle w:val="7"/>
+          <w:rFonts w:hint="default" w:ascii="Times New Roman" w:hAnsi="Times New Roman" w:cs="Times New Roman"/>
+          <w:sz w:val="24"/>
+          <w:szCs w:val="24"/>
+        </w:rPr>
+        <w:t>class Supplier {</w:t>
+      </w:r>
+    </w:p>
+    <w:p>
+      <w:pPr>
+        <w:pStyle w:val="8"/>
+        <w:keepNext w:val="0"/>
+        <w:keepLines w:val="0"/>
+        <w:widowControl/>
+        <w:suppressLineNumbers w:val="0"/>
+        <w:rPr>
+          <w:rStyle w:val="7"/>
+          <w:rFonts w:hint="default" w:ascii="Times New Roman" w:hAnsi="Times New Roman" w:cs="Times New Roman"/>
+          <w:sz w:val="24"/>
+          <w:szCs w:val="24"/>
+        </w:rPr>
+      </w:pPr>
+      <w:r>
+        <w:rPr>
+          <w:rStyle w:val="7"/>
+          <w:rFonts w:hint="default" w:ascii="Times New Roman" w:hAnsi="Times New Roman" w:cs="Times New Roman"/>
+          <w:sz w:val="24"/>
+          <w:szCs w:val="24"/>
+        </w:rPr>
+        <w:t xml:space="preserve">    name : String</w:t>
+      </w:r>
+    </w:p>
+    <w:p>
+      <w:pPr>
+        <w:pStyle w:val="8"/>
+        <w:keepNext w:val="0"/>
+        <w:keepLines w:val="0"/>
+        <w:widowControl/>
+        <w:suppressLineNumbers w:val="0"/>
+        <w:rPr>
+          <w:rStyle w:val="7"/>
+          <w:rFonts w:hint="default" w:ascii="Times New Roman" w:hAnsi="Times New Roman" w:cs="Times New Roman"/>
+          <w:sz w:val="24"/>
+          <w:szCs w:val="24"/>
+        </w:rPr>
+      </w:pPr>
+      <w:r>
+        <w:rPr>
+          <w:rStyle w:val="7"/>
+          <w:rFonts w:hint="default" w:ascii="Times New Roman" w:hAnsi="Times New Roman" w:cs="Times New Roman"/>
+          <w:sz w:val="24"/>
+          <w:szCs w:val="24"/>
+        </w:rPr>
+        <w:t xml:space="preserve">    phone : String</w:t>
+      </w:r>
+    </w:p>
+    <w:p>
+      <w:pPr>
+        <w:pStyle w:val="8"/>
+        <w:keepNext w:val="0"/>
+        <w:keepLines w:val="0"/>
+        <w:widowControl/>
+        <w:suppressLineNumbers w:val="0"/>
+        <w:rPr>
+          <w:rStyle w:val="7"/>
+          <w:rFonts w:hint="default" w:ascii="Times New Roman" w:hAnsi="Times New Roman" w:cs="Times New Roman"/>
+          <w:sz w:val="24"/>
+          <w:szCs w:val="24"/>
+        </w:rPr>
+      </w:pPr>
+      <w:r>
+        <w:rPr>
+          <w:rStyle w:val="7"/>
+          <w:rFonts w:hint="default" w:ascii="Times New Roman" w:hAnsi="Times New Roman" w:cs="Times New Roman"/>
+          <w:sz w:val="24"/>
+          <w:szCs w:val="24"/>
         </w:rPr>
         <w:t>}</w:t>
       </w:r>
     </w:p>
     <w:p>
       <w:pPr>
-        <w:keepNext w:val="0"/>
-        <w:keepLines w:val="0"/>
-        <w:widowControl/>
-        <w:suppressLineNumbers w:val="0"/>
-        <w:shd w:val="clear" w:fill="121314"/>
-        <w:spacing w:line="228" w:lineRule="atLeast"/>
-        <w:jc w:val="left"/>
-        <w:rPr>
-          <w:rFonts w:hint="default" w:ascii="Consolas" w:hAnsi="Consolas" w:eastAsia="Consolas" w:cs="Consolas"/>
-          <w:b w:val="0"/>
-          <w:bCs w:val="0"/>
-          <w:color w:val="BBBEBF"/>
-          <w:sz w:val="21"/>
-          <w:szCs w:val="21"/>
-        </w:rPr>
-      </w:pPr>
-      <w:r>
-        <w:rPr>
-          <w:rFonts w:hint="default" w:ascii="Consolas" w:hAnsi="Consolas" w:eastAsia="Consolas" w:cs="Consolas"/>
-          <w:b w:val="0"/>
-          <w:bCs w:val="0"/>
-          <w:color w:val="79C0FF"/>
-          <w:kern w:val="0"/>
-          <w:sz w:val="21"/>
-          <w:szCs w:val="21"/>
-          <w:shd w:val="clear" w:fill="121314"/>
-          <w:lang w:val="en-US" w:eastAsia="zh-CN" w:bidi="ar"/>
-        </w:rPr>
-        <w:t>User</w:t>
-      </w:r>
-      <w:r>
-        <w:rPr>
-          <w:rFonts w:hint="default" w:ascii="Consolas" w:hAnsi="Consolas" w:eastAsia="Consolas" w:cs="Consolas"/>
-          <w:b w:val="0"/>
-          <w:bCs w:val="0"/>
-          <w:color w:val="BBBEBF"/>
-          <w:kern w:val="0"/>
-          <w:sz w:val="21"/>
-          <w:szCs w:val="21"/>
-          <w:shd w:val="clear" w:fill="121314"/>
-          <w:lang w:val="en-US" w:eastAsia="zh-CN" w:bidi="ar"/>
-        </w:rPr>
-        <w:t xml:space="preserve"> </w:t>
-      </w:r>
-      <w:r>
-        <w:rPr>
-          <w:rFonts w:hint="default" w:ascii="Consolas" w:hAnsi="Consolas" w:eastAsia="Consolas" w:cs="Consolas"/>
-          <w:b w:val="0"/>
-          <w:bCs w:val="0"/>
-          <w:color w:val="C586C0"/>
-          <w:kern w:val="0"/>
-          <w:sz w:val="21"/>
-          <w:szCs w:val="21"/>
-          <w:shd w:val="clear" w:fill="121314"/>
-          <w:lang w:val="en-US" w:eastAsia="zh-CN" w:bidi="ar"/>
-        </w:rPr>
-        <w:t>&lt;|--</w:t>
-      </w:r>
-      <w:r>
-        <w:rPr>
-          <w:rFonts w:hint="default" w:ascii="Consolas" w:hAnsi="Consolas" w:eastAsia="Consolas" w:cs="Consolas"/>
-          <w:b w:val="0"/>
-          <w:bCs w:val="0"/>
-          <w:color w:val="BBBEBF"/>
-          <w:kern w:val="0"/>
-          <w:sz w:val="21"/>
-          <w:szCs w:val="21"/>
-          <w:shd w:val="clear" w:fill="121314"/>
-          <w:lang w:val="en-US" w:eastAsia="zh-CN" w:bidi="ar"/>
-        </w:rPr>
-        <w:t xml:space="preserve"> </w:t>
-      </w:r>
-      <w:r>
-        <w:rPr>
-          <w:rFonts w:hint="default" w:ascii="Consolas" w:hAnsi="Consolas" w:eastAsia="Consolas" w:cs="Consolas"/>
-          <w:b w:val="0"/>
-          <w:bCs w:val="0"/>
-          <w:color w:val="79C0FF"/>
-          <w:kern w:val="0"/>
-          <w:sz w:val="21"/>
-          <w:szCs w:val="21"/>
-          <w:shd w:val="clear" w:fill="121314"/>
-          <w:lang w:val="en-US" w:eastAsia="zh-CN" w:bidi="ar"/>
-        </w:rPr>
-        <w:t>Customer</w:t>
-      </w:r>
-    </w:p>
-    <w:p>
-      <w:pPr>
-        <w:keepNext w:val="0"/>
-        <w:keepLines w:val="0"/>
-        <w:widowControl/>
-        <w:suppressLineNumbers w:val="0"/>
-        <w:shd w:val="clear" w:fill="121314"/>
-        <w:spacing w:line="228" w:lineRule="atLeast"/>
-        <w:jc w:val="left"/>
-      </w:pPr>
-      <w:r>
-        <w:rPr>
-          <w:rFonts w:hint="default" w:ascii="Consolas" w:hAnsi="Consolas" w:eastAsia="Consolas" w:cs="Consolas"/>
-          <w:b w:val="0"/>
-          <w:bCs w:val="0"/>
-          <w:color w:val="79C0FF"/>
-          <w:kern w:val="0"/>
-          <w:sz w:val="21"/>
-          <w:szCs w:val="21"/>
-          <w:shd w:val="clear" w:fill="121314"/>
-          <w:lang w:val="en-US" w:eastAsia="zh-CN" w:bidi="ar"/>
-        </w:rPr>
-        <w:t>User</w:t>
-      </w:r>
-      <w:r>
-        <w:rPr>
-          <w:rFonts w:hint="default" w:ascii="Consolas" w:hAnsi="Consolas" w:eastAsia="Consolas" w:cs="Consolas"/>
-          <w:b w:val="0"/>
-          <w:bCs w:val="0"/>
-          <w:color w:val="BBBEBF"/>
-          <w:kern w:val="0"/>
-          <w:sz w:val="21"/>
-          <w:szCs w:val="21"/>
-          <w:shd w:val="clear" w:fill="121314"/>
-          <w:lang w:val="en-US" w:eastAsia="zh-CN" w:bidi="ar"/>
-        </w:rPr>
-        <w:t xml:space="preserve"> </w:t>
-      </w:r>
-      <w:r>
-        <w:rPr>
-          <w:rFonts w:hint="default" w:ascii="Consolas" w:hAnsi="Consolas" w:eastAsia="Consolas" w:cs="Consolas"/>
-          <w:b w:val="0"/>
-          <w:bCs w:val="0"/>
-          <w:color w:val="C586C0"/>
-          <w:kern w:val="0"/>
-          <w:sz w:val="21"/>
-          <w:szCs w:val="21"/>
-          <w:shd w:val="clear" w:fill="121314"/>
-          <w:lang w:val="en-US" w:eastAsia="zh-CN" w:bidi="ar"/>
-        </w:rPr>
-        <w:t>&lt;|--</w:t>
-      </w:r>
-      <w:r>
-        <w:rPr>
-          <w:rFonts w:hint="default" w:ascii="Consolas" w:hAnsi="Consolas" w:eastAsia="Consolas" w:cs="Consolas"/>
-          <w:b w:val="0"/>
-          <w:bCs w:val="0"/>
-          <w:color w:val="BBBEBF"/>
-          <w:kern w:val="0"/>
-          <w:sz w:val="21"/>
-          <w:szCs w:val="21"/>
-          <w:shd w:val="clear" w:fill="121314"/>
-          <w:lang w:val="en-US" w:eastAsia="zh-CN" w:bidi="ar"/>
-        </w:rPr>
-        <w:t xml:space="preserve"> </w:t>
-      </w:r>
-      <w:r>
-        <w:rPr>
-          <w:rFonts w:hint="default" w:ascii="Consolas" w:hAnsi="Consolas" w:eastAsia="Consolas" w:cs="Consolas"/>
-          <w:b w:val="0"/>
-          <w:bCs w:val="0"/>
-          <w:color w:val="79C0FF"/>
-          <w:kern w:val="0"/>
-          <w:sz w:val="21"/>
-          <w:szCs w:val="21"/>
-          <w:shd w:val="clear" w:fill="121314"/>
-          <w:lang w:val="en-US" w:eastAsia="zh-CN" w:bidi="ar"/>
-        </w:rPr>
-        <w:t>Employee</w:t>
-      </w:r>
-    </w:p>
-    <w:p>
-      <w:pPr>
-        <w:keepNext w:val="0"/>
-        <w:keepLines w:val="0"/>
-        <w:widowControl/>
-        <w:suppressLineNumbers w:val="0"/>
-        <w:shd w:val="clear" w:fill="121314"/>
-        <w:spacing w:line="228" w:lineRule="atLeast"/>
-        <w:jc w:val="left"/>
-        <w:rPr>
-          <w:rFonts w:hint="default" w:ascii="Consolas" w:hAnsi="Consolas" w:eastAsia="Consolas" w:cs="Consolas"/>
-          <w:b w:val="0"/>
-          <w:bCs w:val="0"/>
-          <w:color w:val="BBBEBF"/>
-          <w:sz w:val="21"/>
-          <w:szCs w:val="21"/>
-        </w:rPr>
-      </w:pPr>
-      <w:r>
-        <w:rPr>
-          <w:rFonts w:hint="default" w:ascii="Consolas" w:hAnsi="Consolas" w:eastAsia="Consolas" w:cs="Consolas"/>
-          <w:b w:val="0"/>
-          <w:bCs w:val="0"/>
-          <w:color w:val="79C0FF"/>
-          <w:kern w:val="0"/>
-          <w:sz w:val="21"/>
-          <w:szCs w:val="21"/>
-          <w:shd w:val="clear" w:fill="121314"/>
-          <w:lang w:val="en-US" w:eastAsia="zh-CN" w:bidi="ar"/>
-        </w:rPr>
-        <w:t>Customer</w:t>
-      </w:r>
-      <w:r>
-        <w:rPr>
-          <w:rFonts w:hint="default" w:ascii="Consolas" w:hAnsi="Consolas" w:eastAsia="Consolas" w:cs="Consolas"/>
-          <w:b w:val="0"/>
-          <w:bCs w:val="0"/>
-          <w:color w:val="BBBEBF"/>
-          <w:kern w:val="0"/>
-          <w:sz w:val="21"/>
-          <w:szCs w:val="21"/>
-          <w:shd w:val="clear" w:fill="121314"/>
-          <w:lang w:val="en-US" w:eastAsia="zh-CN" w:bidi="ar"/>
-        </w:rPr>
-        <w:t xml:space="preserve"> </w:t>
-      </w:r>
-      <w:r>
-        <w:rPr>
-          <w:rFonts w:hint="default" w:ascii="Consolas" w:hAnsi="Consolas" w:eastAsia="Consolas" w:cs="Consolas"/>
-          <w:b w:val="0"/>
-          <w:bCs w:val="0"/>
-          <w:color w:val="C586C0"/>
-          <w:kern w:val="0"/>
-          <w:sz w:val="21"/>
-          <w:szCs w:val="21"/>
-          <w:shd w:val="clear" w:fill="121314"/>
-          <w:lang w:val="en-US" w:eastAsia="zh-CN" w:bidi="ar"/>
-        </w:rPr>
-        <w:t>*--</w:t>
-      </w:r>
-      <w:r>
-        <w:rPr>
-          <w:rFonts w:hint="default" w:ascii="Consolas" w:hAnsi="Consolas" w:eastAsia="Consolas" w:cs="Consolas"/>
-          <w:b w:val="0"/>
-          <w:bCs w:val="0"/>
-          <w:color w:val="BBBEBF"/>
-          <w:kern w:val="0"/>
-          <w:sz w:val="21"/>
-          <w:szCs w:val="21"/>
-          <w:shd w:val="clear" w:fill="121314"/>
-          <w:lang w:val="en-US" w:eastAsia="zh-CN" w:bidi="ar"/>
-        </w:rPr>
-        <w:t xml:space="preserve"> </w:t>
-      </w:r>
-      <w:r>
-        <w:rPr>
-          <w:rFonts w:hint="default" w:ascii="Consolas" w:hAnsi="Consolas" w:eastAsia="Consolas" w:cs="Consolas"/>
-          <w:b w:val="0"/>
-          <w:bCs w:val="0"/>
-          <w:color w:val="79C0FF"/>
-          <w:kern w:val="0"/>
-          <w:sz w:val="21"/>
-          <w:szCs w:val="21"/>
-          <w:shd w:val="clear" w:fill="121314"/>
-          <w:lang w:val="en-US" w:eastAsia="zh-CN" w:bidi="ar"/>
-        </w:rPr>
-        <w:t>Address</w:t>
-      </w:r>
-    </w:p>
-    <w:p>
-      <w:pPr>
-        <w:keepNext w:val="0"/>
-        <w:keepLines w:val="0"/>
-        <w:widowControl/>
-        <w:suppressLineNumbers w:val="0"/>
-        <w:shd w:val="clear" w:fill="121314"/>
-        <w:spacing w:line="228" w:lineRule="atLeast"/>
-        <w:jc w:val="left"/>
-      </w:pPr>
-      <w:r>
-        <w:rPr>
-          <w:rFonts w:hint="default" w:ascii="Consolas" w:hAnsi="Consolas" w:eastAsia="Consolas" w:cs="Consolas"/>
-          <w:b w:val="0"/>
-          <w:bCs w:val="0"/>
-          <w:color w:val="79C0FF"/>
-          <w:kern w:val="0"/>
-          <w:sz w:val="21"/>
-          <w:szCs w:val="21"/>
-          <w:shd w:val="clear" w:fill="121314"/>
-          <w:lang w:val="en-US" w:eastAsia="zh-CN" w:bidi="ar"/>
-        </w:rPr>
-        <w:t>Customer</w:t>
-      </w:r>
-      <w:r>
-        <w:rPr>
-          <w:rFonts w:hint="default" w:ascii="Consolas" w:hAnsi="Consolas" w:eastAsia="Consolas" w:cs="Consolas"/>
-          <w:b w:val="0"/>
-          <w:bCs w:val="0"/>
-          <w:color w:val="BBBEBF"/>
-          <w:kern w:val="0"/>
-          <w:sz w:val="21"/>
-          <w:szCs w:val="21"/>
-          <w:shd w:val="clear" w:fill="121314"/>
-          <w:lang w:val="en-US" w:eastAsia="zh-CN" w:bidi="ar"/>
-        </w:rPr>
-        <w:t xml:space="preserve"> </w:t>
-      </w:r>
-      <w:r>
-        <w:rPr>
-          <w:rFonts w:hint="default" w:ascii="Consolas" w:hAnsi="Consolas" w:eastAsia="Consolas" w:cs="Consolas"/>
-          <w:b w:val="0"/>
-          <w:bCs w:val="0"/>
-          <w:color w:val="C586C0"/>
-          <w:kern w:val="0"/>
-          <w:sz w:val="21"/>
-          <w:szCs w:val="21"/>
-          <w:shd w:val="clear" w:fill="121314"/>
-          <w:lang w:val="en-US" w:eastAsia="zh-CN" w:bidi="ar"/>
-        </w:rPr>
-        <w:t>--&gt;</w:t>
-      </w:r>
-      <w:r>
-        <w:rPr>
-          <w:rFonts w:hint="default" w:ascii="Consolas" w:hAnsi="Consolas" w:eastAsia="Consolas" w:cs="Consolas"/>
-          <w:b w:val="0"/>
-          <w:bCs w:val="0"/>
-          <w:color w:val="BBBEBF"/>
-          <w:kern w:val="0"/>
-          <w:sz w:val="21"/>
-          <w:szCs w:val="21"/>
-          <w:shd w:val="clear" w:fill="121314"/>
-          <w:lang w:val="en-US" w:eastAsia="zh-CN" w:bidi="ar"/>
-        </w:rPr>
-        <w:t xml:space="preserve"> </w:t>
-      </w:r>
-      <w:r>
-        <w:rPr>
-          <w:rFonts w:hint="default" w:ascii="Consolas" w:hAnsi="Consolas" w:eastAsia="Consolas" w:cs="Consolas"/>
-          <w:b w:val="0"/>
-          <w:bCs w:val="0"/>
-          <w:color w:val="79C0FF"/>
-          <w:kern w:val="0"/>
-          <w:sz w:val="21"/>
-          <w:szCs w:val="21"/>
-          <w:shd w:val="clear" w:fill="121314"/>
-          <w:lang w:val="en-US" w:eastAsia="zh-CN" w:bidi="ar"/>
-        </w:rPr>
-        <w:t>Order</w:t>
-      </w:r>
-    </w:p>
-    <w:p>
-      <w:pPr>
-        <w:keepNext w:val="0"/>
-        <w:keepLines w:val="0"/>
-        <w:widowControl/>
-        <w:suppressLineNumbers w:val="0"/>
-        <w:shd w:val="clear" w:fill="121314"/>
-        <w:spacing w:line="228" w:lineRule="atLeast"/>
-        <w:jc w:val="left"/>
-        <w:rPr>
-          <w:rFonts w:hint="default" w:ascii="Consolas" w:hAnsi="Consolas" w:eastAsia="Consolas" w:cs="Consolas"/>
-          <w:b w:val="0"/>
-          <w:bCs w:val="0"/>
-          <w:color w:val="BBBEBF"/>
-          <w:sz w:val="21"/>
-          <w:szCs w:val="21"/>
-        </w:rPr>
-      </w:pPr>
-      <w:r>
-        <w:rPr>
-          <w:rFonts w:hint="default" w:ascii="Consolas" w:hAnsi="Consolas" w:eastAsia="Consolas" w:cs="Consolas"/>
-          <w:b w:val="0"/>
-          <w:bCs w:val="0"/>
-          <w:color w:val="79C0FF"/>
-          <w:kern w:val="0"/>
-          <w:sz w:val="21"/>
-          <w:szCs w:val="21"/>
-          <w:shd w:val="clear" w:fill="121314"/>
-          <w:lang w:val="en-US" w:eastAsia="zh-CN" w:bidi="ar"/>
-        </w:rPr>
-        <w:t>Order</w:t>
-      </w:r>
-      <w:r>
-        <w:rPr>
-          <w:rFonts w:hint="default" w:ascii="Consolas" w:hAnsi="Consolas" w:eastAsia="Consolas" w:cs="Consolas"/>
-          <w:b w:val="0"/>
-          <w:bCs w:val="0"/>
-          <w:color w:val="BBBEBF"/>
-          <w:kern w:val="0"/>
-          <w:sz w:val="21"/>
-          <w:szCs w:val="21"/>
-          <w:shd w:val="clear" w:fill="121314"/>
-          <w:lang w:val="en-US" w:eastAsia="zh-CN" w:bidi="ar"/>
-        </w:rPr>
-        <w:t xml:space="preserve"> </w:t>
-      </w:r>
-      <w:r>
-        <w:rPr>
-          <w:rFonts w:hint="default" w:ascii="Consolas" w:hAnsi="Consolas" w:eastAsia="Consolas" w:cs="Consolas"/>
-          <w:b w:val="0"/>
-          <w:bCs w:val="0"/>
-          <w:color w:val="C586C0"/>
-          <w:kern w:val="0"/>
-          <w:sz w:val="21"/>
-          <w:szCs w:val="21"/>
-          <w:shd w:val="clear" w:fill="121314"/>
-          <w:lang w:val="en-US" w:eastAsia="zh-CN" w:bidi="ar"/>
-        </w:rPr>
-        <w:t>*--</w:t>
-      </w:r>
-      <w:r>
-        <w:rPr>
-          <w:rFonts w:hint="default" w:ascii="Consolas" w:hAnsi="Consolas" w:eastAsia="Consolas" w:cs="Consolas"/>
-          <w:b w:val="0"/>
-          <w:bCs w:val="0"/>
-          <w:color w:val="BBBEBF"/>
-          <w:kern w:val="0"/>
-          <w:sz w:val="21"/>
-          <w:szCs w:val="21"/>
-          <w:shd w:val="clear" w:fill="121314"/>
-          <w:lang w:val="en-US" w:eastAsia="zh-CN" w:bidi="ar"/>
-        </w:rPr>
-        <w:t xml:space="preserve"> </w:t>
-      </w:r>
-      <w:r>
-        <w:rPr>
-          <w:rFonts w:hint="default" w:ascii="Consolas" w:hAnsi="Consolas" w:eastAsia="Consolas" w:cs="Consolas"/>
-          <w:b w:val="0"/>
-          <w:bCs w:val="0"/>
-          <w:color w:val="79C0FF"/>
-          <w:kern w:val="0"/>
-          <w:sz w:val="21"/>
-          <w:szCs w:val="21"/>
-          <w:shd w:val="clear" w:fill="121314"/>
-          <w:lang w:val="en-US" w:eastAsia="zh-CN" w:bidi="ar"/>
-        </w:rPr>
-        <w:t>Payment</w:t>
-      </w:r>
-    </w:p>
-    <w:p>
-      <w:pPr>
-        <w:keepNext w:val="0"/>
-        <w:keepLines w:val="0"/>
-        <w:widowControl/>
-        <w:suppressLineNumbers w:val="0"/>
-        <w:shd w:val="clear" w:fill="121314"/>
-        <w:spacing w:line="228" w:lineRule="atLeast"/>
-        <w:jc w:val="left"/>
-      </w:pPr>
-      <w:r>
-        <w:rPr>
-          <w:rFonts w:hint="default" w:ascii="Consolas" w:hAnsi="Consolas" w:eastAsia="Consolas" w:cs="Consolas"/>
-          <w:b w:val="0"/>
-          <w:bCs w:val="0"/>
-          <w:color w:val="79C0FF"/>
-          <w:kern w:val="0"/>
-          <w:sz w:val="21"/>
-          <w:szCs w:val="21"/>
-          <w:shd w:val="clear" w:fill="121314"/>
-          <w:lang w:val="en-US" w:eastAsia="zh-CN" w:bidi="ar"/>
-        </w:rPr>
-        <w:t>Order</w:t>
-      </w:r>
-      <w:r>
-        <w:rPr>
-          <w:rFonts w:hint="default" w:ascii="Consolas" w:hAnsi="Consolas" w:eastAsia="Consolas" w:cs="Consolas"/>
-          <w:b w:val="0"/>
-          <w:bCs w:val="0"/>
-          <w:color w:val="BBBEBF"/>
-          <w:kern w:val="0"/>
-          <w:sz w:val="21"/>
-          <w:szCs w:val="21"/>
-          <w:shd w:val="clear" w:fill="121314"/>
-          <w:lang w:val="en-US" w:eastAsia="zh-CN" w:bidi="ar"/>
-        </w:rPr>
-        <w:t xml:space="preserve"> </w:t>
-      </w:r>
-      <w:r>
-        <w:rPr>
-          <w:rFonts w:hint="default" w:ascii="Consolas" w:hAnsi="Consolas" w:eastAsia="Consolas" w:cs="Consolas"/>
-          <w:b w:val="0"/>
-          <w:bCs w:val="0"/>
-          <w:color w:val="C586C0"/>
-          <w:kern w:val="0"/>
-          <w:sz w:val="21"/>
-          <w:szCs w:val="21"/>
-          <w:shd w:val="clear" w:fill="121314"/>
-          <w:lang w:val="en-US" w:eastAsia="zh-CN" w:bidi="ar"/>
-        </w:rPr>
-        <w:t>*--</w:t>
-      </w:r>
-      <w:r>
-        <w:rPr>
-          <w:rFonts w:hint="default" w:ascii="Consolas" w:hAnsi="Consolas" w:eastAsia="Consolas" w:cs="Consolas"/>
-          <w:b w:val="0"/>
-          <w:bCs w:val="0"/>
-          <w:color w:val="BBBEBF"/>
-          <w:kern w:val="0"/>
-          <w:sz w:val="21"/>
-          <w:szCs w:val="21"/>
-          <w:shd w:val="clear" w:fill="121314"/>
-          <w:lang w:val="en-US" w:eastAsia="zh-CN" w:bidi="ar"/>
-        </w:rPr>
-        <w:t xml:space="preserve"> </w:t>
-      </w:r>
-      <w:r>
-        <w:rPr>
-          <w:rFonts w:hint="default" w:ascii="Consolas" w:hAnsi="Consolas" w:eastAsia="Consolas" w:cs="Consolas"/>
-          <w:b w:val="0"/>
-          <w:bCs w:val="0"/>
-          <w:color w:val="79C0FF"/>
-          <w:kern w:val="0"/>
-          <w:sz w:val="21"/>
-          <w:szCs w:val="21"/>
-          <w:shd w:val="clear" w:fill="121314"/>
-          <w:lang w:val="en-US" w:eastAsia="zh-CN" w:bidi="ar"/>
-        </w:rPr>
-        <w:t>Product</w:t>
-      </w:r>
-    </w:p>
-    <w:p>
-      <w:pPr>
-        <w:keepNext w:val="0"/>
-        <w:keepLines w:val="0"/>
-        <w:widowControl/>
-        <w:suppressLineNumbers w:val="0"/>
-        <w:shd w:val="clear" w:fill="121314"/>
-        <w:spacing w:line="228" w:lineRule="atLeast"/>
-        <w:jc w:val="left"/>
-        <w:rPr>
-          <w:rFonts w:hint="default" w:ascii="Consolas" w:hAnsi="Consolas" w:eastAsia="Consolas" w:cs="Consolas"/>
-          <w:b w:val="0"/>
-          <w:bCs w:val="0"/>
-          <w:color w:val="BBBEBF"/>
-          <w:sz w:val="21"/>
-          <w:szCs w:val="21"/>
-        </w:rPr>
-      </w:pPr>
-      <w:r>
-        <w:rPr>
-          <w:rFonts w:hint="default" w:ascii="Consolas" w:hAnsi="Consolas" w:eastAsia="Consolas" w:cs="Consolas"/>
-          <w:b w:val="0"/>
-          <w:bCs w:val="0"/>
-          <w:color w:val="79C0FF"/>
-          <w:kern w:val="0"/>
-          <w:sz w:val="21"/>
-          <w:szCs w:val="21"/>
-          <w:shd w:val="clear" w:fill="121314"/>
-          <w:lang w:val="en-US" w:eastAsia="zh-CN" w:bidi="ar"/>
-        </w:rPr>
-        <w:t>Product</w:t>
-      </w:r>
-      <w:r>
-        <w:rPr>
-          <w:rFonts w:hint="default" w:ascii="Consolas" w:hAnsi="Consolas" w:eastAsia="Consolas" w:cs="Consolas"/>
-          <w:b w:val="0"/>
-          <w:bCs w:val="0"/>
-          <w:color w:val="BBBEBF"/>
-          <w:kern w:val="0"/>
-          <w:sz w:val="21"/>
-          <w:szCs w:val="21"/>
-          <w:shd w:val="clear" w:fill="121314"/>
-          <w:lang w:val="en-US" w:eastAsia="zh-CN" w:bidi="ar"/>
-        </w:rPr>
-        <w:t xml:space="preserve"> </w:t>
-      </w:r>
-      <w:r>
-        <w:rPr>
-          <w:rFonts w:hint="default" w:ascii="Consolas" w:hAnsi="Consolas" w:eastAsia="Consolas" w:cs="Consolas"/>
-          <w:b w:val="0"/>
-          <w:bCs w:val="0"/>
-          <w:color w:val="C586C0"/>
-          <w:kern w:val="0"/>
-          <w:sz w:val="21"/>
-          <w:szCs w:val="21"/>
-          <w:shd w:val="clear" w:fill="121314"/>
-          <w:lang w:val="en-US" w:eastAsia="zh-CN" w:bidi="ar"/>
-        </w:rPr>
-        <w:t>--&gt;</w:t>
-      </w:r>
-      <w:r>
-        <w:rPr>
-          <w:rFonts w:hint="default" w:ascii="Consolas" w:hAnsi="Consolas" w:eastAsia="Consolas" w:cs="Consolas"/>
-          <w:b w:val="0"/>
-          <w:bCs w:val="0"/>
-          <w:color w:val="BBBEBF"/>
-          <w:kern w:val="0"/>
-          <w:sz w:val="21"/>
-          <w:szCs w:val="21"/>
-          <w:shd w:val="clear" w:fill="121314"/>
-          <w:lang w:val="en-US" w:eastAsia="zh-CN" w:bidi="ar"/>
-        </w:rPr>
-        <w:t xml:space="preserve"> </w:t>
-      </w:r>
-      <w:r>
-        <w:rPr>
-          <w:rFonts w:hint="default" w:ascii="Consolas" w:hAnsi="Consolas" w:eastAsia="Consolas" w:cs="Consolas"/>
-          <w:b w:val="0"/>
-          <w:bCs w:val="0"/>
-          <w:color w:val="79C0FF"/>
-          <w:kern w:val="0"/>
-          <w:sz w:val="21"/>
-          <w:szCs w:val="21"/>
-          <w:shd w:val="clear" w:fill="121314"/>
-          <w:lang w:val="en-US" w:eastAsia="zh-CN" w:bidi="ar"/>
-        </w:rPr>
-        <w:t>Category</w:t>
-      </w:r>
-    </w:p>
-    <w:p>
-      <w:pPr>
-        <w:keepNext w:val="0"/>
-        <w:keepLines w:val="0"/>
-        <w:widowControl/>
-        <w:suppressLineNumbers w:val="0"/>
-        <w:shd w:val="clear" w:fill="121314"/>
-        <w:spacing w:line="228" w:lineRule="atLeast"/>
-        <w:jc w:val="left"/>
-      </w:pPr>
-      <w:r>
-        <w:rPr>
-          <w:rFonts w:hint="default" w:ascii="Consolas" w:hAnsi="Consolas" w:eastAsia="Consolas" w:cs="Consolas"/>
-          <w:b w:val="0"/>
-          <w:bCs w:val="0"/>
-          <w:color w:val="79C0FF"/>
-          <w:kern w:val="0"/>
-          <w:sz w:val="21"/>
-          <w:szCs w:val="21"/>
-          <w:shd w:val="clear" w:fill="121314"/>
-          <w:lang w:val="en-US" w:eastAsia="zh-CN" w:bidi="ar"/>
-        </w:rPr>
-        <w:t>Product</w:t>
-      </w:r>
-      <w:r>
-        <w:rPr>
-          <w:rFonts w:hint="default" w:ascii="Consolas" w:hAnsi="Consolas" w:eastAsia="Consolas" w:cs="Consolas"/>
-          <w:b w:val="0"/>
-          <w:bCs w:val="0"/>
-          <w:color w:val="BBBEBF"/>
-          <w:kern w:val="0"/>
-          <w:sz w:val="21"/>
-          <w:szCs w:val="21"/>
-          <w:shd w:val="clear" w:fill="121314"/>
-          <w:lang w:val="en-US" w:eastAsia="zh-CN" w:bidi="ar"/>
-        </w:rPr>
-        <w:t xml:space="preserve"> </w:t>
-      </w:r>
-      <w:r>
-        <w:rPr>
-          <w:rFonts w:hint="default" w:ascii="Consolas" w:hAnsi="Consolas" w:eastAsia="Consolas" w:cs="Consolas"/>
-          <w:b w:val="0"/>
-          <w:bCs w:val="0"/>
-          <w:color w:val="C586C0"/>
-          <w:kern w:val="0"/>
-          <w:sz w:val="21"/>
-          <w:szCs w:val="21"/>
-          <w:shd w:val="clear" w:fill="121314"/>
-          <w:lang w:val="en-US" w:eastAsia="zh-CN" w:bidi="ar"/>
-        </w:rPr>
-        <w:t>--&gt;</w:t>
-      </w:r>
-      <w:r>
-        <w:rPr>
-          <w:rFonts w:hint="default" w:ascii="Consolas" w:hAnsi="Consolas" w:eastAsia="Consolas" w:cs="Consolas"/>
-          <w:b w:val="0"/>
-          <w:bCs w:val="0"/>
-          <w:color w:val="BBBEBF"/>
-          <w:kern w:val="0"/>
-          <w:sz w:val="21"/>
-          <w:szCs w:val="21"/>
-          <w:shd w:val="clear" w:fill="121314"/>
-          <w:lang w:val="en-US" w:eastAsia="zh-CN" w:bidi="ar"/>
-        </w:rPr>
-        <w:t xml:space="preserve"> </w:t>
-      </w:r>
-      <w:r>
-        <w:rPr>
-          <w:rFonts w:hint="default" w:ascii="Consolas" w:hAnsi="Consolas" w:eastAsia="Consolas" w:cs="Consolas"/>
-          <w:b w:val="0"/>
-          <w:bCs w:val="0"/>
-          <w:color w:val="79C0FF"/>
-          <w:kern w:val="0"/>
-          <w:sz w:val="21"/>
-          <w:szCs w:val="21"/>
-          <w:shd w:val="clear" w:fill="121314"/>
-          <w:lang w:val="en-US" w:eastAsia="zh-CN" w:bidi="ar"/>
-        </w:rPr>
-        <w:t>Supplier</w:t>
-      </w:r>
-    </w:p>
-    <w:p>
-      <w:pPr>
-        <w:keepNext w:val="0"/>
-        <w:keepLines w:val="0"/>
-        <w:widowControl/>
-        <w:suppressLineNumbers w:val="0"/>
-        <w:shd w:val="clear" w:fill="121314"/>
-        <w:spacing w:line="228" w:lineRule="atLeast"/>
-        <w:jc w:val="left"/>
-        <w:rPr>
-          <w:rFonts w:hint="default" w:ascii="Consolas" w:hAnsi="Consolas" w:eastAsia="Consolas" w:cs="Consolas"/>
-          <w:b w:val="0"/>
-          <w:bCs w:val="0"/>
-          <w:color w:val="BBBEBF"/>
-          <w:sz w:val="21"/>
-          <w:szCs w:val="21"/>
-        </w:rPr>
-      </w:pPr>
-      <w:r>
-        <w:rPr>
-          <w:rFonts w:hint="default" w:ascii="Consolas" w:hAnsi="Consolas" w:eastAsia="Consolas" w:cs="Consolas"/>
-          <w:b w:val="0"/>
-          <w:bCs w:val="0"/>
-          <w:color w:val="79C0FF"/>
-          <w:kern w:val="0"/>
-          <w:sz w:val="21"/>
-          <w:szCs w:val="21"/>
-          <w:shd w:val="clear" w:fill="121314"/>
-          <w:lang w:val="en-US" w:eastAsia="zh-CN" w:bidi="ar"/>
-        </w:rPr>
-        <w:t>Warehouse</w:t>
-      </w:r>
-      <w:r>
-        <w:rPr>
-          <w:rFonts w:hint="default" w:ascii="Consolas" w:hAnsi="Consolas" w:eastAsia="Consolas" w:cs="Consolas"/>
-          <w:b w:val="0"/>
-          <w:bCs w:val="0"/>
-          <w:color w:val="C586C0"/>
-          <w:kern w:val="0"/>
-          <w:sz w:val="21"/>
-          <w:szCs w:val="21"/>
-          <w:shd w:val="clear" w:fill="121314"/>
-          <w:lang w:val="en-US" w:eastAsia="zh-CN" w:bidi="ar"/>
-        </w:rPr>
-        <w:t xml:space="preserve"> o--</w:t>
-      </w:r>
-      <w:r>
-        <w:rPr>
-          <w:rFonts w:hint="default" w:ascii="Consolas" w:hAnsi="Consolas" w:eastAsia="Consolas" w:cs="Consolas"/>
-          <w:b w:val="0"/>
-          <w:bCs w:val="0"/>
-          <w:color w:val="BBBEBF"/>
-          <w:kern w:val="0"/>
-          <w:sz w:val="21"/>
-          <w:szCs w:val="21"/>
-          <w:shd w:val="clear" w:fill="121314"/>
-          <w:lang w:val="en-US" w:eastAsia="zh-CN" w:bidi="ar"/>
-        </w:rPr>
-        <w:t xml:space="preserve"> </w:t>
-      </w:r>
-      <w:r>
-        <w:rPr>
-          <w:rFonts w:hint="default" w:ascii="Consolas" w:hAnsi="Consolas" w:eastAsia="Consolas" w:cs="Consolas"/>
-          <w:b w:val="0"/>
-          <w:bCs w:val="0"/>
-          <w:color w:val="79C0FF"/>
-          <w:kern w:val="0"/>
-          <w:sz w:val="21"/>
-          <w:szCs w:val="21"/>
-          <w:shd w:val="clear" w:fill="121314"/>
-          <w:lang w:val="en-US" w:eastAsia="zh-CN" w:bidi="ar"/>
-        </w:rPr>
-        <w:t>Product</w:t>
-      </w:r>
-    </w:p>
-    <w:p>
-      <w:pPr>
-        <w:keepNext w:val="0"/>
-        <w:keepLines w:val="0"/>
-        <w:widowControl/>
-        <w:suppressLineNumbers w:val="0"/>
-        <w:shd w:val="clear" w:fill="121314"/>
-        <w:spacing w:line="228" w:lineRule="atLeast"/>
-        <w:jc w:val="left"/>
-      </w:pPr>
-      <w:r>
-        <w:rPr>
-          <w:rFonts w:hint="default" w:ascii="Consolas" w:hAnsi="Consolas" w:eastAsia="Consolas" w:cs="Consolas"/>
-          <w:b w:val="0"/>
-          <w:bCs w:val="0"/>
-          <w:color w:val="79C0FF"/>
-          <w:kern w:val="0"/>
-          <w:sz w:val="21"/>
-          <w:szCs w:val="21"/>
-          <w:shd w:val="clear" w:fill="121314"/>
-          <w:lang w:val="en-US" w:eastAsia="zh-CN" w:bidi="ar"/>
-        </w:rPr>
-        <w:t>Employee</w:t>
-      </w:r>
-      <w:r>
-        <w:rPr>
-          <w:rFonts w:hint="default" w:ascii="Consolas" w:hAnsi="Consolas" w:eastAsia="Consolas" w:cs="Consolas"/>
-          <w:b w:val="0"/>
-          <w:bCs w:val="0"/>
-          <w:color w:val="BBBEBF"/>
-          <w:kern w:val="0"/>
-          <w:sz w:val="21"/>
-          <w:szCs w:val="21"/>
-          <w:shd w:val="clear" w:fill="121314"/>
-          <w:lang w:val="en-US" w:eastAsia="zh-CN" w:bidi="ar"/>
-        </w:rPr>
-        <w:t xml:space="preserve"> </w:t>
-      </w:r>
-      <w:r>
-        <w:rPr>
-          <w:rFonts w:hint="default" w:ascii="Consolas" w:hAnsi="Consolas" w:eastAsia="Consolas" w:cs="Consolas"/>
-          <w:b w:val="0"/>
-          <w:bCs w:val="0"/>
-          <w:color w:val="C586C0"/>
-          <w:kern w:val="0"/>
-          <w:sz w:val="21"/>
-          <w:szCs w:val="21"/>
-          <w:shd w:val="clear" w:fill="121314"/>
-          <w:lang w:val="en-US" w:eastAsia="zh-CN" w:bidi="ar"/>
-        </w:rPr>
-        <w:t>--&gt;</w:t>
-      </w:r>
-      <w:r>
-        <w:rPr>
-          <w:rFonts w:hint="default" w:ascii="Consolas" w:hAnsi="Consolas" w:eastAsia="Consolas" w:cs="Consolas"/>
-          <w:b w:val="0"/>
-          <w:bCs w:val="0"/>
-          <w:color w:val="BBBEBF"/>
-          <w:kern w:val="0"/>
-          <w:sz w:val="21"/>
-          <w:szCs w:val="21"/>
-          <w:shd w:val="clear" w:fill="121314"/>
-          <w:lang w:val="en-US" w:eastAsia="zh-CN" w:bidi="ar"/>
-        </w:rPr>
-        <w:t xml:space="preserve"> </w:t>
-      </w:r>
-      <w:r>
-        <w:rPr>
-          <w:rFonts w:hint="default" w:ascii="Consolas" w:hAnsi="Consolas" w:eastAsia="Consolas" w:cs="Consolas"/>
-          <w:b w:val="0"/>
-          <w:bCs w:val="0"/>
-          <w:color w:val="79C0FF"/>
-          <w:kern w:val="0"/>
-          <w:sz w:val="21"/>
-          <w:szCs w:val="21"/>
-          <w:shd w:val="clear" w:fill="121314"/>
-          <w:lang w:val="en-US" w:eastAsia="zh-CN" w:bidi="ar"/>
-        </w:rPr>
-        <w:t>Warehouse</w:t>
-      </w:r>
-    </w:p>
-    <w:p>
-      <w:pPr>
-        <w:keepNext w:val="0"/>
-        <w:keepLines w:val="0"/>
-        <w:widowControl/>
-        <w:suppressLineNumbers w:val="0"/>
-        <w:shd w:val="clear" w:fill="121314"/>
-        <w:spacing w:line="228" w:lineRule="atLeast"/>
-        <w:jc w:val="left"/>
-        <w:rPr>
-          <w:rFonts w:hint="default" w:ascii="Consolas" w:hAnsi="Consolas" w:eastAsia="Consolas" w:cs="Consolas"/>
-          <w:b w:val="0"/>
-          <w:bCs w:val="0"/>
-          <w:color w:val="BBBEBF"/>
-          <w:sz w:val="21"/>
-          <w:szCs w:val="21"/>
-        </w:rPr>
-      </w:pPr>
-      <w:r>
-        <w:rPr>
-          <w:rFonts w:hint="default" w:ascii="Consolas" w:hAnsi="Consolas" w:eastAsia="Consolas" w:cs="Consolas"/>
-          <w:b w:val="0"/>
-          <w:bCs w:val="0"/>
-          <w:color w:val="C586C0"/>
-          <w:kern w:val="0"/>
-          <w:sz w:val="21"/>
-          <w:szCs w:val="21"/>
-          <w:shd w:val="clear" w:fill="121314"/>
-          <w:lang w:val="en-US" w:eastAsia="zh-CN" w:bidi="ar"/>
+        <w:pStyle w:val="8"/>
+        <w:keepNext w:val="0"/>
+        <w:keepLines w:val="0"/>
+        <w:widowControl/>
+        <w:suppressLineNumbers w:val="0"/>
+        <w:rPr>
+          <w:rStyle w:val="7"/>
+          <w:rFonts w:hint="default" w:ascii="Times New Roman" w:hAnsi="Times New Roman" w:cs="Times New Roman"/>
+          <w:sz w:val="24"/>
+          <w:szCs w:val="24"/>
+        </w:rPr>
+      </w:pPr>
+    </w:p>
+    <w:p>
+      <w:pPr>
+        <w:pStyle w:val="8"/>
+        <w:keepNext w:val="0"/>
+        <w:keepLines w:val="0"/>
+        <w:widowControl/>
+        <w:suppressLineNumbers w:val="0"/>
+        <w:rPr>
+          <w:rStyle w:val="7"/>
+          <w:rFonts w:hint="default" w:ascii="Times New Roman" w:hAnsi="Times New Roman" w:cs="Times New Roman"/>
+          <w:sz w:val="24"/>
+          <w:szCs w:val="24"/>
+        </w:rPr>
+      </w:pPr>
+      <w:r>
+        <w:rPr>
+          <w:rStyle w:val="7"/>
+          <w:rFonts w:hint="default" w:ascii="Times New Roman" w:hAnsi="Times New Roman" w:cs="Times New Roman"/>
+          <w:sz w:val="24"/>
+          <w:szCs w:val="24"/>
+        </w:rPr>
+        <w:t>User &lt;|-- Customer</w:t>
+      </w:r>
+    </w:p>
+    <w:p>
+      <w:pPr>
+        <w:pStyle w:val="8"/>
+        <w:keepNext w:val="0"/>
+        <w:keepLines w:val="0"/>
+        <w:widowControl/>
+        <w:suppressLineNumbers w:val="0"/>
+        <w:rPr>
+          <w:rStyle w:val="7"/>
+          <w:rFonts w:hint="default" w:ascii="Times New Roman" w:hAnsi="Times New Roman" w:cs="Times New Roman"/>
+          <w:sz w:val="24"/>
+          <w:szCs w:val="24"/>
+        </w:rPr>
+      </w:pPr>
+      <w:r>
+        <w:rPr>
+          <w:rStyle w:val="7"/>
+          <w:rFonts w:hint="default" w:ascii="Times New Roman" w:hAnsi="Times New Roman" w:cs="Times New Roman"/>
+          <w:sz w:val="24"/>
+          <w:szCs w:val="24"/>
+        </w:rPr>
+        <w:t>User &lt;|-- Employee</w:t>
+      </w:r>
+    </w:p>
+    <w:p>
+      <w:pPr>
+        <w:pStyle w:val="8"/>
+        <w:keepNext w:val="0"/>
+        <w:keepLines w:val="0"/>
+        <w:widowControl/>
+        <w:suppressLineNumbers w:val="0"/>
+        <w:rPr>
+          <w:rStyle w:val="7"/>
+          <w:rFonts w:hint="default" w:ascii="Times New Roman" w:hAnsi="Times New Roman" w:cs="Times New Roman"/>
+          <w:sz w:val="24"/>
+          <w:szCs w:val="24"/>
+        </w:rPr>
+      </w:pPr>
+    </w:p>
+    <w:p>
+      <w:pPr>
+        <w:pStyle w:val="8"/>
+        <w:keepNext w:val="0"/>
+        <w:keepLines w:val="0"/>
+        <w:widowControl/>
+        <w:suppressLineNumbers w:val="0"/>
+        <w:rPr>
+          <w:rStyle w:val="7"/>
+          <w:rFonts w:hint="default" w:ascii="Times New Roman" w:hAnsi="Times New Roman" w:cs="Times New Roman"/>
+          <w:sz w:val="24"/>
+          <w:szCs w:val="24"/>
+        </w:rPr>
+      </w:pPr>
+      <w:r>
+        <w:rPr>
+          <w:rStyle w:val="7"/>
+          <w:rFonts w:hint="default" w:ascii="Times New Roman" w:hAnsi="Times New Roman" w:cs="Times New Roman"/>
+          <w:sz w:val="24"/>
+          <w:szCs w:val="24"/>
+        </w:rPr>
+        <w:t>Customer *-- Address</w:t>
+      </w:r>
+    </w:p>
+    <w:p>
+      <w:pPr>
+        <w:pStyle w:val="8"/>
+        <w:keepNext w:val="0"/>
+        <w:keepLines w:val="0"/>
+        <w:widowControl/>
+        <w:suppressLineNumbers w:val="0"/>
+        <w:rPr>
+          <w:rStyle w:val="7"/>
+          <w:rFonts w:hint="default" w:ascii="Times New Roman" w:hAnsi="Times New Roman" w:cs="Times New Roman"/>
+          <w:sz w:val="24"/>
+          <w:szCs w:val="24"/>
+        </w:rPr>
+      </w:pPr>
+      <w:r>
+        <w:rPr>
+          <w:rStyle w:val="7"/>
+          <w:rFonts w:hint="default" w:ascii="Times New Roman" w:hAnsi="Times New Roman" w:cs="Times New Roman"/>
+          <w:sz w:val="24"/>
+          <w:szCs w:val="24"/>
+        </w:rPr>
+        <w:t>Customer --&gt; Order</w:t>
+      </w:r>
+    </w:p>
+    <w:p>
+      <w:pPr>
+        <w:pStyle w:val="8"/>
+        <w:keepNext w:val="0"/>
+        <w:keepLines w:val="0"/>
+        <w:widowControl/>
+        <w:suppressLineNumbers w:val="0"/>
+        <w:rPr>
+          <w:rStyle w:val="7"/>
+          <w:rFonts w:hint="default" w:ascii="Times New Roman" w:hAnsi="Times New Roman" w:cs="Times New Roman"/>
+          <w:sz w:val="24"/>
+          <w:szCs w:val="24"/>
+        </w:rPr>
+      </w:pPr>
+    </w:p>
+    <w:p>
+      <w:pPr>
+        <w:pStyle w:val="8"/>
+        <w:keepNext w:val="0"/>
+        <w:keepLines w:val="0"/>
+        <w:widowControl/>
+        <w:suppressLineNumbers w:val="0"/>
+        <w:rPr>
+          <w:rStyle w:val="7"/>
+          <w:rFonts w:hint="default" w:ascii="Times New Roman" w:hAnsi="Times New Roman" w:cs="Times New Roman"/>
+          <w:sz w:val="24"/>
+          <w:szCs w:val="24"/>
+        </w:rPr>
+      </w:pPr>
+      <w:r>
+        <w:rPr>
+          <w:rStyle w:val="7"/>
+          <w:rFonts w:hint="default" w:ascii="Times New Roman" w:hAnsi="Times New Roman" w:cs="Times New Roman"/>
+          <w:sz w:val="24"/>
+          <w:szCs w:val="24"/>
+        </w:rPr>
+        <w:t>Order *-- Payment</w:t>
+      </w:r>
+    </w:p>
+    <w:p>
+      <w:pPr>
+        <w:pStyle w:val="8"/>
+        <w:keepNext w:val="0"/>
+        <w:keepLines w:val="0"/>
+        <w:widowControl/>
+        <w:suppressLineNumbers w:val="0"/>
+        <w:rPr>
+          <w:rStyle w:val="7"/>
+          <w:rFonts w:hint="default" w:ascii="Times New Roman" w:hAnsi="Times New Roman" w:cs="Times New Roman"/>
+          <w:sz w:val="24"/>
+          <w:szCs w:val="24"/>
+        </w:rPr>
+      </w:pPr>
+      <w:r>
+        <w:rPr>
+          <w:rStyle w:val="7"/>
+          <w:rFonts w:hint="default" w:ascii="Times New Roman" w:hAnsi="Times New Roman" w:cs="Times New Roman"/>
+          <w:sz w:val="24"/>
+          <w:szCs w:val="24"/>
+        </w:rPr>
+        <w:t>Order *-- Product</w:t>
+      </w:r>
+    </w:p>
+    <w:p>
+      <w:pPr>
+        <w:pStyle w:val="8"/>
+        <w:keepNext w:val="0"/>
+        <w:keepLines w:val="0"/>
+        <w:widowControl/>
+        <w:suppressLineNumbers w:val="0"/>
+        <w:rPr>
+          <w:rStyle w:val="7"/>
+          <w:rFonts w:hint="default" w:ascii="Times New Roman" w:hAnsi="Times New Roman" w:cs="Times New Roman"/>
+          <w:sz w:val="24"/>
+          <w:szCs w:val="24"/>
+        </w:rPr>
+      </w:pPr>
+    </w:p>
+    <w:p>
+      <w:pPr>
+        <w:pStyle w:val="8"/>
+        <w:keepNext w:val="0"/>
+        <w:keepLines w:val="0"/>
+        <w:widowControl/>
+        <w:suppressLineNumbers w:val="0"/>
+        <w:rPr>
+          <w:rStyle w:val="7"/>
+          <w:rFonts w:hint="default" w:ascii="Times New Roman" w:hAnsi="Times New Roman" w:cs="Times New Roman"/>
+          <w:sz w:val="24"/>
+          <w:szCs w:val="24"/>
+        </w:rPr>
+      </w:pPr>
+      <w:r>
+        <w:rPr>
+          <w:rStyle w:val="7"/>
+          <w:rFonts w:hint="default" w:ascii="Times New Roman" w:hAnsi="Times New Roman" w:cs="Times New Roman"/>
+          <w:sz w:val="24"/>
+          <w:szCs w:val="24"/>
+        </w:rPr>
+        <w:t>Product --&gt; Category</w:t>
+      </w:r>
+    </w:p>
+    <w:p>
+      <w:pPr>
+        <w:pStyle w:val="8"/>
+        <w:keepNext w:val="0"/>
+        <w:keepLines w:val="0"/>
+        <w:widowControl/>
+        <w:suppressLineNumbers w:val="0"/>
+        <w:rPr>
+          <w:rStyle w:val="7"/>
+          <w:rFonts w:hint="default" w:ascii="Times New Roman" w:hAnsi="Times New Roman" w:cs="Times New Roman"/>
+          <w:sz w:val="24"/>
+          <w:szCs w:val="24"/>
+        </w:rPr>
+      </w:pPr>
+      <w:r>
+        <w:rPr>
+          <w:rStyle w:val="7"/>
+          <w:rFonts w:hint="default" w:ascii="Times New Roman" w:hAnsi="Times New Roman" w:cs="Times New Roman"/>
+          <w:sz w:val="24"/>
+          <w:szCs w:val="24"/>
+        </w:rPr>
+        <w:t>Product --&gt; Supplier</w:t>
+      </w:r>
+    </w:p>
+    <w:p>
+      <w:pPr>
+        <w:pStyle w:val="8"/>
+        <w:keepNext w:val="0"/>
+        <w:keepLines w:val="0"/>
+        <w:widowControl/>
+        <w:suppressLineNumbers w:val="0"/>
+        <w:rPr>
+          <w:rStyle w:val="7"/>
+          <w:rFonts w:hint="default" w:ascii="Times New Roman" w:hAnsi="Times New Roman" w:cs="Times New Roman"/>
+          <w:sz w:val="24"/>
+          <w:szCs w:val="24"/>
+        </w:rPr>
+      </w:pPr>
+    </w:p>
+    <w:p>
+      <w:pPr>
+        <w:pStyle w:val="8"/>
+        <w:keepNext w:val="0"/>
+        <w:keepLines w:val="0"/>
+        <w:widowControl/>
+        <w:suppressLineNumbers w:val="0"/>
+        <w:rPr>
+          <w:rStyle w:val="7"/>
+          <w:rFonts w:hint="default" w:ascii="Times New Roman" w:hAnsi="Times New Roman" w:cs="Times New Roman"/>
+          <w:sz w:val="24"/>
+          <w:szCs w:val="24"/>
+        </w:rPr>
+      </w:pPr>
+      <w:r>
+        <w:rPr>
+          <w:rStyle w:val="7"/>
+          <w:rFonts w:hint="default" w:ascii="Times New Roman" w:hAnsi="Times New Roman" w:cs="Times New Roman"/>
+          <w:sz w:val="24"/>
+          <w:szCs w:val="24"/>
+        </w:rPr>
+        <w:t>Warehouse o-- Product</w:t>
+      </w:r>
+    </w:p>
+    <w:p>
+      <w:pPr>
+        <w:pStyle w:val="8"/>
+        <w:keepNext w:val="0"/>
+        <w:keepLines w:val="0"/>
+        <w:widowControl/>
+        <w:suppressLineNumbers w:val="0"/>
+        <w:rPr>
+          <w:rStyle w:val="7"/>
+          <w:rFonts w:hint="default" w:ascii="Times New Roman" w:hAnsi="Times New Roman" w:cs="Times New Roman"/>
+          <w:sz w:val="24"/>
+          <w:szCs w:val="24"/>
+        </w:rPr>
+      </w:pPr>
+      <w:r>
+        <w:rPr>
+          <w:rStyle w:val="7"/>
+          <w:rFonts w:hint="default" w:ascii="Times New Roman" w:hAnsi="Times New Roman" w:cs="Times New Roman"/>
+          <w:sz w:val="24"/>
+          <w:szCs w:val="24"/>
+        </w:rPr>
+        <w:t>Employee --&gt; Warehouse</w:t>
+      </w:r>
+    </w:p>
+    <w:p>
+      <w:pPr>
+        <w:pStyle w:val="8"/>
+        <w:keepNext w:val="0"/>
+        <w:keepLines w:val="0"/>
+        <w:widowControl/>
+        <w:suppressLineNumbers w:val="0"/>
+        <w:rPr>
+          <w:rStyle w:val="7"/>
+          <w:rFonts w:hint="default" w:ascii="Times New Roman" w:hAnsi="Times New Roman" w:cs="Times New Roman"/>
+          <w:sz w:val="24"/>
+          <w:szCs w:val="24"/>
+        </w:rPr>
+      </w:pPr>
+    </w:p>
+    <w:p>
+      <w:pPr>
+        <w:pStyle w:val="8"/>
+        <w:keepNext w:val="0"/>
+        <w:keepLines w:val="0"/>
+        <w:widowControl/>
+        <w:suppressLineNumbers w:val="0"/>
+        <w:rPr>
+          <w:rFonts w:hint="default" w:ascii="Times New Roman" w:hAnsi="Times New Roman" w:cs="Times New Roman"/>
+          <w:sz w:val="24"/>
+          <w:szCs w:val="24"/>
+        </w:rPr>
+      </w:pPr>
+      <w:r>
+        <w:rPr>
+          <w:rStyle w:val="7"/>
+          <w:rFonts w:hint="default" w:ascii="Times New Roman" w:hAnsi="Times New Roman" w:cs="Times New Roman"/>
+          <w:sz w:val="24"/>
+          <w:szCs w:val="24"/>
         </w:rPr>
         <w:t>@enduml</w:t>
       </w:r>
-    </w:p>
-    <w:p>
-      <w:pPr>
-        <w:ind w:firstLine="480" w:firstLineChars="200"/>
-        <w:jc w:val="both"/>
-        <w:rPr>
-          <w:rFonts w:hint="default" w:ascii="Times New Roman" w:hAnsi="Times New Roman" w:eastAsia="SimSun" w:cs="Times New Roman"/>
-          <w:b w:val="0"/>
-          <w:bCs w:val="0"/>
-          <w:color w:val="000000"/>
-          <w:kern w:val="0"/>
-          <w:sz w:val="24"/>
-          <w:szCs w:val="24"/>
-          <w:lang w:val="sr-Latn-RS" w:eastAsia="zh-CN" w:bidi="ar"/>
-        </w:rPr>
-      </w:pPr>
-    </w:p>
-    <w:p>
-      <w:pPr>
-        <w:ind w:firstLine="480" w:firstLineChars="200"/>
-        <w:jc w:val="both"/>
-        <w:rPr>
-          <w:rFonts w:hint="default" w:ascii="Times New Roman" w:hAnsi="Times New Roman" w:eastAsia="SimSun" w:cs="Times New Roman"/>
-          <w:b w:val="0"/>
-          <w:bCs w:val="0"/>
-          <w:color w:val="000000"/>
-          <w:kern w:val="0"/>
-          <w:sz w:val="24"/>
-          <w:szCs w:val="24"/>
-          <w:lang w:val="sr-Latn-RS" w:eastAsia="zh-CN" w:bidi="ar"/>
-        </w:rPr>
-      </w:pPr>
     </w:p>
     <w:p>
       <w:pPr>
@@ -17106,6 +15229,4307 @@
         </w:rPr>
         <w:t>, koja predstavlja skladište. Skladište je agregacijom povezano sa proizvodima, što pokazuje da proizvodi mogu postojati nezavisno od konkretnog skladišta.</w:t>
       </w:r>
+    </w:p>
+    <w:p>
+      <w:pPr>
+        <w:pStyle w:val="10"/>
+        <w:keepNext w:val="0"/>
+        <w:keepLines w:val="0"/>
+        <w:widowControl/>
+        <w:suppressLineNumbers w:val="0"/>
+        <w:rPr>
+          <w:rFonts w:hint="default" w:ascii="Times New Roman" w:hAnsi="Times New Roman" w:cs="Times New Roman"/>
+          <w:sz w:val="24"/>
+          <w:szCs w:val="24"/>
+        </w:rPr>
+      </w:pPr>
+    </w:p>
+    <w:p>
+      <w:pPr>
+        <w:pStyle w:val="10"/>
+        <w:keepNext w:val="0"/>
+        <w:keepLines w:val="0"/>
+        <w:widowControl/>
+        <w:suppressLineNumbers w:val="0"/>
+        <w:rPr>
+          <w:rFonts w:hint="default" w:ascii="Times New Roman" w:hAnsi="Times New Roman" w:cs="Times New Roman"/>
+          <w:sz w:val="24"/>
+          <w:szCs w:val="24"/>
+        </w:rPr>
+      </w:pPr>
+    </w:p>
+    <w:p>
+      <w:pPr>
+        <w:keepNext w:val="0"/>
+        <w:keepLines w:val="0"/>
+        <w:widowControl/>
+        <w:suppressLineNumbers w:val="0"/>
+        <w:shd w:val="clear" w:fill="121314"/>
+        <w:spacing w:line="228" w:lineRule="atLeast"/>
+        <w:jc w:val="left"/>
+        <w:rPr>
+          <w:rFonts w:ascii="Consolas" w:hAnsi="Consolas" w:eastAsia="Consolas" w:cs="Consolas"/>
+          <w:b w:val="0"/>
+          <w:bCs w:val="0"/>
+          <w:color w:val="BBBEBF"/>
+          <w:sz w:val="21"/>
+          <w:szCs w:val="21"/>
+        </w:rPr>
+      </w:pPr>
+      <w:r>
+        <w:rPr>
+          <w:rFonts w:hint="default" w:ascii="Consolas" w:hAnsi="Consolas" w:eastAsia="Consolas" w:cs="Consolas"/>
+          <w:b w:val="0"/>
+          <w:bCs w:val="0"/>
+          <w:color w:val="569CD6"/>
+          <w:kern w:val="0"/>
+          <w:sz w:val="21"/>
+          <w:szCs w:val="21"/>
+          <w:shd w:val="clear" w:fill="121314"/>
+          <w:lang w:val="en-US" w:eastAsia="zh-CN" w:bidi="ar"/>
+        </w:rPr>
+        <w:t>pub</w:t>
+      </w:r>
+      <w:r>
+        <w:rPr>
+          <w:rFonts w:hint="default" w:ascii="Consolas" w:hAnsi="Consolas" w:eastAsia="Consolas" w:cs="Consolas"/>
+          <w:b w:val="0"/>
+          <w:bCs w:val="0"/>
+          <w:color w:val="BBBEBF"/>
+          <w:kern w:val="0"/>
+          <w:sz w:val="21"/>
+          <w:szCs w:val="21"/>
+          <w:shd w:val="clear" w:fill="121314"/>
+          <w:lang w:val="en-US" w:eastAsia="zh-CN" w:bidi="ar"/>
+        </w:rPr>
+        <w:t xml:space="preserve"> </w:t>
+      </w:r>
+      <w:r>
+        <w:rPr>
+          <w:rFonts w:hint="default" w:ascii="Consolas" w:hAnsi="Consolas" w:eastAsia="Consolas" w:cs="Consolas"/>
+          <w:b w:val="0"/>
+          <w:bCs w:val="0"/>
+          <w:color w:val="FF7B72"/>
+          <w:kern w:val="0"/>
+          <w:sz w:val="21"/>
+          <w:szCs w:val="21"/>
+          <w:shd w:val="clear" w:fill="121314"/>
+          <w:lang w:val="en-US" w:eastAsia="zh-CN" w:bidi="ar"/>
+        </w:rPr>
+        <w:t>struct</w:t>
+      </w:r>
+      <w:r>
+        <w:rPr>
+          <w:rFonts w:hint="default" w:ascii="Consolas" w:hAnsi="Consolas" w:eastAsia="Consolas" w:cs="Consolas"/>
+          <w:b w:val="0"/>
+          <w:bCs w:val="0"/>
+          <w:color w:val="BBBEBF"/>
+          <w:kern w:val="0"/>
+          <w:sz w:val="21"/>
+          <w:szCs w:val="21"/>
+          <w:shd w:val="clear" w:fill="121314"/>
+          <w:lang w:val="en-US" w:eastAsia="zh-CN" w:bidi="ar"/>
+        </w:rPr>
+        <w:t xml:space="preserve"> </w:t>
+      </w:r>
+      <w:r>
+        <w:rPr>
+          <w:rFonts w:hint="default" w:ascii="Consolas" w:hAnsi="Consolas" w:eastAsia="Consolas" w:cs="Consolas"/>
+          <w:b w:val="0"/>
+          <w:bCs w:val="0"/>
+          <w:color w:val="4EC9B0"/>
+          <w:kern w:val="0"/>
+          <w:sz w:val="21"/>
+          <w:szCs w:val="21"/>
+          <w:shd w:val="clear" w:fill="121314"/>
+          <w:lang w:val="en-US" w:eastAsia="zh-CN" w:bidi="ar"/>
+        </w:rPr>
+        <w:t>User</w:t>
+      </w:r>
+      <w:r>
+        <w:rPr>
+          <w:rFonts w:hint="default" w:ascii="Consolas" w:hAnsi="Consolas" w:eastAsia="Consolas" w:cs="Consolas"/>
+          <w:b w:val="0"/>
+          <w:bCs w:val="0"/>
+          <w:color w:val="BBBEBF"/>
+          <w:kern w:val="0"/>
+          <w:sz w:val="21"/>
+          <w:szCs w:val="21"/>
+          <w:shd w:val="clear" w:fill="121314"/>
+          <w:lang w:val="en-US" w:eastAsia="zh-CN" w:bidi="ar"/>
+        </w:rPr>
+        <w:t xml:space="preserve"> {</w:t>
+      </w:r>
+    </w:p>
+    <w:p>
+      <w:pPr>
+        <w:keepNext w:val="0"/>
+        <w:keepLines w:val="0"/>
+        <w:widowControl/>
+        <w:suppressLineNumbers w:val="0"/>
+        <w:shd w:val="clear" w:fill="121314"/>
+        <w:spacing w:line="228" w:lineRule="atLeast"/>
+        <w:jc w:val="left"/>
+        <w:rPr>
+          <w:rFonts w:hint="default" w:ascii="Consolas" w:hAnsi="Consolas" w:eastAsia="Consolas" w:cs="Consolas"/>
+          <w:b w:val="0"/>
+          <w:bCs w:val="0"/>
+          <w:color w:val="BBBEBF"/>
+          <w:sz w:val="21"/>
+          <w:szCs w:val="21"/>
+        </w:rPr>
+      </w:pPr>
+      <w:r>
+        <w:rPr>
+          <w:rFonts w:hint="default" w:ascii="Consolas" w:hAnsi="Consolas" w:eastAsia="Consolas" w:cs="Consolas"/>
+          <w:b w:val="0"/>
+          <w:bCs w:val="0"/>
+          <w:color w:val="BBBEBF"/>
+          <w:kern w:val="0"/>
+          <w:sz w:val="21"/>
+          <w:szCs w:val="21"/>
+          <w:shd w:val="clear" w:fill="121314"/>
+          <w:lang w:val="en-US" w:eastAsia="zh-CN" w:bidi="ar"/>
+        </w:rPr>
+        <w:t xml:space="preserve">    </w:t>
+      </w:r>
+      <w:r>
+        <w:rPr>
+          <w:rFonts w:hint="default" w:ascii="Consolas" w:hAnsi="Consolas" w:eastAsia="Consolas" w:cs="Consolas"/>
+          <w:b w:val="0"/>
+          <w:bCs w:val="0"/>
+          <w:color w:val="C9D1D9"/>
+          <w:kern w:val="0"/>
+          <w:sz w:val="21"/>
+          <w:szCs w:val="21"/>
+          <w:shd w:val="clear" w:fill="121314"/>
+          <w:lang w:val="en-US" w:eastAsia="zh-CN" w:bidi="ar"/>
+        </w:rPr>
+        <w:t>username</w:t>
+      </w:r>
+      <w:r>
+        <w:rPr>
+          <w:rFonts w:hint="default" w:ascii="Consolas" w:hAnsi="Consolas" w:eastAsia="Consolas" w:cs="Consolas"/>
+          <w:b w:val="0"/>
+          <w:bCs w:val="0"/>
+          <w:color w:val="D4D4D4"/>
+          <w:kern w:val="0"/>
+          <w:sz w:val="21"/>
+          <w:szCs w:val="21"/>
+          <w:shd w:val="clear" w:fill="121314"/>
+          <w:lang w:val="en-US" w:eastAsia="zh-CN" w:bidi="ar"/>
+        </w:rPr>
+        <w:t>:</w:t>
+      </w:r>
+      <w:r>
+        <w:rPr>
+          <w:rFonts w:hint="default" w:ascii="Consolas" w:hAnsi="Consolas" w:eastAsia="Consolas" w:cs="Consolas"/>
+          <w:b w:val="0"/>
+          <w:bCs w:val="0"/>
+          <w:color w:val="BBBEBF"/>
+          <w:kern w:val="0"/>
+          <w:sz w:val="21"/>
+          <w:szCs w:val="21"/>
+          <w:shd w:val="clear" w:fill="121314"/>
+          <w:lang w:val="en-US" w:eastAsia="zh-CN" w:bidi="ar"/>
+        </w:rPr>
+        <w:t xml:space="preserve"> </w:t>
+      </w:r>
+      <w:r>
+        <w:rPr>
+          <w:rFonts w:hint="default" w:ascii="Consolas" w:hAnsi="Consolas" w:eastAsia="Consolas" w:cs="Consolas"/>
+          <w:b w:val="0"/>
+          <w:bCs w:val="0"/>
+          <w:color w:val="4EC9B0"/>
+          <w:kern w:val="0"/>
+          <w:sz w:val="21"/>
+          <w:szCs w:val="21"/>
+          <w:shd w:val="clear" w:fill="121314"/>
+          <w:lang w:val="en-US" w:eastAsia="zh-CN" w:bidi="ar"/>
+        </w:rPr>
+        <w:t>String</w:t>
+      </w:r>
+      <w:r>
+        <w:rPr>
+          <w:rFonts w:hint="default" w:ascii="Consolas" w:hAnsi="Consolas" w:eastAsia="Consolas" w:cs="Consolas"/>
+          <w:b w:val="0"/>
+          <w:bCs w:val="0"/>
+          <w:color w:val="BBBEBF"/>
+          <w:kern w:val="0"/>
+          <w:sz w:val="21"/>
+          <w:szCs w:val="21"/>
+          <w:shd w:val="clear" w:fill="121314"/>
+          <w:lang w:val="en-US" w:eastAsia="zh-CN" w:bidi="ar"/>
+        </w:rPr>
+        <w:t>,</w:t>
+      </w:r>
+    </w:p>
+    <w:p>
+      <w:pPr>
+        <w:keepNext w:val="0"/>
+        <w:keepLines w:val="0"/>
+        <w:widowControl/>
+        <w:suppressLineNumbers w:val="0"/>
+        <w:shd w:val="clear" w:fill="121314"/>
+        <w:spacing w:line="228" w:lineRule="atLeast"/>
+        <w:jc w:val="left"/>
+        <w:rPr>
+          <w:rFonts w:hint="default" w:ascii="Consolas" w:hAnsi="Consolas" w:eastAsia="Consolas" w:cs="Consolas"/>
+          <w:b w:val="0"/>
+          <w:bCs w:val="0"/>
+          <w:color w:val="BBBEBF"/>
+          <w:sz w:val="21"/>
+          <w:szCs w:val="21"/>
+        </w:rPr>
+      </w:pPr>
+      <w:r>
+        <w:rPr>
+          <w:rFonts w:hint="default" w:ascii="Consolas" w:hAnsi="Consolas" w:eastAsia="Consolas" w:cs="Consolas"/>
+          <w:b w:val="0"/>
+          <w:bCs w:val="0"/>
+          <w:color w:val="BBBEBF"/>
+          <w:kern w:val="0"/>
+          <w:sz w:val="21"/>
+          <w:szCs w:val="21"/>
+          <w:shd w:val="clear" w:fill="121314"/>
+          <w:lang w:val="en-US" w:eastAsia="zh-CN" w:bidi="ar"/>
+        </w:rPr>
+        <w:t xml:space="preserve">    </w:t>
+      </w:r>
+      <w:r>
+        <w:rPr>
+          <w:rFonts w:hint="default" w:ascii="Consolas" w:hAnsi="Consolas" w:eastAsia="Consolas" w:cs="Consolas"/>
+          <w:b w:val="0"/>
+          <w:bCs w:val="0"/>
+          <w:color w:val="C9D1D9"/>
+          <w:kern w:val="0"/>
+          <w:sz w:val="21"/>
+          <w:szCs w:val="21"/>
+          <w:shd w:val="clear" w:fill="121314"/>
+          <w:lang w:val="en-US" w:eastAsia="zh-CN" w:bidi="ar"/>
+        </w:rPr>
+        <w:t>email</w:t>
+      </w:r>
+      <w:r>
+        <w:rPr>
+          <w:rFonts w:hint="default" w:ascii="Consolas" w:hAnsi="Consolas" w:eastAsia="Consolas" w:cs="Consolas"/>
+          <w:b w:val="0"/>
+          <w:bCs w:val="0"/>
+          <w:color w:val="D4D4D4"/>
+          <w:kern w:val="0"/>
+          <w:sz w:val="21"/>
+          <w:szCs w:val="21"/>
+          <w:shd w:val="clear" w:fill="121314"/>
+          <w:lang w:val="en-US" w:eastAsia="zh-CN" w:bidi="ar"/>
+        </w:rPr>
+        <w:t>:</w:t>
+      </w:r>
+      <w:r>
+        <w:rPr>
+          <w:rFonts w:hint="default" w:ascii="Consolas" w:hAnsi="Consolas" w:eastAsia="Consolas" w:cs="Consolas"/>
+          <w:b w:val="0"/>
+          <w:bCs w:val="0"/>
+          <w:color w:val="BBBEBF"/>
+          <w:kern w:val="0"/>
+          <w:sz w:val="21"/>
+          <w:szCs w:val="21"/>
+          <w:shd w:val="clear" w:fill="121314"/>
+          <w:lang w:val="en-US" w:eastAsia="zh-CN" w:bidi="ar"/>
+        </w:rPr>
+        <w:t xml:space="preserve"> </w:t>
+      </w:r>
+      <w:r>
+        <w:rPr>
+          <w:rFonts w:hint="default" w:ascii="Consolas" w:hAnsi="Consolas" w:eastAsia="Consolas" w:cs="Consolas"/>
+          <w:b w:val="0"/>
+          <w:bCs w:val="0"/>
+          <w:color w:val="4EC9B0"/>
+          <w:kern w:val="0"/>
+          <w:sz w:val="21"/>
+          <w:szCs w:val="21"/>
+          <w:shd w:val="clear" w:fill="121314"/>
+          <w:lang w:val="en-US" w:eastAsia="zh-CN" w:bidi="ar"/>
+        </w:rPr>
+        <w:t>String</w:t>
+      </w:r>
+      <w:r>
+        <w:rPr>
+          <w:rFonts w:hint="default" w:ascii="Consolas" w:hAnsi="Consolas" w:eastAsia="Consolas" w:cs="Consolas"/>
+          <w:b w:val="0"/>
+          <w:bCs w:val="0"/>
+          <w:color w:val="BBBEBF"/>
+          <w:kern w:val="0"/>
+          <w:sz w:val="21"/>
+          <w:szCs w:val="21"/>
+          <w:shd w:val="clear" w:fill="121314"/>
+          <w:lang w:val="en-US" w:eastAsia="zh-CN" w:bidi="ar"/>
+        </w:rPr>
+        <w:t>,</w:t>
+      </w:r>
+    </w:p>
+    <w:p>
+      <w:pPr>
+        <w:keepNext w:val="0"/>
+        <w:keepLines w:val="0"/>
+        <w:widowControl/>
+        <w:suppressLineNumbers w:val="0"/>
+        <w:shd w:val="clear" w:fill="121314"/>
+        <w:spacing w:line="228" w:lineRule="atLeast"/>
+        <w:jc w:val="left"/>
+        <w:rPr>
+          <w:rFonts w:hint="default" w:ascii="Times New Roman" w:hAnsi="Times New Roman" w:cs="Times New Roman"/>
+          <w:sz w:val="24"/>
+          <w:szCs w:val="24"/>
+        </w:rPr>
+      </w:pPr>
+      <w:r>
+        <w:rPr>
+          <w:rFonts w:hint="default" w:ascii="Consolas" w:hAnsi="Consolas" w:eastAsia="Consolas" w:cs="Consolas"/>
+          <w:b w:val="0"/>
+          <w:bCs w:val="0"/>
+          <w:color w:val="BBBEBF"/>
+          <w:kern w:val="0"/>
+          <w:sz w:val="21"/>
+          <w:szCs w:val="21"/>
+          <w:shd w:val="clear" w:fill="121314"/>
+          <w:lang w:val="en-US" w:eastAsia="zh-CN" w:bidi="ar"/>
+        </w:rPr>
+        <w:t>}</w:t>
+      </w:r>
+    </w:p>
+    <w:p>
+      <w:pPr>
+        <w:keepNext w:val="0"/>
+        <w:keepLines w:val="0"/>
+        <w:widowControl/>
+        <w:suppressLineNumbers w:val="0"/>
+        <w:shd w:val="clear" w:fill="121314"/>
+        <w:spacing w:line="228" w:lineRule="atLeast"/>
+        <w:jc w:val="left"/>
+        <w:rPr>
+          <w:rFonts w:ascii="Consolas" w:hAnsi="Consolas" w:eastAsia="Consolas" w:cs="Consolas"/>
+          <w:b w:val="0"/>
+          <w:bCs w:val="0"/>
+          <w:color w:val="BBBEBF"/>
+          <w:sz w:val="21"/>
+          <w:szCs w:val="21"/>
+        </w:rPr>
+      </w:pPr>
+      <w:r>
+        <w:rPr>
+          <w:rFonts w:hint="default" w:ascii="Consolas" w:hAnsi="Consolas" w:eastAsia="Consolas" w:cs="Consolas"/>
+          <w:b w:val="0"/>
+          <w:bCs w:val="0"/>
+          <w:color w:val="569CD6"/>
+          <w:kern w:val="0"/>
+          <w:sz w:val="21"/>
+          <w:szCs w:val="21"/>
+          <w:shd w:val="clear" w:fill="121314"/>
+          <w:lang w:val="en-US" w:eastAsia="zh-CN" w:bidi="ar"/>
+        </w:rPr>
+        <w:t>pub</w:t>
+      </w:r>
+      <w:r>
+        <w:rPr>
+          <w:rFonts w:hint="default" w:ascii="Consolas" w:hAnsi="Consolas" w:eastAsia="Consolas" w:cs="Consolas"/>
+          <w:b w:val="0"/>
+          <w:bCs w:val="0"/>
+          <w:color w:val="BBBEBF"/>
+          <w:kern w:val="0"/>
+          <w:sz w:val="21"/>
+          <w:szCs w:val="21"/>
+          <w:shd w:val="clear" w:fill="121314"/>
+          <w:lang w:val="en-US" w:eastAsia="zh-CN" w:bidi="ar"/>
+        </w:rPr>
+        <w:t xml:space="preserve"> </w:t>
+      </w:r>
+      <w:r>
+        <w:rPr>
+          <w:rFonts w:hint="default" w:ascii="Consolas" w:hAnsi="Consolas" w:eastAsia="Consolas" w:cs="Consolas"/>
+          <w:b w:val="0"/>
+          <w:bCs w:val="0"/>
+          <w:color w:val="FF7B72"/>
+          <w:kern w:val="0"/>
+          <w:sz w:val="21"/>
+          <w:szCs w:val="21"/>
+          <w:shd w:val="clear" w:fill="121314"/>
+          <w:lang w:val="en-US" w:eastAsia="zh-CN" w:bidi="ar"/>
+        </w:rPr>
+        <w:t>struct</w:t>
+      </w:r>
+      <w:r>
+        <w:rPr>
+          <w:rFonts w:hint="default" w:ascii="Consolas" w:hAnsi="Consolas" w:eastAsia="Consolas" w:cs="Consolas"/>
+          <w:b w:val="0"/>
+          <w:bCs w:val="0"/>
+          <w:color w:val="BBBEBF"/>
+          <w:kern w:val="0"/>
+          <w:sz w:val="21"/>
+          <w:szCs w:val="21"/>
+          <w:shd w:val="clear" w:fill="121314"/>
+          <w:lang w:val="en-US" w:eastAsia="zh-CN" w:bidi="ar"/>
+        </w:rPr>
+        <w:t xml:space="preserve"> </w:t>
+      </w:r>
+      <w:r>
+        <w:rPr>
+          <w:rFonts w:hint="default" w:ascii="Consolas" w:hAnsi="Consolas" w:eastAsia="Consolas" w:cs="Consolas"/>
+          <w:b w:val="0"/>
+          <w:bCs w:val="0"/>
+          <w:color w:val="4EC9B0"/>
+          <w:kern w:val="0"/>
+          <w:sz w:val="21"/>
+          <w:szCs w:val="21"/>
+          <w:shd w:val="clear" w:fill="121314"/>
+          <w:lang w:val="en-US" w:eastAsia="zh-CN" w:bidi="ar"/>
+        </w:rPr>
+        <w:t>Customer</w:t>
+      </w:r>
+      <w:r>
+        <w:rPr>
+          <w:rFonts w:hint="default" w:ascii="Consolas" w:hAnsi="Consolas" w:eastAsia="Consolas" w:cs="Consolas"/>
+          <w:b w:val="0"/>
+          <w:bCs w:val="0"/>
+          <w:color w:val="BBBEBF"/>
+          <w:kern w:val="0"/>
+          <w:sz w:val="21"/>
+          <w:szCs w:val="21"/>
+          <w:shd w:val="clear" w:fill="121314"/>
+          <w:lang w:val="en-US" w:eastAsia="zh-CN" w:bidi="ar"/>
+        </w:rPr>
+        <w:t xml:space="preserve"> {</w:t>
+      </w:r>
+    </w:p>
+    <w:p>
+      <w:pPr>
+        <w:keepNext w:val="0"/>
+        <w:keepLines w:val="0"/>
+        <w:widowControl/>
+        <w:suppressLineNumbers w:val="0"/>
+        <w:shd w:val="clear" w:fill="121314"/>
+        <w:spacing w:line="228" w:lineRule="atLeast"/>
+        <w:jc w:val="left"/>
+        <w:rPr>
+          <w:rFonts w:hint="default" w:ascii="Consolas" w:hAnsi="Consolas" w:eastAsia="Consolas" w:cs="Consolas"/>
+          <w:b w:val="0"/>
+          <w:bCs w:val="0"/>
+          <w:color w:val="BBBEBF"/>
+          <w:sz w:val="21"/>
+          <w:szCs w:val="21"/>
+        </w:rPr>
+      </w:pPr>
+      <w:r>
+        <w:rPr>
+          <w:rFonts w:hint="default" w:ascii="Consolas" w:hAnsi="Consolas" w:eastAsia="Consolas" w:cs="Consolas"/>
+          <w:b w:val="0"/>
+          <w:bCs w:val="0"/>
+          <w:color w:val="BBBEBF"/>
+          <w:kern w:val="0"/>
+          <w:sz w:val="21"/>
+          <w:szCs w:val="21"/>
+          <w:shd w:val="clear" w:fill="121314"/>
+          <w:lang w:val="en-US" w:eastAsia="zh-CN" w:bidi="ar"/>
+        </w:rPr>
+        <w:t xml:space="preserve">    </w:t>
+      </w:r>
+      <w:r>
+        <w:rPr>
+          <w:rFonts w:hint="default" w:ascii="Consolas" w:hAnsi="Consolas" w:eastAsia="Consolas" w:cs="Consolas"/>
+          <w:b w:val="0"/>
+          <w:bCs w:val="0"/>
+          <w:color w:val="C9D1D9"/>
+          <w:kern w:val="0"/>
+          <w:sz w:val="21"/>
+          <w:szCs w:val="21"/>
+          <w:shd w:val="clear" w:fill="121314"/>
+          <w:lang w:val="en-US" w:eastAsia="zh-CN" w:bidi="ar"/>
+        </w:rPr>
+        <w:t>address</w:t>
+      </w:r>
+      <w:r>
+        <w:rPr>
+          <w:rFonts w:hint="default" w:ascii="Consolas" w:hAnsi="Consolas" w:eastAsia="Consolas" w:cs="Consolas"/>
+          <w:b w:val="0"/>
+          <w:bCs w:val="0"/>
+          <w:color w:val="D4D4D4"/>
+          <w:kern w:val="0"/>
+          <w:sz w:val="21"/>
+          <w:szCs w:val="21"/>
+          <w:shd w:val="clear" w:fill="121314"/>
+          <w:lang w:val="en-US" w:eastAsia="zh-CN" w:bidi="ar"/>
+        </w:rPr>
+        <w:t>:</w:t>
+      </w:r>
+      <w:r>
+        <w:rPr>
+          <w:rFonts w:hint="default" w:ascii="Consolas" w:hAnsi="Consolas" w:eastAsia="Consolas" w:cs="Consolas"/>
+          <w:b w:val="0"/>
+          <w:bCs w:val="0"/>
+          <w:color w:val="BBBEBF"/>
+          <w:kern w:val="0"/>
+          <w:sz w:val="21"/>
+          <w:szCs w:val="21"/>
+          <w:shd w:val="clear" w:fill="121314"/>
+          <w:lang w:val="en-US" w:eastAsia="zh-CN" w:bidi="ar"/>
+        </w:rPr>
+        <w:t xml:space="preserve"> </w:t>
+      </w:r>
+      <w:r>
+        <w:rPr>
+          <w:rFonts w:hint="default" w:ascii="Consolas" w:hAnsi="Consolas" w:eastAsia="Consolas" w:cs="Consolas"/>
+          <w:b w:val="0"/>
+          <w:bCs w:val="0"/>
+          <w:color w:val="4EC9B0"/>
+          <w:kern w:val="0"/>
+          <w:sz w:val="21"/>
+          <w:szCs w:val="21"/>
+          <w:shd w:val="clear" w:fill="121314"/>
+          <w:lang w:val="en-US" w:eastAsia="zh-CN" w:bidi="ar"/>
+        </w:rPr>
+        <w:t>String</w:t>
+      </w:r>
+      <w:r>
+        <w:rPr>
+          <w:rFonts w:hint="default" w:ascii="Consolas" w:hAnsi="Consolas" w:eastAsia="Consolas" w:cs="Consolas"/>
+          <w:b w:val="0"/>
+          <w:bCs w:val="0"/>
+          <w:color w:val="BBBEBF"/>
+          <w:kern w:val="0"/>
+          <w:sz w:val="21"/>
+          <w:szCs w:val="21"/>
+          <w:shd w:val="clear" w:fill="121314"/>
+          <w:lang w:val="en-US" w:eastAsia="zh-CN" w:bidi="ar"/>
+        </w:rPr>
+        <w:t>,</w:t>
+      </w:r>
+    </w:p>
+    <w:p>
+      <w:pPr>
+        <w:keepNext w:val="0"/>
+        <w:keepLines w:val="0"/>
+        <w:widowControl/>
+        <w:suppressLineNumbers w:val="0"/>
+        <w:shd w:val="clear" w:fill="121314"/>
+        <w:spacing w:line="228" w:lineRule="atLeast"/>
+        <w:jc w:val="left"/>
+        <w:rPr>
+          <w:rFonts w:hint="default" w:ascii="Consolas" w:hAnsi="Consolas" w:eastAsia="Consolas" w:cs="Consolas"/>
+          <w:b w:val="0"/>
+          <w:bCs w:val="0"/>
+          <w:color w:val="BBBEBF"/>
+          <w:sz w:val="21"/>
+          <w:szCs w:val="21"/>
+        </w:rPr>
+      </w:pPr>
+      <w:r>
+        <w:rPr>
+          <w:rFonts w:hint="default" w:ascii="Consolas" w:hAnsi="Consolas" w:eastAsia="Consolas" w:cs="Consolas"/>
+          <w:b w:val="0"/>
+          <w:bCs w:val="0"/>
+          <w:color w:val="BBBEBF"/>
+          <w:kern w:val="0"/>
+          <w:sz w:val="21"/>
+          <w:szCs w:val="21"/>
+          <w:shd w:val="clear" w:fill="121314"/>
+          <w:lang w:val="en-US" w:eastAsia="zh-CN" w:bidi="ar"/>
+        </w:rPr>
+        <w:t xml:space="preserve">    </w:t>
+      </w:r>
+      <w:r>
+        <w:rPr>
+          <w:rFonts w:hint="default" w:ascii="Consolas" w:hAnsi="Consolas" w:eastAsia="Consolas" w:cs="Consolas"/>
+          <w:b w:val="0"/>
+          <w:bCs w:val="0"/>
+          <w:color w:val="C9D1D9"/>
+          <w:kern w:val="0"/>
+          <w:sz w:val="21"/>
+          <w:szCs w:val="21"/>
+          <w:shd w:val="clear" w:fill="121314"/>
+          <w:lang w:val="en-US" w:eastAsia="zh-CN" w:bidi="ar"/>
+        </w:rPr>
+        <w:t>phone</w:t>
+      </w:r>
+      <w:r>
+        <w:rPr>
+          <w:rFonts w:hint="default" w:ascii="Consolas" w:hAnsi="Consolas" w:eastAsia="Consolas" w:cs="Consolas"/>
+          <w:b w:val="0"/>
+          <w:bCs w:val="0"/>
+          <w:color w:val="D4D4D4"/>
+          <w:kern w:val="0"/>
+          <w:sz w:val="21"/>
+          <w:szCs w:val="21"/>
+          <w:shd w:val="clear" w:fill="121314"/>
+          <w:lang w:val="en-US" w:eastAsia="zh-CN" w:bidi="ar"/>
+        </w:rPr>
+        <w:t>:</w:t>
+      </w:r>
+      <w:r>
+        <w:rPr>
+          <w:rFonts w:hint="default" w:ascii="Consolas" w:hAnsi="Consolas" w:eastAsia="Consolas" w:cs="Consolas"/>
+          <w:b w:val="0"/>
+          <w:bCs w:val="0"/>
+          <w:color w:val="BBBEBF"/>
+          <w:kern w:val="0"/>
+          <w:sz w:val="21"/>
+          <w:szCs w:val="21"/>
+          <w:shd w:val="clear" w:fill="121314"/>
+          <w:lang w:val="en-US" w:eastAsia="zh-CN" w:bidi="ar"/>
+        </w:rPr>
+        <w:t xml:space="preserve"> </w:t>
+      </w:r>
+      <w:r>
+        <w:rPr>
+          <w:rFonts w:hint="default" w:ascii="Consolas" w:hAnsi="Consolas" w:eastAsia="Consolas" w:cs="Consolas"/>
+          <w:b w:val="0"/>
+          <w:bCs w:val="0"/>
+          <w:color w:val="4EC9B0"/>
+          <w:kern w:val="0"/>
+          <w:sz w:val="21"/>
+          <w:szCs w:val="21"/>
+          <w:shd w:val="clear" w:fill="121314"/>
+          <w:lang w:val="en-US" w:eastAsia="zh-CN" w:bidi="ar"/>
+        </w:rPr>
+        <w:t>String</w:t>
+      </w:r>
+      <w:r>
+        <w:rPr>
+          <w:rFonts w:hint="default" w:ascii="Consolas" w:hAnsi="Consolas" w:eastAsia="Consolas" w:cs="Consolas"/>
+          <w:b w:val="0"/>
+          <w:bCs w:val="0"/>
+          <w:color w:val="BBBEBF"/>
+          <w:kern w:val="0"/>
+          <w:sz w:val="21"/>
+          <w:szCs w:val="21"/>
+          <w:shd w:val="clear" w:fill="121314"/>
+          <w:lang w:val="en-US" w:eastAsia="zh-CN" w:bidi="ar"/>
+        </w:rPr>
+        <w:t>,</w:t>
+      </w:r>
+    </w:p>
+    <w:p>
+      <w:pPr>
+        <w:keepNext w:val="0"/>
+        <w:keepLines w:val="0"/>
+        <w:widowControl/>
+        <w:suppressLineNumbers w:val="0"/>
+        <w:shd w:val="clear" w:fill="121314"/>
+        <w:spacing w:line="228" w:lineRule="atLeast"/>
+        <w:jc w:val="left"/>
+        <w:rPr>
+          <w:rFonts w:hint="default" w:ascii="Consolas" w:hAnsi="Consolas" w:eastAsia="Consolas" w:cs="Consolas"/>
+          <w:b w:val="0"/>
+          <w:bCs w:val="0"/>
+          <w:color w:val="BBBEBF"/>
+          <w:sz w:val="21"/>
+          <w:szCs w:val="21"/>
+        </w:rPr>
+      </w:pPr>
+      <w:r>
+        <w:rPr>
+          <w:rFonts w:hint="default" w:ascii="Consolas" w:hAnsi="Consolas" w:eastAsia="Consolas" w:cs="Consolas"/>
+          <w:b w:val="0"/>
+          <w:bCs w:val="0"/>
+          <w:color w:val="BBBEBF"/>
+          <w:kern w:val="0"/>
+          <w:sz w:val="21"/>
+          <w:szCs w:val="21"/>
+          <w:shd w:val="clear" w:fill="121314"/>
+          <w:lang w:val="en-US" w:eastAsia="zh-CN" w:bidi="ar"/>
+        </w:rPr>
+        <w:t xml:space="preserve">    </w:t>
+      </w:r>
+      <w:r>
+        <w:rPr>
+          <w:rFonts w:hint="default" w:ascii="Consolas" w:hAnsi="Consolas" w:eastAsia="Consolas" w:cs="Consolas"/>
+          <w:b w:val="0"/>
+          <w:bCs w:val="0"/>
+          <w:color w:val="C9D1D9"/>
+          <w:kern w:val="0"/>
+          <w:sz w:val="21"/>
+          <w:szCs w:val="21"/>
+          <w:shd w:val="clear" w:fill="121314"/>
+          <w:lang w:val="en-US" w:eastAsia="zh-CN" w:bidi="ar"/>
+        </w:rPr>
+        <w:t>address</w:t>
+      </w:r>
+      <w:r>
+        <w:rPr>
+          <w:rFonts w:hint="default" w:ascii="Consolas" w:hAnsi="Consolas" w:eastAsia="Consolas" w:cs="Consolas"/>
+          <w:b w:val="0"/>
+          <w:bCs w:val="0"/>
+          <w:color w:val="D4D4D4"/>
+          <w:kern w:val="0"/>
+          <w:sz w:val="21"/>
+          <w:szCs w:val="21"/>
+          <w:shd w:val="clear" w:fill="121314"/>
+          <w:lang w:val="en-US" w:eastAsia="zh-CN" w:bidi="ar"/>
+        </w:rPr>
+        <w:t>:</w:t>
+      </w:r>
+      <w:r>
+        <w:rPr>
+          <w:rFonts w:hint="default" w:ascii="Consolas" w:hAnsi="Consolas" w:eastAsia="Consolas" w:cs="Consolas"/>
+          <w:b w:val="0"/>
+          <w:bCs w:val="0"/>
+          <w:color w:val="BBBEBF"/>
+          <w:kern w:val="0"/>
+          <w:sz w:val="21"/>
+          <w:szCs w:val="21"/>
+          <w:shd w:val="clear" w:fill="121314"/>
+          <w:lang w:val="en-US" w:eastAsia="zh-CN" w:bidi="ar"/>
+        </w:rPr>
+        <w:t xml:space="preserve"> </w:t>
+      </w:r>
+      <w:r>
+        <w:rPr>
+          <w:rFonts w:hint="default" w:ascii="Consolas" w:hAnsi="Consolas" w:eastAsia="Consolas" w:cs="Consolas"/>
+          <w:b w:val="0"/>
+          <w:bCs w:val="0"/>
+          <w:color w:val="4EC9B0"/>
+          <w:kern w:val="0"/>
+          <w:sz w:val="21"/>
+          <w:szCs w:val="21"/>
+          <w:shd w:val="clear" w:fill="121314"/>
+          <w:lang w:val="en-US" w:eastAsia="zh-CN" w:bidi="ar"/>
+        </w:rPr>
+        <w:t>Box</w:t>
+      </w:r>
+      <w:r>
+        <w:rPr>
+          <w:rFonts w:hint="default" w:ascii="Consolas" w:hAnsi="Consolas" w:eastAsia="Consolas" w:cs="Consolas"/>
+          <w:b w:val="0"/>
+          <w:bCs w:val="0"/>
+          <w:color w:val="BBBEBF"/>
+          <w:kern w:val="0"/>
+          <w:sz w:val="21"/>
+          <w:szCs w:val="21"/>
+          <w:shd w:val="clear" w:fill="121314"/>
+          <w:lang w:val="en-US" w:eastAsia="zh-CN" w:bidi="ar"/>
+        </w:rPr>
+        <w:t>&lt;</w:t>
+      </w:r>
+      <w:r>
+        <w:rPr>
+          <w:rFonts w:hint="default" w:ascii="Consolas" w:hAnsi="Consolas" w:eastAsia="Consolas" w:cs="Consolas"/>
+          <w:b w:val="0"/>
+          <w:bCs w:val="0"/>
+          <w:color w:val="4EC9B0"/>
+          <w:kern w:val="0"/>
+          <w:sz w:val="21"/>
+          <w:szCs w:val="21"/>
+          <w:shd w:val="clear" w:fill="121314"/>
+          <w:lang w:val="en-US" w:eastAsia="zh-CN" w:bidi="ar"/>
+        </w:rPr>
+        <w:t>Address</w:t>
+      </w:r>
+      <w:r>
+        <w:rPr>
+          <w:rFonts w:hint="default" w:ascii="Consolas" w:hAnsi="Consolas" w:eastAsia="Consolas" w:cs="Consolas"/>
+          <w:b w:val="0"/>
+          <w:bCs w:val="0"/>
+          <w:color w:val="BBBEBF"/>
+          <w:kern w:val="0"/>
+          <w:sz w:val="21"/>
+          <w:szCs w:val="21"/>
+          <w:shd w:val="clear" w:fill="121314"/>
+          <w:lang w:val="en-US" w:eastAsia="zh-CN" w:bidi="ar"/>
+        </w:rPr>
+        <w:t>&gt;,</w:t>
+      </w:r>
+    </w:p>
+    <w:p>
+      <w:pPr>
+        <w:keepNext w:val="0"/>
+        <w:keepLines w:val="0"/>
+        <w:widowControl/>
+        <w:suppressLineNumbers w:val="0"/>
+        <w:shd w:val="clear" w:fill="121314"/>
+        <w:spacing w:line="228" w:lineRule="atLeast"/>
+        <w:jc w:val="left"/>
+        <w:rPr>
+          <w:rFonts w:hint="default" w:ascii="Consolas" w:hAnsi="Consolas" w:eastAsia="Consolas" w:cs="Consolas"/>
+          <w:b w:val="0"/>
+          <w:bCs w:val="0"/>
+          <w:color w:val="BBBEBF"/>
+          <w:sz w:val="21"/>
+          <w:szCs w:val="21"/>
+        </w:rPr>
+      </w:pPr>
+      <w:r>
+        <w:rPr>
+          <w:rFonts w:hint="default" w:ascii="Consolas" w:hAnsi="Consolas" w:eastAsia="Consolas" w:cs="Consolas"/>
+          <w:b w:val="0"/>
+          <w:bCs w:val="0"/>
+          <w:color w:val="BBBEBF"/>
+          <w:kern w:val="0"/>
+          <w:sz w:val="21"/>
+          <w:szCs w:val="21"/>
+          <w:shd w:val="clear" w:fill="121314"/>
+          <w:lang w:val="en-US" w:eastAsia="zh-CN" w:bidi="ar"/>
+        </w:rPr>
+        <w:t xml:space="preserve">    </w:t>
+      </w:r>
+      <w:r>
+        <w:rPr>
+          <w:rFonts w:hint="default" w:ascii="Consolas" w:hAnsi="Consolas" w:eastAsia="Consolas" w:cs="Consolas"/>
+          <w:b w:val="0"/>
+          <w:bCs w:val="0"/>
+          <w:color w:val="C9D1D9"/>
+          <w:kern w:val="0"/>
+          <w:sz w:val="21"/>
+          <w:szCs w:val="21"/>
+          <w:shd w:val="clear" w:fill="121314"/>
+          <w:lang w:val="en-US" w:eastAsia="zh-CN" w:bidi="ar"/>
+        </w:rPr>
+        <w:t>order</w:t>
+      </w:r>
+      <w:r>
+        <w:rPr>
+          <w:rFonts w:hint="default" w:ascii="Consolas" w:hAnsi="Consolas" w:eastAsia="Consolas" w:cs="Consolas"/>
+          <w:b w:val="0"/>
+          <w:bCs w:val="0"/>
+          <w:color w:val="D4D4D4"/>
+          <w:kern w:val="0"/>
+          <w:sz w:val="21"/>
+          <w:szCs w:val="21"/>
+          <w:shd w:val="clear" w:fill="121314"/>
+          <w:lang w:val="en-US" w:eastAsia="zh-CN" w:bidi="ar"/>
+        </w:rPr>
+        <w:t>:</w:t>
+      </w:r>
+      <w:r>
+        <w:rPr>
+          <w:rFonts w:hint="default" w:ascii="Consolas" w:hAnsi="Consolas" w:eastAsia="Consolas" w:cs="Consolas"/>
+          <w:b w:val="0"/>
+          <w:bCs w:val="0"/>
+          <w:color w:val="BBBEBF"/>
+          <w:kern w:val="0"/>
+          <w:sz w:val="21"/>
+          <w:szCs w:val="21"/>
+          <w:shd w:val="clear" w:fill="121314"/>
+          <w:lang w:val="en-US" w:eastAsia="zh-CN" w:bidi="ar"/>
+        </w:rPr>
+        <w:t xml:space="preserve"> </w:t>
+      </w:r>
+      <w:r>
+        <w:rPr>
+          <w:rFonts w:hint="default" w:ascii="Consolas" w:hAnsi="Consolas" w:eastAsia="Consolas" w:cs="Consolas"/>
+          <w:b w:val="0"/>
+          <w:bCs w:val="0"/>
+          <w:color w:val="4EC9B0"/>
+          <w:kern w:val="0"/>
+          <w:sz w:val="21"/>
+          <w:szCs w:val="21"/>
+          <w:shd w:val="clear" w:fill="121314"/>
+          <w:lang w:val="en-US" w:eastAsia="zh-CN" w:bidi="ar"/>
+        </w:rPr>
+        <w:t>Order</w:t>
+      </w:r>
+      <w:r>
+        <w:rPr>
+          <w:rFonts w:hint="default" w:ascii="Consolas" w:hAnsi="Consolas" w:eastAsia="Consolas" w:cs="Consolas"/>
+          <w:b w:val="0"/>
+          <w:bCs w:val="0"/>
+          <w:color w:val="BBBEBF"/>
+          <w:kern w:val="0"/>
+          <w:sz w:val="21"/>
+          <w:szCs w:val="21"/>
+          <w:shd w:val="clear" w:fill="121314"/>
+          <w:lang w:val="en-US" w:eastAsia="zh-CN" w:bidi="ar"/>
+        </w:rPr>
+        <w:t>,</w:t>
+      </w:r>
+    </w:p>
+    <w:p>
+      <w:pPr>
+        <w:keepNext w:val="0"/>
+        <w:keepLines w:val="0"/>
+        <w:widowControl/>
+        <w:suppressLineNumbers w:val="0"/>
+        <w:shd w:val="clear" w:fill="121314"/>
+        <w:spacing w:line="228" w:lineRule="atLeast"/>
+        <w:jc w:val="left"/>
+        <w:rPr>
+          <w:rFonts w:hint="default" w:ascii="Consolas" w:hAnsi="Consolas" w:eastAsia="Consolas" w:cs="Consolas"/>
+          <w:b w:val="0"/>
+          <w:bCs w:val="0"/>
+          <w:color w:val="BBBEBF"/>
+          <w:sz w:val="21"/>
+          <w:szCs w:val="21"/>
+        </w:rPr>
+      </w:pPr>
+      <w:r>
+        <w:rPr>
+          <w:rFonts w:hint="default" w:ascii="Consolas" w:hAnsi="Consolas" w:eastAsia="Consolas" w:cs="Consolas"/>
+          <w:b w:val="0"/>
+          <w:bCs w:val="0"/>
+          <w:color w:val="BBBEBF"/>
+          <w:kern w:val="0"/>
+          <w:sz w:val="21"/>
+          <w:szCs w:val="21"/>
+          <w:shd w:val="clear" w:fill="121314"/>
+          <w:lang w:val="en-US" w:eastAsia="zh-CN" w:bidi="ar"/>
+        </w:rPr>
+        <w:t>}</w:t>
+      </w:r>
+    </w:p>
+    <w:p>
+      <w:pPr>
+        <w:keepNext w:val="0"/>
+        <w:keepLines w:val="0"/>
+        <w:widowControl/>
+        <w:suppressLineNumbers w:val="0"/>
+        <w:shd w:val="clear" w:fill="121314"/>
+        <w:spacing w:line="228" w:lineRule="atLeast"/>
+        <w:jc w:val="left"/>
+        <w:rPr>
+          <w:rFonts w:ascii="Consolas" w:hAnsi="Consolas" w:eastAsia="Consolas" w:cs="Consolas"/>
+          <w:b w:val="0"/>
+          <w:bCs w:val="0"/>
+          <w:color w:val="BBBEBF"/>
+          <w:sz w:val="21"/>
+          <w:szCs w:val="21"/>
+        </w:rPr>
+      </w:pPr>
+      <w:r>
+        <w:rPr>
+          <w:rFonts w:hint="default" w:ascii="Consolas" w:hAnsi="Consolas" w:eastAsia="Consolas" w:cs="Consolas"/>
+          <w:b w:val="0"/>
+          <w:bCs w:val="0"/>
+          <w:color w:val="569CD6"/>
+          <w:kern w:val="0"/>
+          <w:sz w:val="21"/>
+          <w:szCs w:val="21"/>
+          <w:shd w:val="clear" w:fill="121314"/>
+          <w:lang w:val="en-US" w:eastAsia="zh-CN" w:bidi="ar"/>
+        </w:rPr>
+        <w:t>pub</w:t>
+      </w:r>
+      <w:r>
+        <w:rPr>
+          <w:rFonts w:hint="default" w:ascii="Consolas" w:hAnsi="Consolas" w:eastAsia="Consolas" w:cs="Consolas"/>
+          <w:b w:val="0"/>
+          <w:bCs w:val="0"/>
+          <w:color w:val="BBBEBF"/>
+          <w:kern w:val="0"/>
+          <w:sz w:val="21"/>
+          <w:szCs w:val="21"/>
+          <w:shd w:val="clear" w:fill="121314"/>
+          <w:lang w:val="en-US" w:eastAsia="zh-CN" w:bidi="ar"/>
+        </w:rPr>
+        <w:t xml:space="preserve"> </w:t>
+      </w:r>
+      <w:r>
+        <w:rPr>
+          <w:rFonts w:hint="default" w:ascii="Consolas" w:hAnsi="Consolas" w:eastAsia="Consolas" w:cs="Consolas"/>
+          <w:b w:val="0"/>
+          <w:bCs w:val="0"/>
+          <w:color w:val="FF7B72"/>
+          <w:kern w:val="0"/>
+          <w:sz w:val="21"/>
+          <w:szCs w:val="21"/>
+          <w:shd w:val="clear" w:fill="121314"/>
+          <w:lang w:val="en-US" w:eastAsia="zh-CN" w:bidi="ar"/>
+        </w:rPr>
+        <w:t>struct</w:t>
+      </w:r>
+      <w:r>
+        <w:rPr>
+          <w:rFonts w:hint="default" w:ascii="Consolas" w:hAnsi="Consolas" w:eastAsia="Consolas" w:cs="Consolas"/>
+          <w:b w:val="0"/>
+          <w:bCs w:val="0"/>
+          <w:color w:val="BBBEBF"/>
+          <w:kern w:val="0"/>
+          <w:sz w:val="21"/>
+          <w:szCs w:val="21"/>
+          <w:shd w:val="clear" w:fill="121314"/>
+          <w:lang w:val="en-US" w:eastAsia="zh-CN" w:bidi="ar"/>
+        </w:rPr>
+        <w:t xml:space="preserve"> </w:t>
+      </w:r>
+      <w:r>
+        <w:rPr>
+          <w:rFonts w:hint="default" w:ascii="Consolas" w:hAnsi="Consolas" w:eastAsia="Consolas" w:cs="Consolas"/>
+          <w:b w:val="0"/>
+          <w:bCs w:val="0"/>
+          <w:color w:val="4EC9B0"/>
+          <w:kern w:val="0"/>
+          <w:sz w:val="21"/>
+          <w:szCs w:val="21"/>
+          <w:shd w:val="clear" w:fill="121314"/>
+          <w:lang w:val="en-US" w:eastAsia="zh-CN" w:bidi="ar"/>
+        </w:rPr>
+        <w:t>Employee</w:t>
+      </w:r>
+      <w:r>
+        <w:rPr>
+          <w:rFonts w:hint="default" w:ascii="Consolas" w:hAnsi="Consolas" w:eastAsia="Consolas" w:cs="Consolas"/>
+          <w:b w:val="0"/>
+          <w:bCs w:val="0"/>
+          <w:color w:val="BBBEBF"/>
+          <w:kern w:val="0"/>
+          <w:sz w:val="21"/>
+          <w:szCs w:val="21"/>
+          <w:shd w:val="clear" w:fill="121314"/>
+          <w:lang w:val="en-US" w:eastAsia="zh-CN" w:bidi="ar"/>
+        </w:rPr>
+        <w:t xml:space="preserve"> {</w:t>
+      </w:r>
+    </w:p>
+    <w:p>
+      <w:pPr>
+        <w:keepNext w:val="0"/>
+        <w:keepLines w:val="0"/>
+        <w:widowControl/>
+        <w:suppressLineNumbers w:val="0"/>
+        <w:shd w:val="clear" w:fill="121314"/>
+        <w:spacing w:line="228" w:lineRule="atLeast"/>
+        <w:jc w:val="left"/>
+        <w:rPr>
+          <w:rFonts w:hint="default" w:ascii="Consolas" w:hAnsi="Consolas" w:eastAsia="Consolas" w:cs="Consolas"/>
+          <w:b w:val="0"/>
+          <w:bCs w:val="0"/>
+          <w:color w:val="BBBEBF"/>
+          <w:sz w:val="21"/>
+          <w:szCs w:val="21"/>
+        </w:rPr>
+      </w:pPr>
+      <w:r>
+        <w:rPr>
+          <w:rFonts w:hint="default" w:ascii="Consolas" w:hAnsi="Consolas" w:eastAsia="Consolas" w:cs="Consolas"/>
+          <w:b w:val="0"/>
+          <w:bCs w:val="0"/>
+          <w:color w:val="BBBEBF"/>
+          <w:kern w:val="0"/>
+          <w:sz w:val="21"/>
+          <w:szCs w:val="21"/>
+          <w:shd w:val="clear" w:fill="121314"/>
+          <w:lang w:val="en-US" w:eastAsia="zh-CN" w:bidi="ar"/>
+        </w:rPr>
+        <w:t xml:space="preserve">    </w:t>
+      </w:r>
+      <w:r>
+        <w:rPr>
+          <w:rFonts w:hint="default" w:ascii="Consolas" w:hAnsi="Consolas" w:eastAsia="Consolas" w:cs="Consolas"/>
+          <w:b w:val="0"/>
+          <w:bCs w:val="0"/>
+          <w:color w:val="C9D1D9"/>
+          <w:kern w:val="0"/>
+          <w:sz w:val="21"/>
+          <w:szCs w:val="21"/>
+          <w:shd w:val="clear" w:fill="121314"/>
+          <w:lang w:val="en-US" w:eastAsia="zh-CN" w:bidi="ar"/>
+        </w:rPr>
+        <w:t>position</w:t>
+      </w:r>
+      <w:r>
+        <w:rPr>
+          <w:rFonts w:hint="default" w:ascii="Consolas" w:hAnsi="Consolas" w:eastAsia="Consolas" w:cs="Consolas"/>
+          <w:b w:val="0"/>
+          <w:bCs w:val="0"/>
+          <w:color w:val="D4D4D4"/>
+          <w:kern w:val="0"/>
+          <w:sz w:val="21"/>
+          <w:szCs w:val="21"/>
+          <w:shd w:val="clear" w:fill="121314"/>
+          <w:lang w:val="en-US" w:eastAsia="zh-CN" w:bidi="ar"/>
+        </w:rPr>
+        <w:t>:</w:t>
+      </w:r>
+      <w:r>
+        <w:rPr>
+          <w:rFonts w:hint="default" w:ascii="Consolas" w:hAnsi="Consolas" w:eastAsia="Consolas" w:cs="Consolas"/>
+          <w:b w:val="0"/>
+          <w:bCs w:val="0"/>
+          <w:color w:val="BBBEBF"/>
+          <w:kern w:val="0"/>
+          <w:sz w:val="21"/>
+          <w:szCs w:val="21"/>
+          <w:shd w:val="clear" w:fill="121314"/>
+          <w:lang w:val="en-US" w:eastAsia="zh-CN" w:bidi="ar"/>
+        </w:rPr>
+        <w:t xml:space="preserve"> </w:t>
+      </w:r>
+      <w:r>
+        <w:rPr>
+          <w:rFonts w:hint="default" w:ascii="Consolas" w:hAnsi="Consolas" w:eastAsia="Consolas" w:cs="Consolas"/>
+          <w:b w:val="0"/>
+          <w:bCs w:val="0"/>
+          <w:color w:val="4EC9B0"/>
+          <w:kern w:val="0"/>
+          <w:sz w:val="21"/>
+          <w:szCs w:val="21"/>
+          <w:shd w:val="clear" w:fill="121314"/>
+          <w:lang w:val="en-US" w:eastAsia="zh-CN" w:bidi="ar"/>
+        </w:rPr>
+        <w:t>String</w:t>
+      </w:r>
+      <w:r>
+        <w:rPr>
+          <w:rFonts w:hint="default" w:ascii="Consolas" w:hAnsi="Consolas" w:eastAsia="Consolas" w:cs="Consolas"/>
+          <w:b w:val="0"/>
+          <w:bCs w:val="0"/>
+          <w:color w:val="BBBEBF"/>
+          <w:kern w:val="0"/>
+          <w:sz w:val="21"/>
+          <w:szCs w:val="21"/>
+          <w:shd w:val="clear" w:fill="121314"/>
+          <w:lang w:val="en-US" w:eastAsia="zh-CN" w:bidi="ar"/>
+        </w:rPr>
+        <w:t>,</w:t>
+      </w:r>
+    </w:p>
+    <w:p>
+      <w:pPr>
+        <w:keepNext w:val="0"/>
+        <w:keepLines w:val="0"/>
+        <w:widowControl/>
+        <w:suppressLineNumbers w:val="0"/>
+        <w:shd w:val="clear" w:fill="121314"/>
+        <w:spacing w:line="228" w:lineRule="atLeast"/>
+        <w:jc w:val="left"/>
+        <w:rPr>
+          <w:rFonts w:hint="default" w:ascii="Consolas" w:hAnsi="Consolas" w:eastAsia="Consolas" w:cs="Consolas"/>
+          <w:b w:val="0"/>
+          <w:bCs w:val="0"/>
+          <w:color w:val="BBBEBF"/>
+          <w:sz w:val="21"/>
+          <w:szCs w:val="21"/>
+        </w:rPr>
+      </w:pPr>
+      <w:r>
+        <w:rPr>
+          <w:rFonts w:hint="default" w:ascii="Consolas" w:hAnsi="Consolas" w:eastAsia="Consolas" w:cs="Consolas"/>
+          <w:b w:val="0"/>
+          <w:bCs w:val="0"/>
+          <w:color w:val="BBBEBF"/>
+          <w:kern w:val="0"/>
+          <w:sz w:val="21"/>
+          <w:szCs w:val="21"/>
+          <w:shd w:val="clear" w:fill="121314"/>
+          <w:lang w:val="en-US" w:eastAsia="zh-CN" w:bidi="ar"/>
+        </w:rPr>
+        <w:t xml:space="preserve">    </w:t>
+      </w:r>
+      <w:r>
+        <w:rPr>
+          <w:rFonts w:hint="default" w:ascii="Consolas" w:hAnsi="Consolas" w:eastAsia="Consolas" w:cs="Consolas"/>
+          <w:b w:val="0"/>
+          <w:bCs w:val="0"/>
+          <w:color w:val="C9D1D9"/>
+          <w:kern w:val="0"/>
+          <w:sz w:val="21"/>
+          <w:szCs w:val="21"/>
+          <w:shd w:val="clear" w:fill="121314"/>
+          <w:lang w:val="en-US" w:eastAsia="zh-CN" w:bidi="ar"/>
+        </w:rPr>
+        <w:t>salary</w:t>
+      </w:r>
+      <w:r>
+        <w:rPr>
+          <w:rFonts w:hint="default" w:ascii="Consolas" w:hAnsi="Consolas" w:eastAsia="Consolas" w:cs="Consolas"/>
+          <w:b w:val="0"/>
+          <w:bCs w:val="0"/>
+          <w:color w:val="D4D4D4"/>
+          <w:kern w:val="0"/>
+          <w:sz w:val="21"/>
+          <w:szCs w:val="21"/>
+          <w:shd w:val="clear" w:fill="121314"/>
+          <w:lang w:val="en-US" w:eastAsia="zh-CN" w:bidi="ar"/>
+        </w:rPr>
+        <w:t>:</w:t>
+      </w:r>
+      <w:r>
+        <w:rPr>
+          <w:rFonts w:hint="default" w:ascii="Consolas" w:hAnsi="Consolas" w:eastAsia="Consolas" w:cs="Consolas"/>
+          <w:b w:val="0"/>
+          <w:bCs w:val="0"/>
+          <w:color w:val="BBBEBF"/>
+          <w:kern w:val="0"/>
+          <w:sz w:val="21"/>
+          <w:szCs w:val="21"/>
+          <w:shd w:val="clear" w:fill="121314"/>
+          <w:lang w:val="en-US" w:eastAsia="zh-CN" w:bidi="ar"/>
+        </w:rPr>
+        <w:t xml:space="preserve"> </w:t>
+      </w:r>
+      <w:r>
+        <w:rPr>
+          <w:rFonts w:hint="default" w:ascii="Consolas" w:hAnsi="Consolas" w:eastAsia="Consolas" w:cs="Consolas"/>
+          <w:b w:val="0"/>
+          <w:bCs w:val="0"/>
+          <w:color w:val="4EC9B0"/>
+          <w:kern w:val="0"/>
+          <w:sz w:val="21"/>
+          <w:szCs w:val="21"/>
+          <w:shd w:val="clear" w:fill="121314"/>
+          <w:lang w:val="en-US" w:eastAsia="zh-CN" w:bidi="ar"/>
+        </w:rPr>
+        <w:t>f64</w:t>
+      </w:r>
+      <w:r>
+        <w:rPr>
+          <w:rFonts w:hint="default" w:ascii="Consolas" w:hAnsi="Consolas" w:eastAsia="Consolas" w:cs="Consolas"/>
+          <w:b w:val="0"/>
+          <w:bCs w:val="0"/>
+          <w:color w:val="BBBEBF"/>
+          <w:kern w:val="0"/>
+          <w:sz w:val="21"/>
+          <w:szCs w:val="21"/>
+          <w:shd w:val="clear" w:fill="121314"/>
+          <w:lang w:val="en-US" w:eastAsia="zh-CN" w:bidi="ar"/>
+        </w:rPr>
+        <w:t>,</w:t>
+      </w:r>
+    </w:p>
+    <w:p>
+      <w:pPr>
+        <w:keepNext w:val="0"/>
+        <w:keepLines w:val="0"/>
+        <w:widowControl/>
+        <w:suppressLineNumbers w:val="0"/>
+        <w:shd w:val="clear" w:fill="121314"/>
+        <w:spacing w:line="228" w:lineRule="atLeast"/>
+        <w:jc w:val="left"/>
+        <w:rPr>
+          <w:rFonts w:hint="default" w:ascii="Consolas" w:hAnsi="Consolas" w:eastAsia="Consolas" w:cs="Consolas"/>
+          <w:b w:val="0"/>
+          <w:bCs w:val="0"/>
+          <w:color w:val="BBBEBF"/>
+          <w:sz w:val="21"/>
+          <w:szCs w:val="21"/>
+        </w:rPr>
+      </w:pPr>
+      <w:r>
+        <w:rPr>
+          <w:rFonts w:hint="default" w:ascii="Consolas" w:hAnsi="Consolas" w:eastAsia="Consolas" w:cs="Consolas"/>
+          <w:b w:val="0"/>
+          <w:bCs w:val="0"/>
+          <w:color w:val="BBBEBF"/>
+          <w:kern w:val="0"/>
+          <w:sz w:val="21"/>
+          <w:szCs w:val="21"/>
+          <w:shd w:val="clear" w:fill="121314"/>
+          <w:lang w:val="en-US" w:eastAsia="zh-CN" w:bidi="ar"/>
+        </w:rPr>
+        <w:t xml:space="preserve">    </w:t>
+      </w:r>
+      <w:r>
+        <w:rPr>
+          <w:rFonts w:hint="default" w:ascii="Consolas" w:hAnsi="Consolas" w:eastAsia="Consolas" w:cs="Consolas"/>
+          <w:b w:val="0"/>
+          <w:bCs w:val="0"/>
+          <w:color w:val="C9D1D9"/>
+          <w:kern w:val="0"/>
+          <w:sz w:val="21"/>
+          <w:szCs w:val="21"/>
+          <w:shd w:val="clear" w:fill="121314"/>
+          <w:lang w:val="en-US" w:eastAsia="zh-CN" w:bidi="ar"/>
+        </w:rPr>
+        <w:t>warehouse</w:t>
+      </w:r>
+      <w:r>
+        <w:rPr>
+          <w:rFonts w:hint="default" w:ascii="Consolas" w:hAnsi="Consolas" w:eastAsia="Consolas" w:cs="Consolas"/>
+          <w:b w:val="0"/>
+          <w:bCs w:val="0"/>
+          <w:color w:val="D4D4D4"/>
+          <w:kern w:val="0"/>
+          <w:sz w:val="21"/>
+          <w:szCs w:val="21"/>
+          <w:shd w:val="clear" w:fill="121314"/>
+          <w:lang w:val="en-US" w:eastAsia="zh-CN" w:bidi="ar"/>
+        </w:rPr>
+        <w:t>:</w:t>
+      </w:r>
+      <w:r>
+        <w:rPr>
+          <w:rFonts w:hint="default" w:ascii="Consolas" w:hAnsi="Consolas" w:eastAsia="Consolas" w:cs="Consolas"/>
+          <w:b w:val="0"/>
+          <w:bCs w:val="0"/>
+          <w:color w:val="BBBEBF"/>
+          <w:kern w:val="0"/>
+          <w:sz w:val="21"/>
+          <w:szCs w:val="21"/>
+          <w:shd w:val="clear" w:fill="121314"/>
+          <w:lang w:val="en-US" w:eastAsia="zh-CN" w:bidi="ar"/>
+        </w:rPr>
+        <w:t xml:space="preserve"> </w:t>
+      </w:r>
+      <w:r>
+        <w:rPr>
+          <w:rFonts w:hint="default" w:ascii="Consolas" w:hAnsi="Consolas" w:eastAsia="Consolas" w:cs="Consolas"/>
+          <w:b w:val="0"/>
+          <w:bCs w:val="0"/>
+          <w:color w:val="4EC9B0"/>
+          <w:kern w:val="0"/>
+          <w:sz w:val="21"/>
+          <w:szCs w:val="21"/>
+          <w:shd w:val="clear" w:fill="121314"/>
+          <w:lang w:val="en-US" w:eastAsia="zh-CN" w:bidi="ar"/>
+        </w:rPr>
+        <w:t>Warehouse</w:t>
+      </w:r>
+      <w:r>
+        <w:rPr>
+          <w:rFonts w:hint="default" w:ascii="Consolas" w:hAnsi="Consolas" w:eastAsia="Consolas" w:cs="Consolas"/>
+          <w:b w:val="0"/>
+          <w:bCs w:val="0"/>
+          <w:color w:val="BBBEBF"/>
+          <w:kern w:val="0"/>
+          <w:sz w:val="21"/>
+          <w:szCs w:val="21"/>
+          <w:shd w:val="clear" w:fill="121314"/>
+          <w:lang w:val="en-US" w:eastAsia="zh-CN" w:bidi="ar"/>
+        </w:rPr>
+        <w:t>,</w:t>
+      </w:r>
+    </w:p>
+    <w:p>
+      <w:pPr>
+        <w:keepNext w:val="0"/>
+        <w:keepLines w:val="0"/>
+        <w:widowControl/>
+        <w:suppressLineNumbers w:val="0"/>
+        <w:shd w:val="clear" w:fill="121314"/>
+        <w:spacing w:line="228" w:lineRule="atLeast"/>
+        <w:jc w:val="left"/>
+        <w:rPr>
+          <w:rFonts w:hint="default" w:ascii="Consolas" w:hAnsi="Consolas" w:eastAsia="Consolas" w:cs="Consolas"/>
+          <w:b w:val="0"/>
+          <w:bCs w:val="0"/>
+          <w:color w:val="BBBEBF"/>
+          <w:sz w:val="21"/>
+          <w:szCs w:val="21"/>
+        </w:rPr>
+      </w:pPr>
+      <w:r>
+        <w:rPr>
+          <w:rFonts w:hint="default" w:ascii="Consolas" w:hAnsi="Consolas" w:eastAsia="Consolas" w:cs="Consolas"/>
+          <w:b w:val="0"/>
+          <w:bCs w:val="0"/>
+          <w:color w:val="BBBEBF"/>
+          <w:kern w:val="0"/>
+          <w:sz w:val="21"/>
+          <w:szCs w:val="21"/>
+          <w:shd w:val="clear" w:fill="121314"/>
+          <w:lang w:val="en-US" w:eastAsia="zh-CN" w:bidi="ar"/>
+        </w:rPr>
+        <w:t>}</w:t>
+      </w:r>
+    </w:p>
+    <w:p>
+      <w:pPr>
+        <w:keepNext w:val="0"/>
+        <w:keepLines w:val="0"/>
+        <w:widowControl/>
+        <w:suppressLineNumbers w:val="0"/>
+        <w:shd w:val="clear" w:fill="121314"/>
+        <w:spacing w:line="228" w:lineRule="atLeast"/>
+        <w:jc w:val="left"/>
+        <w:rPr>
+          <w:rFonts w:hint="default" w:ascii="Consolas" w:hAnsi="Consolas" w:eastAsia="Consolas" w:cs="Consolas"/>
+          <w:b w:val="0"/>
+          <w:bCs w:val="0"/>
+          <w:color w:val="BBBEBF"/>
+          <w:sz w:val="21"/>
+          <w:szCs w:val="21"/>
+        </w:rPr>
+      </w:pPr>
+    </w:p>
+    <w:p>
+      <w:pPr>
+        <w:keepNext w:val="0"/>
+        <w:keepLines w:val="0"/>
+        <w:widowControl/>
+        <w:suppressLineNumbers w:val="0"/>
+        <w:shd w:val="clear" w:fill="121314"/>
+        <w:spacing w:line="228" w:lineRule="atLeast"/>
+        <w:jc w:val="left"/>
+        <w:rPr>
+          <w:rFonts w:ascii="Consolas" w:hAnsi="Consolas" w:eastAsia="Consolas" w:cs="Consolas"/>
+          <w:b w:val="0"/>
+          <w:bCs w:val="0"/>
+          <w:color w:val="BBBEBF"/>
+          <w:sz w:val="21"/>
+          <w:szCs w:val="21"/>
+        </w:rPr>
+      </w:pPr>
+      <w:r>
+        <w:rPr>
+          <w:rFonts w:hint="default" w:ascii="Consolas" w:hAnsi="Consolas" w:eastAsia="Consolas" w:cs="Consolas"/>
+          <w:b w:val="0"/>
+          <w:bCs w:val="0"/>
+          <w:color w:val="569CD6"/>
+          <w:kern w:val="0"/>
+          <w:sz w:val="21"/>
+          <w:szCs w:val="21"/>
+          <w:shd w:val="clear" w:fill="121314"/>
+          <w:lang w:val="en-US" w:eastAsia="zh-CN" w:bidi="ar"/>
+        </w:rPr>
+        <w:t>pub</w:t>
+      </w:r>
+      <w:r>
+        <w:rPr>
+          <w:rFonts w:hint="default" w:ascii="Consolas" w:hAnsi="Consolas" w:eastAsia="Consolas" w:cs="Consolas"/>
+          <w:b w:val="0"/>
+          <w:bCs w:val="0"/>
+          <w:color w:val="BBBEBF"/>
+          <w:kern w:val="0"/>
+          <w:sz w:val="21"/>
+          <w:szCs w:val="21"/>
+          <w:shd w:val="clear" w:fill="121314"/>
+          <w:lang w:val="en-US" w:eastAsia="zh-CN" w:bidi="ar"/>
+        </w:rPr>
+        <w:t xml:space="preserve"> </w:t>
+      </w:r>
+      <w:r>
+        <w:rPr>
+          <w:rFonts w:hint="default" w:ascii="Consolas" w:hAnsi="Consolas" w:eastAsia="Consolas" w:cs="Consolas"/>
+          <w:b w:val="0"/>
+          <w:bCs w:val="0"/>
+          <w:color w:val="FF7B72"/>
+          <w:kern w:val="0"/>
+          <w:sz w:val="21"/>
+          <w:szCs w:val="21"/>
+          <w:shd w:val="clear" w:fill="121314"/>
+          <w:lang w:val="en-US" w:eastAsia="zh-CN" w:bidi="ar"/>
+        </w:rPr>
+        <w:t>struct</w:t>
+      </w:r>
+      <w:r>
+        <w:rPr>
+          <w:rFonts w:hint="default" w:ascii="Consolas" w:hAnsi="Consolas" w:eastAsia="Consolas" w:cs="Consolas"/>
+          <w:b w:val="0"/>
+          <w:bCs w:val="0"/>
+          <w:color w:val="BBBEBF"/>
+          <w:kern w:val="0"/>
+          <w:sz w:val="21"/>
+          <w:szCs w:val="21"/>
+          <w:shd w:val="clear" w:fill="121314"/>
+          <w:lang w:val="en-US" w:eastAsia="zh-CN" w:bidi="ar"/>
+        </w:rPr>
+        <w:t xml:space="preserve"> </w:t>
+      </w:r>
+      <w:r>
+        <w:rPr>
+          <w:rFonts w:hint="default" w:ascii="Consolas" w:hAnsi="Consolas" w:eastAsia="Consolas" w:cs="Consolas"/>
+          <w:b w:val="0"/>
+          <w:bCs w:val="0"/>
+          <w:color w:val="4EC9B0"/>
+          <w:kern w:val="0"/>
+          <w:sz w:val="21"/>
+          <w:szCs w:val="21"/>
+          <w:shd w:val="clear" w:fill="121314"/>
+          <w:lang w:val="en-US" w:eastAsia="zh-CN" w:bidi="ar"/>
+        </w:rPr>
+        <w:t>Order</w:t>
+      </w:r>
+      <w:r>
+        <w:rPr>
+          <w:rFonts w:hint="default" w:ascii="Consolas" w:hAnsi="Consolas" w:eastAsia="Consolas" w:cs="Consolas"/>
+          <w:b w:val="0"/>
+          <w:bCs w:val="0"/>
+          <w:color w:val="BBBEBF"/>
+          <w:kern w:val="0"/>
+          <w:sz w:val="21"/>
+          <w:szCs w:val="21"/>
+          <w:shd w:val="clear" w:fill="121314"/>
+          <w:lang w:val="en-US" w:eastAsia="zh-CN" w:bidi="ar"/>
+        </w:rPr>
+        <w:t xml:space="preserve"> {</w:t>
+      </w:r>
+    </w:p>
+    <w:p>
+      <w:pPr>
+        <w:keepNext w:val="0"/>
+        <w:keepLines w:val="0"/>
+        <w:widowControl/>
+        <w:suppressLineNumbers w:val="0"/>
+        <w:shd w:val="clear" w:fill="121314"/>
+        <w:spacing w:line="228" w:lineRule="atLeast"/>
+        <w:jc w:val="left"/>
+        <w:rPr>
+          <w:rFonts w:hint="default" w:ascii="Consolas" w:hAnsi="Consolas" w:eastAsia="Consolas" w:cs="Consolas"/>
+          <w:b w:val="0"/>
+          <w:bCs w:val="0"/>
+          <w:color w:val="BBBEBF"/>
+          <w:sz w:val="21"/>
+          <w:szCs w:val="21"/>
+        </w:rPr>
+      </w:pPr>
+      <w:r>
+        <w:rPr>
+          <w:rFonts w:hint="default" w:ascii="Consolas" w:hAnsi="Consolas" w:eastAsia="Consolas" w:cs="Consolas"/>
+          <w:b w:val="0"/>
+          <w:bCs w:val="0"/>
+          <w:color w:val="BBBEBF"/>
+          <w:kern w:val="0"/>
+          <w:sz w:val="21"/>
+          <w:szCs w:val="21"/>
+          <w:shd w:val="clear" w:fill="121314"/>
+          <w:lang w:val="en-US" w:eastAsia="zh-CN" w:bidi="ar"/>
+        </w:rPr>
+        <w:t>    orderId</w:t>
+      </w:r>
+      <w:r>
+        <w:rPr>
+          <w:rFonts w:hint="default" w:ascii="Consolas" w:hAnsi="Consolas" w:eastAsia="Consolas" w:cs="Consolas"/>
+          <w:b w:val="0"/>
+          <w:bCs w:val="0"/>
+          <w:color w:val="D4D4D4"/>
+          <w:kern w:val="0"/>
+          <w:sz w:val="21"/>
+          <w:szCs w:val="21"/>
+          <w:shd w:val="clear" w:fill="121314"/>
+          <w:lang w:val="en-US" w:eastAsia="zh-CN" w:bidi="ar"/>
+        </w:rPr>
+        <w:t>:</w:t>
+      </w:r>
+      <w:r>
+        <w:rPr>
+          <w:rFonts w:hint="default" w:ascii="Consolas" w:hAnsi="Consolas" w:eastAsia="Consolas" w:cs="Consolas"/>
+          <w:b w:val="0"/>
+          <w:bCs w:val="0"/>
+          <w:color w:val="BBBEBF"/>
+          <w:kern w:val="0"/>
+          <w:sz w:val="21"/>
+          <w:szCs w:val="21"/>
+          <w:shd w:val="clear" w:fill="121314"/>
+          <w:lang w:val="en-US" w:eastAsia="zh-CN" w:bidi="ar"/>
+        </w:rPr>
+        <w:t xml:space="preserve"> </w:t>
+      </w:r>
+      <w:r>
+        <w:rPr>
+          <w:rFonts w:hint="default" w:ascii="Consolas" w:hAnsi="Consolas" w:eastAsia="Consolas" w:cs="Consolas"/>
+          <w:b w:val="0"/>
+          <w:bCs w:val="0"/>
+          <w:color w:val="4EC9B0"/>
+          <w:kern w:val="0"/>
+          <w:sz w:val="21"/>
+          <w:szCs w:val="21"/>
+          <w:shd w:val="clear" w:fill="121314"/>
+          <w:lang w:val="en-US" w:eastAsia="zh-CN" w:bidi="ar"/>
+        </w:rPr>
+        <w:t>i32</w:t>
+      </w:r>
+      <w:r>
+        <w:rPr>
+          <w:rFonts w:hint="default" w:ascii="Consolas" w:hAnsi="Consolas" w:eastAsia="Consolas" w:cs="Consolas"/>
+          <w:b w:val="0"/>
+          <w:bCs w:val="0"/>
+          <w:color w:val="BBBEBF"/>
+          <w:kern w:val="0"/>
+          <w:sz w:val="21"/>
+          <w:szCs w:val="21"/>
+          <w:shd w:val="clear" w:fill="121314"/>
+          <w:lang w:val="en-US" w:eastAsia="zh-CN" w:bidi="ar"/>
+        </w:rPr>
+        <w:t>,</w:t>
+      </w:r>
+    </w:p>
+    <w:p>
+      <w:pPr>
+        <w:keepNext w:val="0"/>
+        <w:keepLines w:val="0"/>
+        <w:widowControl/>
+        <w:suppressLineNumbers w:val="0"/>
+        <w:shd w:val="clear" w:fill="121314"/>
+        <w:spacing w:line="228" w:lineRule="atLeast"/>
+        <w:jc w:val="left"/>
+        <w:rPr>
+          <w:rFonts w:hint="default" w:ascii="Consolas" w:hAnsi="Consolas" w:eastAsia="Consolas" w:cs="Consolas"/>
+          <w:b w:val="0"/>
+          <w:bCs w:val="0"/>
+          <w:color w:val="BBBEBF"/>
+          <w:sz w:val="21"/>
+          <w:szCs w:val="21"/>
+        </w:rPr>
+      </w:pPr>
+      <w:r>
+        <w:rPr>
+          <w:rFonts w:hint="default" w:ascii="Consolas" w:hAnsi="Consolas" w:eastAsia="Consolas" w:cs="Consolas"/>
+          <w:b w:val="0"/>
+          <w:bCs w:val="0"/>
+          <w:color w:val="BBBEBF"/>
+          <w:kern w:val="0"/>
+          <w:sz w:val="21"/>
+          <w:szCs w:val="21"/>
+          <w:shd w:val="clear" w:fill="121314"/>
+          <w:lang w:val="en-US" w:eastAsia="zh-CN" w:bidi="ar"/>
+        </w:rPr>
+        <w:t xml:space="preserve">    </w:t>
+      </w:r>
+      <w:r>
+        <w:rPr>
+          <w:rFonts w:hint="default" w:ascii="Consolas" w:hAnsi="Consolas" w:eastAsia="Consolas" w:cs="Consolas"/>
+          <w:b w:val="0"/>
+          <w:bCs w:val="0"/>
+          <w:color w:val="C9D1D9"/>
+          <w:kern w:val="0"/>
+          <w:sz w:val="21"/>
+          <w:szCs w:val="21"/>
+          <w:shd w:val="clear" w:fill="121314"/>
+          <w:lang w:val="en-US" w:eastAsia="zh-CN" w:bidi="ar"/>
+        </w:rPr>
+        <w:t>total</w:t>
+      </w:r>
+      <w:r>
+        <w:rPr>
+          <w:rFonts w:hint="default" w:ascii="Consolas" w:hAnsi="Consolas" w:eastAsia="Consolas" w:cs="Consolas"/>
+          <w:b w:val="0"/>
+          <w:bCs w:val="0"/>
+          <w:color w:val="D4D4D4"/>
+          <w:kern w:val="0"/>
+          <w:sz w:val="21"/>
+          <w:szCs w:val="21"/>
+          <w:shd w:val="clear" w:fill="121314"/>
+          <w:lang w:val="en-US" w:eastAsia="zh-CN" w:bidi="ar"/>
+        </w:rPr>
+        <w:t>:</w:t>
+      </w:r>
+      <w:r>
+        <w:rPr>
+          <w:rFonts w:hint="default" w:ascii="Consolas" w:hAnsi="Consolas" w:eastAsia="Consolas" w:cs="Consolas"/>
+          <w:b w:val="0"/>
+          <w:bCs w:val="0"/>
+          <w:color w:val="BBBEBF"/>
+          <w:kern w:val="0"/>
+          <w:sz w:val="21"/>
+          <w:szCs w:val="21"/>
+          <w:shd w:val="clear" w:fill="121314"/>
+          <w:lang w:val="en-US" w:eastAsia="zh-CN" w:bidi="ar"/>
+        </w:rPr>
+        <w:t xml:space="preserve"> </w:t>
+      </w:r>
+      <w:r>
+        <w:rPr>
+          <w:rFonts w:hint="default" w:ascii="Consolas" w:hAnsi="Consolas" w:eastAsia="Consolas" w:cs="Consolas"/>
+          <w:b w:val="0"/>
+          <w:bCs w:val="0"/>
+          <w:color w:val="4EC9B0"/>
+          <w:kern w:val="0"/>
+          <w:sz w:val="21"/>
+          <w:szCs w:val="21"/>
+          <w:shd w:val="clear" w:fill="121314"/>
+          <w:lang w:val="en-US" w:eastAsia="zh-CN" w:bidi="ar"/>
+        </w:rPr>
+        <w:t>f64</w:t>
+      </w:r>
+      <w:r>
+        <w:rPr>
+          <w:rFonts w:hint="default" w:ascii="Consolas" w:hAnsi="Consolas" w:eastAsia="Consolas" w:cs="Consolas"/>
+          <w:b w:val="0"/>
+          <w:bCs w:val="0"/>
+          <w:color w:val="BBBEBF"/>
+          <w:kern w:val="0"/>
+          <w:sz w:val="21"/>
+          <w:szCs w:val="21"/>
+          <w:shd w:val="clear" w:fill="121314"/>
+          <w:lang w:val="en-US" w:eastAsia="zh-CN" w:bidi="ar"/>
+        </w:rPr>
+        <w:t>,</w:t>
+      </w:r>
+    </w:p>
+    <w:p>
+      <w:pPr>
+        <w:keepNext w:val="0"/>
+        <w:keepLines w:val="0"/>
+        <w:widowControl/>
+        <w:suppressLineNumbers w:val="0"/>
+        <w:shd w:val="clear" w:fill="121314"/>
+        <w:spacing w:line="228" w:lineRule="atLeast"/>
+        <w:jc w:val="left"/>
+        <w:rPr>
+          <w:rFonts w:hint="default" w:ascii="Consolas" w:hAnsi="Consolas" w:eastAsia="Consolas" w:cs="Consolas"/>
+          <w:b w:val="0"/>
+          <w:bCs w:val="0"/>
+          <w:color w:val="BBBEBF"/>
+          <w:sz w:val="21"/>
+          <w:szCs w:val="21"/>
+        </w:rPr>
+      </w:pPr>
+      <w:r>
+        <w:rPr>
+          <w:rFonts w:hint="default" w:ascii="Consolas" w:hAnsi="Consolas" w:eastAsia="Consolas" w:cs="Consolas"/>
+          <w:b w:val="0"/>
+          <w:bCs w:val="0"/>
+          <w:color w:val="BBBEBF"/>
+          <w:kern w:val="0"/>
+          <w:sz w:val="21"/>
+          <w:szCs w:val="21"/>
+          <w:shd w:val="clear" w:fill="121314"/>
+          <w:lang w:val="en-US" w:eastAsia="zh-CN" w:bidi="ar"/>
+        </w:rPr>
+        <w:t xml:space="preserve">    </w:t>
+      </w:r>
+      <w:r>
+        <w:rPr>
+          <w:rFonts w:hint="default" w:ascii="Consolas" w:hAnsi="Consolas" w:eastAsia="Consolas" w:cs="Consolas"/>
+          <w:b w:val="0"/>
+          <w:bCs w:val="0"/>
+          <w:color w:val="C9D1D9"/>
+          <w:kern w:val="0"/>
+          <w:sz w:val="21"/>
+          <w:szCs w:val="21"/>
+          <w:shd w:val="clear" w:fill="121314"/>
+          <w:lang w:val="en-US" w:eastAsia="zh-CN" w:bidi="ar"/>
+        </w:rPr>
+        <w:t>payment</w:t>
+      </w:r>
+      <w:r>
+        <w:rPr>
+          <w:rFonts w:hint="default" w:ascii="Consolas" w:hAnsi="Consolas" w:eastAsia="Consolas" w:cs="Consolas"/>
+          <w:b w:val="0"/>
+          <w:bCs w:val="0"/>
+          <w:color w:val="D4D4D4"/>
+          <w:kern w:val="0"/>
+          <w:sz w:val="21"/>
+          <w:szCs w:val="21"/>
+          <w:shd w:val="clear" w:fill="121314"/>
+          <w:lang w:val="en-US" w:eastAsia="zh-CN" w:bidi="ar"/>
+        </w:rPr>
+        <w:t>:</w:t>
+      </w:r>
+      <w:r>
+        <w:rPr>
+          <w:rFonts w:hint="default" w:ascii="Consolas" w:hAnsi="Consolas" w:eastAsia="Consolas" w:cs="Consolas"/>
+          <w:b w:val="0"/>
+          <w:bCs w:val="0"/>
+          <w:color w:val="BBBEBF"/>
+          <w:kern w:val="0"/>
+          <w:sz w:val="21"/>
+          <w:szCs w:val="21"/>
+          <w:shd w:val="clear" w:fill="121314"/>
+          <w:lang w:val="en-US" w:eastAsia="zh-CN" w:bidi="ar"/>
+        </w:rPr>
+        <w:t xml:space="preserve"> </w:t>
+      </w:r>
+      <w:r>
+        <w:rPr>
+          <w:rFonts w:hint="default" w:ascii="Consolas" w:hAnsi="Consolas" w:eastAsia="Consolas" w:cs="Consolas"/>
+          <w:b w:val="0"/>
+          <w:bCs w:val="0"/>
+          <w:color w:val="4EC9B0"/>
+          <w:kern w:val="0"/>
+          <w:sz w:val="21"/>
+          <w:szCs w:val="21"/>
+          <w:shd w:val="clear" w:fill="121314"/>
+          <w:lang w:val="en-US" w:eastAsia="zh-CN" w:bidi="ar"/>
+        </w:rPr>
+        <w:t>Box</w:t>
+      </w:r>
+      <w:r>
+        <w:rPr>
+          <w:rFonts w:hint="default" w:ascii="Consolas" w:hAnsi="Consolas" w:eastAsia="Consolas" w:cs="Consolas"/>
+          <w:b w:val="0"/>
+          <w:bCs w:val="0"/>
+          <w:color w:val="BBBEBF"/>
+          <w:kern w:val="0"/>
+          <w:sz w:val="21"/>
+          <w:szCs w:val="21"/>
+          <w:shd w:val="clear" w:fill="121314"/>
+          <w:lang w:val="en-US" w:eastAsia="zh-CN" w:bidi="ar"/>
+        </w:rPr>
+        <w:t>&lt;</w:t>
+      </w:r>
+      <w:r>
+        <w:rPr>
+          <w:rFonts w:hint="default" w:ascii="Consolas" w:hAnsi="Consolas" w:eastAsia="Consolas" w:cs="Consolas"/>
+          <w:b w:val="0"/>
+          <w:bCs w:val="0"/>
+          <w:color w:val="4EC9B0"/>
+          <w:kern w:val="0"/>
+          <w:sz w:val="21"/>
+          <w:szCs w:val="21"/>
+          <w:shd w:val="clear" w:fill="121314"/>
+          <w:lang w:val="en-US" w:eastAsia="zh-CN" w:bidi="ar"/>
+        </w:rPr>
+        <w:t>Payment</w:t>
+      </w:r>
+      <w:r>
+        <w:rPr>
+          <w:rFonts w:hint="default" w:ascii="Consolas" w:hAnsi="Consolas" w:eastAsia="Consolas" w:cs="Consolas"/>
+          <w:b w:val="0"/>
+          <w:bCs w:val="0"/>
+          <w:color w:val="BBBEBF"/>
+          <w:kern w:val="0"/>
+          <w:sz w:val="21"/>
+          <w:szCs w:val="21"/>
+          <w:shd w:val="clear" w:fill="121314"/>
+          <w:lang w:val="en-US" w:eastAsia="zh-CN" w:bidi="ar"/>
+        </w:rPr>
+        <w:t>&gt;,</w:t>
+      </w:r>
+    </w:p>
+    <w:p>
+      <w:pPr>
+        <w:keepNext w:val="0"/>
+        <w:keepLines w:val="0"/>
+        <w:widowControl/>
+        <w:suppressLineNumbers w:val="0"/>
+        <w:shd w:val="clear" w:fill="121314"/>
+        <w:spacing w:line="228" w:lineRule="atLeast"/>
+        <w:jc w:val="left"/>
+        <w:rPr>
+          <w:rFonts w:hint="default" w:ascii="Consolas" w:hAnsi="Consolas" w:eastAsia="Consolas" w:cs="Consolas"/>
+          <w:b w:val="0"/>
+          <w:bCs w:val="0"/>
+          <w:color w:val="BBBEBF"/>
+          <w:sz w:val="21"/>
+          <w:szCs w:val="21"/>
+        </w:rPr>
+      </w:pPr>
+      <w:r>
+        <w:rPr>
+          <w:rFonts w:hint="default" w:ascii="Consolas" w:hAnsi="Consolas" w:eastAsia="Consolas" w:cs="Consolas"/>
+          <w:b w:val="0"/>
+          <w:bCs w:val="0"/>
+          <w:color w:val="BBBEBF"/>
+          <w:kern w:val="0"/>
+          <w:sz w:val="21"/>
+          <w:szCs w:val="21"/>
+          <w:shd w:val="clear" w:fill="121314"/>
+          <w:lang w:val="en-US" w:eastAsia="zh-CN" w:bidi="ar"/>
+        </w:rPr>
+        <w:t xml:space="preserve">    </w:t>
+      </w:r>
+      <w:r>
+        <w:rPr>
+          <w:rFonts w:hint="default" w:ascii="Consolas" w:hAnsi="Consolas" w:eastAsia="Consolas" w:cs="Consolas"/>
+          <w:b w:val="0"/>
+          <w:bCs w:val="0"/>
+          <w:color w:val="C9D1D9"/>
+          <w:kern w:val="0"/>
+          <w:sz w:val="21"/>
+          <w:szCs w:val="21"/>
+          <w:shd w:val="clear" w:fill="121314"/>
+          <w:lang w:val="en-US" w:eastAsia="zh-CN" w:bidi="ar"/>
+        </w:rPr>
+        <w:t>product</w:t>
+      </w:r>
+      <w:r>
+        <w:rPr>
+          <w:rFonts w:hint="default" w:ascii="Consolas" w:hAnsi="Consolas" w:eastAsia="Consolas" w:cs="Consolas"/>
+          <w:b w:val="0"/>
+          <w:bCs w:val="0"/>
+          <w:color w:val="D4D4D4"/>
+          <w:kern w:val="0"/>
+          <w:sz w:val="21"/>
+          <w:szCs w:val="21"/>
+          <w:shd w:val="clear" w:fill="121314"/>
+          <w:lang w:val="en-US" w:eastAsia="zh-CN" w:bidi="ar"/>
+        </w:rPr>
+        <w:t>:</w:t>
+      </w:r>
+      <w:r>
+        <w:rPr>
+          <w:rFonts w:hint="default" w:ascii="Consolas" w:hAnsi="Consolas" w:eastAsia="Consolas" w:cs="Consolas"/>
+          <w:b w:val="0"/>
+          <w:bCs w:val="0"/>
+          <w:color w:val="BBBEBF"/>
+          <w:kern w:val="0"/>
+          <w:sz w:val="21"/>
+          <w:szCs w:val="21"/>
+          <w:shd w:val="clear" w:fill="121314"/>
+          <w:lang w:val="en-US" w:eastAsia="zh-CN" w:bidi="ar"/>
+        </w:rPr>
+        <w:t xml:space="preserve"> </w:t>
+      </w:r>
+      <w:r>
+        <w:rPr>
+          <w:rFonts w:hint="default" w:ascii="Consolas" w:hAnsi="Consolas" w:eastAsia="Consolas" w:cs="Consolas"/>
+          <w:b w:val="0"/>
+          <w:bCs w:val="0"/>
+          <w:color w:val="4EC9B0"/>
+          <w:kern w:val="0"/>
+          <w:sz w:val="21"/>
+          <w:szCs w:val="21"/>
+          <w:shd w:val="clear" w:fill="121314"/>
+          <w:lang w:val="en-US" w:eastAsia="zh-CN" w:bidi="ar"/>
+        </w:rPr>
+        <w:t>Box</w:t>
+      </w:r>
+      <w:r>
+        <w:rPr>
+          <w:rFonts w:hint="default" w:ascii="Consolas" w:hAnsi="Consolas" w:eastAsia="Consolas" w:cs="Consolas"/>
+          <w:b w:val="0"/>
+          <w:bCs w:val="0"/>
+          <w:color w:val="BBBEBF"/>
+          <w:kern w:val="0"/>
+          <w:sz w:val="21"/>
+          <w:szCs w:val="21"/>
+          <w:shd w:val="clear" w:fill="121314"/>
+          <w:lang w:val="en-US" w:eastAsia="zh-CN" w:bidi="ar"/>
+        </w:rPr>
+        <w:t>&lt;</w:t>
+      </w:r>
+      <w:r>
+        <w:rPr>
+          <w:rFonts w:hint="default" w:ascii="Consolas" w:hAnsi="Consolas" w:eastAsia="Consolas" w:cs="Consolas"/>
+          <w:b w:val="0"/>
+          <w:bCs w:val="0"/>
+          <w:color w:val="4EC9B0"/>
+          <w:kern w:val="0"/>
+          <w:sz w:val="21"/>
+          <w:szCs w:val="21"/>
+          <w:shd w:val="clear" w:fill="121314"/>
+          <w:lang w:val="en-US" w:eastAsia="zh-CN" w:bidi="ar"/>
+        </w:rPr>
+        <w:t>Product</w:t>
+      </w:r>
+      <w:r>
+        <w:rPr>
+          <w:rFonts w:hint="default" w:ascii="Consolas" w:hAnsi="Consolas" w:eastAsia="Consolas" w:cs="Consolas"/>
+          <w:b w:val="0"/>
+          <w:bCs w:val="0"/>
+          <w:color w:val="BBBEBF"/>
+          <w:kern w:val="0"/>
+          <w:sz w:val="21"/>
+          <w:szCs w:val="21"/>
+          <w:shd w:val="clear" w:fill="121314"/>
+          <w:lang w:val="en-US" w:eastAsia="zh-CN" w:bidi="ar"/>
+        </w:rPr>
+        <w:t>&gt;,</w:t>
+      </w:r>
+    </w:p>
+    <w:p>
+      <w:pPr>
+        <w:keepNext w:val="0"/>
+        <w:keepLines w:val="0"/>
+        <w:widowControl/>
+        <w:suppressLineNumbers w:val="0"/>
+        <w:shd w:val="clear" w:fill="121314"/>
+        <w:spacing w:line="228" w:lineRule="atLeast"/>
+        <w:jc w:val="left"/>
+        <w:rPr>
+          <w:rFonts w:hint="default" w:ascii="Consolas" w:hAnsi="Consolas" w:eastAsia="Consolas" w:cs="Consolas"/>
+          <w:b w:val="0"/>
+          <w:bCs w:val="0"/>
+          <w:color w:val="BBBEBF"/>
+          <w:sz w:val="21"/>
+          <w:szCs w:val="21"/>
+        </w:rPr>
+      </w:pPr>
+      <w:r>
+        <w:rPr>
+          <w:rFonts w:hint="default" w:ascii="Consolas" w:hAnsi="Consolas" w:eastAsia="Consolas" w:cs="Consolas"/>
+          <w:b w:val="0"/>
+          <w:bCs w:val="0"/>
+          <w:color w:val="BBBEBF"/>
+          <w:kern w:val="0"/>
+          <w:sz w:val="21"/>
+          <w:szCs w:val="21"/>
+          <w:shd w:val="clear" w:fill="121314"/>
+          <w:lang w:val="en-US" w:eastAsia="zh-CN" w:bidi="ar"/>
+        </w:rPr>
+        <w:t>}</w:t>
+      </w:r>
+    </w:p>
+    <w:p>
+      <w:pPr>
+        <w:keepNext w:val="0"/>
+        <w:keepLines w:val="0"/>
+        <w:widowControl/>
+        <w:suppressLineNumbers w:val="0"/>
+        <w:shd w:val="clear" w:fill="121314"/>
+        <w:spacing w:line="228" w:lineRule="atLeast"/>
+        <w:jc w:val="left"/>
+        <w:rPr>
+          <w:rFonts w:hint="default" w:ascii="Consolas" w:hAnsi="Consolas" w:eastAsia="Consolas" w:cs="Consolas"/>
+          <w:b w:val="0"/>
+          <w:bCs w:val="0"/>
+          <w:color w:val="BBBEBF"/>
+          <w:sz w:val="21"/>
+          <w:szCs w:val="21"/>
+        </w:rPr>
+      </w:pPr>
+    </w:p>
+    <w:p>
+      <w:pPr>
+        <w:keepNext w:val="0"/>
+        <w:keepLines w:val="0"/>
+        <w:widowControl/>
+        <w:suppressLineNumbers w:val="0"/>
+        <w:shd w:val="clear" w:fill="121314"/>
+        <w:spacing w:line="228" w:lineRule="atLeast"/>
+        <w:jc w:val="left"/>
+        <w:rPr>
+          <w:rFonts w:ascii="Consolas" w:hAnsi="Consolas" w:eastAsia="Consolas" w:cs="Consolas"/>
+          <w:b w:val="0"/>
+          <w:bCs w:val="0"/>
+          <w:color w:val="BBBEBF"/>
+          <w:sz w:val="21"/>
+          <w:szCs w:val="21"/>
+        </w:rPr>
+      </w:pPr>
+      <w:r>
+        <w:rPr>
+          <w:rFonts w:hint="default" w:ascii="Consolas" w:hAnsi="Consolas" w:eastAsia="Consolas" w:cs="Consolas"/>
+          <w:b w:val="0"/>
+          <w:bCs w:val="0"/>
+          <w:color w:val="569CD6"/>
+          <w:kern w:val="0"/>
+          <w:sz w:val="21"/>
+          <w:szCs w:val="21"/>
+          <w:shd w:val="clear" w:fill="121314"/>
+          <w:lang w:val="en-US" w:eastAsia="zh-CN" w:bidi="ar"/>
+        </w:rPr>
+        <w:t>pub</w:t>
+      </w:r>
+      <w:r>
+        <w:rPr>
+          <w:rFonts w:hint="default" w:ascii="Consolas" w:hAnsi="Consolas" w:eastAsia="Consolas" w:cs="Consolas"/>
+          <w:b w:val="0"/>
+          <w:bCs w:val="0"/>
+          <w:color w:val="BBBEBF"/>
+          <w:kern w:val="0"/>
+          <w:sz w:val="21"/>
+          <w:szCs w:val="21"/>
+          <w:shd w:val="clear" w:fill="121314"/>
+          <w:lang w:val="en-US" w:eastAsia="zh-CN" w:bidi="ar"/>
+        </w:rPr>
+        <w:t xml:space="preserve"> </w:t>
+      </w:r>
+      <w:r>
+        <w:rPr>
+          <w:rFonts w:hint="default" w:ascii="Consolas" w:hAnsi="Consolas" w:eastAsia="Consolas" w:cs="Consolas"/>
+          <w:b w:val="0"/>
+          <w:bCs w:val="0"/>
+          <w:color w:val="FF7B72"/>
+          <w:kern w:val="0"/>
+          <w:sz w:val="21"/>
+          <w:szCs w:val="21"/>
+          <w:shd w:val="clear" w:fill="121314"/>
+          <w:lang w:val="en-US" w:eastAsia="zh-CN" w:bidi="ar"/>
+        </w:rPr>
+        <w:t>struct</w:t>
+      </w:r>
+      <w:r>
+        <w:rPr>
+          <w:rFonts w:hint="default" w:ascii="Consolas" w:hAnsi="Consolas" w:eastAsia="Consolas" w:cs="Consolas"/>
+          <w:b w:val="0"/>
+          <w:bCs w:val="0"/>
+          <w:color w:val="BBBEBF"/>
+          <w:kern w:val="0"/>
+          <w:sz w:val="21"/>
+          <w:szCs w:val="21"/>
+          <w:shd w:val="clear" w:fill="121314"/>
+          <w:lang w:val="en-US" w:eastAsia="zh-CN" w:bidi="ar"/>
+        </w:rPr>
+        <w:t xml:space="preserve"> </w:t>
+      </w:r>
+      <w:r>
+        <w:rPr>
+          <w:rFonts w:hint="default" w:ascii="Consolas" w:hAnsi="Consolas" w:eastAsia="Consolas" w:cs="Consolas"/>
+          <w:b w:val="0"/>
+          <w:bCs w:val="0"/>
+          <w:color w:val="4EC9B0"/>
+          <w:kern w:val="0"/>
+          <w:sz w:val="21"/>
+          <w:szCs w:val="21"/>
+          <w:shd w:val="clear" w:fill="121314"/>
+          <w:lang w:val="en-US" w:eastAsia="zh-CN" w:bidi="ar"/>
+        </w:rPr>
+        <w:t>Product</w:t>
+      </w:r>
+      <w:r>
+        <w:rPr>
+          <w:rFonts w:hint="default" w:ascii="Consolas" w:hAnsi="Consolas" w:eastAsia="Consolas" w:cs="Consolas"/>
+          <w:b w:val="0"/>
+          <w:bCs w:val="0"/>
+          <w:color w:val="BBBEBF"/>
+          <w:kern w:val="0"/>
+          <w:sz w:val="21"/>
+          <w:szCs w:val="21"/>
+          <w:shd w:val="clear" w:fill="121314"/>
+          <w:lang w:val="en-US" w:eastAsia="zh-CN" w:bidi="ar"/>
+        </w:rPr>
+        <w:t xml:space="preserve"> {</w:t>
+      </w:r>
+    </w:p>
+    <w:p>
+      <w:pPr>
+        <w:keepNext w:val="0"/>
+        <w:keepLines w:val="0"/>
+        <w:widowControl/>
+        <w:suppressLineNumbers w:val="0"/>
+        <w:shd w:val="clear" w:fill="121314"/>
+        <w:spacing w:line="228" w:lineRule="atLeast"/>
+        <w:jc w:val="left"/>
+        <w:rPr>
+          <w:rFonts w:hint="default" w:ascii="Consolas" w:hAnsi="Consolas" w:eastAsia="Consolas" w:cs="Consolas"/>
+          <w:b w:val="0"/>
+          <w:bCs w:val="0"/>
+          <w:color w:val="BBBEBF"/>
+          <w:sz w:val="21"/>
+          <w:szCs w:val="21"/>
+        </w:rPr>
+      </w:pPr>
+      <w:r>
+        <w:rPr>
+          <w:rFonts w:hint="default" w:ascii="Consolas" w:hAnsi="Consolas" w:eastAsia="Consolas" w:cs="Consolas"/>
+          <w:b w:val="0"/>
+          <w:bCs w:val="0"/>
+          <w:color w:val="BBBEBF"/>
+          <w:kern w:val="0"/>
+          <w:sz w:val="21"/>
+          <w:szCs w:val="21"/>
+          <w:shd w:val="clear" w:fill="121314"/>
+          <w:lang w:val="en-US" w:eastAsia="zh-CN" w:bidi="ar"/>
+        </w:rPr>
+        <w:t xml:space="preserve">    </w:t>
+      </w:r>
+      <w:r>
+        <w:rPr>
+          <w:rFonts w:hint="default" w:ascii="Consolas" w:hAnsi="Consolas" w:eastAsia="Consolas" w:cs="Consolas"/>
+          <w:b w:val="0"/>
+          <w:bCs w:val="0"/>
+          <w:color w:val="C9D1D9"/>
+          <w:kern w:val="0"/>
+          <w:sz w:val="21"/>
+          <w:szCs w:val="21"/>
+          <w:shd w:val="clear" w:fill="121314"/>
+          <w:lang w:val="en-US" w:eastAsia="zh-CN" w:bidi="ar"/>
+        </w:rPr>
+        <w:t>name</w:t>
+      </w:r>
+      <w:r>
+        <w:rPr>
+          <w:rFonts w:hint="default" w:ascii="Consolas" w:hAnsi="Consolas" w:eastAsia="Consolas" w:cs="Consolas"/>
+          <w:b w:val="0"/>
+          <w:bCs w:val="0"/>
+          <w:color w:val="D4D4D4"/>
+          <w:kern w:val="0"/>
+          <w:sz w:val="21"/>
+          <w:szCs w:val="21"/>
+          <w:shd w:val="clear" w:fill="121314"/>
+          <w:lang w:val="en-US" w:eastAsia="zh-CN" w:bidi="ar"/>
+        </w:rPr>
+        <w:t>:</w:t>
+      </w:r>
+      <w:r>
+        <w:rPr>
+          <w:rFonts w:hint="default" w:ascii="Consolas" w:hAnsi="Consolas" w:eastAsia="Consolas" w:cs="Consolas"/>
+          <w:b w:val="0"/>
+          <w:bCs w:val="0"/>
+          <w:color w:val="BBBEBF"/>
+          <w:kern w:val="0"/>
+          <w:sz w:val="21"/>
+          <w:szCs w:val="21"/>
+          <w:shd w:val="clear" w:fill="121314"/>
+          <w:lang w:val="en-US" w:eastAsia="zh-CN" w:bidi="ar"/>
+        </w:rPr>
+        <w:t xml:space="preserve"> </w:t>
+      </w:r>
+      <w:r>
+        <w:rPr>
+          <w:rFonts w:hint="default" w:ascii="Consolas" w:hAnsi="Consolas" w:eastAsia="Consolas" w:cs="Consolas"/>
+          <w:b w:val="0"/>
+          <w:bCs w:val="0"/>
+          <w:color w:val="4EC9B0"/>
+          <w:kern w:val="0"/>
+          <w:sz w:val="21"/>
+          <w:szCs w:val="21"/>
+          <w:shd w:val="clear" w:fill="121314"/>
+          <w:lang w:val="en-US" w:eastAsia="zh-CN" w:bidi="ar"/>
+        </w:rPr>
+        <w:t>String</w:t>
+      </w:r>
+      <w:r>
+        <w:rPr>
+          <w:rFonts w:hint="default" w:ascii="Consolas" w:hAnsi="Consolas" w:eastAsia="Consolas" w:cs="Consolas"/>
+          <w:b w:val="0"/>
+          <w:bCs w:val="0"/>
+          <w:color w:val="BBBEBF"/>
+          <w:kern w:val="0"/>
+          <w:sz w:val="21"/>
+          <w:szCs w:val="21"/>
+          <w:shd w:val="clear" w:fill="121314"/>
+          <w:lang w:val="en-US" w:eastAsia="zh-CN" w:bidi="ar"/>
+        </w:rPr>
+        <w:t>,</w:t>
+      </w:r>
+    </w:p>
+    <w:p>
+      <w:pPr>
+        <w:keepNext w:val="0"/>
+        <w:keepLines w:val="0"/>
+        <w:widowControl/>
+        <w:suppressLineNumbers w:val="0"/>
+        <w:shd w:val="clear" w:fill="121314"/>
+        <w:spacing w:line="228" w:lineRule="atLeast"/>
+        <w:jc w:val="left"/>
+        <w:rPr>
+          <w:rFonts w:hint="default" w:ascii="Consolas" w:hAnsi="Consolas" w:eastAsia="Consolas" w:cs="Consolas"/>
+          <w:b w:val="0"/>
+          <w:bCs w:val="0"/>
+          <w:color w:val="BBBEBF"/>
+          <w:sz w:val="21"/>
+          <w:szCs w:val="21"/>
+        </w:rPr>
+      </w:pPr>
+      <w:r>
+        <w:rPr>
+          <w:rFonts w:hint="default" w:ascii="Consolas" w:hAnsi="Consolas" w:eastAsia="Consolas" w:cs="Consolas"/>
+          <w:b w:val="0"/>
+          <w:bCs w:val="0"/>
+          <w:color w:val="BBBEBF"/>
+          <w:kern w:val="0"/>
+          <w:sz w:val="21"/>
+          <w:szCs w:val="21"/>
+          <w:shd w:val="clear" w:fill="121314"/>
+          <w:lang w:val="en-US" w:eastAsia="zh-CN" w:bidi="ar"/>
+        </w:rPr>
+        <w:t xml:space="preserve">    </w:t>
+      </w:r>
+      <w:r>
+        <w:rPr>
+          <w:rFonts w:hint="default" w:ascii="Consolas" w:hAnsi="Consolas" w:eastAsia="Consolas" w:cs="Consolas"/>
+          <w:b w:val="0"/>
+          <w:bCs w:val="0"/>
+          <w:color w:val="C9D1D9"/>
+          <w:kern w:val="0"/>
+          <w:sz w:val="21"/>
+          <w:szCs w:val="21"/>
+          <w:shd w:val="clear" w:fill="121314"/>
+          <w:lang w:val="en-US" w:eastAsia="zh-CN" w:bidi="ar"/>
+        </w:rPr>
+        <w:t>price</w:t>
+      </w:r>
+      <w:r>
+        <w:rPr>
+          <w:rFonts w:hint="default" w:ascii="Consolas" w:hAnsi="Consolas" w:eastAsia="Consolas" w:cs="Consolas"/>
+          <w:b w:val="0"/>
+          <w:bCs w:val="0"/>
+          <w:color w:val="D4D4D4"/>
+          <w:kern w:val="0"/>
+          <w:sz w:val="21"/>
+          <w:szCs w:val="21"/>
+          <w:shd w:val="clear" w:fill="121314"/>
+          <w:lang w:val="en-US" w:eastAsia="zh-CN" w:bidi="ar"/>
+        </w:rPr>
+        <w:t>:</w:t>
+      </w:r>
+      <w:r>
+        <w:rPr>
+          <w:rFonts w:hint="default" w:ascii="Consolas" w:hAnsi="Consolas" w:eastAsia="Consolas" w:cs="Consolas"/>
+          <w:b w:val="0"/>
+          <w:bCs w:val="0"/>
+          <w:color w:val="BBBEBF"/>
+          <w:kern w:val="0"/>
+          <w:sz w:val="21"/>
+          <w:szCs w:val="21"/>
+          <w:shd w:val="clear" w:fill="121314"/>
+          <w:lang w:val="en-US" w:eastAsia="zh-CN" w:bidi="ar"/>
+        </w:rPr>
+        <w:t xml:space="preserve"> </w:t>
+      </w:r>
+      <w:r>
+        <w:rPr>
+          <w:rFonts w:hint="default" w:ascii="Consolas" w:hAnsi="Consolas" w:eastAsia="Consolas" w:cs="Consolas"/>
+          <w:b w:val="0"/>
+          <w:bCs w:val="0"/>
+          <w:color w:val="4EC9B0"/>
+          <w:kern w:val="0"/>
+          <w:sz w:val="21"/>
+          <w:szCs w:val="21"/>
+          <w:shd w:val="clear" w:fill="121314"/>
+          <w:lang w:val="en-US" w:eastAsia="zh-CN" w:bidi="ar"/>
+        </w:rPr>
+        <w:t>f64</w:t>
+      </w:r>
+      <w:r>
+        <w:rPr>
+          <w:rFonts w:hint="default" w:ascii="Consolas" w:hAnsi="Consolas" w:eastAsia="Consolas" w:cs="Consolas"/>
+          <w:b w:val="0"/>
+          <w:bCs w:val="0"/>
+          <w:color w:val="BBBEBF"/>
+          <w:kern w:val="0"/>
+          <w:sz w:val="21"/>
+          <w:szCs w:val="21"/>
+          <w:shd w:val="clear" w:fill="121314"/>
+          <w:lang w:val="en-US" w:eastAsia="zh-CN" w:bidi="ar"/>
+        </w:rPr>
+        <w:t>,</w:t>
+      </w:r>
+    </w:p>
+    <w:p>
+      <w:pPr>
+        <w:keepNext w:val="0"/>
+        <w:keepLines w:val="0"/>
+        <w:widowControl/>
+        <w:suppressLineNumbers w:val="0"/>
+        <w:shd w:val="clear" w:fill="121314"/>
+        <w:spacing w:line="228" w:lineRule="atLeast"/>
+        <w:jc w:val="left"/>
+        <w:rPr>
+          <w:rFonts w:hint="default" w:ascii="Consolas" w:hAnsi="Consolas" w:eastAsia="Consolas" w:cs="Consolas"/>
+          <w:b w:val="0"/>
+          <w:bCs w:val="0"/>
+          <w:color w:val="BBBEBF"/>
+          <w:sz w:val="21"/>
+          <w:szCs w:val="21"/>
+        </w:rPr>
+      </w:pPr>
+      <w:r>
+        <w:rPr>
+          <w:rFonts w:hint="default" w:ascii="Consolas" w:hAnsi="Consolas" w:eastAsia="Consolas" w:cs="Consolas"/>
+          <w:b w:val="0"/>
+          <w:bCs w:val="0"/>
+          <w:color w:val="BBBEBF"/>
+          <w:kern w:val="0"/>
+          <w:sz w:val="21"/>
+          <w:szCs w:val="21"/>
+          <w:shd w:val="clear" w:fill="121314"/>
+          <w:lang w:val="en-US" w:eastAsia="zh-CN" w:bidi="ar"/>
+        </w:rPr>
+        <w:t xml:space="preserve">    </w:t>
+      </w:r>
+      <w:r>
+        <w:rPr>
+          <w:rFonts w:hint="default" w:ascii="Consolas" w:hAnsi="Consolas" w:eastAsia="Consolas" w:cs="Consolas"/>
+          <w:b w:val="0"/>
+          <w:bCs w:val="0"/>
+          <w:color w:val="C9D1D9"/>
+          <w:kern w:val="0"/>
+          <w:sz w:val="21"/>
+          <w:szCs w:val="21"/>
+          <w:shd w:val="clear" w:fill="121314"/>
+          <w:lang w:val="en-US" w:eastAsia="zh-CN" w:bidi="ar"/>
+        </w:rPr>
+        <w:t>category</w:t>
+      </w:r>
+      <w:r>
+        <w:rPr>
+          <w:rFonts w:hint="default" w:ascii="Consolas" w:hAnsi="Consolas" w:eastAsia="Consolas" w:cs="Consolas"/>
+          <w:b w:val="0"/>
+          <w:bCs w:val="0"/>
+          <w:color w:val="D4D4D4"/>
+          <w:kern w:val="0"/>
+          <w:sz w:val="21"/>
+          <w:szCs w:val="21"/>
+          <w:shd w:val="clear" w:fill="121314"/>
+          <w:lang w:val="en-US" w:eastAsia="zh-CN" w:bidi="ar"/>
+        </w:rPr>
+        <w:t>:</w:t>
+      </w:r>
+      <w:r>
+        <w:rPr>
+          <w:rFonts w:hint="default" w:ascii="Consolas" w:hAnsi="Consolas" w:eastAsia="Consolas" w:cs="Consolas"/>
+          <w:b w:val="0"/>
+          <w:bCs w:val="0"/>
+          <w:color w:val="BBBEBF"/>
+          <w:kern w:val="0"/>
+          <w:sz w:val="21"/>
+          <w:szCs w:val="21"/>
+          <w:shd w:val="clear" w:fill="121314"/>
+          <w:lang w:val="en-US" w:eastAsia="zh-CN" w:bidi="ar"/>
+        </w:rPr>
+        <w:t xml:space="preserve"> </w:t>
+      </w:r>
+      <w:r>
+        <w:rPr>
+          <w:rFonts w:hint="default" w:ascii="Consolas" w:hAnsi="Consolas" w:eastAsia="Consolas" w:cs="Consolas"/>
+          <w:b w:val="0"/>
+          <w:bCs w:val="0"/>
+          <w:color w:val="4EC9B0"/>
+          <w:kern w:val="0"/>
+          <w:sz w:val="21"/>
+          <w:szCs w:val="21"/>
+          <w:shd w:val="clear" w:fill="121314"/>
+          <w:lang w:val="en-US" w:eastAsia="zh-CN" w:bidi="ar"/>
+        </w:rPr>
+        <w:t>Category</w:t>
+      </w:r>
+      <w:r>
+        <w:rPr>
+          <w:rFonts w:hint="default" w:ascii="Consolas" w:hAnsi="Consolas" w:eastAsia="Consolas" w:cs="Consolas"/>
+          <w:b w:val="0"/>
+          <w:bCs w:val="0"/>
+          <w:color w:val="BBBEBF"/>
+          <w:kern w:val="0"/>
+          <w:sz w:val="21"/>
+          <w:szCs w:val="21"/>
+          <w:shd w:val="clear" w:fill="121314"/>
+          <w:lang w:val="en-US" w:eastAsia="zh-CN" w:bidi="ar"/>
+        </w:rPr>
+        <w:t>,</w:t>
+      </w:r>
+    </w:p>
+    <w:p>
+      <w:pPr>
+        <w:keepNext w:val="0"/>
+        <w:keepLines w:val="0"/>
+        <w:widowControl/>
+        <w:suppressLineNumbers w:val="0"/>
+        <w:shd w:val="clear" w:fill="121314"/>
+        <w:spacing w:line="228" w:lineRule="atLeast"/>
+        <w:jc w:val="left"/>
+        <w:rPr>
+          <w:rFonts w:hint="default" w:ascii="Consolas" w:hAnsi="Consolas" w:eastAsia="Consolas" w:cs="Consolas"/>
+          <w:b w:val="0"/>
+          <w:bCs w:val="0"/>
+          <w:color w:val="BBBEBF"/>
+          <w:sz w:val="21"/>
+          <w:szCs w:val="21"/>
+        </w:rPr>
+      </w:pPr>
+      <w:r>
+        <w:rPr>
+          <w:rFonts w:hint="default" w:ascii="Consolas" w:hAnsi="Consolas" w:eastAsia="Consolas" w:cs="Consolas"/>
+          <w:b w:val="0"/>
+          <w:bCs w:val="0"/>
+          <w:color w:val="BBBEBF"/>
+          <w:kern w:val="0"/>
+          <w:sz w:val="21"/>
+          <w:szCs w:val="21"/>
+          <w:shd w:val="clear" w:fill="121314"/>
+          <w:lang w:val="en-US" w:eastAsia="zh-CN" w:bidi="ar"/>
+        </w:rPr>
+        <w:t xml:space="preserve">    </w:t>
+      </w:r>
+      <w:r>
+        <w:rPr>
+          <w:rFonts w:hint="default" w:ascii="Consolas" w:hAnsi="Consolas" w:eastAsia="Consolas" w:cs="Consolas"/>
+          <w:b w:val="0"/>
+          <w:bCs w:val="0"/>
+          <w:color w:val="C9D1D9"/>
+          <w:kern w:val="0"/>
+          <w:sz w:val="21"/>
+          <w:szCs w:val="21"/>
+          <w:shd w:val="clear" w:fill="121314"/>
+          <w:lang w:val="en-US" w:eastAsia="zh-CN" w:bidi="ar"/>
+        </w:rPr>
+        <w:t>supplier</w:t>
+      </w:r>
+      <w:r>
+        <w:rPr>
+          <w:rFonts w:hint="default" w:ascii="Consolas" w:hAnsi="Consolas" w:eastAsia="Consolas" w:cs="Consolas"/>
+          <w:b w:val="0"/>
+          <w:bCs w:val="0"/>
+          <w:color w:val="D4D4D4"/>
+          <w:kern w:val="0"/>
+          <w:sz w:val="21"/>
+          <w:szCs w:val="21"/>
+          <w:shd w:val="clear" w:fill="121314"/>
+          <w:lang w:val="en-US" w:eastAsia="zh-CN" w:bidi="ar"/>
+        </w:rPr>
+        <w:t>:</w:t>
+      </w:r>
+      <w:r>
+        <w:rPr>
+          <w:rFonts w:hint="default" w:ascii="Consolas" w:hAnsi="Consolas" w:eastAsia="Consolas" w:cs="Consolas"/>
+          <w:b w:val="0"/>
+          <w:bCs w:val="0"/>
+          <w:color w:val="BBBEBF"/>
+          <w:kern w:val="0"/>
+          <w:sz w:val="21"/>
+          <w:szCs w:val="21"/>
+          <w:shd w:val="clear" w:fill="121314"/>
+          <w:lang w:val="en-US" w:eastAsia="zh-CN" w:bidi="ar"/>
+        </w:rPr>
+        <w:t xml:space="preserve"> </w:t>
+      </w:r>
+      <w:r>
+        <w:rPr>
+          <w:rFonts w:hint="default" w:ascii="Consolas" w:hAnsi="Consolas" w:eastAsia="Consolas" w:cs="Consolas"/>
+          <w:b w:val="0"/>
+          <w:bCs w:val="0"/>
+          <w:color w:val="4EC9B0"/>
+          <w:kern w:val="0"/>
+          <w:sz w:val="21"/>
+          <w:szCs w:val="21"/>
+          <w:shd w:val="clear" w:fill="121314"/>
+          <w:lang w:val="en-US" w:eastAsia="zh-CN" w:bidi="ar"/>
+        </w:rPr>
+        <w:t>Supplier</w:t>
+      </w:r>
+      <w:r>
+        <w:rPr>
+          <w:rFonts w:hint="default" w:ascii="Consolas" w:hAnsi="Consolas" w:eastAsia="Consolas" w:cs="Consolas"/>
+          <w:b w:val="0"/>
+          <w:bCs w:val="0"/>
+          <w:color w:val="BBBEBF"/>
+          <w:kern w:val="0"/>
+          <w:sz w:val="21"/>
+          <w:szCs w:val="21"/>
+          <w:shd w:val="clear" w:fill="121314"/>
+          <w:lang w:val="en-US" w:eastAsia="zh-CN" w:bidi="ar"/>
+        </w:rPr>
+        <w:t>,</w:t>
+      </w:r>
+    </w:p>
+    <w:p>
+      <w:pPr>
+        <w:keepNext w:val="0"/>
+        <w:keepLines w:val="0"/>
+        <w:widowControl/>
+        <w:suppressLineNumbers w:val="0"/>
+        <w:shd w:val="clear" w:fill="121314"/>
+        <w:spacing w:line="228" w:lineRule="atLeast"/>
+        <w:jc w:val="left"/>
+        <w:rPr>
+          <w:rFonts w:hint="default" w:ascii="Consolas" w:hAnsi="Consolas" w:eastAsia="Consolas" w:cs="Consolas"/>
+          <w:b w:val="0"/>
+          <w:bCs w:val="0"/>
+          <w:color w:val="BBBEBF"/>
+          <w:sz w:val="21"/>
+          <w:szCs w:val="21"/>
+        </w:rPr>
+      </w:pPr>
+      <w:r>
+        <w:rPr>
+          <w:rFonts w:hint="default" w:ascii="Consolas" w:hAnsi="Consolas" w:eastAsia="Consolas" w:cs="Consolas"/>
+          <w:b w:val="0"/>
+          <w:bCs w:val="0"/>
+          <w:color w:val="BBBEBF"/>
+          <w:kern w:val="0"/>
+          <w:sz w:val="21"/>
+          <w:szCs w:val="21"/>
+          <w:shd w:val="clear" w:fill="121314"/>
+          <w:lang w:val="en-US" w:eastAsia="zh-CN" w:bidi="ar"/>
+        </w:rPr>
+        <w:t>}</w:t>
+      </w:r>
+    </w:p>
+    <w:p>
+      <w:pPr>
+        <w:keepNext w:val="0"/>
+        <w:keepLines w:val="0"/>
+        <w:widowControl/>
+        <w:suppressLineNumbers w:val="0"/>
+        <w:shd w:val="clear" w:fill="121314"/>
+        <w:spacing w:line="228" w:lineRule="atLeast"/>
+        <w:jc w:val="left"/>
+        <w:rPr>
+          <w:rFonts w:hint="default" w:ascii="Consolas" w:hAnsi="Consolas" w:eastAsia="Consolas" w:cs="Consolas"/>
+          <w:b w:val="0"/>
+          <w:bCs w:val="0"/>
+          <w:color w:val="BBBEBF"/>
+          <w:sz w:val="21"/>
+          <w:szCs w:val="21"/>
+        </w:rPr>
+      </w:pPr>
+    </w:p>
+    <w:p>
+      <w:pPr>
+        <w:keepNext w:val="0"/>
+        <w:keepLines w:val="0"/>
+        <w:widowControl/>
+        <w:suppressLineNumbers w:val="0"/>
+        <w:shd w:val="clear" w:fill="121314"/>
+        <w:spacing w:line="228" w:lineRule="atLeast"/>
+        <w:jc w:val="left"/>
+        <w:rPr>
+          <w:rFonts w:ascii="Consolas" w:hAnsi="Consolas" w:eastAsia="Consolas" w:cs="Consolas"/>
+          <w:b w:val="0"/>
+          <w:bCs w:val="0"/>
+          <w:color w:val="BBBEBF"/>
+          <w:sz w:val="21"/>
+          <w:szCs w:val="21"/>
+        </w:rPr>
+      </w:pPr>
+      <w:r>
+        <w:rPr>
+          <w:rFonts w:hint="default" w:ascii="Consolas" w:hAnsi="Consolas" w:eastAsia="Consolas" w:cs="Consolas"/>
+          <w:b w:val="0"/>
+          <w:bCs w:val="0"/>
+          <w:color w:val="569CD6"/>
+          <w:kern w:val="0"/>
+          <w:sz w:val="21"/>
+          <w:szCs w:val="21"/>
+          <w:shd w:val="clear" w:fill="121314"/>
+          <w:lang w:val="en-US" w:eastAsia="zh-CN" w:bidi="ar"/>
+        </w:rPr>
+        <w:t>pub</w:t>
+      </w:r>
+      <w:r>
+        <w:rPr>
+          <w:rFonts w:hint="default" w:ascii="Consolas" w:hAnsi="Consolas" w:eastAsia="Consolas" w:cs="Consolas"/>
+          <w:b w:val="0"/>
+          <w:bCs w:val="0"/>
+          <w:color w:val="BBBEBF"/>
+          <w:kern w:val="0"/>
+          <w:sz w:val="21"/>
+          <w:szCs w:val="21"/>
+          <w:shd w:val="clear" w:fill="121314"/>
+          <w:lang w:val="en-US" w:eastAsia="zh-CN" w:bidi="ar"/>
+        </w:rPr>
+        <w:t xml:space="preserve"> </w:t>
+      </w:r>
+      <w:r>
+        <w:rPr>
+          <w:rFonts w:hint="default" w:ascii="Consolas" w:hAnsi="Consolas" w:eastAsia="Consolas" w:cs="Consolas"/>
+          <w:b w:val="0"/>
+          <w:bCs w:val="0"/>
+          <w:color w:val="FF7B72"/>
+          <w:kern w:val="0"/>
+          <w:sz w:val="21"/>
+          <w:szCs w:val="21"/>
+          <w:shd w:val="clear" w:fill="121314"/>
+          <w:lang w:val="en-US" w:eastAsia="zh-CN" w:bidi="ar"/>
+        </w:rPr>
+        <w:t>struct</w:t>
+      </w:r>
+      <w:r>
+        <w:rPr>
+          <w:rFonts w:hint="default" w:ascii="Consolas" w:hAnsi="Consolas" w:eastAsia="Consolas" w:cs="Consolas"/>
+          <w:b w:val="0"/>
+          <w:bCs w:val="0"/>
+          <w:color w:val="BBBEBF"/>
+          <w:kern w:val="0"/>
+          <w:sz w:val="21"/>
+          <w:szCs w:val="21"/>
+          <w:shd w:val="clear" w:fill="121314"/>
+          <w:lang w:val="en-US" w:eastAsia="zh-CN" w:bidi="ar"/>
+        </w:rPr>
+        <w:t xml:space="preserve"> </w:t>
+      </w:r>
+      <w:r>
+        <w:rPr>
+          <w:rFonts w:hint="default" w:ascii="Consolas" w:hAnsi="Consolas" w:eastAsia="Consolas" w:cs="Consolas"/>
+          <w:b w:val="0"/>
+          <w:bCs w:val="0"/>
+          <w:color w:val="4EC9B0"/>
+          <w:kern w:val="0"/>
+          <w:sz w:val="21"/>
+          <w:szCs w:val="21"/>
+          <w:shd w:val="clear" w:fill="121314"/>
+          <w:lang w:val="en-US" w:eastAsia="zh-CN" w:bidi="ar"/>
+        </w:rPr>
+        <w:t>Category</w:t>
+      </w:r>
+      <w:r>
+        <w:rPr>
+          <w:rFonts w:hint="default" w:ascii="Consolas" w:hAnsi="Consolas" w:eastAsia="Consolas" w:cs="Consolas"/>
+          <w:b w:val="0"/>
+          <w:bCs w:val="0"/>
+          <w:color w:val="BBBEBF"/>
+          <w:kern w:val="0"/>
+          <w:sz w:val="21"/>
+          <w:szCs w:val="21"/>
+          <w:shd w:val="clear" w:fill="121314"/>
+          <w:lang w:val="en-US" w:eastAsia="zh-CN" w:bidi="ar"/>
+        </w:rPr>
+        <w:t xml:space="preserve"> {</w:t>
+      </w:r>
+    </w:p>
+    <w:p>
+      <w:pPr>
+        <w:keepNext w:val="0"/>
+        <w:keepLines w:val="0"/>
+        <w:widowControl/>
+        <w:suppressLineNumbers w:val="0"/>
+        <w:shd w:val="clear" w:fill="121314"/>
+        <w:spacing w:line="228" w:lineRule="atLeast"/>
+        <w:jc w:val="left"/>
+        <w:rPr>
+          <w:rFonts w:hint="default" w:ascii="Consolas" w:hAnsi="Consolas" w:eastAsia="Consolas" w:cs="Consolas"/>
+          <w:b w:val="0"/>
+          <w:bCs w:val="0"/>
+          <w:color w:val="BBBEBF"/>
+          <w:sz w:val="21"/>
+          <w:szCs w:val="21"/>
+        </w:rPr>
+      </w:pPr>
+      <w:r>
+        <w:rPr>
+          <w:rFonts w:hint="default" w:ascii="Consolas" w:hAnsi="Consolas" w:eastAsia="Consolas" w:cs="Consolas"/>
+          <w:b w:val="0"/>
+          <w:bCs w:val="0"/>
+          <w:color w:val="BBBEBF"/>
+          <w:kern w:val="0"/>
+          <w:sz w:val="21"/>
+          <w:szCs w:val="21"/>
+          <w:shd w:val="clear" w:fill="121314"/>
+          <w:lang w:val="en-US" w:eastAsia="zh-CN" w:bidi="ar"/>
+        </w:rPr>
+        <w:t xml:space="preserve">    </w:t>
+      </w:r>
+      <w:r>
+        <w:rPr>
+          <w:rFonts w:hint="default" w:ascii="Consolas" w:hAnsi="Consolas" w:eastAsia="Consolas" w:cs="Consolas"/>
+          <w:b w:val="0"/>
+          <w:bCs w:val="0"/>
+          <w:color w:val="C9D1D9"/>
+          <w:kern w:val="0"/>
+          <w:sz w:val="21"/>
+          <w:szCs w:val="21"/>
+          <w:shd w:val="clear" w:fill="121314"/>
+          <w:lang w:val="en-US" w:eastAsia="zh-CN" w:bidi="ar"/>
+        </w:rPr>
+        <w:t>name</w:t>
+      </w:r>
+      <w:r>
+        <w:rPr>
+          <w:rFonts w:hint="default" w:ascii="Consolas" w:hAnsi="Consolas" w:eastAsia="Consolas" w:cs="Consolas"/>
+          <w:b w:val="0"/>
+          <w:bCs w:val="0"/>
+          <w:color w:val="D4D4D4"/>
+          <w:kern w:val="0"/>
+          <w:sz w:val="21"/>
+          <w:szCs w:val="21"/>
+          <w:shd w:val="clear" w:fill="121314"/>
+          <w:lang w:val="en-US" w:eastAsia="zh-CN" w:bidi="ar"/>
+        </w:rPr>
+        <w:t>:</w:t>
+      </w:r>
+      <w:r>
+        <w:rPr>
+          <w:rFonts w:hint="default" w:ascii="Consolas" w:hAnsi="Consolas" w:eastAsia="Consolas" w:cs="Consolas"/>
+          <w:b w:val="0"/>
+          <w:bCs w:val="0"/>
+          <w:color w:val="BBBEBF"/>
+          <w:kern w:val="0"/>
+          <w:sz w:val="21"/>
+          <w:szCs w:val="21"/>
+          <w:shd w:val="clear" w:fill="121314"/>
+          <w:lang w:val="en-US" w:eastAsia="zh-CN" w:bidi="ar"/>
+        </w:rPr>
+        <w:t xml:space="preserve"> </w:t>
+      </w:r>
+      <w:r>
+        <w:rPr>
+          <w:rFonts w:hint="default" w:ascii="Consolas" w:hAnsi="Consolas" w:eastAsia="Consolas" w:cs="Consolas"/>
+          <w:b w:val="0"/>
+          <w:bCs w:val="0"/>
+          <w:color w:val="4EC9B0"/>
+          <w:kern w:val="0"/>
+          <w:sz w:val="21"/>
+          <w:szCs w:val="21"/>
+          <w:shd w:val="clear" w:fill="121314"/>
+          <w:lang w:val="en-US" w:eastAsia="zh-CN" w:bidi="ar"/>
+        </w:rPr>
+        <w:t>String</w:t>
+      </w:r>
+      <w:r>
+        <w:rPr>
+          <w:rFonts w:hint="default" w:ascii="Consolas" w:hAnsi="Consolas" w:eastAsia="Consolas" w:cs="Consolas"/>
+          <w:b w:val="0"/>
+          <w:bCs w:val="0"/>
+          <w:color w:val="BBBEBF"/>
+          <w:kern w:val="0"/>
+          <w:sz w:val="21"/>
+          <w:szCs w:val="21"/>
+          <w:shd w:val="clear" w:fill="121314"/>
+          <w:lang w:val="en-US" w:eastAsia="zh-CN" w:bidi="ar"/>
+        </w:rPr>
+        <w:t>,</w:t>
+      </w:r>
+    </w:p>
+    <w:p>
+      <w:pPr>
+        <w:keepNext w:val="0"/>
+        <w:keepLines w:val="0"/>
+        <w:widowControl/>
+        <w:suppressLineNumbers w:val="0"/>
+        <w:shd w:val="clear" w:fill="121314"/>
+        <w:spacing w:line="228" w:lineRule="atLeast"/>
+        <w:jc w:val="left"/>
+        <w:rPr>
+          <w:rFonts w:hint="default" w:ascii="Consolas" w:hAnsi="Consolas" w:eastAsia="Consolas" w:cs="Consolas"/>
+          <w:b w:val="0"/>
+          <w:bCs w:val="0"/>
+          <w:color w:val="BBBEBF"/>
+          <w:sz w:val="21"/>
+          <w:szCs w:val="21"/>
+        </w:rPr>
+      </w:pPr>
+      <w:r>
+        <w:rPr>
+          <w:rFonts w:hint="default" w:ascii="Consolas" w:hAnsi="Consolas" w:eastAsia="Consolas" w:cs="Consolas"/>
+          <w:b w:val="0"/>
+          <w:bCs w:val="0"/>
+          <w:color w:val="BBBEBF"/>
+          <w:kern w:val="0"/>
+          <w:sz w:val="21"/>
+          <w:szCs w:val="21"/>
+          <w:shd w:val="clear" w:fill="121314"/>
+          <w:lang w:val="en-US" w:eastAsia="zh-CN" w:bidi="ar"/>
+        </w:rPr>
+        <w:t>}</w:t>
+      </w:r>
+    </w:p>
+    <w:p>
+      <w:pPr>
+        <w:keepNext w:val="0"/>
+        <w:keepLines w:val="0"/>
+        <w:widowControl/>
+        <w:suppressLineNumbers w:val="0"/>
+        <w:shd w:val="clear" w:fill="121314"/>
+        <w:spacing w:line="228" w:lineRule="atLeast"/>
+        <w:jc w:val="left"/>
+        <w:rPr>
+          <w:rFonts w:hint="default" w:ascii="Consolas" w:hAnsi="Consolas" w:eastAsia="Consolas" w:cs="Consolas"/>
+          <w:b w:val="0"/>
+          <w:bCs w:val="0"/>
+          <w:color w:val="BBBEBF"/>
+          <w:sz w:val="21"/>
+          <w:szCs w:val="21"/>
+        </w:rPr>
+      </w:pPr>
+    </w:p>
+    <w:p>
+      <w:pPr>
+        <w:keepNext w:val="0"/>
+        <w:keepLines w:val="0"/>
+        <w:widowControl/>
+        <w:suppressLineNumbers w:val="0"/>
+        <w:shd w:val="clear" w:fill="121314"/>
+        <w:spacing w:line="228" w:lineRule="atLeast"/>
+        <w:jc w:val="left"/>
+        <w:rPr>
+          <w:rFonts w:ascii="Consolas" w:hAnsi="Consolas" w:eastAsia="Consolas" w:cs="Consolas"/>
+          <w:b w:val="0"/>
+          <w:bCs w:val="0"/>
+          <w:color w:val="BBBEBF"/>
+          <w:sz w:val="21"/>
+          <w:szCs w:val="21"/>
+        </w:rPr>
+      </w:pPr>
+      <w:r>
+        <w:rPr>
+          <w:rFonts w:hint="default" w:ascii="Consolas" w:hAnsi="Consolas" w:eastAsia="Consolas" w:cs="Consolas"/>
+          <w:b w:val="0"/>
+          <w:bCs w:val="0"/>
+          <w:color w:val="569CD6"/>
+          <w:kern w:val="0"/>
+          <w:sz w:val="21"/>
+          <w:szCs w:val="21"/>
+          <w:shd w:val="clear" w:fill="121314"/>
+          <w:lang w:val="en-US" w:eastAsia="zh-CN" w:bidi="ar"/>
+        </w:rPr>
+        <w:t>pub</w:t>
+      </w:r>
+      <w:r>
+        <w:rPr>
+          <w:rFonts w:hint="default" w:ascii="Consolas" w:hAnsi="Consolas" w:eastAsia="Consolas" w:cs="Consolas"/>
+          <w:b w:val="0"/>
+          <w:bCs w:val="0"/>
+          <w:color w:val="BBBEBF"/>
+          <w:kern w:val="0"/>
+          <w:sz w:val="21"/>
+          <w:szCs w:val="21"/>
+          <w:shd w:val="clear" w:fill="121314"/>
+          <w:lang w:val="en-US" w:eastAsia="zh-CN" w:bidi="ar"/>
+        </w:rPr>
+        <w:t xml:space="preserve"> </w:t>
+      </w:r>
+      <w:r>
+        <w:rPr>
+          <w:rFonts w:hint="default" w:ascii="Consolas" w:hAnsi="Consolas" w:eastAsia="Consolas" w:cs="Consolas"/>
+          <w:b w:val="0"/>
+          <w:bCs w:val="0"/>
+          <w:color w:val="FF7B72"/>
+          <w:kern w:val="0"/>
+          <w:sz w:val="21"/>
+          <w:szCs w:val="21"/>
+          <w:shd w:val="clear" w:fill="121314"/>
+          <w:lang w:val="en-US" w:eastAsia="zh-CN" w:bidi="ar"/>
+        </w:rPr>
+        <w:t>struct</w:t>
+      </w:r>
+      <w:r>
+        <w:rPr>
+          <w:rFonts w:hint="default" w:ascii="Consolas" w:hAnsi="Consolas" w:eastAsia="Consolas" w:cs="Consolas"/>
+          <w:b w:val="0"/>
+          <w:bCs w:val="0"/>
+          <w:color w:val="BBBEBF"/>
+          <w:kern w:val="0"/>
+          <w:sz w:val="21"/>
+          <w:szCs w:val="21"/>
+          <w:shd w:val="clear" w:fill="121314"/>
+          <w:lang w:val="en-US" w:eastAsia="zh-CN" w:bidi="ar"/>
+        </w:rPr>
+        <w:t xml:space="preserve"> </w:t>
+      </w:r>
+      <w:r>
+        <w:rPr>
+          <w:rFonts w:hint="default" w:ascii="Consolas" w:hAnsi="Consolas" w:eastAsia="Consolas" w:cs="Consolas"/>
+          <w:b w:val="0"/>
+          <w:bCs w:val="0"/>
+          <w:color w:val="4EC9B0"/>
+          <w:kern w:val="0"/>
+          <w:sz w:val="21"/>
+          <w:szCs w:val="21"/>
+          <w:shd w:val="clear" w:fill="121314"/>
+          <w:lang w:val="en-US" w:eastAsia="zh-CN" w:bidi="ar"/>
+        </w:rPr>
+        <w:t>Payment</w:t>
+      </w:r>
+      <w:r>
+        <w:rPr>
+          <w:rFonts w:hint="default" w:ascii="Consolas" w:hAnsi="Consolas" w:eastAsia="Consolas" w:cs="Consolas"/>
+          <w:b w:val="0"/>
+          <w:bCs w:val="0"/>
+          <w:color w:val="BBBEBF"/>
+          <w:kern w:val="0"/>
+          <w:sz w:val="21"/>
+          <w:szCs w:val="21"/>
+          <w:shd w:val="clear" w:fill="121314"/>
+          <w:lang w:val="en-US" w:eastAsia="zh-CN" w:bidi="ar"/>
+        </w:rPr>
+        <w:t xml:space="preserve"> {</w:t>
+      </w:r>
+    </w:p>
+    <w:p>
+      <w:pPr>
+        <w:keepNext w:val="0"/>
+        <w:keepLines w:val="0"/>
+        <w:widowControl/>
+        <w:suppressLineNumbers w:val="0"/>
+        <w:shd w:val="clear" w:fill="121314"/>
+        <w:spacing w:line="228" w:lineRule="atLeast"/>
+        <w:jc w:val="left"/>
+        <w:rPr>
+          <w:rFonts w:hint="default" w:ascii="Consolas" w:hAnsi="Consolas" w:eastAsia="Consolas" w:cs="Consolas"/>
+          <w:b w:val="0"/>
+          <w:bCs w:val="0"/>
+          <w:color w:val="BBBEBF"/>
+          <w:sz w:val="21"/>
+          <w:szCs w:val="21"/>
+        </w:rPr>
+      </w:pPr>
+      <w:r>
+        <w:rPr>
+          <w:rFonts w:hint="default" w:ascii="Consolas" w:hAnsi="Consolas" w:eastAsia="Consolas" w:cs="Consolas"/>
+          <w:b w:val="0"/>
+          <w:bCs w:val="0"/>
+          <w:color w:val="BBBEBF"/>
+          <w:kern w:val="0"/>
+          <w:sz w:val="21"/>
+          <w:szCs w:val="21"/>
+          <w:shd w:val="clear" w:fill="121314"/>
+          <w:lang w:val="en-US" w:eastAsia="zh-CN" w:bidi="ar"/>
+        </w:rPr>
+        <w:t xml:space="preserve">    </w:t>
+      </w:r>
+      <w:r>
+        <w:rPr>
+          <w:rFonts w:hint="default" w:ascii="Consolas" w:hAnsi="Consolas" w:eastAsia="Consolas" w:cs="Consolas"/>
+          <w:b w:val="0"/>
+          <w:bCs w:val="0"/>
+          <w:color w:val="C9D1D9"/>
+          <w:kern w:val="0"/>
+          <w:sz w:val="21"/>
+          <w:szCs w:val="21"/>
+          <w:shd w:val="clear" w:fill="121314"/>
+          <w:lang w:val="en-US" w:eastAsia="zh-CN" w:bidi="ar"/>
+        </w:rPr>
+        <w:t>amount</w:t>
+      </w:r>
+      <w:r>
+        <w:rPr>
+          <w:rFonts w:hint="default" w:ascii="Consolas" w:hAnsi="Consolas" w:eastAsia="Consolas" w:cs="Consolas"/>
+          <w:b w:val="0"/>
+          <w:bCs w:val="0"/>
+          <w:color w:val="D4D4D4"/>
+          <w:kern w:val="0"/>
+          <w:sz w:val="21"/>
+          <w:szCs w:val="21"/>
+          <w:shd w:val="clear" w:fill="121314"/>
+          <w:lang w:val="en-US" w:eastAsia="zh-CN" w:bidi="ar"/>
+        </w:rPr>
+        <w:t>:</w:t>
+      </w:r>
+      <w:r>
+        <w:rPr>
+          <w:rFonts w:hint="default" w:ascii="Consolas" w:hAnsi="Consolas" w:eastAsia="Consolas" w:cs="Consolas"/>
+          <w:b w:val="0"/>
+          <w:bCs w:val="0"/>
+          <w:color w:val="BBBEBF"/>
+          <w:kern w:val="0"/>
+          <w:sz w:val="21"/>
+          <w:szCs w:val="21"/>
+          <w:shd w:val="clear" w:fill="121314"/>
+          <w:lang w:val="en-US" w:eastAsia="zh-CN" w:bidi="ar"/>
+        </w:rPr>
+        <w:t xml:space="preserve"> </w:t>
+      </w:r>
+      <w:r>
+        <w:rPr>
+          <w:rFonts w:hint="default" w:ascii="Consolas" w:hAnsi="Consolas" w:eastAsia="Consolas" w:cs="Consolas"/>
+          <w:b w:val="0"/>
+          <w:bCs w:val="0"/>
+          <w:color w:val="4EC9B0"/>
+          <w:kern w:val="0"/>
+          <w:sz w:val="21"/>
+          <w:szCs w:val="21"/>
+          <w:shd w:val="clear" w:fill="121314"/>
+          <w:lang w:val="en-US" w:eastAsia="zh-CN" w:bidi="ar"/>
+        </w:rPr>
+        <w:t>f64</w:t>
+      </w:r>
+      <w:r>
+        <w:rPr>
+          <w:rFonts w:hint="default" w:ascii="Consolas" w:hAnsi="Consolas" w:eastAsia="Consolas" w:cs="Consolas"/>
+          <w:b w:val="0"/>
+          <w:bCs w:val="0"/>
+          <w:color w:val="BBBEBF"/>
+          <w:kern w:val="0"/>
+          <w:sz w:val="21"/>
+          <w:szCs w:val="21"/>
+          <w:shd w:val="clear" w:fill="121314"/>
+          <w:lang w:val="en-US" w:eastAsia="zh-CN" w:bidi="ar"/>
+        </w:rPr>
+        <w:t>,</w:t>
+      </w:r>
+    </w:p>
+    <w:p>
+      <w:pPr>
+        <w:keepNext w:val="0"/>
+        <w:keepLines w:val="0"/>
+        <w:widowControl/>
+        <w:suppressLineNumbers w:val="0"/>
+        <w:shd w:val="clear" w:fill="121314"/>
+        <w:spacing w:line="228" w:lineRule="atLeast"/>
+        <w:jc w:val="left"/>
+        <w:rPr>
+          <w:rFonts w:hint="default" w:ascii="Consolas" w:hAnsi="Consolas" w:eastAsia="Consolas" w:cs="Consolas"/>
+          <w:b w:val="0"/>
+          <w:bCs w:val="0"/>
+          <w:color w:val="BBBEBF"/>
+          <w:sz w:val="21"/>
+          <w:szCs w:val="21"/>
+        </w:rPr>
+      </w:pPr>
+      <w:r>
+        <w:rPr>
+          <w:rFonts w:hint="default" w:ascii="Consolas" w:hAnsi="Consolas" w:eastAsia="Consolas" w:cs="Consolas"/>
+          <w:b w:val="0"/>
+          <w:bCs w:val="0"/>
+          <w:color w:val="BBBEBF"/>
+          <w:kern w:val="0"/>
+          <w:sz w:val="21"/>
+          <w:szCs w:val="21"/>
+          <w:shd w:val="clear" w:fill="121314"/>
+          <w:lang w:val="en-US" w:eastAsia="zh-CN" w:bidi="ar"/>
+        </w:rPr>
+        <w:t xml:space="preserve">    </w:t>
+      </w:r>
+      <w:r>
+        <w:rPr>
+          <w:rFonts w:hint="default" w:ascii="Consolas" w:hAnsi="Consolas" w:eastAsia="Consolas" w:cs="Consolas"/>
+          <w:b w:val="0"/>
+          <w:bCs w:val="0"/>
+          <w:color w:val="C9D1D9"/>
+          <w:kern w:val="0"/>
+          <w:sz w:val="21"/>
+          <w:szCs w:val="21"/>
+          <w:shd w:val="clear" w:fill="121314"/>
+          <w:lang w:val="en-US" w:eastAsia="zh-CN" w:bidi="ar"/>
+        </w:rPr>
+        <w:t>method</w:t>
+      </w:r>
+      <w:r>
+        <w:rPr>
+          <w:rFonts w:hint="default" w:ascii="Consolas" w:hAnsi="Consolas" w:eastAsia="Consolas" w:cs="Consolas"/>
+          <w:b w:val="0"/>
+          <w:bCs w:val="0"/>
+          <w:color w:val="D4D4D4"/>
+          <w:kern w:val="0"/>
+          <w:sz w:val="21"/>
+          <w:szCs w:val="21"/>
+          <w:shd w:val="clear" w:fill="121314"/>
+          <w:lang w:val="en-US" w:eastAsia="zh-CN" w:bidi="ar"/>
+        </w:rPr>
+        <w:t>:</w:t>
+      </w:r>
+      <w:r>
+        <w:rPr>
+          <w:rFonts w:hint="default" w:ascii="Consolas" w:hAnsi="Consolas" w:eastAsia="Consolas" w:cs="Consolas"/>
+          <w:b w:val="0"/>
+          <w:bCs w:val="0"/>
+          <w:color w:val="BBBEBF"/>
+          <w:kern w:val="0"/>
+          <w:sz w:val="21"/>
+          <w:szCs w:val="21"/>
+          <w:shd w:val="clear" w:fill="121314"/>
+          <w:lang w:val="en-US" w:eastAsia="zh-CN" w:bidi="ar"/>
+        </w:rPr>
+        <w:t xml:space="preserve"> </w:t>
+      </w:r>
+      <w:r>
+        <w:rPr>
+          <w:rFonts w:hint="default" w:ascii="Consolas" w:hAnsi="Consolas" w:eastAsia="Consolas" w:cs="Consolas"/>
+          <w:b w:val="0"/>
+          <w:bCs w:val="0"/>
+          <w:color w:val="4EC9B0"/>
+          <w:kern w:val="0"/>
+          <w:sz w:val="21"/>
+          <w:szCs w:val="21"/>
+          <w:shd w:val="clear" w:fill="121314"/>
+          <w:lang w:val="en-US" w:eastAsia="zh-CN" w:bidi="ar"/>
+        </w:rPr>
+        <w:t>String</w:t>
+      </w:r>
+      <w:r>
+        <w:rPr>
+          <w:rFonts w:hint="default" w:ascii="Consolas" w:hAnsi="Consolas" w:eastAsia="Consolas" w:cs="Consolas"/>
+          <w:b w:val="0"/>
+          <w:bCs w:val="0"/>
+          <w:color w:val="BBBEBF"/>
+          <w:kern w:val="0"/>
+          <w:sz w:val="21"/>
+          <w:szCs w:val="21"/>
+          <w:shd w:val="clear" w:fill="121314"/>
+          <w:lang w:val="en-US" w:eastAsia="zh-CN" w:bidi="ar"/>
+        </w:rPr>
+        <w:t>,</w:t>
+      </w:r>
+    </w:p>
+    <w:p>
+      <w:pPr>
+        <w:keepNext w:val="0"/>
+        <w:keepLines w:val="0"/>
+        <w:widowControl/>
+        <w:suppressLineNumbers w:val="0"/>
+        <w:shd w:val="clear" w:fill="121314"/>
+        <w:spacing w:line="228" w:lineRule="atLeast"/>
+        <w:jc w:val="left"/>
+        <w:rPr>
+          <w:rFonts w:hint="default" w:ascii="Consolas" w:hAnsi="Consolas" w:eastAsia="Consolas" w:cs="Consolas"/>
+          <w:b w:val="0"/>
+          <w:bCs w:val="0"/>
+          <w:color w:val="BBBEBF"/>
+          <w:sz w:val="21"/>
+          <w:szCs w:val="21"/>
+        </w:rPr>
+      </w:pPr>
+      <w:r>
+        <w:rPr>
+          <w:rFonts w:hint="default" w:ascii="Consolas" w:hAnsi="Consolas" w:eastAsia="Consolas" w:cs="Consolas"/>
+          <w:b w:val="0"/>
+          <w:bCs w:val="0"/>
+          <w:color w:val="BBBEBF"/>
+          <w:kern w:val="0"/>
+          <w:sz w:val="21"/>
+          <w:szCs w:val="21"/>
+          <w:shd w:val="clear" w:fill="121314"/>
+          <w:lang w:val="en-US" w:eastAsia="zh-CN" w:bidi="ar"/>
+        </w:rPr>
+        <w:t>}</w:t>
+      </w:r>
+    </w:p>
+    <w:p>
+      <w:pPr>
+        <w:keepNext w:val="0"/>
+        <w:keepLines w:val="0"/>
+        <w:widowControl/>
+        <w:suppressLineNumbers w:val="0"/>
+        <w:shd w:val="clear" w:fill="121314"/>
+        <w:spacing w:line="228" w:lineRule="atLeast"/>
+        <w:jc w:val="left"/>
+        <w:rPr>
+          <w:rFonts w:hint="default" w:ascii="Consolas" w:hAnsi="Consolas" w:eastAsia="Consolas" w:cs="Consolas"/>
+          <w:b w:val="0"/>
+          <w:bCs w:val="0"/>
+          <w:color w:val="BBBEBF"/>
+          <w:sz w:val="21"/>
+          <w:szCs w:val="21"/>
+        </w:rPr>
+      </w:pPr>
+    </w:p>
+    <w:p>
+      <w:pPr>
+        <w:keepNext w:val="0"/>
+        <w:keepLines w:val="0"/>
+        <w:widowControl/>
+        <w:suppressLineNumbers w:val="0"/>
+        <w:shd w:val="clear" w:fill="121314"/>
+        <w:spacing w:line="228" w:lineRule="atLeast"/>
+        <w:jc w:val="left"/>
+        <w:rPr>
+          <w:rFonts w:ascii="Consolas" w:hAnsi="Consolas" w:eastAsia="Consolas" w:cs="Consolas"/>
+          <w:b w:val="0"/>
+          <w:bCs w:val="0"/>
+          <w:color w:val="BBBEBF"/>
+          <w:sz w:val="21"/>
+          <w:szCs w:val="21"/>
+        </w:rPr>
+      </w:pPr>
+      <w:r>
+        <w:rPr>
+          <w:rFonts w:hint="default" w:ascii="Consolas" w:hAnsi="Consolas" w:eastAsia="Consolas" w:cs="Consolas"/>
+          <w:b w:val="0"/>
+          <w:bCs w:val="0"/>
+          <w:color w:val="569CD6"/>
+          <w:kern w:val="0"/>
+          <w:sz w:val="21"/>
+          <w:szCs w:val="21"/>
+          <w:shd w:val="clear" w:fill="121314"/>
+          <w:lang w:val="en-US" w:eastAsia="zh-CN" w:bidi="ar"/>
+        </w:rPr>
+        <w:t>pub</w:t>
+      </w:r>
+      <w:r>
+        <w:rPr>
+          <w:rFonts w:hint="default" w:ascii="Consolas" w:hAnsi="Consolas" w:eastAsia="Consolas" w:cs="Consolas"/>
+          <w:b w:val="0"/>
+          <w:bCs w:val="0"/>
+          <w:color w:val="BBBEBF"/>
+          <w:kern w:val="0"/>
+          <w:sz w:val="21"/>
+          <w:szCs w:val="21"/>
+          <w:shd w:val="clear" w:fill="121314"/>
+          <w:lang w:val="en-US" w:eastAsia="zh-CN" w:bidi="ar"/>
+        </w:rPr>
+        <w:t xml:space="preserve"> </w:t>
+      </w:r>
+      <w:r>
+        <w:rPr>
+          <w:rFonts w:hint="default" w:ascii="Consolas" w:hAnsi="Consolas" w:eastAsia="Consolas" w:cs="Consolas"/>
+          <w:b w:val="0"/>
+          <w:bCs w:val="0"/>
+          <w:color w:val="FF7B72"/>
+          <w:kern w:val="0"/>
+          <w:sz w:val="21"/>
+          <w:szCs w:val="21"/>
+          <w:shd w:val="clear" w:fill="121314"/>
+          <w:lang w:val="en-US" w:eastAsia="zh-CN" w:bidi="ar"/>
+        </w:rPr>
+        <w:t>struct</w:t>
+      </w:r>
+      <w:r>
+        <w:rPr>
+          <w:rFonts w:hint="default" w:ascii="Consolas" w:hAnsi="Consolas" w:eastAsia="Consolas" w:cs="Consolas"/>
+          <w:b w:val="0"/>
+          <w:bCs w:val="0"/>
+          <w:color w:val="BBBEBF"/>
+          <w:kern w:val="0"/>
+          <w:sz w:val="21"/>
+          <w:szCs w:val="21"/>
+          <w:shd w:val="clear" w:fill="121314"/>
+          <w:lang w:val="en-US" w:eastAsia="zh-CN" w:bidi="ar"/>
+        </w:rPr>
+        <w:t xml:space="preserve"> </w:t>
+      </w:r>
+      <w:r>
+        <w:rPr>
+          <w:rFonts w:hint="default" w:ascii="Consolas" w:hAnsi="Consolas" w:eastAsia="Consolas" w:cs="Consolas"/>
+          <w:b w:val="0"/>
+          <w:bCs w:val="0"/>
+          <w:color w:val="4EC9B0"/>
+          <w:kern w:val="0"/>
+          <w:sz w:val="21"/>
+          <w:szCs w:val="21"/>
+          <w:shd w:val="clear" w:fill="121314"/>
+          <w:lang w:val="en-US" w:eastAsia="zh-CN" w:bidi="ar"/>
+        </w:rPr>
+        <w:t>Address</w:t>
+      </w:r>
+      <w:r>
+        <w:rPr>
+          <w:rFonts w:hint="default" w:ascii="Consolas" w:hAnsi="Consolas" w:eastAsia="Consolas" w:cs="Consolas"/>
+          <w:b w:val="0"/>
+          <w:bCs w:val="0"/>
+          <w:color w:val="BBBEBF"/>
+          <w:kern w:val="0"/>
+          <w:sz w:val="21"/>
+          <w:szCs w:val="21"/>
+          <w:shd w:val="clear" w:fill="121314"/>
+          <w:lang w:val="en-US" w:eastAsia="zh-CN" w:bidi="ar"/>
+        </w:rPr>
+        <w:t xml:space="preserve"> {</w:t>
+      </w:r>
+    </w:p>
+    <w:p>
+      <w:pPr>
+        <w:keepNext w:val="0"/>
+        <w:keepLines w:val="0"/>
+        <w:widowControl/>
+        <w:suppressLineNumbers w:val="0"/>
+        <w:shd w:val="clear" w:fill="121314"/>
+        <w:spacing w:line="228" w:lineRule="atLeast"/>
+        <w:jc w:val="left"/>
+        <w:rPr>
+          <w:rFonts w:hint="default" w:ascii="Consolas" w:hAnsi="Consolas" w:eastAsia="Consolas" w:cs="Consolas"/>
+          <w:b w:val="0"/>
+          <w:bCs w:val="0"/>
+          <w:color w:val="BBBEBF"/>
+          <w:sz w:val="21"/>
+          <w:szCs w:val="21"/>
+        </w:rPr>
+      </w:pPr>
+      <w:r>
+        <w:rPr>
+          <w:rFonts w:hint="default" w:ascii="Consolas" w:hAnsi="Consolas" w:eastAsia="Consolas" w:cs="Consolas"/>
+          <w:b w:val="0"/>
+          <w:bCs w:val="0"/>
+          <w:color w:val="BBBEBF"/>
+          <w:kern w:val="0"/>
+          <w:sz w:val="21"/>
+          <w:szCs w:val="21"/>
+          <w:shd w:val="clear" w:fill="121314"/>
+          <w:lang w:val="en-US" w:eastAsia="zh-CN" w:bidi="ar"/>
+        </w:rPr>
+        <w:t xml:space="preserve">    </w:t>
+      </w:r>
+      <w:r>
+        <w:rPr>
+          <w:rFonts w:hint="default" w:ascii="Consolas" w:hAnsi="Consolas" w:eastAsia="Consolas" w:cs="Consolas"/>
+          <w:b w:val="0"/>
+          <w:bCs w:val="0"/>
+          <w:color w:val="C9D1D9"/>
+          <w:kern w:val="0"/>
+          <w:sz w:val="21"/>
+          <w:szCs w:val="21"/>
+          <w:shd w:val="clear" w:fill="121314"/>
+          <w:lang w:val="en-US" w:eastAsia="zh-CN" w:bidi="ar"/>
+        </w:rPr>
+        <w:t>street</w:t>
+      </w:r>
+      <w:r>
+        <w:rPr>
+          <w:rFonts w:hint="default" w:ascii="Consolas" w:hAnsi="Consolas" w:eastAsia="Consolas" w:cs="Consolas"/>
+          <w:b w:val="0"/>
+          <w:bCs w:val="0"/>
+          <w:color w:val="D4D4D4"/>
+          <w:kern w:val="0"/>
+          <w:sz w:val="21"/>
+          <w:szCs w:val="21"/>
+          <w:shd w:val="clear" w:fill="121314"/>
+          <w:lang w:val="en-US" w:eastAsia="zh-CN" w:bidi="ar"/>
+        </w:rPr>
+        <w:t>:</w:t>
+      </w:r>
+      <w:r>
+        <w:rPr>
+          <w:rFonts w:hint="default" w:ascii="Consolas" w:hAnsi="Consolas" w:eastAsia="Consolas" w:cs="Consolas"/>
+          <w:b w:val="0"/>
+          <w:bCs w:val="0"/>
+          <w:color w:val="BBBEBF"/>
+          <w:kern w:val="0"/>
+          <w:sz w:val="21"/>
+          <w:szCs w:val="21"/>
+          <w:shd w:val="clear" w:fill="121314"/>
+          <w:lang w:val="en-US" w:eastAsia="zh-CN" w:bidi="ar"/>
+        </w:rPr>
+        <w:t xml:space="preserve"> </w:t>
+      </w:r>
+      <w:r>
+        <w:rPr>
+          <w:rFonts w:hint="default" w:ascii="Consolas" w:hAnsi="Consolas" w:eastAsia="Consolas" w:cs="Consolas"/>
+          <w:b w:val="0"/>
+          <w:bCs w:val="0"/>
+          <w:color w:val="4EC9B0"/>
+          <w:kern w:val="0"/>
+          <w:sz w:val="21"/>
+          <w:szCs w:val="21"/>
+          <w:shd w:val="clear" w:fill="121314"/>
+          <w:lang w:val="en-US" w:eastAsia="zh-CN" w:bidi="ar"/>
+        </w:rPr>
+        <w:t>String</w:t>
+      </w:r>
+      <w:r>
+        <w:rPr>
+          <w:rFonts w:hint="default" w:ascii="Consolas" w:hAnsi="Consolas" w:eastAsia="Consolas" w:cs="Consolas"/>
+          <w:b w:val="0"/>
+          <w:bCs w:val="0"/>
+          <w:color w:val="BBBEBF"/>
+          <w:kern w:val="0"/>
+          <w:sz w:val="21"/>
+          <w:szCs w:val="21"/>
+          <w:shd w:val="clear" w:fill="121314"/>
+          <w:lang w:val="en-US" w:eastAsia="zh-CN" w:bidi="ar"/>
+        </w:rPr>
+        <w:t>,</w:t>
+      </w:r>
+    </w:p>
+    <w:p>
+      <w:pPr>
+        <w:keepNext w:val="0"/>
+        <w:keepLines w:val="0"/>
+        <w:widowControl/>
+        <w:suppressLineNumbers w:val="0"/>
+        <w:shd w:val="clear" w:fill="121314"/>
+        <w:spacing w:line="228" w:lineRule="atLeast"/>
+        <w:jc w:val="left"/>
+        <w:rPr>
+          <w:rFonts w:hint="default" w:ascii="Consolas" w:hAnsi="Consolas" w:eastAsia="Consolas" w:cs="Consolas"/>
+          <w:b w:val="0"/>
+          <w:bCs w:val="0"/>
+          <w:color w:val="BBBEBF"/>
+          <w:sz w:val="21"/>
+          <w:szCs w:val="21"/>
+        </w:rPr>
+      </w:pPr>
+      <w:r>
+        <w:rPr>
+          <w:rFonts w:hint="default" w:ascii="Consolas" w:hAnsi="Consolas" w:eastAsia="Consolas" w:cs="Consolas"/>
+          <w:b w:val="0"/>
+          <w:bCs w:val="0"/>
+          <w:color w:val="BBBEBF"/>
+          <w:kern w:val="0"/>
+          <w:sz w:val="21"/>
+          <w:szCs w:val="21"/>
+          <w:shd w:val="clear" w:fill="121314"/>
+          <w:lang w:val="en-US" w:eastAsia="zh-CN" w:bidi="ar"/>
+        </w:rPr>
+        <w:t xml:space="preserve">    </w:t>
+      </w:r>
+      <w:r>
+        <w:rPr>
+          <w:rFonts w:hint="default" w:ascii="Consolas" w:hAnsi="Consolas" w:eastAsia="Consolas" w:cs="Consolas"/>
+          <w:b w:val="0"/>
+          <w:bCs w:val="0"/>
+          <w:color w:val="C9D1D9"/>
+          <w:kern w:val="0"/>
+          <w:sz w:val="21"/>
+          <w:szCs w:val="21"/>
+          <w:shd w:val="clear" w:fill="121314"/>
+          <w:lang w:val="en-US" w:eastAsia="zh-CN" w:bidi="ar"/>
+        </w:rPr>
+        <w:t>city</w:t>
+      </w:r>
+      <w:r>
+        <w:rPr>
+          <w:rFonts w:hint="default" w:ascii="Consolas" w:hAnsi="Consolas" w:eastAsia="Consolas" w:cs="Consolas"/>
+          <w:b w:val="0"/>
+          <w:bCs w:val="0"/>
+          <w:color w:val="D4D4D4"/>
+          <w:kern w:val="0"/>
+          <w:sz w:val="21"/>
+          <w:szCs w:val="21"/>
+          <w:shd w:val="clear" w:fill="121314"/>
+          <w:lang w:val="en-US" w:eastAsia="zh-CN" w:bidi="ar"/>
+        </w:rPr>
+        <w:t>:</w:t>
+      </w:r>
+      <w:r>
+        <w:rPr>
+          <w:rFonts w:hint="default" w:ascii="Consolas" w:hAnsi="Consolas" w:eastAsia="Consolas" w:cs="Consolas"/>
+          <w:b w:val="0"/>
+          <w:bCs w:val="0"/>
+          <w:color w:val="BBBEBF"/>
+          <w:kern w:val="0"/>
+          <w:sz w:val="21"/>
+          <w:szCs w:val="21"/>
+          <w:shd w:val="clear" w:fill="121314"/>
+          <w:lang w:val="en-US" w:eastAsia="zh-CN" w:bidi="ar"/>
+        </w:rPr>
+        <w:t xml:space="preserve"> </w:t>
+      </w:r>
+      <w:r>
+        <w:rPr>
+          <w:rFonts w:hint="default" w:ascii="Consolas" w:hAnsi="Consolas" w:eastAsia="Consolas" w:cs="Consolas"/>
+          <w:b w:val="0"/>
+          <w:bCs w:val="0"/>
+          <w:color w:val="4EC9B0"/>
+          <w:kern w:val="0"/>
+          <w:sz w:val="21"/>
+          <w:szCs w:val="21"/>
+          <w:shd w:val="clear" w:fill="121314"/>
+          <w:lang w:val="en-US" w:eastAsia="zh-CN" w:bidi="ar"/>
+        </w:rPr>
+        <w:t>String</w:t>
+      </w:r>
+      <w:r>
+        <w:rPr>
+          <w:rFonts w:hint="default" w:ascii="Consolas" w:hAnsi="Consolas" w:eastAsia="Consolas" w:cs="Consolas"/>
+          <w:b w:val="0"/>
+          <w:bCs w:val="0"/>
+          <w:color w:val="BBBEBF"/>
+          <w:kern w:val="0"/>
+          <w:sz w:val="21"/>
+          <w:szCs w:val="21"/>
+          <w:shd w:val="clear" w:fill="121314"/>
+          <w:lang w:val="en-US" w:eastAsia="zh-CN" w:bidi="ar"/>
+        </w:rPr>
+        <w:t>,</w:t>
+      </w:r>
+    </w:p>
+    <w:p>
+      <w:pPr>
+        <w:keepNext w:val="0"/>
+        <w:keepLines w:val="0"/>
+        <w:widowControl/>
+        <w:suppressLineNumbers w:val="0"/>
+        <w:shd w:val="clear" w:fill="121314"/>
+        <w:spacing w:line="228" w:lineRule="atLeast"/>
+        <w:jc w:val="left"/>
+        <w:rPr>
+          <w:rFonts w:hint="default" w:ascii="Consolas" w:hAnsi="Consolas" w:eastAsia="Consolas" w:cs="Consolas"/>
+          <w:b w:val="0"/>
+          <w:bCs w:val="0"/>
+          <w:color w:val="BBBEBF"/>
+          <w:sz w:val="21"/>
+          <w:szCs w:val="21"/>
+        </w:rPr>
+      </w:pPr>
+      <w:r>
+        <w:rPr>
+          <w:rFonts w:hint="default" w:ascii="Consolas" w:hAnsi="Consolas" w:eastAsia="Consolas" w:cs="Consolas"/>
+          <w:b w:val="0"/>
+          <w:bCs w:val="0"/>
+          <w:color w:val="BBBEBF"/>
+          <w:kern w:val="0"/>
+          <w:sz w:val="21"/>
+          <w:szCs w:val="21"/>
+          <w:shd w:val="clear" w:fill="121314"/>
+          <w:lang w:val="en-US" w:eastAsia="zh-CN" w:bidi="ar"/>
+        </w:rPr>
+        <w:t>}</w:t>
+      </w:r>
+    </w:p>
+    <w:p>
+      <w:pPr>
+        <w:keepNext w:val="0"/>
+        <w:keepLines w:val="0"/>
+        <w:widowControl/>
+        <w:suppressLineNumbers w:val="0"/>
+        <w:shd w:val="clear" w:fill="121314"/>
+        <w:spacing w:line="228" w:lineRule="atLeast"/>
+        <w:jc w:val="left"/>
+        <w:rPr>
+          <w:rFonts w:hint="default" w:ascii="Consolas" w:hAnsi="Consolas" w:eastAsia="Consolas" w:cs="Consolas"/>
+          <w:b w:val="0"/>
+          <w:bCs w:val="0"/>
+          <w:color w:val="BBBEBF"/>
+          <w:sz w:val="21"/>
+          <w:szCs w:val="21"/>
+        </w:rPr>
+      </w:pPr>
+    </w:p>
+    <w:p>
+      <w:pPr>
+        <w:keepNext w:val="0"/>
+        <w:keepLines w:val="0"/>
+        <w:widowControl/>
+        <w:suppressLineNumbers w:val="0"/>
+        <w:shd w:val="clear" w:fill="121314"/>
+        <w:spacing w:line="228" w:lineRule="atLeast"/>
+        <w:jc w:val="left"/>
+        <w:rPr>
+          <w:rFonts w:ascii="Consolas" w:hAnsi="Consolas" w:eastAsia="Consolas" w:cs="Consolas"/>
+          <w:b w:val="0"/>
+          <w:bCs w:val="0"/>
+          <w:color w:val="BBBEBF"/>
+          <w:sz w:val="21"/>
+          <w:szCs w:val="21"/>
+        </w:rPr>
+      </w:pPr>
+      <w:r>
+        <w:rPr>
+          <w:rFonts w:hint="default" w:ascii="Consolas" w:hAnsi="Consolas" w:eastAsia="Consolas" w:cs="Consolas"/>
+          <w:b w:val="0"/>
+          <w:bCs w:val="0"/>
+          <w:color w:val="569CD6"/>
+          <w:kern w:val="0"/>
+          <w:sz w:val="21"/>
+          <w:szCs w:val="21"/>
+          <w:shd w:val="clear" w:fill="121314"/>
+          <w:lang w:val="en-US" w:eastAsia="zh-CN" w:bidi="ar"/>
+        </w:rPr>
+        <w:t>pub</w:t>
+      </w:r>
+      <w:r>
+        <w:rPr>
+          <w:rFonts w:hint="default" w:ascii="Consolas" w:hAnsi="Consolas" w:eastAsia="Consolas" w:cs="Consolas"/>
+          <w:b w:val="0"/>
+          <w:bCs w:val="0"/>
+          <w:color w:val="BBBEBF"/>
+          <w:kern w:val="0"/>
+          <w:sz w:val="21"/>
+          <w:szCs w:val="21"/>
+          <w:shd w:val="clear" w:fill="121314"/>
+          <w:lang w:val="en-US" w:eastAsia="zh-CN" w:bidi="ar"/>
+        </w:rPr>
+        <w:t xml:space="preserve"> </w:t>
+      </w:r>
+      <w:r>
+        <w:rPr>
+          <w:rFonts w:hint="default" w:ascii="Consolas" w:hAnsi="Consolas" w:eastAsia="Consolas" w:cs="Consolas"/>
+          <w:b w:val="0"/>
+          <w:bCs w:val="0"/>
+          <w:color w:val="FF7B72"/>
+          <w:kern w:val="0"/>
+          <w:sz w:val="21"/>
+          <w:szCs w:val="21"/>
+          <w:shd w:val="clear" w:fill="121314"/>
+          <w:lang w:val="en-US" w:eastAsia="zh-CN" w:bidi="ar"/>
+        </w:rPr>
+        <w:t>struct</w:t>
+      </w:r>
+      <w:r>
+        <w:rPr>
+          <w:rFonts w:hint="default" w:ascii="Consolas" w:hAnsi="Consolas" w:eastAsia="Consolas" w:cs="Consolas"/>
+          <w:b w:val="0"/>
+          <w:bCs w:val="0"/>
+          <w:color w:val="BBBEBF"/>
+          <w:kern w:val="0"/>
+          <w:sz w:val="21"/>
+          <w:szCs w:val="21"/>
+          <w:shd w:val="clear" w:fill="121314"/>
+          <w:lang w:val="en-US" w:eastAsia="zh-CN" w:bidi="ar"/>
+        </w:rPr>
+        <w:t xml:space="preserve"> </w:t>
+      </w:r>
+      <w:r>
+        <w:rPr>
+          <w:rFonts w:hint="default" w:ascii="Consolas" w:hAnsi="Consolas" w:eastAsia="Consolas" w:cs="Consolas"/>
+          <w:b w:val="0"/>
+          <w:bCs w:val="0"/>
+          <w:color w:val="4EC9B0"/>
+          <w:kern w:val="0"/>
+          <w:sz w:val="21"/>
+          <w:szCs w:val="21"/>
+          <w:shd w:val="clear" w:fill="121314"/>
+          <w:lang w:val="en-US" w:eastAsia="zh-CN" w:bidi="ar"/>
+        </w:rPr>
+        <w:t>Warehouse</w:t>
+      </w:r>
+      <w:r>
+        <w:rPr>
+          <w:rFonts w:hint="default" w:ascii="Consolas" w:hAnsi="Consolas" w:eastAsia="Consolas" w:cs="Consolas"/>
+          <w:b w:val="0"/>
+          <w:bCs w:val="0"/>
+          <w:color w:val="BBBEBF"/>
+          <w:kern w:val="0"/>
+          <w:sz w:val="21"/>
+          <w:szCs w:val="21"/>
+          <w:shd w:val="clear" w:fill="121314"/>
+          <w:lang w:val="en-US" w:eastAsia="zh-CN" w:bidi="ar"/>
+        </w:rPr>
+        <w:t xml:space="preserve"> {</w:t>
+      </w:r>
+    </w:p>
+    <w:p>
+      <w:pPr>
+        <w:keepNext w:val="0"/>
+        <w:keepLines w:val="0"/>
+        <w:widowControl/>
+        <w:suppressLineNumbers w:val="0"/>
+        <w:shd w:val="clear" w:fill="121314"/>
+        <w:spacing w:line="228" w:lineRule="atLeast"/>
+        <w:jc w:val="left"/>
+        <w:rPr>
+          <w:rFonts w:hint="default" w:ascii="Consolas" w:hAnsi="Consolas" w:eastAsia="Consolas" w:cs="Consolas"/>
+          <w:b w:val="0"/>
+          <w:bCs w:val="0"/>
+          <w:color w:val="BBBEBF"/>
+          <w:sz w:val="21"/>
+          <w:szCs w:val="21"/>
+        </w:rPr>
+      </w:pPr>
+      <w:r>
+        <w:rPr>
+          <w:rFonts w:hint="default" w:ascii="Consolas" w:hAnsi="Consolas" w:eastAsia="Consolas" w:cs="Consolas"/>
+          <w:b w:val="0"/>
+          <w:bCs w:val="0"/>
+          <w:color w:val="BBBEBF"/>
+          <w:kern w:val="0"/>
+          <w:sz w:val="21"/>
+          <w:szCs w:val="21"/>
+          <w:shd w:val="clear" w:fill="121314"/>
+          <w:lang w:val="en-US" w:eastAsia="zh-CN" w:bidi="ar"/>
+        </w:rPr>
+        <w:t xml:space="preserve">    </w:t>
+      </w:r>
+      <w:r>
+        <w:rPr>
+          <w:rFonts w:hint="default" w:ascii="Consolas" w:hAnsi="Consolas" w:eastAsia="Consolas" w:cs="Consolas"/>
+          <w:b w:val="0"/>
+          <w:bCs w:val="0"/>
+          <w:color w:val="C9D1D9"/>
+          <w:kern w:val="0"/>
+          <w:sz w:val="21"/>
+          <w:szCs w:val="21"/>
+          <w:shd w:val="clear" w:fill="121314"/>
+          <w:lang w:val="en-US" w:eastAsia="zh-CN" w:bidi="ar"/>
+        </w:rPr>
+        <w:t>name</w:t>
+      </w:r>
+      <w:r>
+        <w:rPr>
+          <w:rFonts w:hint="default" w:ascii="Consolas" w:hAnsi="Consolas" w:eastAsia="Consolas" w:cs="Consolas"/>
+          <w:b w:val="0"/>
+          <w:bCs w:val="0"/>
+          <w:color w:val="D4D4D4"/>
+          <w:kern w:val="0"/>
+          <w:sz w:val="21"/>
+          <w:szCs w:val="21"/>
+          <w:shd w:val="clear" w:fill="121314"/>
+          <w:lang w:val="en-US" w:eastAsia="zh-CN" w:bidi="ar"/>
+        </w:rPr>
+        <w:t>:</w:t>
+      </w:r>
+      <w:r>
+        <w:rPr>
+          <w:rFonts w:hint="default" w:ascii="Consolas" w:hAnsi="Consolas" w:eastAsia="Consolas" w:cs="Consolas"/>
+          <w:b w:val="0"/>
+          <w:bCs w:val="0"/>
+          <w:color w:val="BBBEBF"/>
+          <w:kern w:val="0"/>
+          <w:sz w:val="21"/>
+          <w:szCs w:val="21"/>
+          <w:shd w:val="clear" w:fill="121314"/>
+          <w:lang w:val="en-US" w:eastAsia="zh-CN" w:bidi="ar"/>
+        </w:rPr>
+        <w:t xml:space="preserve"> </w:t>
+      </w:r>
+      <w:r>
+        <w:rPr>
+          <w:rFonts w:hint="default" w:ascii="Consolas" w:hAnsi="Consolas" w:eastAsia="Consolas" w:cs="Consolas"/>
+          <w:b w:val="0"/>
+          <w:bCs w:val="0"/>
+          <w:color w:val="4EC9B0"/>
+          <w:kern w:val="0"/>
+          <w:sz w:val="21"/>
+          <w:szCs w:val="21"/>
+          <w:shd w:val="clear" w:fill="121314"/>
+          <w:lang w:val="en-US" w:eastAsia="zh-CN" w:bidi="ar"/>
+        </w:rPr>
+        <w:t>String</w:t>
+      </w:r>
+      <w:r>
+        <w:rPr>
+          <w:rFonts w:hint="default" w:ascii="Consolas" w:hAnsi="Consolas" w:eastAsia="Consolas" w:cs="Consolas"/>
+          <w:b w:val="0"/>
+          <w:bCs w:val="0"/>
+          <w:color w:val="BBBEBF"/>
+          <w:kern w:val="0"/>
+          <w:sz w:val="21"/>
+          <w:szCs w:val="21"/>
+          <w:shd w:val="clear" w:fill="121314"/>
+          <w:lang w:val="en-US" w:eastAsia="zh-CN" w:bidi="ar"/>
+        </w:rPr>
+        <w:t>,</w:t>
+      </w:r>
+    </w:p>
+    <w:p>
+      <w:pPr>
+        <w:keepNext w:val="0"/>
+        <w:keepLines w:val="0"/>
+        <w:widowControl/>
+        <w:suppressLineNumbers w:val="0"/>
+        <w:shd w:val="clear" w:fill="121314"/>
+        <w:spacing w:line="228" w:lineRule="atLeast"/>
+        <w:jc w:val="left"/>
+        <w:rPr>
+          <w:rFonts w:hint="default" w:ascii="Consolas" w:hAnsi="Consolas" w:eastAsia="Consolas" w:cs="Consolas"/>
+          <w:b w:val="0"/>
+          <w:bCs w:val="0"/>
+          <w:color w:val="BBBEBF"/>
+          <w:sz w:val="21"/>
+          <w:szCs w:val="21"/>
+        </w:rPr>
+      </w:pPr>
+      <w:r>
+        <w:rPr>
+          <w:rFonts w:hint="default" w:ascii="Consolas" w:hAnsi="Consolas" w:eastAsia="Consolas" w:cs="Consolas"/>
+          <w:b w:val="0"/>
+          <w:bCs w:val="0"/>
+          <w:color w:val="BBBEBF"/>
+          <w:kern w:val="0"/>
+          <w:sz w:val="21"/>
+          <w:szCs w:val="21"/>
+          <w:shd w:val="clear" w:fill="121314"/>
+          <w:lang w:val="en-US" w:eastAsia="zh-CN" w:bidi="ar"/>
+        </w:rPr>
+        <w:t xml:space="preserve">    </w:t>
+      </w:r>
+      <w:r>
+        <w:rPr>
+          <w:rFonts w:hint="default" w:ascii="Consolas" w:hAnsi="Consolas" w:eastAsia="Consolas" w:cs="Consolas"/>
+          <w:b w:val="0"/>
+          <w:bCs w:val="0"/>
+          <w:color w:val="C9D1D9"/>
+          <w:kern w:val="0"/>
+          <w:sz w:val="21"/>
+          <w:szCs w:val="21"/>
+          <w:shd w:val="clear" w:fill="121314"/>
+          <w:lang w:val="en-US" w:eastAsia="zh-CN" w:bidi="ar"/>
+        </w:rPr>
+        <w:t>product</w:t>
+      </w:r>
+      <w:r>
+        <w:rPr>
+          <w:rFonts w:hint="default" w:ascii="Consolas" w:hAnsi="Consolas" w:eastAsia="Consolas" w:cs="Consolas"/>
+          <w:b w:val="0"/>
+          <w:bCs w:val="0"/>
+          <w:color w:val="D4D4D4"/>
+          <w:kern w:val="0"/>
+          <w:sz w:val="21"/>
+          <w:szCs w:val="21"/>
+          <w:shd w:val="clear" w:fill="121314"/>
+          <w:lang w:val="en-US" w:eastAsia="zh-CN" w:bidi="ar"/>
+        </w:rPr>
+        <w:t>:</w:t>
+      </w:r>
+      <w:r>
+        <w:rPr>
+          <w:rFonts w:hint="default" w:ascii="Consolas" w:hAnsi="Consolas" w:eastAsia="Consolas" w:cs="Consolas"/>
+          <w:b w:val="0"/>
+          <w:bCs w:val="0"/>
+          <w:color w:val="BBBEBF"/>
+          <w:kern w:val="0"/>
+          <w:sz w:val="21"/>
+          <w:szCs w:val="21"/>
+          <w:shd w:val="clear" w:fill="121314"/>
+          <w:lang w:val="en-US" w:eastAsia="zh-CN" w:bidi="ar"/>
+        </w:rPr>
+        <w:t xml:space="preserve"> </w:t>
+      </w:r>
+      <w:r>
+        <w:rPr>
+          <w:rFonts w:hint="default" w:ascii="Consolas" w:hAnsi="Consolas" w:eastAsia="Consolas" w:cs="Consolas"/>
+          <w:b w:val="0"/>
+          <w:bCs w:val="0"/>
+          <w:color w:val="4EC9B0"/>
+          <w:kern w:val="0"/>
+          <w:sz w:val="21"/>
+          <w:szCs w:val="21"/>
+          <w:shd w:val="clear" w:fill="121314"/>
+          <w:lang w:val="en-US" w:eastAsia="zh-CN" w:bidi="ar"/>
+        </w:rPr>
+        <w:t>Product</w:t>
+      </w:r>
+      <w:r>
+        <w:rPr>
+          <w:rFonts w:hint="default" w:ascii="Consolas" w:hAnsi="Consolas" w:eastAsia="Consolas" w:cs="Consolas"/>
+          <w:b w:val="0"/>
+          <w:bCs w:val="0"/>
+          <w:color w:val="BBBEBF"/>
+          <w:kern w:val="0"/>
+          <w:sz w:val="21"/>
+          <w:szCs w:val="21"/>
+          <w:shd w:val="clear" w:fill="121314"/>
+          <w:lang w:val="en-US" w:eastAsia="zh-CN" w:bidi="ar"/>
+        </w:rPr>
+        <w:t>,</w:t>
+      </w:r>
+    </w:p>
+    <w:p>
+      <w:pPr>
+        <w:keepNext w:val="0"/>
+        <w:keepLines w:val="0"/>
+        <w:widowControl/>
+        <w:suppressLineNumbers w:val="0"/>
+        <w:shd w:val="clear" w:fill="121314"/>
+        <w:spacing w:line="228" w:lineRule="atLeast"/>
+        <w:jc w:val="left"/>
+        <w:rPr>
+          <w:rFonts w:hint="default" w:ascii="Consolas" w:hAnsi="Consolas" w:eastAsia="Consolas" w:cs="Consolas"/>
+          <w:b w:val="0"/>
+          <w:bCs w:val="0"/>
+          <w:color w:val="BBBEBF"/>
+          <w:sz w:val="21"/>
+          <w:szCs w:val="21"/>
+        </w:rPr>
+      </w:pPr>
+      <w:r>
+        <w:rPr>
+          <w:rFonts w:hint="default" w:ascii="Consolas" w:hAnsi="Consolas" w:eastAsia="Consolas" w:cs="Consolas"/>
+          <w:b w:val="0"/>
+          <w:bCs w:val="0"/>
+          <w:color w:val="BBBEBF"/>
+          <w:kern w:val="0"/>
+          <w:sz w:val="21"/>
+          <w:szCs w:val="21"/>
+          <w:shd w:val="clear" w:fill="121314"/>
+          <w:lang w:val="en-US" w:eastAsia="zh-CN" w:bidi="ar"/>
+        </w:rPr>
+        <w:t>}</w:t>
+      </w:r>
+    </w:p>
+    <w:p>
+      <w:pPr>
+        <w:keepNext w:val="0"/>
+        <w:keepLines w:val="0"/>
+        <w:widowControl/>
+        <w:suppressLineNumbers w:val="0"/>
+        <w:shd w:val="clear" w:fill="121314"/>
+        <w:spacing w:line="228" w:lineRule="atLeast"/>
+        <w:jc w:val="left"/>
+        <w:rPr>
+          <w:rFonts w:hint="default" w:ascii="Consolas" w:hAnsi="Consolas" w:eastAsia="Consolas" w:cs="Consolas"/>
+          <w:b w:val="0"/>
+          <w:bCs w:val="0"/>
+          <w:color w:val="BBBEBF"/>
+          <w:sz w:val="21"/>
+          <w:szCs w:val="21"/>
+        </w:rPr>
+      </w:pPr>
+    </w:p>
+    <w:p>
+      <w:pPr>
+        <w:keepNext w:val="0"/>
+        <w:keepLines w:val="0"/>
+        <w:widowControl/>
+        <w:suppressLineNumbers w:val="0"/>
+        <w:shd w:val="clear" w:fill="121314"/>
+        <w:spacing w:line="228" w:lineRule="atLeast"/>
+        <w:jc w:val="left"/>
+        <w:rPr>
+          <w:rFonts w:ascii="Consolas" w:hAnsi="Consolas" w:eastAsia="Consolas" w:cs="Consolas"/>
+          <w:b w:val="0"/>
+          <w:bCs w:val="0"/>
+          <w:color w:val="BBBEBF"/>
+          <w:sz w:val="21"/>
+          <w:szCs w:val="21"/>
+        </w:rPr>
+      </w:pPr>
+      <w:r>
+        <w:rPr>
+          <w:rFonts w:hint="default" w:ascii="Consolas" w:hAnsi="Consolas" w:eastAsia="Consolas" w:cs="Consolas"/>
+          <w:b w:val="0"/>
+          <w:bCs w:val="0"/>
+          <w:color w:val="569CD6"/>
+          <w:kern w:val="0"/>
+          <w:sz w:val="21"/>
+          <w:szCs w:val="21"/>
+          <w:shd w:val="clear" w:fill="121314"/>
+          <w:lang w:val="en-US" w:eastAsia="zh-CN" w:bidi="ar"/>
+        </w:rPr>
+        <w:t>pub</w:t>
+      </w:r>
+      <w:r>
+        <w:rPr>
+          <w:rFonts w:hint="default" w:ascii="Consolas" w:hAnsi="Consolas" w:eastAsia="Consolas" w:cs="Consolas"/>
+          <w:b w:val="0"/>
+          <w:bCs w:val="0"/>
+          <w:color w:val="BBBEBF"/>
+          <w:kern w:val="0"/>
+          <w:sz w:val="21"/>
+          <w:szCs w:val="21"/>
+          <w:shd w:val="clear" w:fill="121314"/>
+          <w:lang w:val="en-US" w:eastAsia="zh-CN" w:bidi="ar"/>
+        </w:rPr>
+        <w:t xml:space="preserve"> </w:t>
+      </w:r>
+      <w:r>
+        <w:rPr>
+          <w:rFonts w:hint="default" w:ascii="Consolas" w:hAnsi="Consolas" w:eastAsia="Consolas" w:cs="Consolas"/>
+          <w:b w:val="0"/>
+          <w:bCs w:val="0"/>
+          <w:color w:val="FF7B72"/>
+          <w:kern w:val="0"/>
+          <w:sz w:val="21"/>
+          <w:szCs w:val="21"/>
+          <w:shd w:val="clear" w:fill="121314"/>
+          <w:lang w:val="en-US" w:eastAsia="zh-CN" w:bidi="ar"/>
+        </w:rPr>
+        <w:t>struct</w:t>
+      </w:r>
+      <w:r>
+        <w:rPr>
+          <w:rFonts w:hint="default" w:ascii="Consolas" w:hAnsi="Consolas" w:eastAsia="Consolas" w:cs="Consolas"/>
+          <w:b w:val="0"/>
+          <w:bCs w:val="0"/>
+          <w:color w:val="BBBEBF"/>
+          <w:kern w:val="0"/>
+          <w:sz w:val="21"/>
+          <w:szCs w:val="21"/>
+          <w:shd w:val="clear" w:fill="121314"/>
+          <w:lang w:val="en-US" w:eastAsia="zh-CN" w:bidi="ar"/>
+        </w:rPr>
+        <w:t xml:space="preserve"> </w:t>
+      </w:r>
+      <w:r>
+        <w:rPr>
+          <w:rFonts w:hint="default" w:ascii="Consolas" w:hAnsi="Consolas" w:eastAsia="Consolas" w:cs="Consolas"/>
+          <w:b w:val="0"/>
+          <w:bCs w:val="0"/>
+          <w:color w:val="4EC9B0"/>
+          <w:kern w:val="0"/>
+          <w:sz w:val="21"/>
+          <w:szCs w:val="21"/>
+          <w:shd w:val="clear" w:fill="121314"/>
+          <w:lang w:val="en-US" w:eastAsia="zh-CN" w:bidi="ar"/>
+        </w:rPr>
+        <w:t>Supplier</w:t>
+      </w:r>
+      <w:r>
+        <w:rPr>
+          <w:rFonts w:hint="default" w:ascii="Consolas" w:hAnsi="Consolas" w:eastAsia="Consolas" w:cs="Consolas"/>
+          <w:b w:val="0"/>
+          <w:bCs w:val="0"/>
+          <w:color w:val="BBBEBF"/>
+          <w:kern w:val="0"/>
+          <w:sz w:val="21"/>
+          <w:szCs w:val="21"/>
+          <w:shd w:val="clear" w:fill="121314"/>
+          <w:lang w:val="en-US" w:eastAsia="zh-CN" w:bidi="ar"/>
+        </w:rPr>
+        <w:t xml:space="preserve"> {</w:t>
+      </w:r>
+    </w:p>
+    <w:p>
+      <w:pPr>
+        <w:keepNext w:val="0"/>
+        <w:keepLines w:val="0"/>
+        <w:widowControl/>
+        <w:suppressLineNumbers w:val="0"/>
+        <w:shd w:val="clear" w:fill="121314"/>
+        <w:spacing w:line="228" w:lineRule="atLeast"/>
+        <w:jc w:val="left"/>
+        <w:rPr>
+          <w:rFonts w:hint="default" w:ascii="Consolas" w:hAnsi="Consolas" w:eastAsia="Consolas" w:cs="Consolas"/>
+          <w:b w:val="0"/>
+          <w:bCs w:val="0"/>
+          <w:color w:val="BBBEBF"/>
+          <w:sz w:val="21"/>
+          <w:szCs w:val="21"/>
+        </w:rPr>
+      </w:pPr>
+      <w:r>
+        <w:rPr>
+          <w:rFonts w:hint="default" w:ascii="Consolas" w:hAnsi="Consolas" w:eastAsia="Consolas" w:cs="Consolas"/>
+          <w:b w:val="0"/>
+          <w:bCs w:val="0"/>
+          <w:color w:val="BBBEBF"/>
+          <w:kern w:val="0"/>
+          <w:sz w:val="21"/>
+          <w:szCs w:val="21"/>
+          <w:shd w:val="clear" w:fill="121314"/>
+          <w:lang w:val="en-US" w:eastAsia="zh-CN" w:bidi="ar"/>
+        </w:rPr>
+        <w:t xml:space="preserve">    </w:t>
+      </w:r>
+      <w:r>
+        <w:rPr>
+          <w:rFonts w:hint="default" w:ascii="Consolas" w:hAnsi="Consolas" w:eastAsia="Consolas" w:cs="Consolas"/>
+          <w:b w:val="0"/>
+          <w:bCs w:val="0"/>
+          <w:color w:val="C9D1D9"/>
+          <w:kern w:val="0"/>
+          <w:sz w:val="21"/>
+          <w:szCs w:val="21"/>
+          <w:shd w:val="clear" w:fill="121314"/>
+          <w:lang w:val="en-US" w:eastAsia="zh-CN" w:bidi="ar"/>
+        </w:rPr>
+        <w:t>name</w:t>
+      </w:r>
+      <w:r>
+        <w:rPr>
+          <w:rFonts w:hint="default" w:ascii="Consolas" w:hAnsi="Consolas" w:eastAsia="Consolas" w:cs="Consolas"/>
+          <w:b w:val="0"/>
+          <w:bCs w:val="0"/>
+          <w:color w:val="D4D4D4"/>
+          <w:kern w:val="0"/>
+          <w:sz w:val="21"/>
+          <w:szCs w:val="21"/>
+          <w:shd w:val="clear" w:fill="121314"/>
+          <w:lang w:val="en-US" w:eastAsia="zh-CN" w:bidi="ar"/>
+        </w:rPr>
+        <w:t>:</w:t>
+      </w:r>
+      <w:r>
+        <w:rPr>
+          <w:rFonts w:hint="default" w:ascii="Consolas" w:hAnsi="Consolas" w:eastAsia="Consolas" w:cs="Consolas"/>
+          <w:b w:val="0"/>
+          <w:bCs w:val="0"/>
+          <w:color w:val="BBBEBF"/>
+          <w:kern w:val="0"/>
+          <w:sz w:val="21"/>
+          <w:szCs w:val="21"/>
+          <w:shd w:val="clear" w:fill="121314"/>
+          <w:lang w:val="en-US" w:eastAsia="zh-CN" w:bidi="ar"/>
+        </w:rPr>
+        <w:t xml:space="preserve"> </w:t>
+      </w:r>
+      <w:r>
+        <w:rPr>
+          <w:rFonts w:hint="default" w:ascii="Consolas" w:hAnsi="Consolas" w:eastAsia="Consolas" w:cs="Consolas"/>
+          <w:b w:val="0"/>
+          <w:bCs w:val="0"/>
+          <w:color w:val="4EC9B0"/>
+          <w:kern w:val="0"/>
+          <w:sz w:val="21"/>
+          <w:szCs w:val="21"/>
+          <w:shd w:val="clear" w:fill="121314"/>
+          <w:lang w:val="en-US" w:eastAsia="zh-CN" w:bidi="ar"/>
+        </w:rPr>
+        <w:t>String</w:t>
+      </w:r>
+      <w:r>
+        <w:rPr>
+          <w:rFonts w:hint="default" w:ascii="Consolas" w:hAnsi="Consolas" w:eastAsia="Consolas" w:cs="Consolas"/>
+          <w:b w:val="0"/>
+          <w:bCs w:val="0"/>
+          <w:color w:val="BBBEBF"/>
+          <w:kern w:val="0"/>
+          <w:sz w:val="21"/>
+          <w:szCs w:val="21"/>
+          <w:shd w:val="clear" w:fill="121314"/>
+          <w:lang w:val="en-US" w:eastAsia="zh-CN" w:bidi="ar"/>
+        </w:rPr>
+        <w:t>,</w:t>
+      </w:r>
+    </w:p>
+    <w:p>
+      <w:pPr>
+        <w:keepNext w:val="0"/>
+        <w:keepLines w:val="0"/>
+        <w:widowControl/>
+        <w:suppressLineNumbers w:val="0"/>
+        <w:shd w:val="clear" w:fill="121314"/>
+        <w:spacing w:line="228" w:lineRule="atLeast"/>
+        <w:jc w:val="left"/>
+        <w:rPr>
+          <w:rFonts w:hint="default" w:ascii="Consolas" w:hAnsi="Consolas" w:eastAsia="Consolas" w:cs="Consolas"/>
+          <w:b w:val="0"/>
+          <w:bCs w:val="0"/>
+          <w:color w:val="BBBEBF"/>
+          <w:sz w:val="21"/>
+          <w:szCs w:val="21"/>
+        </w:rPr>
+      </w:pPr>
+      <w:r>
+        <w:rPr>
+          <w:rFonts w:hint="default" w:ascii="Consolas" w:hAnsi="Consolas" w:eastAsia="Consolas" w:cs="Consolas"/>
+          <w:b w:val="0"/>
+          <w:bCs w:val="0"/>
+          <w:color w:val="BBBEBF"/>
+          <w:kern w:val="0"/>
+          <w:sz w:val="21"/>
+          <w:szCs w:val="21"/>
+          <w:shd w:val="clear" w:fill="121314"/>
+          <w:lang w:val="en-US" w:eastAsia="zh-CN" w:bidi="ar"/>
+        </w:rPr>
+        <w:t xml:space="preserve">    </w:t>
+      </w:r>
+      <w:r>
+        <w:rPr>
+          <w:rFonts w:hint="default" w:ascii="Consolas" w:hAnsi="Consolas" w:eastAsia="Consolas" w:cs="Consolas"/>
+          <w:b w:val="0"/>
+          <w:bCs w:val="0"/>
+          <w:color w:val="C9D1D9"/>
+          <w:kern w:val="0"/>
+          <w:sz w:val="21"/>
+          <w:szCs w:val="21"/>
+          <w:shd w:val="clear" w:fill="121314"/>
+          <w:lang w:val="en-US" w:eastAsia="zh-CN" w:bidi="ar"/>
+        </w:rPr>
+        <w:t>phone</w:t>
+      </w:r>
+      <w:r>
+        <w:rPr>
+          <w:rFonts w:hint="default" w:ascii="Consolas" w:hAnsi="Consolas" w:eastAsia="Consolas" w:cs="Consolas"/>
+          <w:b w:val="0"/>
+          <w:bCs w:val="0"/>
+          <w:color w:val="D4D4D4"/>
+          <w:kern w:val="0"/>
+          <w:sz w:val="21"/>
+          <w:szCs w:val="21"/>
+          <w:shd w:val="clear" w:fill="121314"/>
+          <w:lang w:val="en-US" w:eastAsia="zh-CN" w:bidi="ar"/>
+        </w:rPr>
+        <w:t>:</w:t>
+      </w:r>
+      <w:r>
+        <w:rPr>
+          <w:rFonts w:hint="default" w:ascii="Consolas" w:hAnsi="Consolas" w:eastAsia="Consolas" w:cs="Consolas"/>
+          <w:b w:val="0"/>
+          <w:bCs w:val="0"/>
+          <w:color w:val="BBBEBF"/>
+          <w:kern w:val="0"/>
+          <w:sz w:val="21"/>
+          <w:szCs w:val="21"/>
+          <w:shd w:val="clear" w:fill="121314"/>
+          <w:lang w:val="en-US" w:eastAsia="zh-CN" w:bidi="ar"/>
+        </w:rPr>
+        <w:t xml:space="preserve"> </w:t>
+      </w:r>
+      <w:r>
+        <w:rPr>
+          <w:rFonts w:hint="default" w:ascii="Consolas" w:hAnsi="Consolas" w:eastAsia="Consolas" w:cs="Consolas"/>
+          <w:b w:val="0"/>
+          <w:bCs w:val="0"/>
+          <w:color w:val="4EC9B0"/>
+          <w:kern w:val="0"/>
+          <w:sz w:val="21"/>
+          <w:szCs w:val="21"/>
+          <w:shd w:val="clear" w:fill="121314"/>
+          <w:lang w:val="en-US" w:eastAsia="zh-CN" w:bidi="ar"/>
+        </w:rPr>
+        <w:t>String</w:t>
+      </w:r>
+      <w:r>
+        <w:rPr>
+          <w:rFonts w:hint="default" w:ascii="Consolas" w:hAnsi="Consolas" w:eastAsia="Consolas" w:cs="Consolas"/>
+          <w:b w:val="0"/>
+          <w:bCs w:val="0"/>
+          <w:color w:val="BBBEBF"/>
+          <w:kern w:val="0"/>
+          <w:sz w:val="21"/>
+          <w:szCs w:val="21"/>
+          <w:shd w:val="clear" w:fill="121314"/>
+          <w:lang w:val="en-US" w:eastAsia="zh-CN" w:bidi="ar"/>
+        </w:rPr>
+        <w:t>,</w:t>
+      </w:r>
+    </w:p>
+    <w:p>
+      <w:pPr>
+        <w:keepNext w:val="0"/>
+        <w:keepLines w:val="0"/>
+        <w:widowControl/>
+        <w:suppressLineNumbers w:val="0"/>
+        <w:shd w:val="clear" w:fill="121314"/>
+        <w:spacing w:line="228" w:lineRule="atLeast"/>
+        <w:jc w:val="left"/>
+        <w:rPr>
+          <w:rFonts w:hint="default" w:ascii="Consolas" w:hAnsi="Consolas" w:eastAsia="Consolas" w:cs="Consolas"/>
+          <w:b w:val="0"/>
+          <w:bCs w:val="0"/>
+          <w:color w:val="BBBEBF"/>
+          <w:sz w:val="21"/>
+          <w:szCs w:val="21"/>
+        </w:rPr>
+      </w:pPr>
+      <w:r>
+        <w:rPr>
+          <w:rFonts w:hint="default" w:ascii="Consolas" w:hAnsi="Consolas" w:eastAsia="Consolas" w:cs="Consolas"/>
+          <w:b w:val="0"/>
+          <w:bCs w:val="0"/>
+          <w:color w:val="BBBEBF"/>
+          <w:kern w:val="0"/>
+          <w:sz w:val="21"/>
+          <w:szCs w:val="21"/>
+          <w:shd w:val="clear" w:fill="121314"/>
+          <w:lang w:val="en-US" w:eastAsia="zh-CN" w:bidi="ar"/>
+        </w:rPr>
+        <w:t>}</w:t>
+      </w:r>
+    </w:p>
+    <w:p>
+      <w:pPr>
+        <w:keepNext w:val="0"/>
+        <w:keepLines w:val="0"/>
+        <w:widowControl/>
+        <w:suppressLineNumbers w:val="0"/>
+        <w:shd w:val="clear" w:fill="121314"/>
+        <w:spacing w:line="228" w:lineRule="atLeast"/>
+        <w:jc w:val="left"/>
+        <w:rPr>
+          <w:rFonts w:hint="default" w:ascii="Consolas" w:hAnsi="Consolas" w:eastAsia="Consolas" w:cs="Consolas"/>
+          <w:b w:val="0"/>
+          <w:bCs w:val="0"/>
+          <w:color w:val="BBBEBF"/>
+          <w:sz w:val="21"/>
+          <w:szCs w:val="21"/>
+        </w:rPr>
+      </w:pPr>
+    </w:p>
+    <w:p>
+      <w:pPr>
+        <w:ind w:firstLine="480" w:firstLineChars="200"/>
+        <w:jc w:val="both"/>
+        <w:rPr>
+          <w:rFonts w:hint="default" w:ascii="Times New Roman" w:hAnsi="Times New Roman" w:eastAsia="SimSun" w:cs="Times New Roman"/>
+          <w:b w:val="0"/>
+          <w:bCs w:val="0"/>
+          <w:color w:val="000000"/>
+          <w:kern w:val="0"/>
+          <w:sz w:val="24"/>
+          <w:szCs w:val="24"/>
+          <w:lang w:val="sr-Latn-RS" w:eastAsia="zh-CN" w:bidi="ar"/>
+        </w:rPr>
+      </w:pPr>
     </w:p>
     <w:p>
       <w:pPr>
@@ -19518,7 +21942,7 @@
     <w:lsdException w:unhideWhenUsed="0" w:uiPriority="0" w:semiHidden="0" w:name="Body Text Indent 3"/>
     <w:lsdException w:unhideWhenUsed="0" w:uiPriority="0" w:semiHidden="0" w:name="Block Text"/>
     <w:lsdException w:qFormat="1" w:unhideWhenUsed="0" w:uiPriority="0" w:semiHidden="0" w:name="Hyperlink"/>
-    <w:lsdException w:unhideWhenUsed="0" w:uiPriority="0" w:semiHidden="0" w:name="FollowedHyperlink"/>
+    <w:lsdException w:qFormat="1" w:unhideWhenUsed="0" w:uiPriority="0" w:semiHidden="0" w:name="FollowedHyperlink"/>
     <w:lsdException w:qFormat="1" w:unhideWhenUsed="0" w:uiPriority="0" w:semiHidden="0" w:name="Strong"/>
     <w:lsdException w:qFormat="1" w:unhideWhenUsed="0" w:uiPriority="0" w:semiHidden="0" w:name="Emphasis"/>
     <w:lsdException w:unhideWhenUsed="0" w:uiPriority="0" w:semiHidden="0" w:name="Document Map"/>
@@ -19713,6 +22137,7 @@
   <w:style w:type="character" w:styleId="4">
     <w:name w:val="FollowedHyperlink"/>
     <w:basedOn w:val="2"/>
+    <w:qFormat/>
     <w:uiPriority w:val="0"/>
     <w:rPr>
       <w:color w:val="800080"/>

--- a/SeminarskiRadKK.docx
+++ b/SeminarskiRadKK.docx
@@ -1796,8 +1796,6 @@
         </w:rPr>
         <w:t>8</w:t>
       </w:r>
-      <w:bookmarkStart w:id="0" w:name="_GoBack"/>
-      <w:bookmarkEnd w:id="0"/>
     </w:p>
     <w:p>
       <w:pPr>
@@ -2091,7 +2089,17 @@
         <w:t xml:space="preserve"> </w:t>
       </w:r>
       <w:r>
-        <w:t>Prevodioc omogućava da se grafički model softverskog sistema transformiše u odgovarajuću programsku strukturu, čime se ubrzava razvoj aplikacija i smanjuje mogućnost grešaka prilikom ručnog pisanja koda.</w:t>
+        <w:t>Prevodi</w:t>
+      </w:r>
+      <w:r>
+        <w:rPr>
+          <w:rFonts w:hint="default"/>
+          <w:lang w:val="en-GB"/>
+        </w:rPr>
+        <w:t>lac</w:t>
+      </w:r>
+      <w:r>
+        <w:t xml:space="preserve"> omogućava da se grafički model softverskog sistema transformiše u odgovarajuću programsku strukturu, čime se ubrzava razvoj aplikacija i smanjuje mogućnost grešaka prilikom ručnog pisanja koda.</w:t>
       </w:r>
     </w:p>
     <w:p>
@@ -4158,16 +4166,18 @@
           <w:rFonts w:hint="default" w:ascii="Times New Roman" w:hAnsi="Times New Roman" w:cs="Times New Roman"/>
           <w:sz w:val="24"/>
           <w:szCs w:val="24"/>
-        </w:rPr>
-      </w:pPr>
-      <w:r>
-        <w:rPr>
-          <w:rStyle w:val="7"/>
-          <w:rFonts w:hint="default" w:ascii="Times New Roman" w:hAnsi="Times New Roman" w:cs="Times New Roman"/>
-          <w:sz w:val="24"/>
-          <w:szCs w:val="24"/>
-        </w:rPr>
-        <w:t>Person</w:t>
+          <w:lang w:val="en-GB"/>
+        </w:rPr>
+      </w:pPr>
+      <w:r>
+        <w:rPr>
+          <w:rStyle w:val="7"/>
+          <w:rFonts w:hint="default" w:ascii="Times New Roman" w:hAnsi="Times New Roman" w:cs="Times New Roman"/>
+          <w:sz w:val="24"/>
+          <w:szCs w:val="24"/>
+          <w:lang w:val="en-GB"/>
+        </w:rPr>
+        <w:t>Osoba</w:t>
       </w:r>
     </w:p>
     <w:p>
@@ -4303,7 +4313,26 @@
           <w:sz w:val="24"/>
           <w:szCs w:val="24"/>
         </w:rPr>
-        <w:t>struct Person {</w:t>
+        <w:t xml:space="preserve">struct </w:t>
+      </w:r>
+      <w:r>
+        <w:rPr>
+          <w:rStyle w:val="7"/>
+          <w:rFonts w:hint="default" w:ascii="Times New Roman" w:hAnsi="Times New Roman" w:cs="Times New Roman"/>
+          <w:sz w:val="24"/>
+          <w:szCs w:val="24"/>
+          <w:lang w:val="en-GB"/>
+        </w:rPr>
+        <w:t>Osoba</w:t>
+      </w:r>
+      <w:r>
+        <w:rPr>
+          <w:rStyle w:val="7"/>
+          <w:rFonts w:hint="default" w:ascii="Times New Roman" w:hAnsi="Times New Roman" w:cs="Times New Roman"/>
+          <w:sz w:val="24"/>
+          <w:szCs w:val="24"/>
+        </w:rPr>
+        <w:t>{</w:t>
       </w:r>
     </w:p>
     <w:p>
@@ -4349,6 +4378,8 @@
         </w:rPr>
         <w:t>: String,</w:t>
       </w:r>
+      <w:bookmarkStart w:id="0" w:name="_GoBack"/>
+      <w:bookmarkEnd w:id="0"/>
     </w:p>
     <w:p>
       <w:pPr>
